--- a/90-Reports/實作階段狀態紀錄.docx
+++ b/90-Reports/實作階段狀態紀錄.docx
@@ -161,7 +161,7 @@
                 <w:sz w:val="19"/>
                 <w:szCs w:val="19"/>
               </w:rPr>
-              <w:t xml:space="preserve">2026-08-14</w:t>
+              <w:t xml:space="preserve">2026-08-20</w:t>
             </w:r>
           </w:p>
         </w:tc>
@@ -381,7 +381,7 @@
                 <w:sz w:val="19"/>
                 <w:szCs w:val="19"/>
               </w:rPr>
-              <w:t xml:space="preserve">git，4 個 commit，最新 37611c2</w:t>
+              <w:t xml:space="preserve">git，6 個 commit</w:t>
             </w:r>
           </w:p>
         </w:tc>
@@ -894,7 +894,7 @@
         <w:tc>
           <w:tcPr>
             <w:tcW w:type="dxa" w:w="1300"/>
-            <w:shd w:fill="FFF2CC" w:color="auto" w:val="clear"/>
+            <w:shd w:fill="D9EAD3" w:color="auto" w:val="clear"/>
             <w:tcMar>
               <w:top w:type="dxa" w:w="60"/>
               <w:left w:type="dxa" w:w="100"/>
@@ -915,7 +915,7 @@
                 <w:sz w:val="19"/>
                 <w:szCs w:val="19"/>
               </w:rPr>
-              <w:t xml:space="preserve">🟡 部分完成</w:t>
+              <w:t xml:space="preserve">✅ 完成</w:t>
             </w:r>
           </w:p>
         </w:tc>
@@ -941,7 +941,7 @@
                 <w:sz w:val="19"/>
                 <w:szCs w:val="19"/>
               </w:rPr>
-              <w:t xml:space="preserve">已建 GBIF 查詢基礎設施；_data/taxonomy.csv 尚未產出</w:t>
+              <w:t xml:space="preserve">_data/taxonomy.csv、taxon 表、gbif-taxonomy-report.md</w:t>
             </w:r>
           </w:p>
         </w:tc>
@@ -1524,7 +1524,7 @@
           <w:sz w:val="20"/>
           <w:szCs w:val="20"/>
         </w:rPr>
-        <w:t xml:space="preserve">8 個 Phase 中，2 個完成、1 個部分完成、5 個未開始。必做骨幹 Phase 0–1 已完成，Phase 2 進行中。</w:t>
+        <w:t xml:space="preserve">8 個 Phase 中，3 個完成、5 個未開始。必做骨幹 Phase 0–2 已全部完成，可進入 Phase 3。</w:t>
       </w:r>
     </w:p>
     <w:p>
@@ -1826,7 +1826,7 @@
                 <w:sz w:val="19"/>
                 <w:szCs w:val="19"/>
               </w:rPr>
-              <w:t xml:space="preserve">生物來源萃取物，帶科屬種與修正來源欄位</w:t>
+              <w:t xml:space="preserve">生物來源萃取物，帶科屬種、GBIF 階層與修正來源欄位</w:t>
             </w:r>
           </w:p>
         </w:tc>
@@ -1854,6 +1854,88 @@
                 <w:sz w:val="19"/>
                 <w:szCs w:val="19"/>
               </w:rPr>
+              <w:t xml:space="preserve">taxon</w:t>
+            </w:r>
+          </w:p>
+        </w:tc>
+        <w:tc>
+          <w:tcPr>
+            <w:tcW w:type="dxa" w:w="1200"/>
+            <w:tcMar>
+              <w:top w:type="dxa" w:w="60"/>
+              <w:left w:type="dxa" w:w="100"/>
+              <w:bottom w:type="dxa" w:w="60"/>
+              <w:right w:type="dxa" w:w="100"/>
+            </w:tcMar>
+          </w:tcPr>
+          <w:p>
+            <w:pPr>
+              <w:spacing w:after="0"/>
+              <w:jc w:val="right"/>
+            </w:pPr>
+            <w:r>
+              <w:rPr>
+                <w:rFonts w:ascii="Microsoft JhengHei" w:cs="Microsoft JhengHei" w:eastAsia="Microsoft JhengHei" w:hAnsi="Microsoft JhengHei"/>
+                <w:b w:val="false"/>
+                <w:bCs w:val="false"/>
+                <w:sz w:val="19"/>
+                <w:szCs w:val="19"/>
+              </w:rPr>
+              <w:t xml:space="preserve">1,263</w:t>
+            </w:r>
+          </w:p>
+        </w:tc>
+        <w:tc>
+          <w:tcPr>
+            <w:tcW w:type="dxa" w:w="5826"/>
+            <w:tcMar>
+              <w:top w:type="dxa" w:w="60"/>
+              <w:left w:type="dxa" w:w="100"/>
+              <w:bottom w:type="dxa" w:w="60"/>
+              <w:right w:type="dxa" w:w="100"/>
+            </w:tcMar>
+          </w:tcPr>
+          <w:p>
+            <w:pPr>
+              <w:spacing w:after="0"/>
+            </w:pPr>
+            <w:r>
+              <w:rPr>
+                <w:rFonts w:ascii="Microsoft JhengHei" w:cs="Microsoft JhengHei" w:eastAsia="Microsoft JhengHei" w:hAnsi="Microsoft JhengHei"/>
+                <w:b w:val="false"/>
+                <w:bCs w:val="false"/>
+                <w:sz w:val="19"/>
+                <w:szCs w:val="19"/>
+              </w:rPr>
+              <w:t xml:space="preserve">GBIF 分類階層：接受名、gbif_key、屬科目綱門界</w:t>
+            </w:r>
+          </w:p>
+        </w:tc>
+      </w:tr>
+      <w:tr>
+        <w:tc>
+          <w:tcPr>
+            <w:tcW w:type="dxa" w:w="2000"/>
+            <w:shd w:fill="E8EEF7" w:color="auto" w:val="clear"/>
+            <w:tcMar>
+              <w:top w:type="dxa" w:w="60"/>
+              <w:left w:type="dxa" w:w="100"/>
+              <w:bottom w:type="dxa" w:w="60"/>
+              <w:right w:type="dxa" w:w="100"/>
+            </w:tcMar>
+          </w:tcPr>
+          <w:p>
+            <w:pPr>
+              <w:spacing w:after="0"/>
+            </w:pPr>
+            <w:r>
+              <w:rPr>
+                <w:rFonts w:ascii="Courier New" w:cs="Courier New" w:eastAsia="Courier New" w:hAnsi="Courier New"/>
+                <w:b w:val="false"/>
+                <w:bCs w:val="false"/>
+                <w:sz w:val="19"/>
+                <w:szCs w:val="19"/>
+              </w:rPr>
               <w:t xml:space="preserve">extract_parsed</w:t>
             </w:r>
           </w:p>
@@ -1861,6 +1943,7 @@
         <w:tc>
           <w:tcPr>
             <w:tcW w:type="dxa" w:w="1200"/>
+            <w:shd w:fill="E8EEF7" w:color="auto" w:val="clear"/>
             <w:tcMar>
               <w:top w:type="dxa" w:w="60"/>
               <w:left w:type="dxa" w:w="100"/>
@@ -1888,6 +1971,7 @@
         <w:tc>
           <w:tcPr>
             <w:tcW w:type="dxa" w:w="5826"/>
+            <w:shd w:fill="E8EEF7" w:color="auto" w:val="clear"/>
             <w:tcMar>
               <w:top w:type="dxa" w:w="60"/>
               <w:left w:type="dxa" w:w="100"/>
@@ -1968,7 +2052,7 @@
           <w:sz w:val="17"/>
           <w:szCs w:val="17"/>
         </w:rPr>
-        <w:t xml:space="preserve">  ├─ 有完整物種連結   3,787   98.06%</w:t>
+        <w:t xml:space="preserve">  ├─ 有科別（family_final）  3,862   100.00%</w:t>
       </w:r>
     </w:p>
     <w:p>
@@ -1983,7 +2067,97 @@
           <w:sz w:val="17"/>
           <w:szCs w:val="17"/>
         </w:rPr>
-        <w:t xml:space="preserve">  ├─ 待 GBIF 補科        67   APG IV 拆分科，需逐屬判定</w:t>
+        <w:t xml:space="preserve">  ├─ 有完整物種連結         3,787    98.06%</w:t>
+      </w:r>
+    </w:p>
+    <w:p>
+      <w:pPr>
+        <w:shd w:fill="F5F5F5" w:color="auto" w:val="clear"/>
+        <w:spacing w:after="0" w:before="0"/>
+        <w:ind w:left="280"/>
+      </w:pPr>
+      <w:r>
+        <w:rPr>
+          <w:rFonts w:ascii="Courier New" w:cs="Courier New" w:eastAsia="Courier New" w:hAnsi="Courier New"/>
+          <w:sz w:val="17"/>
+          <w:szCs w:val="17"/>
+        </w:rPr>
+        <w:t xml:space="preserve">  ├─ 待 GBIF 補科               0    Phase 2 已全數判定</w:t>
+      </w:r>
+    </w:p>
+    <w:p>
+      <w:pPr>
+        <w:shd w:fill="F5F5F5" w:color="auto" w:val="clear"/>
+        <w:spacing w:after="0" w:before="0"/>
+        <w:ind w:left="280"/>
+      </w:pPr>
+      <w:r>
+        <w:rPr>
+          <w:rFonts w:ascii="Courier New" w:cs="Courier New" w:eastAsia="Courier New" w:hAnsi="Courier New"/>
+          <w:sz w:val="17"/>
+          <w:szCs w:val="17"/>
+        </w:rPr>
+        <w:t xml:space="preserve">  └─ 查無定論已排除             8    INCI 與敘述指向兩個不同接受種</w:t>
+      </w:r>
+    </w:p>
+    <w:p>
+      <w:pPr>
+        <w:shd w:fill="F5F5F5" w:color="auto" w:val="clear"/>
+        <w:spacing w:after="0" w:before="0"/>
+        <w:ind w:left="280"/>
+      </w:pPr>
+      <w:r>
+        <w:rPr>
+          <w:rFonts w:ascii="Courier New" w:cs="Courier New" w:eastAsia="Courier New" w:hAnsi="Courier New"/>
+          <w:sz w:val="17"/>
+          <w:szCs w:val="17"/>
+        </w:rPr>
+        <w:t xml:space="preserve"/>
+      </w:r>
+    </w:p>
+    <w:p>
+      <w:pPr>
+        <w:shd w:fill="F5F5F5" w:color="auto" w:val="clear"/>
+        <w:spacing w:after="0" w:before="0"/>
+        <w:ind w:left="280"/>
+      </w:pPr>
+      <w:r>
+        <w:rPr>
+          <w:rFonts w:ascii="Courier New" w:cs="Courier New" w:eastAsia="Courier New" w:hAnsi="Courier New"/>
+          <w:sz w:val="17"/>
+          <w:szCs w:val="17"/>
+        </w:rPr>
+        <w:t xml:space="preserve">taxon  1,263 個二名法</w:t>
+      </w:r>
+    </w:p>
+    <w:p>
+      <w:pPr>
+        <w:shd w:fill="F5F5F5" w:color="auto" w:val="clear"/>
+        <w:spacing w:after="0" w:before="0"/>
+        <w:ind w:left="280"/>
+      </w:pPr>
+      <w:r>
+        <w:rPr>
+          <w:rFonts w:ascii="Courier New" w:cs="Courier New" w:eastAsia="Courier New" w:hAnsi="Courier New"/>
+          <w:sz w:val="17"/>
+          <w:szCs w:val="17"/>
+        </w:rPr>
+        <w:t xml:space="preserve">  ├─ GBIF 種層級解析        1,193    94.5%</w:t>
+      </w:r>
+    </w:p>
+    <w:p>
+      <w:pPr>
+        <w:shd w:fill="F5F5F5" w:color="auto" w:val="clear"/>
+        <w:spacing w:after="0" w:before="0"/>
+        <w:ind w:left="280"/>
+      </w:pPr>
+      <w:r>
+        <w:rPr>
+          <w:rFonts w:ascii="Courier New" w:cs="Courier New" w:eastAsia="Courier New" w:hAnsi="Courier New"/>
+          <w:sz w:val="17"/>
+          <w:szCs w:val="17"/>
+        </w:rPr>
+        <w:t xml:space="preserve">  ├─ 同物異名統一到接受名     185</w:t>
       </w:r>
     </w:p>
     <w:p>
@@ -1998,7 +2172,7 @@
           <w:sz w:val="17"/>
           <w:szCs w:val="17"/>
         </w:rPr>
-        <w:t xml:space="preserve">  └─ 查無定論已排除       8   INCI 與敘述指向兩個不同接受種</w:t>
+        <w:t xml:space="preserve">  └─ 種名查無，退回屬層級取科   55</w:t>
       </w:r>
     </w:p>
     <w:p>
@@ -2146,7 +2320,7 @@
                 <w:sz w:val="19"/>
                 <w:szCs w:val="19"/>
               </w:rPr>
-              <w:t xml:space="preserve">科（正規化後）</w:t>
+              <w:t xml:space="preserve">科（COSING 正規化後）</w:t>
             </w:r>
           </w:p>
         </w:tc>
@@ -2228,6 +2402,89 @@
                 <w:sz w:val="19"/>
                 <w:szCs w:val="19"/>
               </w:rPr>
+              <w:t xml:space="preserve">科（GBIF 判定，最終值）</w:t>
+            </w:r>
+          </w:p>
+        </w:tc>
+        <w:tc>
+          <w:tcPr>
+            <w:tcW w:type="dxa" w:w="1400"/>
+            <w:shd w:fill="E8EEF7" w:color="auto" w:val="clear"/>
+            <w:tcMar>
+              <w:top w:type="dxa" w:w="60"/>
+              <w:left w:type="dxa" w:w="100"/>
+              <w:bottom w:type="dxa" w:w="60"/>
+              <w:right w:type="dxa" w:w="100"/>
+            </w:tcMar>
+          </w:tcPr>
+          <w:p>
+            <w:pPr>
+              <w:spacing w:after="0"/>
+              <w:jc w:val="right"/>
+            </w:pPr>
+            <w:r>
+              <w:rPr>
+                <w:rFonts w:ascii="Microsoft JhengHei" w:cs="Microsoft JhengHei" w:eastAsia="Microsoft JhengHei" w:hAnsi="Microsoft JhengHei"/>
+                <w:b w:val="false"/>
+                <w:bCs w:val="false"/>
+                <w:sz w:val="19"/>
+                <w:szCs w:val="19"/>
+              </w:rPr>
+              <w:t xml:space="preserve">202</w:t>
+            </w:r>
+          </w:p>
+        </w:tc>
+        <w:tc>
+          <w:tcPr>
+            <w:tcW w:type="dxa" w:w="5226"/>
+            <w:shd w:fill="E8EEF7" w:color="auto" w:val="clear"/>
+            <w:tcMar>
+              <w:top w:type="dxa" w:w="60"/>
+              <w:left w:type="dxa" w:w="100"/>
+              <w:bottom w:type="dxa" w:w="60"/>
+              <w:right w:type="dxa" w:w="100"/>
+            </w:tcMar>
+          </w:tcPr>
+          <w:p>
+            <w:pPr>
+              <w:spacing w:after="0"/>
+            </w:pPr>
+            <w:r>
+              <w:rPr>
+                <w:rFonts w:ascii="Microsoft JhengHei" w:cs="Microsoft JhengHei" w:eastAsia="Microsoft JhengHei" w:hAnsi="Microsoft JhengHei"/>
+                <w:b w:val="false"/>
+                <w:bCs w:val="false"/>
+                <w:sz w:val="19"/>
+                <w:szCs w:val="19"/>
+              </w:rPr>
+              <w:t xml:space="preserve">family_final；3,826 列採 GBIF，36 列採 COSING 備援</w:t>
+            </w:r>
+          </w:p>
+        </w:tc>
+      </w:tr>
+      <w:tr>
+        <w:tc>
+          <w:tcPr>
+            <w:tcW w:type="dxa" w:w="2400"/>
+            <w:tcMar>
+              <w:top w:type="dxa" w:w="60"/>
+              <w:left w:type="dxa" w:w="100"/>
+              <w:bottom w:type="dxa" w:w="60"/>
+              <w:right w:type="dxa" w:w="100"/>
+            </w:tcMar>
+          </w:tcPr>
+          <w:p>
+            <w:pPr>
+              <w:spacing w:after="0"/>
+            </w:pPr>
+            <w:r>
+              <w:rPr>
+                <w:rFonts w:ascii="Microsoft JhengHei" w:cs="Microsoft JhengHei" w:eastAsia="Microsoft JhengHei" w:hAnsi="Microsoft JhengHei"/>
+                <w:b w:val="false"/>
+                <w:bCs w:val="false"/>
+                <w:sz w:val="19"/>
+                <w:szCs w:val="19"/>
+              </w:rPr>
               <w:t xml:space="preserve">屬</w:t>
             </w:r>
           </w:p>
@@ -2235,7 +2492,6 @@
         <w:tc>
           <w:tcPr>
             <w:tcW w:type="dxa" w:w="1400"/>
-            <w:shd w:fill="E8EEF7" w:color="auto" w:val="clear"/>
             <w:tcMar>
               <w:top w:type="dxa" w:w="60"/>
               <w:left w:type="dxa" w:w="100"/>
@@ -2263,7 +2519,6 @@
         <w:tc>
           <w:tcPr>
             <w:tcW w:type="dxa" w:w="5226"/>
-            <w:shd w:fill="E8EEF7" w:color="auto" w:val="clear"/>
             <w:tcMar>
               <w:top w:type="dxa" w:w="60"/>
               <w:left w:type="dxa" w:w="100"/>
@@ -2292,6 +2547,7 @@
         <w:tc>
           <w:tcPr>
             <w:tcW w:type="dxa" w:w="2400"/>
+            <w:shd w:fill="E8EEF7" w:color="auto" w:val="clear"/>
             <w:tcMar>
               <w:top w:type="dxa" w:w="60"/>
               <w:left w:type="dxa" w:w="100"/>
@@ -2318,6 +2574,7 @@
         <w:tc>
           <w:tcPr>
             <w:tcW w:type="dxa" w:w="1400"/>
+            <w:shd w:fill="E8EEF7" w:color="auto" w:val="clear"/>
             <w:tcMar>
               <w:top w:type="dxa" w:w="60"/>
               <w:left w:type="dxa" w:w="100"/>
@@ -2345,26 +2602,108 @@
         <w:tc>
           <w:tcPr>
             <w:tcW w:type="dxa" w:w="5226"/>
-            <w:tcMar>
-              <w:top w:type="dxa" w:w="60"/>
-              <w:left w:type="dxa" w:w="100"/>
-              <w:bottom w:type="dxa" w:w="60"/>
-              <w:right w:type="dxa" w:w="100"/>
-            </w:tcMar>
-          </w:tcPr>
-          <w:p>
-            <w:pPr>
-              <w:spacing w:after="0"/>
-            </w:pPr>
-            <w:r>
-              <w:rPr>
-                <w:rFonts w:ascii="Microsoft JhengHei" w:cs="Microsoft JhengHei" w:eastAsia="Microsoft JhengHei" w:hAnsi="Microsoft JhengHei"/>
-                <w:b w:val="false"/>
-                <w:bCs w:val="false"/>
-                <w:sz w:val="19"/>
-                <w:szCs w:val="19"/>
-              </w:rPr>
-              <w:t xml:space="preserve">Phase 2 需逐一取 GBIF accepted name</w:t>
+            <w:shd w:fill="E8EEF7" w:color="auto" w:val="clear"/>
+            <w:tcMar>
+              <w:top w:type="dxa" w:w="60"/>
+              <w:left w:type="dxa" w:w="100"/>
+              <w:bottom w:type="dxa" w:w="60"/>
+              <w:right w:type="dxa" w:w="100"/>
+            </w:tcMar>
+          </w:tcPr>
+          <w:p>
+            <w:pPr>
+              <w:spacing w:after="0"/>
+            </w:pPr>
+            <w:r>
+              <w:rPr>
+                <w:rFonts w:ascii="Microsoft JhengHei" w:cs="Microsoft JhengHei" w:eastAsia="Microsoft JhengHei" w:hAnsi="Microsoft JhengHei"/>
+                <w:b w:val="false"/>
+                <w:bCs w:val="false"/>
+                <w:sz w:val="19"/>
+                <w:szCs w:val="19"/>
+              </w:rPr>
+              <w:t xml:space="preserve">其中 1,193 個取得 GBIF accepted name</w:t>
+            </w:r>
+          </w:p>
+        </w:tc>
+      </w:tr>
+      <w:tr>
+        <w:tc>
+          <w:tcPr>
+            <w:tcW w:type="dxa" w:w="2400"/>
+            <w:tcMar>
+              <w:top w:type="dxa" w:w="60"/>
+              <w:left w:type="dxa" w:w="100"/>
+              <w:bottom w:type="dxa" w:w="60"/>
+              <w:right w:type="dxa" w:w="100"/>
+            </w:tcMar>
+          </w:tcPr>
+          <w:p>
+            <w:pPr>
+              <w:spacing w:after="0"/>
+            </w:pPr>
+            <w:r>
+              <w:rPr>
+                <w:rFonts w:ascii="Microsoft JhengHei" w:cs="Microsoft JhengHei" w:eastAsia="Microsoft JhengHei" w:hAnsi="Microsoft JhengHei"/>
+                <w:b w:val="false"/>
+                <w:bCs w:val="false"/>
+                <w:sz w:val="19"/>
+                <w:szCs w:val="19"/>
+              </w:rPr>
+              <w:t xml:space="preserve">界別分布</w:t>
+            </w:r>
+          </w:p>
+        </w:tc>
+        <w:tc>
+          <w:tcPr>
+            <w:tcW w:type="dxa" w:w="1400"/>
+            <w:tcMar>
+              <w:top w:type="dxa" w:w="60"/>
+              <w:left w:type="dxa" w:w="100"/>
+              <w:bottom w:type="dxa" w:w="60"/>
+              <w:right w:type="dxa" w:w="100"/>
+            </w:tcMar>
+          </w:tcPr>
+          <w:p>
+            <w:pPr>
+              <w:spacing w:after="0"/>
+              <w:jc w:val="right"/>
+            </w:pPr>
+            <w:r>
+              <w:rPr>
+                <w:rFonts w:ascii="Microsoft JhengHei" w:cs="Microsoft JhengHei" w:eastAsia="Microsoft JhengHei" w:hAnsi="Microsoft JhengHei"/>
+                <w:b w:val="false"/>
+                <w:bCs w:val="false"/>
+                <w:sz w:val="19"/>
+                <w:szCs w:val="19"/>
+              </w:rPr>
+              <w:t xml:space="preserve">4</w:t>
+            </w:r>
+          </w:p>
+        </w:tc>
+        <w:tc>
+          <w:tcPr>
+            <w:tcW w:type="dxa" w:w="5226"/>
+            <w:tcMar>
+              <w:top w:type="dxa" w:w="60"/>
+              <w:left w:type="dxa" w:w="100"/>
+              <w:bottom w:type="dxa" w:w="60"/>
+              <w:right w:type="dxa" w:w="100"/>
+            </w:tcMar>
+          </w:tcPr>
+          <w:p>
+            <w:pPr>
+              <w:spacing w:after="0"/>
+            </w:pPr>
+            <w:r>
+              <w:rPr>
+                <w:rFonts w:ascii="Microsoft JhengHei" w:cs="Microsoft JhengHei" w:eastAsia="Microsoft JhengHei" w:hAnsi="Microsoft JhengHei"/>
+                <w:b w:val="false"/>
+                <w:bCs w:val="false"/>
+                <w:sz w:val="19"/>
+                <w:szCs w:val="19"/>
+              </w:rPr>
+              <w:t xml:space="preserve">Plantae 3,782 / Chromista 23 / Fungi 21 / 未定 36</w:t>
             </w:r>
           </w:p>
         </w:tc>
@@ -4485,7 +4824,7 @@
           <w:sz w:val="24"/>
           <w:szCs w:val="24"/>
         </w:rPr>
-        <w:t xml:space="preserve">Phase 2 — 分類階層驗證　🟡 部分完成</w:t>
+        <w:t xml:space="preserve">Phase 2 — 分類階層驗證　✅ 完成</w:t>
       </w:r>
     </w:p>
     <w:tbl>
@@ -4588,7 +4927,7 @@
                 <w:sz w:val="19"/>
                 <w:szCs w:val="19"/>
               </w:rPr>
-              <w:t xml:space="preserve">已完成</w:t>
+              <w:t xml:space="preserve">產出</w:t>
             </w:r>
           </w:p>
         </w:tc>
@@ -4614,7 +4953,7 @@
                 <w:sz w:val="19"/>
                 <w:szCs w:val="19"/>
               </w:rPr>
-              <w:t xml:space="preserve">_scripts/03_resolve_conflicts.py 已建；GBIF 查詢基礎設施完備（回應快取、界別過濾、HIGHERRANK 拒絕）；已查證 28 個名稱，裁決 12 筆矛盾</w:t>
+              <w:t xml:space="preserve">_data/taxonomy.csv、kb.duckdb 的 taxon 表、90-Reports/gbif-taxonomy-report.md</w:t>
             </w:r>
           </w:p>
         </w:tc>
@@ -4643,7 +4982,7 @@
                 <w:sz w:val="19"/>
                 <w:szCs w:val="19"/>
               </w:rPr>
-              <w:t xml:space="preserve">未完成</w:t>
+              <w:t xml:space="preserve">新增欄位</w:t>
             </w:r>
           </w:p>
         </w:tc>
@@ -4670,7 +5009,7 @@
                 <w:sz w:val="19"/>
                 <w:szCs w:val="19"/>
               </w:rPr>
-              <w:t xml:space="preserve">① 擴大查詢至全部 1,263 個物種　② 解決 67 筆 family_needs_gbif　③ 產出 _data/taxonomy.csv</w:t>
+              <w:t xml:space="preserve">extract 表新增 species_accepted、gbif_key、genus_gbif、family_gbif、order_name、kingdom、family_final、family_source</w:t>
             </w:r>
           </w:p>
         </w:tc>
@@ -4698,7 +5037,7 @@
                 <w:sz w:val="19"/>
                 <w:szCs w:val="19"/>
               </w:rPr>
-              <w:t xml:space="preserve">缺少欄位</w:t>
+              <w:t xml:space="preserve">解析結果</w:t>
             </w:r>
           </w:p>
         </w:tc>
@@ -4724,7 +5063,7 @@
                 <w:sz w:val="19"/>
                 <w:szCs w:val="19"/>
               </w:rPr>
-              <w:t xml:space="preserve">extract 表目前無 gbif_key、order、kingdom，分類階層尚未真正接上</w:t>
+              <w:t xml:space="preserve">1,263 個二名法查證 1,193 個（94.5%）；185 個同物異名統一到接受名；55 個退回屬層級取科</w:t>
             </w:r>
           </w:p>
         </w:tc>
@@ -4753,7 +5092,7 @@
                 <w:sz w:val="19"/>
                 <w:szCs w:val="19"/>
               </w:rPr>
-              <w:t xml:space="preserve">預估</w:t>
+              <w:t xml:space="preserve">驗收</w:t>
             </w:r>
           </w:p>
         </w:tc>
@@ -4780,7 +5119,1667 @@
                 <w:sz w:val="19"/>
                 <w:szCs w:val="19"/>
               </w:rPr>
-              <w:t xml:space="preserve">約半天；1,263 次 API 呼叫含禮貌延遲約 10 分鐘</w:t>
+              <w:t xml:space="preserve">六項全數通過：每列都有科別、拆分科 0 筆待決、解析率 &gt; 90%、同物異名已統一、不一致者留有紀錄、無動物界誤配</w:t>
+            </w:r>
+          </w:p>
+        </w:tc>
+      </w:tr>
+    </w:tbl>
+    <w:p>
+      <w:pPr>
+        <w:spacing w:after="120" w:before="0"/>
+      </w:pPr>
+      <w:r>
+        <w:rPr>
+          <w:rFonts w:ascii="Microsoft JhengHei" w:cs="Microsoft JhengHei" w:eastAsia="Microsoft JhengHei" w:hAnsi="Microsoft JhengHei"/>
+          <w:sz w:val="20"/>
+          <w:szCs w:val="20"/>
+        </w:rPr>
+        <w:t xml:space="preserve"/>
+      </w:r>
+    </w:p>
+    <w:p>
+      <w:pPr>
+        <w:spacing w:after="120" w:before="0"/>
+      </w:pPr>
+      <w:r>
+        <w:rPr>
+          <w:rFonts w:ascii="Microsoft JhengHei" w:cs="Microsoft JhengHei" w:eastAsia="Microsoft JhengHei" w:hAnsi="Microsoft JhengHei"/>
+          <w:b/>
+          <w:bCs/>
+          <w:sz w:val="20"/>
+          <w:szCs w:val="20"/>
+        </w:rPr>
+        <w:t xml:space="preserve">APG IV 拆分科的判定結果</w:t>
+      </w:r>
+    </w:p>
+    <w:p>
+      <w:pPr>
+        <w:spacing w:after="120" w:before="0"/>
+      </w:pPr>
+      <w:r>
+        <w:rPr>
+          <w:rFonts w:ascii="Microsoft JhengHei" w:cs="Microsoft JhengHei" w:eastAsia="Microsoft JhengHei" w:hAnsi="Microsoft JhengHei"/>
+          <w:sz w:val="20"/>
+          <w:szCs w:val="20"/>
+        </w:rPr>
+        <w:t xml:space="preserve">這是刻意不做科層級映射的理由：若把 Liliaceae 整批映射到單一科，53 筆中會有 46 筆歸錯。</w:t>
+      </w:r>
+    </w:p>
+    <w:tbl>
+      <w:tblPr>
+        <w:tblW w:type="dxa" w:w="9026"/>
+        <w:tblBorders>
+          <w:top w:val="single" w:color="auto" w:sz="4"/>
+          <w:left w:val="single" w:color="auto" w:sz="4"/>
+          <w:bottom w:val="single" w:color="auto" w:sz="4"/>
+          <w:right w:val="single" w:color="auto" w:sz="4"/>
+          <w:insideH w:val="single" w:color="auto" w:sz="4"/>
+          <w:insideV w:val="single" w:color="auto" w:sz="4"/>
+        </w:tblBorders>
+      </w:tblPr>
+      <w:tblGrid>
+        <w:gridCol w:w="2400"/>
+        <w:gridCol w:w="3200"/>
+        <w:gridCol w:w="1000"/>
+        <w:gridCol w:w="2426"/>
+      </w:tblGrid>
+      <w:tr>
+        <w:trPr>
+          <w:tblHeader/>
+        </w:trPr>
+        <w:tc>
+          <w:tcPr>
+            <w:tcW w:type="dxa" w:w="2400"/>
+            <w:shd w:fill="1F3864" w:color="auto" w:val="clear"/>
+            <w:tcMar>
+              <w:top w:type="dxa" w:w="60"/>
+              <w:left w:type="dxa" w:w="100"/>
+              <w:bottom w:type="dxa" w:w="60"/>
+              <w:right w:type="dxa" w:w="100"/>
+            </w:tcMar>
+          </w:tcPr>
+          <w:p>
+            <w:pPr>
+              <w:spacing w:after="0"/>
+            </w:pPr>
+            <w:r>
+              <w:rPr>
+                <w:rFonts w:ascii="Microsoft JhengHei" w:cs="Microsoft JhengHei" w:eastAsia="Microsoft JhengHei" w:hAnsi="Microsoft JhengHei"/>
+                <w:b/>
+                <w:bCs/>
+                <w:color w:val="FFFFFF"/>
+                <w:sz w:val="19"/>
+                <w:szCs w:val="19"/>
+              </w:rPr>
+              <w:t xml:space="preserve">COSING 原科名</w:t>
+            </w:r>
+          </w:p>
+        </w:tc>
+        <w:tc>
+          <w:tcPr>
+            <w:tcW w:type="dxa" w:w="3200"/>
+            <w:shd w:fill="1F3864" w:color="auto" w:val="clear"/>
+            <w:tcMar>
+              <w:top w:type="dxa" w:w="60"/>
+              <w:left w:type="dxa" w:w="100"/>
+              <w:bottom w:type="dxa" w:w="60"/>
+              <w:right w:type="dxa" w:w="100"/>
+            </w:tcMar>
+          </w:tcPr>
+          <w:p>
+            <w:pPr>
+              <w:spacing w:after="0"/>
+            </w:pPr>
+            <w:r>
+              <w:rPr>
+                <w:rFonts w:ascii="Microsoft JhengHei" w:cs="Microsoft JhengHei" w:eastAsia="Microsoft JhengHei" w:hAnsi="Microsoft JhengHei"/>
+                <w:b/>
+                <w:bCs/>
+                <w:color w:val="FFFFFF"/>
+                <w:sz w:val="19"/>
+                <w:szCs w:val="19"/>
+              </w:rPr>
+              <w:t xml:space="preserve">GBIF 依屬名判定</w:t>
+            </w:r>
+          </w:p>
+        </w:tc>
+        <w:tc>
+          <w:tcPr>
+            <w:tcW w:type="dxa" w:w="1000"/>
+            <w:shd w:fill="1F3864" w:color="auto" w:val="clear"/>
+            <w:tcMar>
+              <w:top w:type="dxa" w:w="60"/>
+              <w:left w:type="dxa" w:w="100"/>
+              <w:bottom w:type="dxa" w:w="60"/>
+              <w:right w:type="dxa" w:w="100"/>
+            </w:tcMar>
+          </w:tcPr>
+          <w:p>
+            <w:pPr>
+              <w:spacing w:after="0"/>
+              <w:jc w:val="right"/>
+            </w:pPr>
+            <w:r>
+              <w:rPr>
+                <w:rFonts w:ascii="Microsoft JhengHei" w:cs="Microsoft JhengHei" w:eastAsia="Microsoft JhengHei" w:hAnsi="Microsoft JhengHei"/>
+                <w:b/>
+                <w:bCs/>
+                <w:color w:val="FFFFFF"/>
+                <w:sz w:val="19"/>
+                <w:szCs w:val="19"/>
+              </w:rPr>
+              <w:t xml:space="preserve">列數</w:t>
+            </w:r>
+          </w:p>
+        </w:tc>
+        <w:tc>
+          <w:tcPr>
+            <w:tcW w:type="dxa" w:w="2426"/>
+            <w:shd w:fill="1F3864" w:color="auto" w:val="clear"/>
+            <w:tcMar>
+              <w:top w:type="dxa" w:w="60"/>
+              <w:left w:type="dxa" w:w="100"/>
+              <w:bottom w:type="dxa" w:w="60"/>
+              <w:right w:type="dxa" w:w="100"/>
+            </w:tcMar>
+          </w:tcPr>
+          <w:p>
+            <w:pPr>
+              <w:spacing w:after="0"/>
+            </w:pPr>
+            <w:r>
+              <w:rPr>
+                <w:rFonts w:ascii="Microsoft JhengHei" w:cs="Microsoft JhengHei" w:eastAsia="Microsoft JhengHei" w:hAnsi="Microsoft JhengHei"/>
+                <w:b/>
+                <w:bCs/>
+                <w:color w:val="FFFFFF"/>
+                <w:sz w:val="19"/>
+                <w:szCs w:val="19"/>
+              </w:rPr>
+              <w:t xml:space="preserve"/>
+            </w:r>
+          </w:p>
+        </w:tc>
+      </w:tr>
+      <w:tr>
+        <w:tc>
+          <w:tcPr>
+            <w:tcW w:type="dxa" w:w="2400"/>
+            <w:tcMar>
+              <w:top w:type="dxa" w:w="60"/>
+              <w:left w:type="dxa" w:w="100"/>
+              <w:bottom w:type="dxa" w:w="60"/>
+              <w:right w:type="dxa" w:w="100"/>
+            </w:tcMar>
+          </w:tcPr>
+          <w:p>
+            <w:pPr>
+              <w:spacing w:after="0"/>
+            </w:pPr>
+            <w:r>
+              <w:rPr>
+                <w:rFonts w:ascii="Microsoft JhengHei" w:cs="Microsoft JhengHei" w:eastAsia="Microsoft JhengHei" w:hAnsi="Microsoft JhengHei"/>
+                <w:b w:val="false"/>
+                <w:bCs w:val="false"/>
+                <w:sz w:val="19"/>
+                <w:szCs w:val="19"/>
+              </w:rPr>
+              <w:t xml:space="preserve">Liliaceae（53）</w:t>
+            </w:r>
+          </w:p>
+        </w:tc>
+        <w:tc>
+          <w:tcPr>
+            <w:tcW w:type="dxa" w:w="3200"/>
+            <w:tcMar>
+              <w:top w:type="dxa" w:w="60"/>
+              <w:left w:type="dxa" w:w="100"/>
+              <w:bottom w:type="dxa" w:w="60"/>
+              <w:right w:type="dxa" w:w="100"/>
+            </w:tcMar>
+          </w:tcPr>
+          <w:p>
+            <w:pPr>
+              <w:spacing w:after="0"/>
+            </w:pPr>
+            <w:r>
+              <w:rPr>
+                <w:rFonts w:ascii="Microsoft JhengHei" w:cs="Microsoft JhengHei" w:eastAsia="Microsoft JhengHei" w:hAnsi="Microsoft JhengHei"/>
+                <w:b w:val="false"/>
+                <w:bCs w:val="false"/>
+                <w:sz w:val="19"/>
+                <w:szCs w:val="19"/>
+              </w:rPr>
+              <w:t xml:space="preserve">Asphodelaceae</w:t>
+            </w:r>
+          </w:p>
+        </w:tc>
+        <w:tc>
+          <w:tcPr>
+            <w:tcW w:type="dxa" w:w="1000"/>
+            <w:tcMar>
+              <w:top w:type="dxa" w:w="60"/>
+              <w:left w:type="dxa" w:w="100"/>
+              <w:bottom w:type="dxa" w:w="60"/>
+              <w:right w:type="dxa" w:w="100"/>
+            </w:tcMar>
+          </w:tcPr>
+          <w:p>
+            <w:pPr>
+              <w:spacing w:after="0"/>
+              <w:jc w:val="right"/>
+            </w:pPr>
+            <w:r>
+              <w:rPr>
+                <w:rFonts w:ascii="Microsoft JhengHei" w:cs="Microsoft JhengHei" w:eastAsia="Microsoft JhengHei" w:hAnsi="Microsoft JhengHei"/>
+                <w:b w:val="false"/>
+                <w:bCs w:val="false"/>
+                <w:sz w:val="19"/>
+                <w:szCs w:val="19"/>
+              </w:rPr>
+              <w:t xml:space="preserve">18</w:t>
+            </w:r>
+          </w:p>
+        </w:tc>
+        <w:tc>
+          <w:tcPr>
+            <w:tcW w:type="dxa" w:w="2426"/>
+            <w:tcMar>
+              <w:top w:type="dxa" w:w="60"/>
+              <w:left w:type="dxa" w:w="100"/>
+              <w:bottom w:type="dxa" w:w="60"/>
+              <w:right w:type="dxa" w:w="100"/>
+            </w:tcMar>
+          </w:tcPr>
+          <w:p>
+            <w:pPr>
+              <w:spacing w:after="0"/>
+            </w:pPr>
+            <w:r>
+              <w:rPr>
+                <w:rFonts w:ascii="Microsoft JhengHei" w:cs="Microsoft JhengHei" w:eastAsia="Microsoft JhengHei" w:hAnsi="Microsoft JhengHei"/>
+                <w:b w:val="false"/>
+                <w:bCs w:val="false"/>
+                <w:sz w:val="19"/>
+                <w:szCs w:val="19"/>
+              </w:rPr>
+              <w:t xml:space="preserve"/>
+            </w:r>
+          </w:p>
+        </w:tc>
+      </w:tr>
+      <w:tr>
+        <w:tc>
+          <w:tcPr>
+            <w:tcW w:type="dxa" w:w="2400"/>
+            <w:shd w:fill="E8EEF7" w:color="auto" w:val="clear"/>
+            <w:tcMar>
+              <w:top w:type="dxa" w:w="60"/>
+              <w:left w:type="dxa" w:w="100"/>
+              <w:bottom w:type="dxa" w:w="60"/>
+              <w:right w:type="dxa" w:w="100"/>
+            </w:tcMar>
+          </w:tcPr>
+          <w:p>
+            <w:pPr>
+              <w:spacing w:after="0"/>
+            </w:pPr>
+            <w:r>
+              <w:rPr>
+                <w:rFonts w:ascii="Microsoft JhengHei" w:cs="Microsoft JhengHei" w:eastAsia="Microsoft JhengHei" w:hAnsi="Microsoft JhengHei"/>
+                <w:b w:val="false"/>
+                <w:bCs w:val="false"/>
+                <w:sz w:val="19"/>
+                <w:szCs w:val="19"/>
+              </w:rPr>
+              <w:t xml:space="preserve"/>
+            </w:r>
+          </w:p>
+        </w:tc>
+        <w:tc>
+          <w:tcPr>
+            <w:tcW w:type="dxa" w:w="3200"/>
+            <w:shd w:fill="E8EEF7" w:color="auto" w:val="clear"/>
+            <w:tcMar>
+              <w:top w:type="dxa" w:w="60"/>
+              <w:left w:type="dxa" w:w="100"/>
+              <w:bottom w:type="dxa" w:w="60"/>
+              <w:right w:type="dxa" w:w="100"/>
+            </w:tcMar>
+          </w:tcPr>
+          <w:p>
+            <w:pPr>
+              <w:spacing w:after="0"/>
+            </w:pPr>
+            <w:r>
+              <w:rPr>
+                <w:rFonts w:ascii="Microsoft JhengHei" w:cs="Microsoft JhengHei" w:eastAsia="Microsoft JhengHei" w:hAnsi="Microsoft JhengHei"/>
+                <w:b w:val="false"/>
+                <w:bCs w:val="false"/>
+                <w:sz w:val="19"/>
+                <w:szCs w:val="19"/>
+              </w:rPr>
+              <w:t xml:space="preserve">Asparagaceae</w:t>
+            </w:r>
+          </w:p>
+        </w:tc>
+        <w:tc>
+          <w:tcPr>
+            <w:tcW w:type="dxa" w:w="1000"/>
+            <w:shd w:fill="E8EEF7" w:color="auto" w:val="clear"/>
+            <w:tcMar>
+              <w:top w:type="dxa" w:w="60"/>
+              <w:left w:type="dxa" w:w="100"/>
+              <w:bottom w:type="dxa" w:w="60"/>
+              <w:right w:type="dxa" w:w="100"/>
+            </w:tcMar>
+          </w:tcPr>
+          <w:p>
+            <w:pPr>
+              <w:spacing w:after="0"/>
+              <w:jc w:val="right"/>
+            </w:pPr>
+            <w:r>
+              <w:rPr>
+                <w:rFonts w:ascii="Microsoft JhengHei" w:cs="Microsoft JhengHei" w:eastAsia="Microsoft JhengHei" w:hAnsi="Microsoft JhengHei"/>
+                <w:b w:val="false"/>
+                <w:bCs w:val="false"/>
+                <w:sz w:val="19"/>
+                <w:szCs w:val="19"/>
+              </w:rPr>
+              <w:t xml:space="preserve">17</w:t>
+            </w:r>
+          </w:p>
+        </w:tc>
+        <w:tc>
+          <w:tcPr>
+            <w:tcW w:type="dxa" w:w="2426"/>
+            <w:shd w:fill="E8EEF7" w:color="auto" w:val="clear"/>
+            <w:tcMar>
+              <w:top w:type="dxa" w:w="60"/>
+              <w:left w:type="dxa" w:w="100"/>
+              <w:bottom w:type="dxa" w:w="60"/>
+              <w:right w:type="dxa" w:w="100"/>
+            </w:tcMar>
+          </w:tcPr>
+          <w:p>
+            <w:pPr>
+              <w:spacing w:after="0"/>
+            </w:pPr>
+            <w:r>
+              <w:rPr>
+                <w:rFonts w:ascii="Microsoft JhengHei" w:cs="Microsoft JhengHei" w:eastAsia="Microsoft JhengHei" w:hAnsi="Microsoft JhengHei"/>
+                <w:b w:val="false"/>
+                <w:bCs w:val="false"/>
+                <w:sz w:val="19"/>
+                <w:szCs w:val="19"/>
+              </w:rPr>
+              <w:t xml:space="preserve"/>
+            </w:r>
+          </w:p>
+        </w:tc>
+      </w:tr>
+      <w:tr>
+        <w:tc>
+          <w:tcPr>
+            <w:tcW w:type="dxa" w:w="2400"/>
+            <w:tcMar>
+              <w:top w:type="dxa" w:w="60"/>
+              <w:left w:type="dxa" w:w="100"/>
+              <w:bottom w:type="dxa" w:w="60"/>
+              <w:right w:type="dxa" w:w="100"/>
+            </w:tcMar>
+          </w:tcPr>
+          <w:p>
+            <w:pPr>
+              <w:spacing w:after="0"/>
+            </w:pPr>
+            <w:r>
+              <w:rPr>
+                <w:rFonts w:ascii="Microsoft JhengHei" w:cs="Microsoft JhengHei" w:eastAsia="Microsoft JhengHei" w:hAnsi="Microsoft JhengHei"/>
+                <w:b w:val="false"/>
+                <w:bCs w:val="false"/>
+                <w:sz w:val="19"/>
+                <w:szCs w:val="19"/>
+              </w:rPr>
+              <w:t xml:space="preserve"/>
+            </w:r>
+          </w:p>
+        </w:tc>
+        <w:tc>
+          <w:tcPr>
+            <w:tcW w:type="dxa" w:w="3200"/>
+            <w:tcMar>
+              <w:top w:type="dxa" w:w="60"/>
+              <w:left w:type="dxa" w:w="100"/>
+              <w:bottom w:type="dxa" w:w="60"/>
+              <w:right w:type="dxa" w:w="100"/>
+            </w:tcMar>
+          </w:tcPr>
+          <w:p>
+            <w:pPr>
+              <w:spacing w:after="0"/>
+            </w:pPr>
+            <w:r>
+              <w:rPr>
+                <w:rFonts w:ascii="Microsoft JhengHei" w:cs="Microsoft JhengHei" w:eastAsia="Microsoft JhengHei" w:hAnsi="Microsoft JhengHei"/>
+                <w:b w:val="false"/>
+                <w:bCs w:val="false"/>
+                <w:sz w:val="19"/>
+                <w:szCs w:val="19"/>
+              </w:rPr>
+              <w:t xml:space="preserve">Amaryllidaceae</w:t>
+            </w:r>
+          </w:p>
+        </w:tc>
+        <w:tc>
+          <w:tcPr>
+            <w:tcW w:type="dxa" w:w="1000"/>
+            <w:tcMar>
+              <w:top w:type="dxa" w:w="60"/>
+              <w:left w:type="dxa" w:w="100"/>
+              <w:bottom w:type="dxa" w:w="60"/>
+              <w:right w:type="dxa" w:w="100"/>
+            </w:tcMar>
+          </w:tcPr>
+          <w:p>
+            <w:pPr>
+              <w:spacing w:after="0"/>
+              <w:jc w:val="right"/>
+            </w:pPr>
+            <w:r>
+              <w:rPr>
+                <w:rFonts w:ascii="Microsoft JhengHei" w:cs="Microsoft JhengHei" w:eastAsia="Microsoft JhengHei" w:hAnsi="Microsoft JhengHei"/>
+                <w:b w:val="false"/>
+                <w:bCs w:val="false"/>
+                <w:sz w:val="19"/>
+                <w:szCs w:val="19"/>
+              </w:rPr>
+              <w:t xml:space="preserve">9</w:t>
+            </w:r>
+          </w:p>
+        </w:tc>
+        <w:tc>
+          <w:tcPr>
+            <w:tcW w:type="dxa" w:w="2426"/>
+            <w:tcMar>
+              <w:top w:type="dxa" w:w="60"/>
+              <w:left w:type="dxa" w:w="100"/>
+              <w:bottom w:type="dxa" w:w="60"/>
+              <w:right w:type="dxa" w:w="100"/>
+            </w:tcMar>
+          </w:tcPr>
+          <w:p>
+            <w:pPr>
+              <w:spacing w:after="0"/>
+            </w:pPr>
+            <w:r>
+              <w:rPr>
+                <w:rFonts w:ascii="Microsoft JhengHei" w:cs="Microsoft JhengHei" w:eastAsia="Microsoft JhengHei" w:hAnsi="Microsoft JhengHei"/>
+                <w:b w:val="false"/>
+                <w:bCs w:val="false"/>
+                <w:sz w:val="19"/>
+                <w:szCs w:val="19"/>
+              </w:rPr>
+              <w:t xml:space="preserve"/>
+            </w:r>
+          </w:p>
+        </w:tc>
+      </w:tr>
+      <w:tr>
+        <w:tc>
+          <w:tcPr>
+            <w:tcW w:type="dxa" w:w="2400"/>
+            <w:shd w:fill="E8EEF7" w:color="auto" w:val="clear"/>
+            <w:tcMar>
+              <w:top w:type="dxa" w:w="60"/>
+              <w:left w:type="dxa" w:w="100"/>
+              <w:bottom w:type="dxa" w:w="60"/>
+              <w:right w:type="dxa" w:w="100"/>
+            </w:tcMar>
+          </w:tcPr>
+          <w:p>
+            <w:pPr>
+              <w:spacing w:after="0"/>
+            </w:pPr>
+            <w:r>
+              <w:rPr>
+                <w:rFonts w:ascii="Microsoft JhengHei" w:cs="Microsoft JhengHei" w:eastAsia="Microsoft JhengHei" w:hAnsi="Microsoft JhengHei"/>
+                <w:b w:val="false"/>
+                <w:bCs w:val="false"/>
+                <w:sz w:val="19"/>
+                <w:szCs w:val="19"/>
+              </w:rPr>
+              <w:t xml:space="preserve"/>
+            </w:r>
+          </w:p>
+        </w:tc>
+        <w:tc>
+          <w:tcPr>
+            <w:tcW w:type="dxa" w:w="3200"/>
+            <w:shd w:fill="E8EEF7" w:color="auto" w:val="clear"/>
+            <w:tcMar>
+              <w:top w:type="dxa" w:w="60"/>
+              <w:left w:type="dxa" w:w="100"/>
+              <w:bottom w:type="dxa" w:w="60"/>
+              <w:right w:type="dxa" w:w="100"/>
+            </w:tcMar>
+          </w:tcPr>
+          <w:p>
+            <w:pPr>
+              <w:spacing w:after="0"/>
+            </w:pPr>
+            <w:r>
+              <w:rPr>
+                <w:rFonts w:ascii="Microsoft JhengHei" w:cs="Microsoft JhengHei" w:eastAsia="Microsoft JhengHei" w:hAnsi="Microsoft JhengHei"/>
+                <w:b w:val="false"/>
+                <w:bCs w:val="false"/>
+                <w:sz w:val="19"/>
+                <w:szCs w:val="19"/>
+              </w:rPr>
+              <w:t xml:space="preserve">Liliaceae（狹義）</w:t>
+            </w:r>
+          </w:p>
+        </w:tc>
+        <w:tc>
+          <w:tcPr>
+            <w:tcW w:type="dxa" w:w="1000"/>
+            <w:shd w:fill="E8EEF7" w:color="auto" w:val="clear"/>
+            <w:tcMar>
+              <w:top w:type="dxa" w:w="60"/>
+              <w:left w:type="dxa" w:w="100"/>
+              <w:bottom w:type="dxa" w:w="60"/>
+              <w:right w:type="dxa" w:w="100"/>
+            </w:tcMar>
+          </w:tcPr>
+          <w:p>
+            <w:pPr>
+              <w:spacing w:after="0"/>
+              <w:jc w:val="right"/>
+            </w:pPr>
+            <w:r>
+              <w:rPr>
+                <w:rFonts w:ascii="Microsoft JhengHei" w:cs="Microsoft JhengHei" w:eastAsia="Microsoft JhengHei" w:hAnsi="Microsoft JhengHei"/>
+                <w:b w:val="false"/>
+                <w:bCs w:val="false"/>
+                <w:sz w:val="19"/>
+                <w:szCs w:val="19"/>
+              </w:rPr>
+              <w:t xml:space="preserve">7</w:t>
+            </w:r>
+          </w:p>
+        </w:tc>
+        <w:tc>
+          <w:tcPr>
+            <w:tcW w:type="dxa" w:w="2426"/>
+            <w:shd w:fill="E8EEF7" w:color="auto" w:val="clear"/>
+            <w:tcMar>
+              <w:top w:type="dxa" w:w="60"/>
+              <w:left w:type="dxa" w:w="100"/>
+              <w:bottom w:type="dxa" w:w="60"/>
+              <w:right w:type="dxa" w:w="100"/>
+            </w:tcMar>
+          </w:tcPr>
+          <w:p>
+            <w:pPr>
+              <w:spacing w:after="0"/>
+            </w:pPr>
+            <w:r>
+              <w:rPr>
+                <w:rFonts w:ascii="Microsoft JhengHei" w:cs="Microsoft JhengHei" w:eastAsia="Microsoft JhengHei" w:hAnsi="Microsoft JhengHei"/>
+                <w:b w:val="false"/>
+                <w:bCs w:val="false"/>
+                <w:sz w:val="19"/>
+                <w:szCs w:val="19"/>
+              </w:rPr>
+              <w:t xml:space="preserve">僅這 7 筆原本就對</w:t>
+            </w:r>
+          </w:p>
+        </w:tc>
+      </w:tr>
+      <w:tr>
+        <w:tc>
+          <w:tcPr>
+            <w:tcW w:type="dxa" w:w="2400"/>
+            <w:tcMar>
+              <w:top w:type="dxa" w:w="60"/>
+              <w:left w:type="dxa" w:w="100"/>
+              <w:bottom w:type="dxa" w:w="60"/>
+              <w:right w:type="dxa" w:w="100"/>
+            </w:tcMar>
+          </w:tcPr>
+          <w:p>
+            <w:pPr>
+              <w:spacing w:after="0"/>
+            </w:pPr>
+            <w:r>
+              <w:rPr>
+                <w:rFonts w:ascii="Microsoft JhengHei" w:cs="Microsoft JhengHei" w:eastAsia="Microsoft JhengHei" w:hAnsi="Microsoft JhengHei"/>
+                <w:b w:val="false"/>
+                <w:bCs w:val="false"/>
+                <w:sz w:val="19"/>
+                <w:szCs w:val="19"/>
+              </w:rPr>
+              <w:t xml:space="preserve"/>
+            </w:r>
+          </w:p>
+        </w:tc>
+        <w:tc>
+          <w:tcPr>
+            <w:tcW w:type="dxa" w:w="3200"/>
+            <w:tcMar>
+              <w:top w:type="dxa" w:w="60"/>
+              <w:left w:type="dxa" w:w="100"/>
+              <w:bottom w:type="dxa" w:w="60"/>
+              <w:right w:type="dxa" w:w="100"/>
+            </w:tcMar>
+          </w:tcPr>
+          <w:p>
+            <w:pPr>
+              <w:spacing w:after="0"/>
+            </w:pPr>
+            <w:r>
+              <w:rPr>
+                <w:rFonts w:ascii="Microsoft JhengHei" w:cs="Microsoft JhengHei" w:eastAsia="Microsoft JhengHei" w:hAnsi="Microsoft JhengHei"/>
+                <w:b w:val="false"/>
+                <w:bCs w:val="false"/>
+                <w:sz w:val="19"/>
+                <w:szCs w:val="19"/>
+              </w:rPr>
+              <w:t xml:space="preserve">Smilacaceae</w:t>
+            </w:r>
+          </w:p>
+        </w:tc>
+        <w:tc>
+          <w:tcPr>
+            <w:tcW w:type="dxa" w:w="1000"/>
+            <w:tcMar>
+              <w:top w:type="dxa" w:w="60"/>
+              <w:left w:type="dxa" w:w="100"/>
+              <w:bottom w:type="dxa" w:w="60"/>
+              <w:right w:type="dxa" w:w="100"/>
+            </w:tcMar>
+          </w:tcPr>
+          <w:p>
+            <w:pPr>
+              <w:spacing w:after="0"/>
+              <w:jc w:val="right"/>
+            </w:pPr>
+            <w:r>
+              <w:rPr>
+                <w:rFonts w:ascii="Microsoft JhengHei" w:cs="Microsoft JhengHei" w:eastAsia="Microsoft JhengHei" w:hAnsi="Microsoft JhengHei"/>
+                <w:b w:val="false"/>
+                <w:bCs w:val="false"/>
+                <w:sz w:val="19"/>
+                <w:szCs w:val="19"/>
+              </w:rPr>
+              <w:t xml:space="preserve">2</w:t>
+            </w:r>
+          </w:p>
+        </w:tc>
+        <w:tc>
+          <w:tcPr>
+            <w:tcW w:type="dxa" w:w="2426"/>
+            <w:tcMar>
+              <w:top w:type="dxa" w:w="60"/>
+              <w:left w:type="dxa" w:w="100"/>
+              <w:bottom w:type="dxa" w:w="60"/>
+              <w:right w:type="dxa" w:w="100"/>
+            </w:tcMar>
+          </w:tcPr>
+          <w:p>
+            <w:pPr>
+              <w:spacing w:after="0"/>
+            </w:pPr>
+            <w:r>
+              <w:rPr>
+                <w:rFonts w:ascii="Microsoft JhengHei" w:cs="Microsoft JhengHei" w:eastAsia="Microsoft JhengHei" w:hAnsi="Microsoft JhengHei"/>
+                <w:b w:val="false"/>
+                <w:bCs w:val="false"/>
+                <w:sz w:val="19"/>
+                <w:szCs w:val="19"/>
+              </w:rPr>
+              <w:t xml:space="preserve"/>
+            </w:r>
+          </w:p>
+        </w:tc>
+      </w:tr>
+      <w:tr>
+        <w:tc>
+          <w:tcPr>
+            <w:tcW w:type="dxa" w:w="2400"/>
+            <w:shd w:fill="E8EEF7" w:color="auto" w:val="clear"/>
+            <w:tcMar>
+              <w:top w:type="dxa" w:w="60"/>
+              <w:left w:type="dxa" w:w="100"/>
+              <w:bottom w:type="dxa" w:w="60"/>
+              <w:right w:type="dxa" w:w="100"/>
+            </w:tcMar>
+          </w:tcPr>
+          <w:p>
+            <w:pPr>
+              <w:spacing w:after="0"/>
+            </w:pPr>
+            <w:r>
+              <w:rPr>
+                <w:rFonts w:ascii="Microsoft JhengHei" w:cs="Microsoft JhengHei" w:eastAsia="Microsoft JhengHei" w:hAnsi="Microsoft JhengHei"/>
+                <w:b w:val="false"/>
+                <w:bCs w:val="false"/>
+                <w:sz w:val="19"/>
+                <w:szCs w:val="19"/>
+              </w:rPr>
+              <w:t xml:space="preserve">Scrophulariaceae（13）</w:t>
+            </w:r>
+          </w:p>
+        </w:tc>
+        <w:tc>
+          <w:tcPr>
+            <w:tcW w:type="dxa" w:w="3200"/>
+            <w:shd w:fill="E8EEF7" w:color="auto" w:val="clear"/>
+            <w:tcMar>
+              <w:top w:type="dxa" w:w="60"/>
+              <w:left w:type="dxa" w:w="100"/>
+              <w:bottom w:type="dxa" w:w="60"/>
+              <w:right w:type="dxa" w:w="100"/>
+            </w:tcMar>
+          </w:tcPr>
+          <w:p>
+            <w:pPr>
+              <w:spacing w:after="0"/>
+            </w:pPr>
+            <w:r>
+              <w:rPr>
+                <w:rFonts w:ascii="Microsoft JhengHei" w:cs="Microsoft JhengHei" w:eastAsia="Microsoft JhengHei" w:hAnsi="Microsoft JhengHei"/>
+                <w:b w:val="false"/>
+                <w:bCs w:val="false"/>
+                <w:sz w:val="19"/>
+                <w:szCs w:val="19"/>
+              </w:rPr>
+              <w:t xml:space="preserve">Scrophulariaceae（狹義）</w:t>
+            </w:r>
+          </w:p>
+        </w:tc>
+        <w:tc>
+          <w:tcPr>
+            <w:tcW w:type="dxa" w:w="1000"/>
+            <w:shd w:fill="E8EEF7" w:color="auto" w:val="clear"/>
+            <w:tcMar>
+              <w:top w:type="dxa" w:w="60"/>
+              <w:left w:type="dxa" w:w="100"/>
+              <w:bottom w:type="dxa" w:w="60"/>
+              <w:right w:type="dxa" w:w="100"/>
+            </w:tcMar>
+          </w:tcPr>
+          <w:p>
+            <w:pPr>
+              <w:spacing w:after="0"/>
+              <w:jc w:val="right"/>
+            </w:pPr>
+            <w:r>
+              <w:rPr>
+                <w:rFonts w:ascii="Microsoft JhengHei" w:cs="Microsoft JhengHei" w:eastAsia="Microsoft JhengHei" w:hAnsi="Microsoft JhengHei"/>
+                <w:b w:val="false"/>
+                <w:bCs w:val="false"/>
+                <w:sz w:val="19"/>
+                <w:szCs w:val="19"/>
+              </w:rPr>
+              <w:t xml:space="preserve">7</w:t>
+            </w:r>
+          </w:p>
+        </w:tc>
+        <w:tc>
+          <w:tcPr>
+            <w:tcW w:type="dxa" w:w="2426"/>
+            <w:shd w:fill="E8EEF7" w:color="auto" w:val="clear"/>
+            <w:tcMar>
+              <w:top w:type="dxa" w:w="60"/>
+              <w:left w:type="dxa" w:w="100"/>
+              <w:bottom w:type="dxa" w:w="60"/>
+              <w:right w:type="dxa" w:w="100"/>
+            </w:tcMar>
+          </w:tcPr>
+          <w:p>
+            <w:pPr>
+              <w:spacing w:after="0"/>
+            </w:pPr>
+            <w:r>
+              <w:rPr>
+                <w:rFonts w:ascii="Microsoft JhengHei" w:cs="Microsoft JhengHei" w:eastAsia="Microsoft JhengHei" w:hAnsi="Microsoft JhengHei"/>
+                <w:b w:val="false"/>
+                <w:bCs w:val="false"/>
+                <w:sz w:val="19"/>
+                <w:szCs w:val="19"/>
+              </w:rPr>
+              <w:t xml:space="preserve"/>
+            </w:r>
+          </w:p>
+        </w:tc>
+      </w:tr>
+      <w:tr>
+        <w:tc>
+          <w:tcPr>
+            <w:tcW w:type="dxa" w:w="2400"/>
+            <w:tcMar>
+              <w:top w:type="dxa" w:w="60"/>
+              <w:left w:type="dxa" w:w="100"/>
+              <w:bottom w:type="dxa" w:w="60"/>
+              <w:right w:type="dxa" w:w="100"/>
+            </w:tcMar>
+          </w:tcPr>
+          <w:p>
+            <w:pPr>
+              <w:spacing w:after="0"/>
+            </w:pPr>
+            <w:r>
+              <w:rPr>
+                <w:rFonts w:ascii="Microsoft JhengHei" w:cs="Microsoft JhengHei" w:eastAsia="Microsoft JhengHei" w:hAnsi="Microsoft JhengHei"/>
+                <w:b w:val="false"/>
+                <w:bCs w:val="false"/>
+                <w:sz w:val="19"/>
+                <w:szCs w:val="19"/>
+              </w:rPr>
+              <w:t xml:space="preserve"/>
+            </w:r>
+          </w:p>
+        </w:tc>
+        <w:tc>
+          <w:tcPr>
+            <w:tcW w:type="dxa" w:w="3200"/>
+            <w:tcMar>
+              <w:top w:type="dxa" w:w="60"/>
+              <w:left w:type="dxa" w:w="100"/>
+              <w:bottom w:type="dxa" w:w="60"/>
+              <w:right w:type="dxa" w:w="100"/>
+            </w:tcMar>
+          </w:tcPr>
+          <w:p>
+            <w:pPr>
+              <w:spacing w:after="0"/>
+            </w:pPr>
+            <w:r>
+              <w:rPr>
+                <w:rFonts w:ascii="Microsoft JhengHei" w:cs="Microsoft JhengHei" w:eastAsia="Microsoft JhengHei" w:hAnsi="Microsoft JhengHei"/>
+                <w:b w:val="false"/>
+                <w:bCs w:val="false"/>
+                <w:sz w:val="19"/>
+                <w:szCs w:val="19"/>
+              </w:rPr>
+              <w:t xml:space="preserve">Plantaginaceae</w:t>
+            </w:r>
+          </w:p>
+        </w:tc>
+        <w:tc>
+          <w:tcPr>
+            <w:tcW w:type="dxa" w:w="1000"/>
+            <w:tcMar>
+              <w:top w:type="dxa" w:w="60"/>
+              <w:left w:type="dxa" w:w="100"/>
+              <w:bottom w:type="dxa" w:w="60"/>
+              <w:right w:type="dxa" w:w="100"/>
+            </w:tcMar>
+          </w:tcPr>
+          <w:p>
+            <w:pPr>
+              <w:spacing w:after="0"/>
+              <w:jc w:val="right"/>
+            </w:pPr>
+            <w:r>
+              <w:rPr>
+                <w:rFonts w:ascii="Microsoft JhengHei" w:cs="Microsoft JhengHei" w:eastAsia="Microsoft JhengHei" w:hAnsi="Microsoft JhengHei"/>
+                <w:b w:val="false"/>
+                <w:bCs w:val="false"/>
+                <w:sz w:val="19"/>
+                <w:szCs w:val="19"/>
+              </w:rPr>
+              <w:t xml:space="preserve">4</w:t>
+            </w:r>
+          </w:p>
+        </w:tc>
+        <w:tc>
+          <w:tcPr>
+            <w:tcW w:type="dxa" w:w="2426"/>
+            <w:tcMar>
+              <w:top w:type="dxa" w:w="60"/>
+              <w:left w:type="dxa" w:w="100"/>
+              <w:bottom w:type="dxa" w:w="60"/>
+              <w:right w:type="dxa" w:w="100"/>
+            </w:tcMar>
+          </w:tcPr>
+          <w:p>
+            <w:pPr>
+              <w:spacing w:after="0"/>
+            </w:pPr>
+            <w:r>
+              <w:rPr>
+                <w:rFonts w:ascii="Microsoft JhengHei" w:cs="Microsoft JhengHei" w:eastAsia="Microsoft JhengHei" w:hAnsi="Microsoft JhengHei"/>
+                <w:b w:val="false"/>
+                <w:bCs w:val="false"/>
+                <w:sz w:val="19"/>
+                <w:szCs w:val="19"/>
+              </w:rPr>
+              <w:t xml:space="preserve"/>
+            </w:r>
+          </w:p>
+        </w:tc>
+      </w:tr>
+      <w:tr>
+        <w:tc>
+          <w:tcPr>
+            <w:tcW w:type="dxa" w:w="2400"/>
+            <w:shd w:fill="E8EEF7" w:color="auto" w:val="clear"/>
+            <w:tcMar>
+              <w:top w:type="dxa" w:w="60"/>
+              <w:left w:type="dxa" w:w="100"/>
+              <w:bottom w:type="dxa" w:w="60"/>
+              <w:right w:type="dxa" w:w="100"/>
+            </w:tcMar>
+          </w:tcPr>
+          <w:p>
+            <w:pPr>
+              <w:spacing w:after="0"/>
+            </w:pPr>
+            <w:r>
+              <w:rPr>
+                <w:rFonts w:ascii="Microsoft JhengHei" w:cs="Microsoft JhengHei" w:eastAsia="Microsoft JhengHei" w:hAnsi="Microsoft JhengHei"/>
+                <w:b w:val="false"/>
+                <w:bCs w:val="false"/>
+                <w:sz w:val="19"/>
+                <w:szCs w:val="19"/>
+              </w:rPr>
+              <w:t xml:space="preserve"/>
+            </w:r>
+          </w:p>
+        </w:tc>
+        <w:tc>
+          <w:tcPr>
+            <w:tcW w:type="dxa" w:w="3200"/>
+            <w:shd w:fill="E8EEF7" w:color="auto" w:val="clear"/>
+            <w:tcMar>
+              <w:top w:type="dxa" w:w="60"/>
+              <w:left w:type="dxa" w:w="100"/>
+              <w:bottom w:type="dxa" w:w="60"/>
+              <w:right w:type="dxa" w:w="100"/>
+            </w:tcMar>
+          </w:tcPr>
+          <w:p>
+            <w:pPr>
+              <w:spacing w:after="0"/>
+            </w:pPr>
+            <w:r>
+              <w:rPr>
+                <w:rFonts w:ascii="Microsoft JhengHei" w:cs="Microsoft JhengHei" w:eastAsia="Microsoft JhengHei" w:hAnsi="Microsoft JhengHei"/>
+                <w:b w:val="false"/>
+                <w:bCs w:val="false"/>
+                <w:sz w:val="19"/>
+                <w:szCs w:val="19"/>
+              </w:rPr>
+              <w:t xml:space="preserve">Orobanchaceae</w:t>
+            </w:r>
+          </w:p>
+        </w:tc>
+        <w:tc>
+          <w:tcPr>
+            <w:tcW w:type="dxa" w:w="1000"/>
+            <w:shd w:fill="E8EEF7" w:color="auto" w:val="clear"/>
+            <w:tcMar>
+              <w:top w:type="dxa" w:w="60"/>
+              <w:left w:type="dxa" w:w="100"/>
+              <w:bottom w:type="dxa" w:w="60"/>
+              <w:right w:type="dxa" w:w="100"/>
+            </w:tcMar>
+          </w:tcPr>
+          <w:p>
+            <w:pPr>
+              <w:spacing w:after="0"/>
+              <w:jc w:val="right"/>
+            </w:pPr>
+            <w:r>
+              <w:rPr>
+                <w:rFonts w:ascii="Microsoft JhengHei" w:cs="Microsoft JhengHei" w:eastAsia="Microsoft JhengHei" w:hAnsi="Microsoft JhengHei"/>
+                <w:b w:val="false"/>
+                <w:bCs w:val="false"/>
+                <w:sz w:val="19"/>
+                <w:szCs w:val="19"/>
+              </w:rPr>
+              <w:t xml:space="preserve">2</w:t>
+            </w:r>
+          </w:p>
+        </w:tc>
+        <w:tc>
+          <w:tcPr>
+            <w:tcW w:type="dxa" w:w="2426"/>
+            <w:shd w:fill="E8EEF7" w:color="auto" w:val="clear"/>
+            <w:tcMar>
+              <w:top w:type="dxa" w:w="60"/>
+              <w:left w:type="dxa" w:w="100"/>
+              <w:bottom w:type="dxa" w:w="60"/>
+              <w:right w:type="dxa" w:w="100"/>
+            </w:tcMar>
+          </w:tcPr>
+          <w:p>
+            <w:pPr>
+              <w:spacing w:after="0"/>
+            </w:pPr>
+            <w:r>
+              <w:rPr>
+                <w:rFonts w:ascii="Microsoft JhengHei" w:cs="Microsoft JhengHei" w:eastAsia="Microsoft JhengHei" w:hAnsi="Microsoft JhengHei"/>
+                <w:b w:val="false"/>
+                <w:bCs w:val="false"/>
+                <w:sz w:val="19"/>
+                <w:szCs w:val="19"/>
+              </w:rPr>
+              <w:t xml:space="preserve"/>
+            </w:r>
+          </w:p>
+        </w:tc>
+      </w:tr>
+      <w:tr>
+        <w:tc>
+          <w:tcPr>
+            <w:tcW w:type="dxa" w:w="2400"/>
+            <w:tcMar>
+              <w:top w:type="dxa" w:w="60"/>
+              <w:left w:type="dxa" w:w="100"/>
+              <w:bottom w:type="dxa" w:w="60"/>
+              <w:right w:type="dxa" w:w="100"/>
+            </w:tcMar>
+          </w:tcPr>
+          <w:p>
+            <w:pPr>
+              <w:spacing w:after="0"/>
+            </w:pPr>
+            <w:r>
+              <w:rPr>
+                <w:rFonts w:ascii="Microsoft JhengHei" w:cs="Microsoft JhengHei" w:eastAsia="Microsoft JhengHei" w:hAnsi="Microsoft JhengHei"/>
+                <w:b w:val="false"/>
+                <w:bCs w:val="false"/>
+                <w:sz w:val="19"/>
+                <w:szCs w:val="19"/>
+              </w:rPr>
+              <w:t xml:space="preserve">Myoporaceae（1）</w:t>
+            </w:r>
+          </w:p>
+        </w:tc>
+        <w:tc>
+          <w:tcPr>
+            <w:tcW w:type="dxa" w:w="3200"/>
+            <w:tcMar>
+              <w:top w:type="dxa" w:w="60"/>
+              <w:left w:type="dxa" w:w="100"/>
+              <w:bottom w:type="dxa" w:w="60"/>
+              <w:right w:type="dxa" w:w="100"/>
+            </w:tcMar>
+          </w:tcPr>
+          <w:p>
+            <w:pPr>
+              <w:spacing w:after="0"/>
+            </w:pPr>
+            <w:r>
+              <w:rPr>
+                <w:rFonts w:ascii="Microsoft JhengHei" w:cs="Microsoft JhengHei" w:eastAsia="Microsoft JhengHei" w:hAnsi="Microsoft JhengHei"/>
+                <w:b w:val="false"/>
+                <w:bCs w:val="false"/>
+                <w:sz w:val="19"/>
+                <w:szCs w:val="19"/>
+              </w:rPr>
+              <w:t xml:space="preserve">Scrophulariaceae</w:t>
+            </w:r>
+          </w:p>
+        </w:tc>
+        <w:tc>
+          <w:tcPr>
+            <w:tcW w:type="dxa" w:w="1000"/>
+            <w:tcMar>
+              <w:top w:type="dxa" w:w="60"/>
+              <w:left w:type="dxa" w:w="100"/>
+              <w:bottom w:type="dxa" w:w="60"/>
+              <w:right w:type="dxa" w:w="100"/>
+            </w:tcMar>
+          </w:tcPr>
+          <w:p>
+            <w:pPr>
+              <w:spacing w:after="0"/>
+              <w:jc w:val="right"/>
+            </w:pPr>
+            <w:r>
+              <w:rPr>
+                <w:rFonts w:ascii="Microsoft JhengHei" w:cs="Microsoft JhengHei" w:eastAsia="Microsoft JhengHei" w:hAnsi="Microsoft JhengHei"/>
+                <w:b w:val="false"/>
+                <w:bCs w:val="false"/>
+                <w:sz w:val="19"/>
+                <w:szCs w:val="19"/>
+              </w:rPr>
+              <w:t xml:space="preserve">1</w:t>
+            </w:r>
+          </w:p>
+        </w:tc>
+        <w:tc>
+          <w:tcPr>
+            <w:tcW w:type="dxa" w:w="2426"/>
+            <w:tcMar>
+              <w:top w:type="dxa" w:w="60"/>
+              <w:left w:type="dxa" w:w="100"/>
+              <w:bottom w:type="dxa" w:w="60"/>
+              <w:right w:type="dxa" w:w="100"/>
+            </w:tcMar>
+          </w:tcPr>
+          <w:p>
+            <w:pPr>
+              <w:spacing w:after="0"/>
+            </w:pPr>
+            <w:r>
+              <w:rPr>
+                <w:rFonts w:ascii="Microsoft JhengHei" w:cs="Microsoft JhengHei" w:eastAsia="Microsoft JhengHei" w:hAnsi="Microsoft JhengHei"/>
+                <w:b w:val="false"/>
+                <w:bCs w:val="false"/>
+                <w:sz w:val="19"/>
+                <w:szCs w:val="19"/>
+              </w:rPr>
+              <w:t xml:space="preserve"/>
+            </w:r>
+          </w:p>
+        </w:tc>
+      </w:tr>
+    </w:tbl>
+    <w:p>
+      <w:pPr>
+        <w:spacing w:after="120" w:before="0"/>
+      </w:pPr>
+      <w:r>
+        <w:rPr>
+          <w:rFonts w:ascii="Microsoft JhengHei" w:cs="Microsoft JhengHei" w:eastAsia="Microsoft JhengHei" w:hAnsi="Microsoft JhengHei"/>
+          <w:sz w:val="20"/>
+          <w:szCs w:val="20"/>
+        </w:rPr>
+        <w:t xml:space="preserve"/>
+      </w:r>
+    </w:p>
+    <w:p>
+      <w:pPr>
+        <w:spacing w:after="120" w:before="0"/>
+      </w:pPr>
+      <w:r>
+        <w:rPr>
+          <w:rFonts w:ascii="Microsoft JhengHei" w:cs="Microsoft JhengHei" w:eastAsia="Microsoft JhengHei" w:hAnsi="Microsoft JhengHei"/>
+          <w:b/>
+          <w:bCs/>
+          <w:sz w:val="20"/>
+          <w:szCs w:val="20"/>
+        </w:rPr>
+        <w:t xml:space="preserve">COSING 與 GBIF 科名不一致：179 列、42 組</w:t>
+      </w:r>
+    </w:p>
+    <w:p>
+      <w:pPr>
+        <w:spacing w:after="120" w:before="0"/>
+      </w:pPr>
+      <w:r>
+        <w:rPr>
+          <w:rFonts w:ascii="Microsoft JhengHei" w:cs="Microsoft JhengHei" w:eastAsia="Microsoft JhengHei" w:hAnsi="Microsoft JhengHei"/>
+          <w:sz w:val="20"/>
+          <w:szCs w:val="20"/>
+        </w:rPr>
+        <w:t xml:space="preserve">多數是 APG IV 的正常修訂（如 Nymphaeaceae → Nelumbonaceae、Saxifragaceae → Grossulariaceae），但其中三組是 COSING 的實質錯誤，已由 GBIF 更正：</w:t>
+      </w:r>
+    </w:p>
+    <w:tbl>
+      <w:tblPr>
+        <w:tblW w:type="dxa" w:w="9026"/>
+        <w:tblBorders>
+          <w:top w:val="single" w:color="auto" w:sz="4"/>
+          <w:left w:val="single" w:color="auto" w:sz="4"/>
+          <w:bottom w:val="single" w:color="auto" w:sz="4"/>
+          <w:right w:val="single" w:color="auto" w:sz="4"/>
+          <w:insideH w:val="single" w:color="auto" w:sz="4"/>
+          <w:insideV w:val="single" w:color="auto" w:sz="4"/>
+        </w:tblBorders>
+      </w:tblPr>
+      <w:tblGrid>
+        <w:gridCol w:w="2600"/>
+        <w:gridCol w:w="2200"/>
+        <w:gridCol w:w="2200"/>
+        <w:gridCol w:w="2026"/>
+      </w:tblGrid>
+      <w:tr>
+        <w:trPr>
+          <w:tblHeader/>
+        </w:trPr>
+        <w:tc>
+          <w:tcPr>
+            <w:tcW w:type="dxa" w:w="2600"/>
+            <w:shd w:fill="1F3864" w:color="auto" w:val="clear"/>
+            <w:tcMar>
+              <w:top w:type="dxa" w:w="60"/>
+              <w:left w:type="dxa" w:w="100"/>
+              <w:bottom w:type="dxa" w:w="60"/>
+              <w:right w:type="dxa" w:w="100"/>
+            </w:tcMar>
+          </w:tcPr>
+          <w:p>
+            <w:pPr>
+              <w:spacing w:after="0"/>
+            </w:pPr>
+            <w:r>
+              <w:rPr>
+                <w:rFonts w:ascii="Microsoft JhengHei" w:cs="Microsoft JhengHei" w:eastAsia="Microsoft JhengHei" w:hAnsi="Microsoft JhengHei"/>
+                <w:b/>
+                <w:bCs/>
+                <w:color w:val="FFFFFF"/>
+                <w:sz w:val="19"/>
+                <w:szCs w:val="19"/>
+              </w:rPr>
+              <w:t xml:space="preserve">學名</w:t>
+            </w:r>
+          </w:p>
+        </w:tc>
+        <w:tc>
+          <w:tcPr>
+            <w:tcW w:type="dxa" w:w="2200"/>
+            <w:shd w:fill="1F3864" w:color="auto" w:val="clear"/>
+            <w:tcMar>
+              <w:top w:type="dxa" w:w="60"/>
+              <w:left w:type="dxa" w:w="100"/>
+              <w:bottom w:type="dxa" w:w="60"/>
+              <w:right w:type="dxa" w:w="100"/>
+            </w:tcMar>
+          </w:tcPr>
+          <w:p>
+            <w:pPr>
+              <w:spacing w:after="0"/>
+            </w:pPr>
+            <w:r>
+              <w:rPr>
+                <w:rFonts w:ascii="Microsoft JhengHei" w:cs="Microsoft JhengHei" w:eastAsia="Microsoft JhengHei" w:hAnsi="Microsoft JhengHei"/>
+                <w:b/>
+                <w:bCs/>
+                <w:color w:val="FFFFFF"/>
+                <w:sz w:val="19"/>
+                <w:szCs w:val="19"/>
+              </w:rPr>
+              <w:t xml:space="preserve">COSING 誤植</w:t>
+            </w:r>
+          </w:p>
+        </w:tc>
+        <w:tc>
+          <w:tcPr>
+            <w:tcW w:type="dxa" w:w="2200"/>
+            <w:shd w:fill="1F3864" w:color="auto" w:val="clear"/>
+            <w:tcMar>
+              <w:top w:type="dxa" w:w="60"/>
+              <w:left w:type="dxa" w:w="100"/>
+              <w:bottom w:type="dxa" w:w="60"/>
+              <w:right w:type="dxa" w:w="100"/>
+            </w:tcMar>
+          </w:tcPr>
+          <w:p>
+            <w:pPr>
+              <w:spacing w:after="0"/>
+            </w:pPr>
+            <w:r>
+              <w:rPr>
+                <w:rFonts w:ascii="Microsoft JhengHei" w:cs="Microsoft JhengHei" w:eastAsia="Microsoft JhengHei" w:hAnsi="Microsoft JhengHei"/>
+                <w:b/>
+                <w:bCs/>
+                <w:color w:val="FFFFFF"/>
+                <w:sz w:val="19"/>
+                <w:szCs w:val="19"/>
+              </w:rPr>
+              <w:t xml:space="preserve">GBIF 正確</w:t>
+            </w:r>
+          </w:p>
+        </w:tc>
+        <w:tc>
+          <w:tcPr>
+            <w:tcW w:type="dxa" w:w="2026"/>
+            <w:shd w:fill="1F3864" w:color="auto" w:val="clear"/>
+            <w:tcMar>
+              <w:top w:type="dxa" w:w="60"/>
+              <w:left w:type="dxa" w:w="100"/>
+              <w:bottom w:type="dxa" w:w="60"/>
+              <w:right w:type="dxa" w:w="100"/>
+            </w:tcMar>
+          </w:tcPr>
+          <w:p>
+            <w:pPr>
+              <w:spacing w:after="0"/>
+              <w:jc w:val="right"/>
+            </w:pPr>
+            <w:r>
+              <w:rPr>
+                <w:rFonts w:ascii="Microsoft JhengHei" w:cs="Microsoft JhengHei" w:eastAsia="Microsoft JhengHei" w:hAnsi="Microsoft JhengHei"/>
+                <w:b/>
+                <w:bCs/>
+                <w:color w:val="FFFFFF"/>
+                <w:sz w:val="19"/>
+                <w:szCs w:val="19"/>
+              </w:rPr>
+              <w:t xml:space="preserve">列數</w:t>
+            </w:r>
+          </w:p>
+        </w:tc>
+      </w:tr>
+      <w:tr>
+        <w:tc>
+          <w:tcPr>
+            <w:tcW w:type="dxa" w:w="2600"/>
+            <w:tcMar>
+              <w:top w:type="dxa" w:w="60"/>
+              <w:left w:type="dxa" w:w="100"/>
+              <w:bottom w:type="dxa" w:w="60"/>
+              <w:right w:type="dxa" w:w="100"/>
+            </w:tcMar>
+          </w:tcPr>
+          <w:p>
+            <w:pPr>
+              <w:spacing w:after="0"/>
+            </w:pPr>
+            <w:r>
+              <w:rPr>
+                <w:rFonts w:ascii="Microsoft JhengHei" w:cs="Microsoft JhengHei" w:eastAsia="Microsoft JhengHei" w:hAnsi="Microsoft JhengHei"/>
+                <w:b w:val="false"/>
+                <w:bCs w:val="false"/>
+                <w:sz w:val="19"/>
+                <w:szCs w:val="19"/>
+              </w:rPr>
+              <w:t xml:space="preserve">Cupressus sempervirens</w:t>
+            </w:r>
+          </w:p>
+        </w:tc>
+        <w:tc>
+          <w:tcPr>
+            <w:tcW w:type="dxa" w:w="2200"/>
+            <w:tcMar>
+              <w:top w:type="dxa" w:w="60"/>
+              <w:left w:type="dxa" w:w="100"/>
+              <w:bottom w:type="dxa" w:w="60"/>
+              <w:right w:type="dxa" w:w="100"/>
+            </w:tcMar>
+          </w:tcPr>
+          <w:p>
+            <w:pPr>
+              <w:spacing w:after="0"/>
+            </w:pPr>
+            <w:r>
+              <w:rPr>
+                <w:rFonts w:ascii="Microsoft JhengHei" w:cs="Microsoft JhengHei" w:eastAsia="Microsoft JhengHei" w:hAnsi="Microsoft JhengHei"/>
+                <w:b w:val="false"/>
+                <w:bCs w:val="false"/>
+                <w:sz w:val="19"/>
+                <w:szCs w:val="19"/>
+              </w:rPr>
+              <w:t xml:space="preserve">Pinaceae</w:t>
+            </w:r>
+          </w:p>
+        </w:tc>
+        <w:tc>
+          <w:tcPr>
+            <w:tcW w:type="dxa" w:w="2200"/>
+            <w:tcMar>
+              <w:top w:type="dxa" w:w="60"/>
+              <w:left w:type="dxa" w:w="100"/>
+              <w:bottom w:type="dxa" w:w="60"/>
+              <w:right w:type="dxa" w:w="100"/>
+            </w:tcMar>
+          </w:tcPr>
+          <w:p>
+            <w:pPr>
+              <w:spacing w:after="0"/>
+            </w:pPr>
+            <w:r>
+              <w:rPr>
+                <w:rFonts w:ascii="Microsoft JhengHei" w:cs="Microsoft JhengHei" w:eastAsia="Microsoft JhengHei" w:hAnsi="Microsoft JhengHei"/>
+                <w:b w:val="false"/>
+                <w:bCs w:val="false"/>
+                <w:sz w:val="19"/>
+                <w:szCs w:val="19"/>
+              </w:rPr>
+              <w:t xml:space="preserve">Cupressaceae</w:t>
+            </w:r>
+          </w:p>
+        </w:tc>
+        <w:tc>
+          <w:tcPr>
+            <w:tcW w:type="dxa" w:w="2026"/>
+            <w:tcMar>
+              <w:top w:type="dxa" w:w="60"/>
+              <w:left w:type="dxa" w:w="100"/>
+              <w:bottom w:type="dxa" w:w="60"/>
+              <w:right w:type="dxa" w:w="100"/>
+            </w:tcMar>
+          </w:tcPr>
+          <w:p>
+            <w:pPr>
+              <w:spacing w:after="0"/>
+              <w:jc w:val="right"/>
+            </w:pPr>
+            <w:r>
+              <w:rPr>
+                <w:rFonts w:ascii="Microsoft JhengHei" w:cs="Microsoft JhengHei" w:eastAsia="Microsoft JhengHei" w:hAnsi="Microsoft JhengHei"/>
+                <w:b w:val="false"/>
+                <w:bCs w:val="false"/>
+                <w:sz w:val="19"/>
+                <w:szCs w:val="19"/>
+              </w:rPr>
+              <w:t xml:space="preserve">9</w:t>
+            </w:r>
+          </w:p>
+        </w:tc>
+      </w:tr>
+      <w:tr>
+        <w:tc>
+          <w:tcPr>
+            <w:tcW w:type="dxa" w:w="2600"/>
+            <w:shd w:fill="E8EEF7" w:color="auto" w:val="clear"/>
+            <w:tcMar>
+              <w:top w:type="dxa" w:w="60"/>
+              <w:left w:type="dxa" w:w="100"/>
+              <w:bottom w:type="dxa" w:w="60"/>
+              <w:right w:type="dxa" w:w="100"/>
+            </w:tcMar>
+          </w:tcPr>
+          <w:p>
+            <w:pPr>
+              <w:spacing w:after="0"/>
+            </w:pPr>
+            <w:r>
+              <w:rPr>
+                <w:rFonts w:ascii="Microsoft JhengHei" w:cs="Microsoft JhengHei" w:eastAsia="Microsoft JhengHei" w:hAnsi="Microsoft JhengHei"/>
+                <w:b w:val="false"/>
+                <w:bCs w:val="false"/>
+                <w:sz w:val="19"/>
+                <w:szCs w:val="19"/>
+              </w:rPr>
+              <w:t xml:space="preserve">Buddleja spp.</w:t>
+            </w:r>
+          </w:p>
+        </w:tc>
+        <w:tc>
+          <w:tcPr>
+            <w:tcW w:type="dxa" w:w="2200"/>
+            <w:shd w:fill="E8EEF7" w:color="auto" w:val="clear"/>
+            <w:tcMar>
+              <w:top w:type="dxa" w:w="60"/>
+              <w:left w:type="dxa" w:w="100"/>
+              <w:bottom w:type="dxa" w:w="60"/>
+              <w:right w:type="dxa" w:w="100"/>
+            </w:tcMar>
+          </w:tcPr>
+          <w:p>
+            <w:pPr>
+              <w:spacing w:after="0"/>
+            </w:pPr>
+            <w:r>
+              <w:rPr>
+                <w:rFonts w:ascii="Microsoft JhengHei" w:cs="Microsoft JhengHei" w:eastAsia="Microsoft JhengHei" w:hAnsi="Microsoft JhengHei"/>
+                <w:b w:val="false"/>
+                <w:bCs w:val="false"/>
+                <w:sz w:val="19"/>
+                <w:szCs w:val="19"/>
+              </w:rPr>
+              <w:t xml:space="preserve">Loganiaceae</w:t>
+            </w:r>
+          </w:p>
+        </w:tc>
+        <w:tc>
+          <w:tcPr>
+            <w:tcW w:type="dxa" w:w="2200"/>
+            <w:shd w:fill="E8EEF7" w:color="auto" w:val="clear"/>
+            <w:tcMar>
+              <w:top w:type="dxa" w:w="60"/>
+              <w:left w:type="dxa" w:w="100"/>
+              <w:bottom w:type="dxa" w:w="60"/>
+              <w:right w:type="dxa" w:w="100"/>
+            </w:tcMar>
+          </w:tcPr>
+          <w:p>
+            <w:pPr>
+              <w:spacing w:after="0"/>
+            </w:pPr>
+            <w:r>
+              <w:rPr>
+                <w:rFonts w:ascii="Microsoft JhengHei" w:cs="Microsoft JhengHei" w:eastAsia="Microsoft JhengHei" w:hAnsi="Microsoft JhengHei"/>
+                <w:b w:val="false"/>
+                <w:bCs w:val="false"/>
+                <w:sz w:val="19"/>
+                <w:szCs w:val="19"/>
+              </w:rPr>
+              <w:t xml:space="preserve">Scrophulariaceae</w:t>
+            </w:r>
+          </w:p>
+        </w:tc>
+        <w:tc>
+          <w:tcPr>
+            <w:tcW w:type="dxa" w:w="2026"/>
+            <w:shd w:fill="E8EEF7" w:color="auto" w:val="clear"/>
+            <w:tcMar>
+              <w:top w:type="dxa" w:w="60"/>
+              <w:left w:type="dxa" w:w="100"/>
+              <w:bottom w:type="dxa" w:w="60"/>
+              <w:right w:type="dxa" w:w="100"/>
+            </w:tcMar>
+          </w:tcPr>
+          <w:p>
+            <w:pPr>
+              <w:spacing w:after="0"/>
+              <w:jc w:val="right"/>
+            </w:pPr>
+            <w:r>
+              <w:rPr>
+                <w:rFonts w:ascii="Microsoft JhengHei" w:cs="Microsoft JhengHei" w:eastAsia="Microsoft JhengHei" w:hAnsi="Microsoft JhengHei"/>
+                <w:b w:val="false"/>
+                <w:bCs w:val="false"/>
+                <w:sz w:val="19"/>
+                <w:szCs w:val="19"/>
+              </w:rPr>
+              <w:t xml:space="preserve">2</w:t>
+            </w:r>
+          </w:p>
+        </w:tc>
+      </w:tr>
+      <w:tr>
+        <w:tc>
+          <w:tcPr>
+            <w:tcW w:type="dxa" w:w="2600"/>
+            <w:tcMar>
+              <w:top w:type="dxa" w:w="60"/>
+              <w:left w:type="dxa" w:w="100"/>
+              <w:bottom w:type="dxa" w:w="60"/>
+              <w:right w:type="dxa" w:w="100"/>
+            </w:tcMar>
+          </w:tcPr>
+          <w:p>
+            <w:pPr>
+              <w:spacing w:after="0"/>
+            </w:pPr>
+            <w:r>
+              <w:rPr>
+                <w:rFonts w:ascii="Microsoft JhengHei" w:cs="Microsoft JhengHei" w:eastAsia="Microsoft JhengHei" w:hAnsi="Microsoft JhengHei"/>
+                <w:b w:val="false"/>
+                <w:bCs w:val="false"/>
+                <w:sz w:val="19"/>
+                <w:szCs w:val="19"/>
+              </w:rPr>
+              <w:t xml:space="preserve">Ulva lactuca（綠藻）</w:t>
+            </w:r>
+          </w:p>
+        </w:tc>
+        <w:tc>
+          <w:tcPr>
+            <w:tcW w:type="dxa" w:w="2200"/>
+            <w:tcMar>
+              <w:top w:type="dxa" w:w="60"/>
+              <w:left w:type="dxa" w:w="100"/>
+              <w:bottom w:type="dxa" w:w="60"/>
+              <w:right w:type="dxa" w:w="100"/>
+            </w:tcMar>
+          </w:tcPr>
+          <w:p>
+            <w:pPr>
+              <w:spacing w:after="0"/>
+            </w:pPr>
+            <w:r>
+              <w:rPr>
+                <w:rFonts w:ascii="Microsoft JhengHei" w:cs="Microsoft JhengHei" w:eastAsia="Microsoft JhengHei" w:hAnsi="Microsoft JhengHei"/>
+                <w:b w:val="false"/>
+                <w:bCs w:val="false"/>
+                <w:sz w:val="19"/>
+                <w:szCs w:val="19"/>
+              </w:rPr>
+              <w:t xml:space="preserve">Cyperaceae（莎草科）</w:t>
+            </w:r>
+          </w:p>
+        </w:tc>
+        <w:tc>
+          <w:tcPr>
+            <w:tcW w:type="dxa" w:w="2200"/>
+            <w:tcMar>
+              <w:top w:type="dxa" w:w="60"/>
+              <w:left w:type="dxa" w:w="100"/>
+              <w:bottom w:type="dxa" w:w="60"/>
+              <w:right w:type="dxa" w:w="100"/>
+            </w:tcMar>
+          </w:tcPr>
+          <w:p>
+            <w:pPr>
+              <w:spacing w:after="0"/>
+            </w:pPr>
+            <w:r>
+              <w:rPr>
+                <w:rFonts w:ascii="Microsoft JhengHei" w:cs="Microsoft JhengHei" w:eastAsia="Microsoft JhengHei" w:hAnsi="Microsoft JhengHei"/>
+                <w:b w:val="false"/>
+                <w:bCs w:val="false"/>
+                <w:sz w:val="19"/>
+                <w:szCs w:val="19"/>
+              </w:rPr>
+              <w:t xml:space="preserve">Ulvaceae</w:t>
+            </w:r>
+          </w:p>
+        </w:tc>
+        <w:tc>
+          <w:tcPr>
+            <w:tcW w:type="dxa" w:w="2026"/>
+            <w:tcMar>
+              <w:top w:type="dxa" w:w="60"/>
+              <w:left w:type="dxa" w:w="100"/>
+              <w:bottom w:type="dxa" w:w="60"/>
+              <w:right w:type="dxa" w:w="100"/>
+            </w:tcMar>
+          </w:tcPr>
+          <w:p>
+            <w:pPr>
+              <w:spacing w:after="0"/>
+              <w:jc w:val="right"/>
+            </w:pPr>
+            <w:r>
+              <w:rPr>
+                <w:rFonts w:ascii="Microsoft JhengHei" w:cs="Microsoft JhengHei" w:eastAsia="Microsoft JhengHei" w:hAnsi="Microsoft JhengHei"/>
+                <w:b w:val="false"/>
+                <w:bCs w:val="false"/>
+                <w:sz w:val="19"/>
+                <w:szCs w:val="19"/>
+              </w:rPr>
+              <w:t xml:space="preserve">2</w:t>
             </w:r>
           </w:p>
         </w:tc>
@@ -4802,7 +6801,26 @@
           <w:sz w:val="20"/>
           <w:szCs w:val="20"/>
         </w:rPr>
-        <w:t xml:space="preserve">GBIF 查詢的兩個陷阱已寫入程式碼並驗證：未過濾界時「Gutta percha」會命中一種甲蟲屬；matchType 為 HIGHERRANK 時 GBIF 只退回屬或科層級，不能當作「這是哪一種」的答案。</w:t>
+        <w:t xml:space="preserve">GBIF 查詢的三個陷阱已寫入程式碼並驗證：① 未過濾界時「Gutta percha」會命中一種甲蟲屬；② matchType 為 HIGHERRANK 時 GBIF 只退回屬或科層級，不能當作「這是哪一種」的答案；③ 骨幹有重複條目時會回傳 NONE 並附註 Multiple equal matches，加上 kingdom 提示即可解開（Salix alba 即為一例）。</w:t>
+      </w:r>
+    </w:p>
+    <w:p>
+      <w:pPr>
+        <w:pBdr>
+          <w:left w:val="single" w:color="C9A227" w:sz="18" w:space="12"/>
+        </w:pBdr>
+        <w:spacing w:after="160" w:before="80"/>
+        <w:ind w:left="240"/>
+      </w:pPr>
+      <w:r>
+        <w:rPr>
+          <w:rFonts w:ascii="Microsoft JhengHei" w:cs="Microsoft JhengHei" w:eastAsia="Microsoft JhengHei" w:hAnsi="Microsoft JhengHei"/>
+          <w:i w:val="false"/>
+          <w:iCs w:val="false"/>
+          <w:sz w:val="20"/>
+          <w:szCs w:val="20"/>
+        </w:rPr>
+        <w:t xml:space="preserve">模糊比對（FUZZY）共 17 筆，其中 15 筆改變了種小名，已逐筆列於報告供抽查。實作時抓到一筆真錯：Melaleuca cajaputi 被 GBIF 比對到 M. squarrosa（不同物種），已修正為正確的 Melaleuca cajuputi。</w:t>
       </w:r>
     </w:p>
     <w:p>
@@ -5083,7 +7101,7 @@
                 <w:sz w:val="19"/>
                 <w:szCs w:val="19"/>
               </w:rPr>
-              <w:t xml:space="preserve">以 GBIF accepted name join，需先完成 Phase 2</w:t>
+              <w:t xml:space="preserve">以 GBIF accepted name join；Phase 2 已完成，1,193 個接受名可直接使用</w:t>
             </w:r>
           </w:p>
         </w:tc>
@@ -6977,7 +8995,7 @@
                 <w:sz w:val="19"/>
                 <w:szCs w:val="19"/>
               </w:rPr>
-              <w:t xml:space="preserve">擴大 GBIF 查詢至 1,263 個物種，取 accepted name 與完整階層</w:t>
+              <w:t xml:space="preserve">Phase 3：部位與製程抽取（字典比對，不需 LLM）</w:t>
             </w:r>
           </w:p>
         </w:tc>
@@ -7003,7 +9021,7 @@
                 <w:sz w:val="19"/>
                 <w:szCs w:val="19"/>
               </w:rPr>
-              <w:t xml:space="preserve">_data/taxonomy.csv</w:t>
+              <w:t xml:space="preserve">plant_part / process 欄</w:t>
             </w:r>
           </w:p>
         </w:tc>
@@ -7087,7 +9105,7 @@
                 <w:sz w:val="19"/>
                 <w:szCs w:val="19"/>
               </w:rPr>
-              <w:t xml:space="preserve">解決 67 筆 APG IV 拆分科（依屬名逐一判定）</w:t>
+              <w:t xml:space="preserve">Phase 4：LOTUS（物種→成分）與 PubChem（CAS→結構）富集</w:t>
             </w:r>
           </w:p>
         </w:tc>
@@ -7114,7 +9132,7 @@
                 <w:sz w:val="19"/>
                 <w:szCs w:val="19"/>
               </w:rPr>
-              <w:t xml:space="preserve">family_accepted 補齊</w:t>
+              <w:t xml:space="preserve">species_compounds.csv、cas_structures.csv</w:t>
             </w:r>
           </w:p>
         </w:tc>
@@ -7142,7 +9160,7 @@
                 <w:sz w:val="19"/>
                 <w:szCs w:val="19"/>
               </w:rPr>
-              <w:t xml:space="preserve">含於上</w:t>
+              <w:t xml:space="preserve">1 天</w:t>
             </w:r>
           </w:p>
         </w:tc>
@@ -7197,7 +9215,7 @@
                 <w:sz w:val="19"/>
                 <w:szCs w:val="19"/>
               </w:rPr>
-              <w:t xml:space="preserve">部位與製程抽取</w:t>
+              <w:t xml:space="preserve">Phase 5：關聯分析（可與 2 平行）</w:t>
             </w:r>
           </w:p>
         </w:tc>
@@ -7223,7 +9241,7 @@
                 <w:sz w:val="19"/>
                 <w:szCs w:val="19"/>
               </w:rPr>
-              <w:t xml:space="preserve">plant_part / process 欄</w:t>
+              <w:t xml:space="preserve">90-Reports/ 各項分析</w:t>
             </w:r>
           </w:p>
         </w:tc>
@@ -7250,7 +9268,7 @@
                 <w:sz w:val="19"/>
                 <w:szCs w:val="19"/>
               </w:rPr>
-              <w:t xml:space="preserve">0.5 天</w:t>
+              <w:t xml:space="preserve">1.5–2 天</w:t>
             </w:r>
           </w:p>
         </w:tc>
@@ -7307,7 +9325,7 @@
                 <w:sz w:val="19"/>
                 <w:szCs w:val="19"/>
               </w:rPr>
-              <w:t xml:space="preserve">LOTUS 與 PubChem 富集</w:t>
+              <w:t xml:space="preserve">Phase 6：Vault 筆記生成</w:t>
             </w:r>
           </w:p>
         </w:tc>
@@ -7334,7 +9352,7 @@
                 <w:sz w:val="19"/>
                 <w:szCs w:val="19"/>
               </w:rPr>
-              <w:t xml:space="preserve">species_compounds.csv</w:t>
+              <w:t xml:space="preserve">10-Species / 20-Family / 30-MOC</w:t>
             </w:r>
           </w:p>
         </w:tc>
@@ -7417,7 +9435,7 @@
                 <w:sz w:val="19"/>
                 <w:szCs w:val="19"/>
               </w:rPr>
-              <w:t xml:space="preserve">關聯分析（可與 4 平行）</w:t>
+              <w:t xml:space="preserve">Phase 7：AI 問答層</w:t>
             </w:r>
           </w:p>
         </w:tc>
@@ -7443,7 +9461,7 @@
                 <w:sz w:val="19"/>
                 <w:szCs w:val="19"/>
               </w:rPr>
-              <w:t xml:space="preserve">90-Reports/ 各項分析</w:t>
+              <w:t xml:space="preserve">四層混合檢索工具組</w:t>
             </w:r>
           </w:p>
         </w:tc>
@@ -7470,7 +9488,7 @@
                 <w:sz w:val="19"/>
                 <w:szCs w:val="19"/>
               </w:rPr>
-              <w:t xml:space="preserve">1.5–2 天</w:t>
+              <w:t xml:space="preserve">1–2 天</w:t>
             </w:r>
           </w:p>
         </w:tc>
@@ -7845,6 +9863,61 @@
                 <w:sz w:val="19"/>
                 <w:szCs w:val="19"/>
               </w:rPr>
+              <w:t xml:space="preserve">_data/taxonomy.csv</w:t>
+            </w:r>
+          </w:p>
+        </w:tc>
+        <w:tc>
+          <w:tcPr>
+            <w:tcW w:type="dxa" w:w="5626"/>
+            <w:tcMar>
+              <w:top w:type="dxa" w:w="60"/>
+              <w:left w:type="dxa" w:w="100"/>
+              <w:bottom w:type="dxa" w:w="60"/>
+              <w:right w:type="dxa" w:w="100"/>
+            </w:tcMar>
+          </w:tcPr>
+          <w:p>
+            <w:pPr>
+              <w:spacing w:after="0"/>
+            </w:pPr>
+            <w:r>
+              <w:rPr>
+                <w:rFonts w:ascii="Microsoft JhengHei" w:cs="Microsoft JhengHei" w:eastAsia="Microsoft JhengHei" w:hAnsi="Microsoft JhengHei"/>
+                <w:b w:val="false"/>
+                <w:bCs w:val="false"/>
+                <w:sz w:val="19"/>
+                <w:szCs w:val="19"/>
+              </w:rPr>
+              <w:t xml:space="preserve">1,263 個二名法的 GBIF 階層對照</w:t>
+            </w:r>
+          </w:p>
+        </w:tc>
+      </w:tr>
+      <w:tr>
+        <w:tc>
+          <w:tcPr>
+            <w:tcW w:type="dxa" w:w="3400"/>
+            <w:shd w:fill="E8EEF7" w:color="auto" w:val="clear"/>
+            <w:tcMar>
+              <w:top w:type="dxa" w:w="60"/>
+              <w:left w:type="dxa" w:w="100"/>
+              <w:bottom w:type="dxa" w:w="60"/>
+              <w:right w:type="dxa" w:w="100"/>
+            </w:tcMar>
+          </w:tcPr>
+          <w:p>
+            <w:pPr>
+              <w:spacing w:after="0"/>
+            </w:pPr>
+            <w:r>
+              <w:rPr>
+                <w:rFonts w:ascii="Courier New" w:cs="Courier New" w:eastAsia="Courier New" w:hAnsi="Courier New"/>
+                <w:b w:val="false"/>
+                <w:bCs w:val="false"/>
+                <w:sz w:val="19"/>
+                <w:szCs w:val="19"/>
+              </w:rPr>
               <w:t xml:space="preserve">_scripts/01_load.py</w:t>
             </w:r>
           </w:p>
@@ -7852,6 +9925,7 @@
         <w:tc>
           <w:tcPr>
             <w:tcW w:type="dxa" w:w="5626"/>
+            <w:shd w:fill="E8EEF7" w:color="auto" w:val="clear"/>
             <w:tcMar>
               <w:top w:type="dxa" w:w="60"/>
               <w:left w:type="dxa" w:w="100"/>
@@ -7880,7 +9954,6 @@
         <w:tc>
           <w:tcPr>
             <w:tcW w:type="dxa" w:w="3400"/>
-            <w:shd w:fill="E8EEF7" w:color="auto" w:val="clear"/>
             <w:tcMar>
               <w:top w:type="dxa" w:w="60"/>
               <w:left w:type="dxa" w:w="100"/>
@@ -7907,7 +9980,6 @@
         <w:tc>
           <w:tcPr>
             <w:tcW w:type="dxa" w:w="5626"/>
-            <w:shd w:fill="E8EEF7" w:color="auto" w:val="clear"/>
             <w:tcMar>
               <w:top w:type="dxa" w:w="60"/>
               <w:left w:type="dxa" w:w="100"/>
@@ -7936,6 +10008,7 @@
         <w:tc>
           <w:tcPr>
             <w:tcW w:type="dxa" w:w="3400"/>
+            <w:shd w:fill="E8EEF7" w:color="auto" w:val="clear"/>
             <w:tcMar>
               <w:top w:type="dxa" w:w="60"/>
               <w:left w:type="dxa" w:w="100"/>
@@ -7962,6 +10035,7 @@
         <w:tc>
           <w:tcPr>
             <w:tcW w:type="dxa" w:w="5626"/>
+            <w:shd w:fill="E8EEF7" w:color="auto" w:val="clear"/>
             <w:tcMar>
               <w:top w:type="dxa" w:w="60"/>
               <w:left w:type="dxa" w:w="100"/>
@@ -7990,7 +10064,6 @@
         <w:tc>
           <w:tcPr>
             <w:tcW w:type="dxa" w:w="3400"/>
-            <w:shd w:fill="E8EEF7" w:color="auto" w:val="clear"/>
             <w:tcMar>
               <w:top w:type="dxa" w:w="60"/>
               <w:left w:type="dxa" w:w="100"/>
@@ -8017,7 +10090,6 @@
         <w:tc>
           <w:tcPr>
             <w:tcW w:type="dxa" w:w="5626"/>
-            <w:shd w:fill="E8EEF7" w:color="auto" w:val="clear"/>
             <w:tcMar>
               <w:top w:type="dxa" w:w="60"/>
               <w:left w:type="dxa" w:w="100"/>
@@ -8046,6 +10118,7 @@
         <w:tc>
           <w:tcPr>
             <w:tcW w:type="dxa" w:w="3400"/>
+            <w:shd w:fill="E8EEF7" w:color="auto" w:val="clear"/>
             <w:tcMar>
               <w:top w:type="dxa" w:w="60"/>
               <w:left w:type="dxa" w:w="100"/>
@@ -8065,6 +10138,116 @@
                 <w:sz w:val="19"/>
                 <w:szCs w:val="19"/>
               </w:rPr>
+              <w:t xml:space="preserve">_scripts/05_gbif_taxonomy.py</w:t>
+            </w:r>
+          </w:p>
+        </w:tc>
+        <w:tc>
+          <w:tcPr>
+            <w:tcW w:type="dxa" w:w="5626"/>
+            <w:shd w:fill="E8EEF7" w:color="auto" w:val="clear"/>
+            <w:tcMar>
+              <w:top w:type="dxa" w:w="60"/>
+              <w:left w:type="dxa" w:w="100"/>
+              <w:bottom w:type="dxa" w:w="60"/>
+              <w:right w:type="dxa" w:w="100"/>
+            </w:tcMar>
+          </w:tcPr>
+          <w:p>
+            <w:pPr>
+              <w:spacing w:after="0"/>
+            </w:pPr>
+            <w:r>
+              <w:rPr>
+                <w:rFonts w:ascii="Microsoft JhengHei" w:cs="Microsoft JhengHei" w:eastAsia="Microsoft JhengHei" w:hAnsi="Microsoft JhengHei"/>
+                <w:b w:val="false"/>
+                <w:bCs w:val="false"/>
+                <w:sz w:val="19"/>
+                <w:szCs w:val="19"/>
+              </w:rPr>
+              <w:t xml:space="preserve">GBIF 完整分類階層，建立 taxon 表</w:t>
+            </w:r>
+          </w:p>
+        </w:tc>
+      </w:tr>
+      <w:tr>
+        <w:tc>
+          <w:tcPr>
+            <w:tcW w:type="dxa" w:w="3400"/>
+            <w:tcMar>
+              <w:top w:type="dxa" w:w="60"/>
+              <w:left w:type="dxa" w:w="100"/>
+              <w:bottom w:type="dxa" w:w="60"/>
+              <w:right w:type="dxa" w:w="100"/>
+            </w:tcMar>
+          </w:tcPr>
+          <w:p>
+            <w:pPr>
+              <w:spacing w:after="0"/>
+            </w:pPr>
+            <w:r>
+              <w:rPr>
+                <w:rFonts w:ascii="Courier New" w:cs="Courier New" w:eastAsia="Courier New" w:hAnsi="Courier New"/>
+                <w:b w:val="false"/>
+                <w:bCs w:val="false"/>
+                <w:sz w:val="19"/>
+                <w:szCs w:val="19"/>
+              </w:rPr>
+              <w:t xml:space="preserve">_scripts/gbif.py</w:t>
+            </w:r>
+          </w:p>
+        </w:tc>
+        <w:tc>
+          <w:tcPr>
+            <w:tcW w:type="dxa" w:w="5626"/>
+            <w:tcMar>
+              <w:top w:type="dxa" w:w="60"/>
+              <w:left w:type="dxa" w:w="100"/>
+              <w:bottom w:type="dxa" w:w="60"/>
+              <w:right w:type="dxa" w:w="100"/>
+            </w:tcMar>
+          </w:tcPr>
+          <w:p>
+            <w:pPr>
+              <w:spacing w:after="0"/>
+            </w:pPr>
+            <w:r>
+              <w:rPr>
+                <w:rFonts w:ascii="Microsoft JhengHei" w:cs="Microsoft JhengHei" w:eastAsia="Microsoft JhengHei" w:hAnsi="Microsoft JhengHei"/>
+                <w:b w:val="false"/>
+                <w:bCs w:val="false"/>
+                <w:sz w:val="19"/>
+                <w:szCs w:val="19"/>
+              </w:rPr>
+              <w:t xml:space="preserve">GBIF 共用模組：快取、併發、比對守衛</w:t>
+            </w:r>
+          </w:p>
+        </w:tc>
+      </w:tr>
+      <w:tr>
+        <w:tc>
+          <w:tcPr>
+            <w:tcW w:type="dxa" w:w="3400"/>
+            <w:shd w:fill="E8EEF7" w:color="auto" w:val="clear"/>
+            <w:tcMar>
+              <w:top w:type="dxa" w:w="60"/>
+              <w:left w:type="dxa" w:w="100"/>
+              <w:bottom w:type="dxa" w:w="60"/>
+              <w:right w:type="dxa" w:w="100"/>
+            </w:tcMar>
+          </w:tcPr>
+          <w:p>
+            <w:pPr>
+              <w:spacing w:after="0"/>
+            </w:pPr>
+            <w:r>
+              <w:rPr>
+                <w:rFonts w:ascii="Courier New" w:cs="Courier New" w:eastAsia="Courier New" w:hAnsi="Courier New"/>
+                <w:b w:val="false"/>
+                <w:bCs w:val="false"/>
+                <w:sz w:val="19"/>
+                <w:szCs w:val="19"/>
+              </w:rPr>
               <w:t xml:space="preserve">_scripts/00_profile.py</w:t>
             </w:r>
           </w:p>
@@ -8072,6 +10255,7 @@
         <w:tc>
           <w:tcPr>
             <w:tcW w:type="dxa" w:w="5626"/>
+            <w:shd w:fill="E8EEF7" w:color="auto" w:val="clear"/>
             <w:tcMar>
               <w:top w:type="dxa" w:w="60"/>
               <w:left w:type="dxa" w:w="100"/>
@@ -8100,7 +10284,6 @@
         <w:tc>
           <w:tcPr>
             <w:tcW w:type="dxa" w:w="3400"/>
-            <w:shd w:fill="E8EEF7" w:color="auto" w:val="clear"/>
             <w:tcMar>
               <w:top w:type="dxa" w:w="60"/>
               <w:left w:type="dxa" w:w="100"/>
@@ -8127,7 +10310,6 @@
         <w:tc>
           <w:tcPr>
             <w:tcW w:type="dxa" w:w="5626"/>
-            <w:shd w:fill="E8EEF7" w:color="auto" w:val="clear"/>
             <w:tcMar>
               <w:top w:type="dxa" w:w="60"/>
               <w:left w:type="dxa" w:w="100"/>
@@ -8156,6 +10338,7 @@
         <w:tc>
           <w:tcPr>
             <w:tcW w:type="dxa" w:w="3400"/>
+            <w:shd w:fill="E8EEF7" w:color="auto" w:val="clear"/>
             <w:tcMar>
               <w:top w:type="dxa" w:w="60"/>
               <w:left w:type="dxa" w:w="100"/>
@@ -8182,6 +10365,7 @@
         <w:tc>
           <w:tcPr>
             <w:tcW w:type="dxa" w:w="5626"/>
+            <w:shd w:fill="E8EEF7" w:color="auto" w:val="clear"/>
             <w:tcMar>
               <w:top w:type="dxa" w:w="60"/>
               <w:left w:type="dxa" w:w="100"/>
@@ -8202,6 +10386,60 @@
                 <w:szCs w:val="19"/>
               </w:rPr>
               <w:t xml:space="preserve">Phase 1 清理報告與驗收</w:t>
+            </w:r>
+          </w:p>
+        </w:tc>
+      </w:tr>
+      <w:tr>
+        <w:tc>
+          <w:tcPr>
+            <w:tcW w:type="dxa" w:w="3400"/>
+            <w:tcMar>
+              <w:top w:type="dxa" w:w="60"/>
+              <w:left w:type="dxa" w:w="100"/>
+              <w:bottom w:type="dxa" w:w="60"/>
+              <w:right w:type="dxa" w:w="100"/>
+            </w:tcMar>
+          </w:tcPr>
+          <w:p>
+            <w:pPr>
+              <w:spacing w:after="0"/>
+            </w:pPr>
+            <w:r>
+              <w:rPr>
+                <w:rFonts w:ascii="Courier New" w:cs="Courier New" w:eastAsia="Courier New" w:hAnsi="Courier New"/>
+                <w:b w:val="false"/>
+                <w:bCs w:val="false"/>
+                <w:sz w:val="19"/>
+                <w:szCs w:val="19"/>
+              </w:rPr>
+              <w:t xml:space="preserve">90-Reports/gbif-taxonomy-report.md</w:t>
+            </w:r>
+          </w:p>
+        </w:tc>
+        <w:tc>
+          <w:tcPr>
+            <w:tcW w:type="dxa" w:w="5626"/>
+            <w:tcMar>
+              <w:top w:type="dxa" w:w="60"/>
+              <w:left w:type="dxa" w:w="100"/>
+              <w:bottom w:type="dxa" w:w="60"/>
+              <w:right w:type="dxa" w:w="100"/>
+            </w:tcMar>
+          </w:tcPr>
+          <w:p>
+            <w:pPr>
+              <w:spacing w:after="0"/>
+            </w:pPr>
+            <w:r>
+              <w:rPr>
+                <w:rFonts w:ascii="Microsoft JhengHei" w:cs="Microsoft JhengHei" w:eastAsia="Microsoft JhengHei" w:hAnsi="Microsoft JhengHei"/>
+                <w:b w:val="false"/>
+                <w:bCs w:val="false"/>
+                <w:sz w:val="19"/>
+                <w:szCs w:val="19"/>
+              </w:rPr>
+              <w:t xml:space="preserve">Phase 2 分類階層報告與驗收</w:t>
             </w:r>
           </w:p>
         </w:tc>

--- a/90-Reports/實作階段狀態紀錄.docx
+++ b/90-Reports/實作階段狀態紀錄.docx
@@ -381,7 +381,7 @@
                 <w:sz w:val="19"/>
                 <w:szCs w:val="19"/>
               </w:rPr>
-              <w:t xml:space="preserve">git，6 個 commit</w:t>
+              <w:t xml:space="preserve">git，7 個 commit</w:t>
             </w:r>
           </w:p>
         </w:tc>
@@ -1005,7 +1005,7 @@
         <w:tc>
           <w:tcPr>
             <w:tcW w:type="dxa" w:w="1300"/>
-            <w:shd w:fill="EFEFEF" w:color="auto" w:val="clear"/>
+            <w:shd w:fill="D9EAD3" w:color="auto" w:val="clear"/>
             <w:tcMar>
               <w:top w:type="dxa" w:w="60"/>
               <w:left w:type="dxa" w:w="100"/>
@@ -1021,10 +1021,12 @@
             <w:r>
               <w:rPr>
                 <w:rFonts w:ascii="Microsoft JhengHei" w:cs="Microsoft JhengHei" w:eastAsia="Microsoft JhengHei" w:hAnsi="Microsoft JhengHei"/>
-                <w:sz w:val="19"/>
-                <w:szCs w:val="19"/>
-              </w:rPr>
-              <w:t xml:space="preserve">⬜ 未開始</w:t>
+                <w:b/>
+                <w:bCs/>
+                <w:sz w:val="19"/>
+                <w:szCs w:val="19"/>
+              </w:rPr>
+              <w:t xml:space="preserve">✅ 完成</w:t>
             </w:r>
           </w:p>
         </w:tc>
@@ -1051,7 +1053,7 @@
                 <w:sz w:val="19"/>
                 <w:szCs w:val="19"/>
               </w:rPr>
-              <w:t xml:space="preserve">主表新增 plant_part / process 欄</w:t>
+              <w:t xml:space="preserve">_data/vocab/ 四張詞表、parts-process-report.md</w:t>
             </w:r>
           </w:p>
         </w:tc>
@@ -1524,7 +1526,7 @@
           <w:sz w:val="20"/>
           <w:szCs w:val="20"/>
         </w:rPr>
-        <w:t xml:space="preserve">8 個 Phase 中，3 個完成、5 個未開始。必做骨幹 Phase 0–2 已全部完成，可進入 Phase 3。</w:t>
+        <w:t xml:space="preserve">8 個 Phase 中，4 個完成、4 個未開始。Phase 0–3 已全部完成，可進入 Phase 4。</w:t>
       </w:r>
     </w:p>
     <w:p>
@@ -2163,6 +2165,96 @@
     <w:p>
       <w:pPr>
         <w:shd w:fill="F5F5F5" w:color="auto" w:val="clear"/>
+        <w:spacing w:after="0" w:before="0"/>
+        <w:ind w:left="280"/>
+      </w:pPr>
+      <w:r>
+        <w:rPr>
+          <w:rFonts w:ascii="Courier New" w:cs="Courier New" w:eastAsia="Courier New" w:hAnsi="Courier New"/>
+          <w:sz w:val="17"/>
+          <w:szCs w:val="17"/>
+        </w:rPr>
+        <w:t xml:space="preserve">  └─ 種名查無，退回屬層級取科   55</w:t>
+      </w:r>
+    </w:p>
+    <w:p>
+      <w:pPr>
+        <w:shd w:fill="F5F5F5" w:color="auto" w:val="clear"/>
+        <w:spacing w:after="0" w:before="0"/>
+        <w:ind w:left="280"/>
+      </w:pPr>
+      <w:r>
+        <w:rPr>
+          <w:rFonts w:ascii="Courier New" w:cs="Courier New" w:eastAsia="Courier New" w:hAnsi="Courier New"/>
+          <w:sz w:val="17"/>
+          <w:szCs w:val="17"/>
+        </w:rPr>
+        <w:t xml:space="preserve"/>
+      </w:r>
+    </w:p>
+    <w:p>
+      <w:pPr>
+        <w:shd w:fill="F5F5F5" w:color="auto" w:val="clear"/>
+        <w:spacing w:after="0" w:before="0"/>
+        <w:ind w:left="280"/>
+      </w:pPr>
+      <w:r>
+        <w:rPr>
+          <w:rFonts w:ascii="Courier New" w:cs="Courier New" w:eastAsia="Courier New" w:hAnsi="Courier New"/>
+          <w:sz w:val="17"/>
+          <w:szCs w:val="17"/>
+        </w:rPr>
+        <w:t xml:space="preserve">部位與製程（Phase 3）</w:t>
+      </w:r>
+    </w:p>
+    <w:p>
+      <w:pPr>
+        <w:shd w:fill="F5F5F5" w:color="auto" w:val="clear"/>
+        <w:spacing w:after="0" w:before="0"/>
+        <w:ind w:left="280"/>
+      </w:pPr>
+      <w:r>
+        <w:rPr>
+          <w:rFonts w:ascii="Courier New" w:cs="Courier New" w:eastAsia="Courier New" w:hAnsi="Courier New"/>
+          <w:sz w:val="17"/>
+          <w:szCs w:val="17"/>
+        </w:rPr>
+        <w:t xml:space="preserve">  ├─ 有使用部位             3,504    90.7%</w:t>
+      </w:r>
+    </w:p>
+    <w:p>
+      <w:pPr>
+        <w:shd w:fill="F5F5F5" w:color="auto" w:val="clear"/>
+        <w:spacing w:after="0" w:before="0"/>
+        <w:ind w:left="280"/>
+      </w:pPr>
+      <w:r>
+        <w:rPr>
+          <w:rFonts w:ascii="Courier New" w:cs="Courier New" w:eastAsia="Courier New" w:hAnsi="Courier New"/>
+          <w:sz w:val="17"/>
+          <w:szCs w:val="17"/>
+        </w:rPr>
+        <w:t xml:space="preserve">  ├─ 有製程                 3,630    94.0%</w:t>
+      </w:r>
+    </w:p>
+    <w:p>
+      <w:pPr>
+        <w:shd w:fill="F5F5F5" w:color="auto" w:val="clear"/>
+        <w:spacing w:after="0" w:before="0"/>
+        <w:ind w:left="280"/>
+      </w:pPr>
+      <w:r>
+        <w:rPr>
+          <w:rFonts w:ascii="Courier New" w:cs="Courier New" w:eastAsia="Courier New" w:hAnsi="Courier New"/>
+          <w:sz w:val="17"/>
+          <w:szCs w:val="17"/>
+        </w:rPr>
+        <w:t xml:space="preserve">  ├─ 複合部位（多值）         340</w:t>
+      </w:r>
+    </w:p>
+    <w:p>
+      <w:pPr>
+        <w:shd w:fill="F5F5F5" w:color="auto" w:val="clear"/>
         <w:spacing w:after="160" w:before="0"/>
         <w:ind w:left="280"/>
       </w:pPr>
@@ -2172,7 +2264,7 @@
           <w:sz w:val="17"/>
           <w:szCs w:val="17"/>
         </w:rPr>
-        <w:t xml:space="preserve">  └─ 種名查無，退回屬層級取科   55</w:t>
+        <w:t xml:space="preserve">  └─ 細胞培養來源             112    無部位，屬正常</w:t>
       </w:r>
     </w:p>
     <w:p>
@@ -2732,6 +2824,254 @@
                 <w:sz w:val="19"/>
                 <w:szCs w:val="19"/>
               </w:rPr>
+              <w:t xml:space="preserve">使用部位</w:t>
+            </w:r>
+          </w:p>
+        </w:tc>
+        <w:tc>
+          <w:tcPr>
+            <w:tcW w:type="dxa" w:w="1400"/>
+            <w:shd w:fill="E8EEF7" w:color="auto" w:val="clear"/>
+            <w:tcMar>
+              <w:top w:type="dxa" w:w="60"/>
+              <w:left w:type="dxa" w:w="100"/>
+              <w:bottom w:type="dxa" w:w="60"/>
+              <w:right w:type="dxa" w:w="100"/>
+            </w:tcMar>
+          </w:tcPr>
+          <w:p>
+            <w:pPr>
+              <w:spacing w:after="0"/>
+              <w:jc w:val="right"/>
+            </w:pPr>
+            <w:r>
+              <w:rPr>
+                <w:rFonts w:ascii="Microsoft JhengHei" w:cs="Microsoft JhengHei" w:eastAsia="Microsoft JhengHei" w:hAnsi="Microsoft JhengHei"/>
+                <w:b w:val="false"/>
+                <w:bCs w:val="false"/>
+                <w:sz w:val="19"/>
+                <w:szCs w:val="19"/>
+              </w:rPr>
+              <w:t xml:space="preserve">28</w:t>
+            </w:r>
+          </w:p>
+        </w:tc>
+        <w:tc>
+          <w:tcPr>
+            <w:tcW w:type="dxa" w:w="5226"/>
+            <w:shd w:fill="E8EEF7" w:color="auto" w:val="clear"/>
+            <w:tcMar>
+              <w:top w:type="dxa" w:w="60"/>
+              <w:left w:type="dxa" w:w="100"/>
+              <w:bottom w:type="dxa" w:w="60"/>
+              <w:right w:type="dxa" w:w="100"/>
+            </w:tcMar>
+          </w:tcPr>
+          <w:p>
+            <w:pPr>
+              <w:spacing w:after="0"/>
+            </w:pPr>
+            <w:r>
+              <w:rPr>
+                <w:rFonts w:ascii="Microsoft JhengHei" w:cs="Microsoft JhengHei" w:eastAsia="Microsoft JhengHei" w:hAnsi="Microsoft JhengHei"/>
+                <w:b w:val="false"/>
+                <w:bCs w:val="false"/>
+                <w:sz w:val="19"/>
+                <w:szCs w:val="19"/>
+              </w:rPr>
+              <w:t xml:space="preserve">73 個 token 正規化為 28 種（vocab/plant_part.csv）</w:t>
+            </w:r>
+          </w:p>
+        </w:tc>
+      </w:tr>
+      <w:tr>
+        <w:tc>
+          <w:tcPr>
+            <w:tcW w:type="dxa" w:w="2400"/>
+            <w:tcMar>
+              <w:top w:type="dxa" w:w="60"/>
+              <w:left w:type="dxa" w:w="100"/>
+              <w:bottom w:type="dxa" w:w="60"/>
+              <w:right w:type="dxa" w:w="100"/>
+            </w:tcMar>
+          </w:tcPr>
+          <w:p>
+            <w:pPr>
+              <w:spacing w:after="0"/>
+            </w:pPr>
+            <w:r>
+              <w:rPr>
+                <w:rFonts w:ascii="Microsoft JhengHei" w:cs="Microsoft JhengHei" w:eastAsia="Microsoft JhengHei" w:hAnsi="Microsoft JhengHei"/>
+                <w:b w:val="false"/>
+                <w:bCs w:val="false"/>
+                <w:sz w:val="19"/>
+                <w:szCs w:val="19"/>
+              </w:rPr>
+              <w:t xml:space="preserve">製程</w:t>
+            </w:r>
+          </w:p>
+        </w:tc>
+        <w:tc>
+          <w:tcPr>
+            <w:tcW w:type="dxa" w:w="1400"/>
+            <w:tcMar>
+              <w:top w:type="dxa" w:w="60"/>
+              <w:left w:type="dxa" w:w="100"/>
+              <w:bottom w:type="dxa" w:w="60"/>
+              <w:right w:type="dxa" w:w="100"/>
+            </w:tcMar>
+          </w:tcPr>
+          <w:p>
+            <w:pPr>
+              <w:spacing w:after="0"/>
+              <w:jc w:val="right"/>
+            </w:pPr>
+            <w:r>
+              <w:rPr>
+                <w:rFonts w:ascii="Microsoft JhengHei" w:cs="Microsoft JhengHei" w:eastAsia="Microsoft JhengHei" w:hAnsi="Microsoft JhengHei"/>
+                <w:b w:val="false"/>
+                <w:bCs w:val="false"/>
+                <w:sz w:val="19"/>
+                <w:szCs w:val="19"/>
+              </w:rPr>
+              <w:t xml:space="preserve">28</w:t>
+            </w:r>
+          </w:p>
+        </w:tc>
+        <w:tc>
+          <w:tcPr>
+            <w:tcW w:type="dxa" w:w="5226"/>
+            <w:tcMar>
+              <w:top w:type="dxa" w:w="60"/>
+              <w:left w:type="dxa" w:w="100"/>
+              <w:bottom w:type="dxa" w:w="60"/>
+              <w:right w:type="dxa" w:w="100"/>
+            </w:tcMar>
+          </w:tcPr>
+          <w:p>
+            <w:pPr>
+              <w:spacing w:after="0"/>
+            </w:pPr>
+            <w:r>
+              <w:rPr>
+                <w:rFonts w:ascii="Microsoft JhengHei" w:cs="Microsoft JhengHei" w:eastAsia="Microsoft JhengHei" w:hAnsi="Microsoft JhengHei"/>
+                <w:b w:val="false"/>
+                <w:bCs w:val="false"/>
+                <w:sz w:val="19"/>
+                <w:szCs w:val="19"/>
+              </w:rPr>
+              <w:t xml:space="preserve">40 個 token 正規化為 28 種（vocab/process.csv）</w:t>
+            </w:r>
+          </w:p>
+        </w:tc>
+      </w:tr>
+      <w:tr>
+        <w:tc>
+          <w:tcPr>
+            <w:tcW w:type="dxa" w:w="2400"/>
+            <w:shd w:fill="E8EEF7" w:color="auto" w:val="clear"/>
+            <w:tcMar>
+              <w:top w:type="dxa" w:w="60"/>
+              <w:left w:type="dxa" w:w="100"/>
+              <w:bottom w:type="dxa" w:w="60"/>
+              <w:right w:type="dxa" w:w="100"/>
+            </w:tcMar>
+          </w:tcPr>
+          <w:p>
+            <w:pPr>
+              <w:spacing w:after="0"/>
+            </w:pPr>
+            <w:r>
+              <w:rPr>
+                <w:rFonts w:ascii="Microsoft JhengHei" w:cs="Microsoft JhengHei" w:eastAsia="Microsoft JhengHei" w:hAnsi="Microsoft JhengHei"/>
+                <w:b w:val="false"/>
+                <w:bCs w:val="false"/>
+                <w:sz w:val="19"/>
+                <w:szCs w:val="19"/>
+              </w:rPr>
+              <w:t xml:space="preserve">製程修飾語</w:t>
+            </w:r>
+          </w:p>
+        </w:tc>
+        <w:tc>
+          <w:tcPr>
+            <w:tcW w:type="dxa" w:w="1400"/>
+            <w:shd w:fill="E8EEF7" w:color="auto" w:val="clear"/>
+            <w:tcMar>
+              <w:top w:type="dxa" w:w="60"/>
+              <w:left w:type="dxa" w:w="100"/>
+              <w:bottom w:type="dxa" w:w="60"/>
+              <w:right w:type="dxa" w:w="100"/>
+            </w:tcMar>
+          </w:tcPr>
+          <w:p>
+            <w:pPr>
+              <w:spacing w:after="0"/>
+              <w:jc w:val="right"/>
+            </w:pPr>
+            <w:r>
+              <w:rPr>
+                <w:rFonts w:ascii="Microsoft JhengHei" w:cs="Microsoft JhengHei" w:eastAsia="Microsoft JhengHei" w:hAnsi="Microsoft JhengHei"/>
+                <w:b w:val="false"/>
+                <w:bCs w:val="false"/>
+                <w:sz w:val="19"/>
+                <w:szCs w:val="19"/>
+              </w:rPr>
+              <w:t xml:space="preserve">16</w:t>
+            </w:r>
+          </w:p>
+        </w:tc>
+        <w:tc>
+          <w:tcPr>
+            <w:tcW w:type="dxa" w:w="5226"/>
+            <w:shd w:fill="E8EEF7" w:color="auto" w:val="clear"/>
+            <w:tcMar>
+              <w:top w:type="dxa" w:w="60"/>
+              <w:left w:type="dxa" w:w="100"/>
+              <w:bottom w:type="dxa" w:w="60"/>
+              <w:right w:type="dxa" w:w="100"/>
+            </w:tcMar>
+          </w:tcPr>
+          <w:p>
+            <w:pPr>
+              <w:spacing w:after="0"/>
+            </w:pPr>
+            <w:r>
+              <w:rPr>
+                <w:rFonts w:ascii="Microsoft JhengHei" w:cs="Microsoft JhengHei" w:eastAsia="Microsoft JhengHei" w:hAnsi="Microsoft JhengHei"/>
+                <w:b w:val="false"/>
+                <w:bCs w:val="false"/>
+                <w:sz w:val="19"/>
+                <w:szCs w:val="19"/>
+              </w:rPr>
+              <w:t xml:space="preserve">如 hydrolyzed、expressed、rectified</w:t>
+            </w:r>
+          </w:p>
+        </w:tc>
+      </w:tr>
+      <w:tr>
+        <w:tc>
+          <w:tcPr>
+            <w:tcW w:type="dxa" w:w="2400"/>
+            <w:tcMar>
+              <w:top w:type="dxa" w:w="60"/>
+              <w:left w:type="dxa" w:w="100"/>
+              <w:bottom w:type="dxa" w:w="60"/>
+              <w:right w:type="dxa" w:w="100"/>
+            </w:tcMar>
+          </w:tcPr>
+          <w:p>
+            <w:pPr>
+              <w:spacing w:after="0"/>
+            </w:pPr>
+            <w:r>
+              <w:rPr>
+                <w:rFonts w:ascii="Microsoft JhengHei" w:cs="Microsoft JhengHei" w:eastAsia="Microsoft JhengHei" w:hAnsi="Microsoft JhengHei"/>
+                <w:b w:val="false"/>
+                <w:bCs w:val="false"/>
+                <w:sz w:val="19"/>
+                <w:szCs w:val="19"/>
+              </w:rPr>
               <w:t xml:space="preserve">用途（Function）</w:t>
             </w:r>
           </w:p>
@@ -2739,7 +3079,6 @@
         <w:tc>
           <w:tcPr>
             <w:tcW w:type="dxa" w:w="1400"/>
-            <w:shd w:fill="E8EEF7" w:color="auto" w:val="clear"/>
             <w:tcMar>
               <w:top w:type="dxa" w:w="60"/>
               <w:left w:type="dxa" w:w="100"/>
@@ -2767,7 +3106,6 @@
         <w:tc>
           <w:tcPr>
             <w:tcW w:type="dxa" w:w="5226"/>
-            <w:shd w:fill="E8EEF7" w:color="auto" w:val="clear"/>
             <w:tcMar>
               <w:top w:type="dxa" w:w="60"/>
               <w:left w:type="dxa" w:w="100"/>
@@ -2796,6 +3134,7 @@
         <w:tc>
           <w:tcPr>
             <w:tcW w:type="dxa" w:w="2400"/>
+            <w:shd w:fill="E8EEF7" w:color="auto" w:val="clear"/>
             <w:tcMar>
               <w:top w:type="dxa" w:w="60"/>
               <w:left w:type="dxa" w:w="100"/>
@@ -2822,6 +3161,7 @@
         <w:tc>
           <w:tcPr>
             <w:tcW w:type="dxa" w:w="1400"/>
+            <w:shd w:fill="E8EEF7" w:color="auto" w:val="clear"/>
             <w:tcMar>
               <w:top w:type="dxa" w:w="60"/>
               <w:left w:type="dxa" w:w="100"/>
@@ -2849,6 +3189,7 @@
         <w:tc>
           <w:tcPr>
             <w:tcW w:type="dxa" w:w="5226"/>
+            <w:shd w:fill="E8EEF7" w:color="auto" w:val="clear"/>
             <w:tcMar>
               <w:top w:type="dxa" w:w="60"/>
               <w:left w:type="dxa" w:w="100"/>
@@ -6837,7 +7178,7 @@
           <w:sz w:val="24"/>
           <w:szCs w:val="24"/>
         </w:rPr>
-        <w:t xml:space="preserve">Phase 3 — 部位與製程抽取　⬜ 未開始</w:t>
+        <w:t xml:space="preserve">Phase 3 — 部位與製程抽取　✅ 完成</w:t>
       </w:r>
     </w:p>
     <w:p>
@@ -6850,7 +7191,277 @@
           <w:sz w:val="20"/>
           <w:szCs w:val="20"/>
         </w:rPr>
-        <w:t xml:space="preserve">可直接用字典比對，不需 LLM。部位與製程就是 INCI 名稱中的固定 token。</w:t>
+        <w:t xml:space="preserve">全部以詞表比對完成，未使用 LLM。詞表存於 _data/vocab/，新增詞彙不必改程式。</w:t>
+      </w:r>
+    </w:p>
+    <w:tbl>
+      <w:tblPr>
+        <w:tblW w:type="dxa" w:w="9026"/>
+        <w:tblBorders>
+          <w:top w:val="single" w:color="auto" w:sz="4"/>
+          <w:left w:val="single" w:color="auto" w:sz="4"/>
+          <w:bottom w:val="single" w:color="auto" w:sz="4"/>
+          <w:right w:val="single" w:color="auto" w:sz="4"/>
+          <w:insideH w:val="single" w:color="auto" w:sz="4"/>
+          <w:insideV w:val="single" w:color="auto" w:sz="4"/>
+        </w:tblBorders>
+      </w:tblPr>
+      <w:tblGrid>
+        <w:gridCol w:w="1700"/>
+        <w:gridCol w:w="7326"/>
+      </w:tblGrid>
+      <w:tr>
+        <w:trPr>
+          <w:tblHeader/>
+        </w:trPr>
+        <w:tc>
+          <w:tcPr>
+            <w:tcW w:type="dxa" w:w="1700"/>
+            <w:shd w:fill="1F3864" w:color="auto" w:val="clear"/>
+            <w:tcMar>
+              <w:top w:type="dxa" w:w="60"/>
+              <w:left w:type="dxa" w:w="100"/>
+              <w:bottom w:type="dxa" w:w="60"/>
+              <w:right w:type="dxa" w:w="100"/>
+            </w:tcMar>
+          </w:tcPr>
+          <w:p>
+            <w:pPr>
+              <w:spacing w:after="0"/>
+            </w:pPr>
+            <w:r>
+              <w:rPr>
+                <w:rFonts w:ascii="Microsoft JhengHei" w:cs="Microsoft JhengHei" w:eastAsia="Microsoft JhengHei" w:hAnsi="Microsoft JhengHei"/>
+                <w:b/>
+                <w:bCs/>
+                <w:color w:val="FFFFFF"/>
+                <w:sz w:val="19"/>
+                <w:szCs w:val="19"/>
+              </w:rPr>
+              <w:t xml:space="preserve"/>
+            </w:r>
+          </w:p>
+        </w:tc>
+        <w:tc>
+          <w:tcPr>
+            <w:tcW w:type="dxa" w:w="7326"/>
+            <w:shd w:fill="1F3864" w:color="auto" w:val="clear"/>
+            <w:tcMar>
+              <w:top w:type="dxa" w:w="60"/>
+              <w:left w:type="dxa" w:w="100"/>
+              <w:bottom w:type="dxa" w:w="60"/>
+              <w:right w:type="dxa" w:w="100"/>
+            </w:tcMar>
+          </w:tcPr>
+          <w:p>
+            <w:pPr>
+              <w:spacing w:after="0"/>
+            </w:pPr>
+            <w:r>
+              <w:rPr>
+                <w:rFonts w:ascii="Microsoft JhengHei" w:cs="Microsoft JhengHei" w:eastAsia="Microsoft JhengHei" w:hAnsi="Microsoft JhengHei"/>
+                <w:b/>
+                <w:bCs/>
+                <w:color w:val="FFFFFF"/>
+                <w:sz w:val="19"/>
+                <w:szCs w:val="19"/>
+              </w:rPr>
+              <w:t xml:space="preserve"/>
+            </w:r>
+          </w:p>
+        </w:tc>
+      </w:tr>
+      <w:tr>
+        <w:tc>
+          <w:tcPr>
+            <w:tcW w:type="dxa" w:w="1700"/>
+            <w:tcMar>
+              <w:top w:type="dxa" w:w="60"/>
+              <w:left w:type="dxa" w:w="100"/>
+              <w:bottom w:type="dxa" w:w="60"/>
+              <w:right w:type="dxa" w:w="100"/>
+            </w:tcMar>
+          </w:tcPr>
+          <w:p>
+            <w:pPr>
+              <w:spacing w:after="0"/>
+            </w:pPr>
+            <w:r>
+              <w:rPr>
+                <w:rFonts w:ascii="Microsoft JhengHei" w:cs="Microsoft JhengHei" w:eastAsia="Microsoft JhengHei" w:hAnsi="Microsoft JhengHei"/>
+                <w:b/>
+                <w:bCs/>
+                <w:sz w:val="19"/>
+                <w:szCs w:val="19"/>
+              </w:rPr>
+              <w:t xml:space="preserve">產出</w:t>
+            </w:r>
+          </w:p>
+        </w:tc>
+        <w:tc>
+          <w:tcPr>
+            <w:tcW w:type="dxa" w:w="7326"/>
+            <w:tcMar>
+              <w:top w:type="dxa" w:w="60"/>
+              <w:left w:type="dxa" w:w="100"/>
+              <w:bottom w:type="dxa" w:w="60"/>
+              <w:right w:type="dxa" w:w="100"/>
+            </w:tcMar>
+          </w:tcPr>
+          <w:p>
+            <w:pPr>
+              <w:spacing w:after="0"/>
+            </w:pPr>
+            <w:r>
+              <w:rPr>
+                <w:rFonts w:ascii="Microsoft JhengHei" w:cs="Microsoft JhengHei" w:eastAsia="Microsoft JhengHei" w:hAnsi="Microsoft JhengHei"/>
+                <w:b w:val="false"/>
+                <w:bCs w:val="false"/>
+                <w:sz w:val="19"/>
+                <w:szCs w:val="19"/>
+              </w:rPr>
+              <w:t xml:space="preserve">_data/vocab/ 四張詞表；extract 表新增 plant_part、part_count、part_source、process、process_all、process_modifiers、is_cell_culture 等欄位</w:t>
+            </w:r>
+          </w:p>
+        </w:tc>
+      </w:tr>
+      <w:tr>
+        <w:tc>
+          <w:tcPr>
+            <w:tcW w:type="dxa" w:w="1700"/>
+            <w:shd w:fill="E8EEF7" w:color="auto" w:val="clear"/>
+            <w:tcMar>
+              <w:top w:type="dxa" w:w="60"/>
+              <w:left w:type="dxa" w:w="100"/>
+              <w:bottom w:type="dxa" w:w="60"/>
+              <w:right w:type="dxa" w:w="100"/>
+            </w:tcMar>
+          </w:tcPr>
+          <w:p>
+            <w:pPr>
+              <w:spacing w:after="0"/>
+            </w:pPr>
+            <w:r>
+              <w:rPr>
+                <w:rFonts w:ascii="Microsoft JhengHei" w:cs="Microsoft JhengHei" w:eastAsia="Microsoft JhengHei" w:hAnsi="Microsoft JhengHei"/>
+                <w:b/>
+                <w:bCs/>
+                <w:sz w:val="19"/>
+                <w:szCs w:val="19"/>
+              </w:rPr>
+              <w:t xml:space="preserve">部位來源</w:t>
+            </w:r>
+          </w:p>
+        </w:tc>
+        <w:tc>
+          <w:tcPr>
+            <w:tcW w:type="dxa" w:w="7326"/>
+            <w:shd w:fill="E8EEF7" w:color="auto" w:val="clear"/>
+            <w:tcMar>
+              <w:top w:type="dxa" w:w="60"/>
+              <w:left w:type="dxa" w:w="100"/>
+              <w:bottom w:type="dxa" w:w="60"/>
+              <w:right w:type="dxa" w:w="100"/>
+            </w:tcMar>
+          </w:tcPr>
+          <w:p>
+            <w:pPr>
+              <w:spacing w:after="0"/>
+            </w:pPr>
+            <w:r>
+              <w:rPr>
+                <w:rFonts w:ascii="Microsoft JhengHei" w:cs="Microsoft JhengHei" w:eastAsia="Microsoft JhengHei" w:hAnsi="Microsoft JhengHei"/>
+                <w:b w:val="false"/>
+                <w:bCs w:val="false"/>
+                <w:sz w:val="19"/>
+                <w:szCs w:val="19"/>
+              </w:rPr>
+              <w:t xml:space="preserve">INCI 名稱 3,091 筆；敘述補回 404 筆；由製程反推 9 筆（seedcake→seed）</w:t>
+            </w:r>
+          </w:p>
+        </w:tc>
+      </w:tr>
+      <w:tr>
+        <w:tc>
+          <w:tcPr>
+            <w:tcW w:type="dxa" w:w="1700"/>
+            <w:tcMar>
+              <w:top w:type="dxa" w:w="60"/>
+              <w:left w:type="dxa" w:w="100"/>
+              <w:bottom w:type="dxa" w:w="60"/>
+              <w:right w:type="dxa" w:w="100"/>
+            </w:tcMar>
+          </w:tcPr>
+          <w:p>
+            <w:pPr>
+              <w:spacing w:after="0"/>
+            </w:pPr>
+            <w:r>
+              <w:rPr>
+                <w:rFonts w:ascii="Microsoft JhengHei" w:cs="Microsoft JhengHei" w:eastAsia="Microsoft JhengHei" w:hAnsi="Microsoft JhengHei"/>
+                <w:b/>
+                <w:bCs/>
+                <w:sz w:val="19"/>
+                <w:szCs w:val="19"/>
+              </w:rPr>
+              <w:t xml:space="preserve">驗收</w:t>
+            </w:r>
+          </w:p>
+        </w:tc>
+        <w:tc>
+          <w:tcPr>
+            <w:tcW w:type="dxa" w:w="7326"/>
+            <w:tcMar>
+              <w:top w:type="dxa" w:w="60"/>
+              <w:left w:type="dxa" w:w="100"/>
+              <w:bottom w:type="dxa" w:w="60"/>
+              <w:right w:type="dxa" w:w="100"/>
+            </w:tcMar>
+          </w:tcPr>
+          <w:p>
+            <w:pPr>
+              <w:spacing w:after="0"/>
+            </w:pPr>
+            <w:r>
+              <w:rPr>
+                <w:rFonts w:ascii="Microsoft JhengHei" w:cs="Microsoft JhengHei" w:eastAsia="Microsoft JhengHei" w:hAnsi="Microsoft JhengHei"/>
+                <w:b w:val="false"/>
+                <w:bCs w:val="false"/>
+                <w:sz w:val="19"/>
+                <w:szCs w:val="19"/>
+              </w:rPr>
+              <w:t xml:space="preserve">四項全數通過：部位涵蓋率 &gt; 75%、製程涵蓋率 &gt; 90%、複合部位已拆多值、未標示者留空未臆測</w:t>
+            </w:r>
+          </w:p>
+        </w:tc>
+      </w:tr>
+    </w:tbl>
+    <w:p>
+      <w:pPr>
+        <w:spacing w:after="120" w:before="0"/>
+      </w:pPr>
+      <w:r>
+        <w:rPr>
+          <w:rFonts w:ascii="Microsoft JhengHei" w:cs="Microsoft JhengHei" w:eastAsia="Microsoft JhengHei" w:hAnsi="Microsoft JhengHei"/>
+          <w:sz w:val="20"/>
+          <w:szCs w:val="20"/>
+        </w:rPr>
+        <w:t xml:space="preserve"/>
+      </w:r>
+    </w:p>
+    <w:p>
+      <w:pPr>
+        <w:spacing w:after="120" w:before="0"/>
+      </w:pPr>
+      <w:r>
+        <w:rPr>
+          <w:rFonts w:ascii="Microsoft JhengHei" w:cs="Microsoft JhengHei" w:eastAsia="Microsoft JhengHei" w:hAnsi="Microsoft JhengHei"/>
+          <w:b/>
+          <w:bCs/>
+          <w:sz w:val="20"/>
+          <w:szCs w:val="20"/>
+        </w:rPr>
+        <w:t xml:space="preserve">使用部位分布（前 14）</w:t>
       </w:r>
     </w:p>
     <w:p>
@@ -6865,7 +7476,7 @@
           <w:sz w:val="17"/>
           <w:szCs w:val="17"/>
         </w:rPr>
-        <w:t xml:space="preserve">部位 token 實測分布（約 30 詞）</w:t>
+        <w:t xml:space="preserve">  leaf        853    stem         314    peel     77</w:t>
       </w:r>
     </w:p>
     <w:p>
@@ -6880,7 +7491,7 @@
           <w:sz w:val="17"/>
           <w:szCs w:val="17"/>
         </w:rPr>
-        <w:t xml:space="preserve">  LEAF 813  FLOWER 537  FRUIT 415  SEED 414  ROOT 339</w:t>
+        <w:t xml:space="preserve">  flower      570    whole_plant  208    gum      44</w:t>
       </w:r>
     </w:p>
     <w:p>
@@ -6895,7 +7506,7 @@
           <w:sz w:val="17"/>
           <w:szCs w:val="17"/>
         </w:rPr>
-        <w:t xml:space="preserve">  STEM 230  BARK 129   JUICE 115  HERB 100  WOOD  88 ...</w:t>
+        <w:t xml:space="preserve">  seed        524    aerial_part  175    resin    43</w:t>
       </w:r>
     </w:p>
     <w:p>
@@ -6910,37 +7521,7 @@
           <w:sz w:val="17"/>
           <w:szCs w:val="17"/>
         </w:rPr>
-        <w:t xml:space="preserve">  759 筆無部位 token，屬全株或未指定</w:t>
-      </w:r>
-    </w:p>
-    <w:p>
-      <w:pPr>
-        <w:shd w:fill="F5F5F5" w:color="auto" w:val="clear"/>
-        <w:spacing w:after="0" w:before="0"/>
-        <w:ind w:left="280"/>
-      </w:pPr>
-      <w:r>
-        <w:rPr>
-          <w:rFonts w:ascii="Courier New" w:cs="Courier New" w:eastAsia="Courier New" w:hAnsi="Courier New"/>
-          <w:sz w:val="17"/>
-          <w:szCs w:val="17"/>
-        </w:rPr>
-        <w:t xml:space="preserve"/>
-      </w:r>
-    </w:p>
-    <w:p>
-      <w:pPr>
-        <w:shd w:fill="F5F5F5" w:color="auto" w:val="clear"/>
-        <w:spacing w:after="0" w:before="0"/>
-        <w:ind w:left="280"/>
-      </w:pPr>
-      <w:r>
-        <w:rPr>
-          <w:rFonts w:ascii="Courier New" w:cs="Courier New" w:eastAsia="Courier New" w:hAnsi="Courier New"/>
-          <w:sz w:val="17"/>
-          <w:szCs w:val="17"/>
-        </w:rPr>
-        <w:t xml:space="preserve">製程 token（約 25 詞）</w:t>
+        <w:t xml:space="preserve">  fruit       467    bark         137    bud      42</w:t>
       </w:r>
     </w:p>
     <w:p>
@@ -6955,7 +7536,727 @@
           <w:sz w:val="17"/>
           <w:szCs w:val="17"/>
         </w:rPr>
-        <w:t xml:space="preserve">  EXTRACT 2219  OIL 664  POWDER 259  WATER 232  JUICE 115 ...</w:t>
+        <w:t xml:space="preserve">  root        351    wood          98</w:t>
+      </w:r>
+    </w:p>
+    <w:p>
+      <w:pPr>
+        <w:spacing w:after="120" w:before="0"/>
+      </w:pPr>
+      <w:r>
+        <w:rPr>
+          <w:rFonts w:ascii="Microsoft JhengHei" w:cs="Microsoft JhengHei" w:eastAsia="Microsoft JhengHei" w:hAnsi="Microsoft JhengHei"/>
+          <w:b/>
+          <w:bCs/>
+          <w:sz w:val="20"/>
+          <w:szCs w:val="20"/>
+        </w:rPr>
+        <w:t xml:space="preserve">可橫向比較的物種（同一物種收錄多個部位）</w:t>
+      </w:r>
+    </w:p>
+    <w:tbl>
+      <w:tblPr>
+        <w:tblW w:type="dxa" w:w="9026"/>
+        <w:tblBorders>
+          <w:top w:val="single" w:color="auto" w:sz="4"/>
+          <w:left w:val="single" w:color="auto" w:sz="4"/>
+          <w:bottom w:val="single" w:color="auto" w:sz="4"/>
+          <w:right w:val="single" w:color="auto" w:sz="4"/>
+          <w:insideH w:val="single" w:color="auto" w:sz="4"/>
+          <w:insideV w:val="single" w:color="auto" w:sz="4"/>
+        </w:tblBorders>
+      </w:tblPr>
+      <w:tblGrid>
+        <w:gridCol w:w="3000"/>
+        <w:gridCol w:w="1600"/>
+        <w:gridCol w:w="1600"/>
+        <w:gridCol w:w="2826"/>
+      </w:tblGrid>
+      <w:tr>
+        <w:trPr>
+          <w:tblHeader/>
+        </w:trPr>
+        <w:tc>
+          <w:tcPr>
+            <w:tcW w:type="dxa" w:w="3000"/>
+            <w:shd w:fill="1F3864" w:color="auto" w:val="clear"/>
+            <w:tcMar>
+              <w:top w:type="dxa" w:w="60"/>
+              <w:left w:type="dxa" w:w="100"/>
+              <w:bottom w:type="dxa" w:w="60"/>
+              <w:right w:type="dxa" w:w="100"/>
+            </w:tcMar>
+          </w:tcPr>
+          <w:p>
+            <w:pPr>
+              <w:spacing w:after="0"/>
+            </w:pPr>
+            <w:r>
+              <w:rPr>
+                <w:rFonts w:ascii="Microsoft JhengHei" w:cs="Microsoft JhengHei" w:eastAsia="Microsoft JhengHei" w:hAnsi="Microsoft JhengHei"/>
+                <w:b/>
+                <w:bCs/>
+                <w:color w:val="FFFFFF"/>
+                <w:sz w:val="19"/>
+                <w:szCs w:val="19"/>
+              </w:rPr>
+              <w:t xml:space="preserve">物種</w:t>
+            </w:r>
+          </w:p>
+        </w:tc>
+        <w:tc>
+          <w:tcPr>
+            <w:tcW w:type="dxa" w:w="1600"/>
+            <w:shd w:fill="1F3864" w:color="auto" w:val="clear"/>
+            <w:tcMar>
+              <w:top w:type="dxa" w:w="60"/>
+              <w:left w:type="dxa" w:w="100"/>
+              <w:bottom w:type="dxa" w:w="60"/>
+              <w:right w:type="dxa" w:w="100"/>
+            </w:tcMar>
+          </w:tcPr>
+          <w:p>
+            <w:pPr>
+              <w:spacing w:after="0"/>
+              <w:jc w:val="right"/>
+            </w:pPr>
+            <w:r>
+              <w:rPr>
+                <w:rFonts w:ascii="Microsoft JhengHei" w:cs="Microsoft JhengHei" w:eastAsia="Microsoft JhengHei" w:hAnsi="Microsoft JhengHei"/>
+                <w:b/>
+                <w:bCs/>
+                <w:color w:val="FFFFFF"/>
+                <w:sz w:val="19"/>
+                <w:szCs w:val="19"/>
+              </w:rPr>
+              <w:t xml:space="preserve">部位種類數</w:t>
+            </w:r>
+          </w:p>
+        </w:tc>
+        <w:tc>
+          <w:tcPr>
+            <w:tcW w:type="dxa" w:w="1600"/>
+            <w:shd w:fill="1F3864" w:color="auto" w:val="clear"/>
+            <w:tcMar>
+              <w:top w:type="dxa" w:w="60"/>
+              <w:left w:type="dxa" w:w="100"/>
+              <w:bottom w:type="dxa" w:w="60"/>
+              <w:right w:type="dxa" w:w="100"/>
+            </w:tcMar>
+          </w:tcPr>
+          <w:p>
+            <w:pPr>
+              <w:spacing w:after="0"/>
+              <w:jc w:val="right"/>
+            </w:pPr>
+            <w:r>
+              <w:rPr>
+                <w:rFonts w:ascii="Microsoft JhengHei" w:cs="Microsoft JhengHei" w:eastAsia="Microsoft JhengHei" w:hAnsi="Microsoft JhengHei"/>
+                <w:b/>
+                <w:bCs/>
+                <w:color w:val="FFFFFF"/>
+                <w:sz w:val="19"/>
+                <w:szCs w:val="19"/>
+              </w:rPr>
+              <w:t xml:space="preserve">萃取物數</w:t>
+            </w:r>
+          </w:p>
+        </w:tc>
+        <w:tc>
+          <w:tcPr>
+            <w:tcW w:type="dxa" w:w="2826"/>
+            <w:shd w:fill="1F3864" w:color="auto" w:val="clear"/>
+            <w:tcMar>
+              <w:top w:type="dxa" w:w="60"/>
+              <w:left w:type="dxa" w:w="100"/>
+              <w:bottom w:type="dxa" w:w="60"/>
+              <w:right w:type="dxa" w:w="100"/>
+            </w:tcMar>
+          </w:tcPr>
+          <w:p>
+            <w:pPr>
+              <w:spacing w:after="0"/>
+            </w:pPr>
+            <w:r>
+              <w:rPr>
+                <w:rFonts w:ascii="Microsoft JhengHei" w:cs="Microsoft JhengHei" w:eastAsia="Microsoft JhengHei" w:hAnsi="Microsoft JhengHei"/>
+                <w:b/>
+                <w:bCs/>
+                <w:color w:val="FFFFFF"/>
+                <w:sz w:val="19"/>
+                <w:szCs w:val="19"/>
+              </w:rPr>
+              <w:t xml:space="preserve"/>
+            </w:r>
+          </w:p>
+        </w:tc>
+      </w:tr>
+      <w:tr>
+        <w:tc>
+          <w:tcPr>
+            <w:tcW w:type="dxa" w:w="3000"/>
+            <w:tcMar>
+              <w:top w:type="dxa" w:w="60"/>
+              <w:left w:type="dxa" w:w="100"/>
+              <w:bottom w:type="dxa" w:w="60"/>
+              <w:right w:type="dxa" w:w="100"/>
+            </w:tcMar>
+          </w:tcPr>
+          <w:p>
+            <w:pPr>
+              <w:spacing w:after="0"/>
+            </w:pPr>
+            <w:r>
+              <w:rPr>
+                <w:rFonts w:ascii="Microsoft JhengHei" w:cs="Microsoft JhengHei" w:eastAsia="Microsoft JhengHei" w:hAnsi="Microsoft JhengHei"/>
+                <w:b w:val="false"/>
+                <w:bCs w:val="false"/>
+                <w:sz w:val="19"/>
+                <w:szCs w:val="19"/>
+              </w:rPr>
+              <w:t xml:space="preserve">Vitis vinifera</w:t>
+            </w:r>
+          </w:p>
+        </w:tc>
+        <w:tc>
+          <w:tcPr>
+            <w:tcW w:type="dxa" w:w="1600"/>
+            <w:tcMar>
+              <w:top w:type="dxa" w:w="60"/>
+              <w:left w:type="dxa" w:w="100"/>
+              <w:bottom w:type="dxa" w:w="60"/>
+              <w:right w:type="dxa" w:w="100"/>
+            </w:tcMar>
+          </w:tcPr>
+          <w:p>
+            <w:pPr>
+              <w:spacing w:after="0"/>
+              <w:jc w:val="right"/>
+            </w:pPr>
+            <w:r>
+              <w:rPr>
+                <w:rFonts w:ascii="Microsoft JhengHei" w:cs="Microsoft JhengHei" w:eastAsia="Microsoft JhengHei" w:hAnsi="Microsoft JhengHei"/>
+                <w:b w:val="false"/>
+                <w:bCs w:val="false"/>
+                <w:sz w:val="19"/>
+                <w:szCs w:val="19"/>
+              </w:rPr>
+              <w:t xml:space="preserve">10</w:t>
+            </w:r>
+          </w:p>
+        </w:tc>
+        <w:tc>
+          <w:tcPr>
+            <w:tcW w:type="dxa" w:w="1600"/>
+            <w:tcMar>
+              <w:top w:type="dxa" w:w="60"/>
+              <w:left w:type="dxa" w:w="100"/>
+              <w:bottom w:type="dxa" w:w="60"/>
+              <w:right w:type="dxa" w:w="100"/>
+            </w:tcMar>
+          </w:tcPr>
+          <w:p>
+            <w:pPr>
+              <w:spacing w:after="0"/>
+              <w:jc w:val="right"/>
+            </w:pPr>
+            <w:r>
+              <w:rPr>
+                <w:rFonts w:ascii="Microsoft JhengHei" w:cs="Microsoft JhengHei" w:eastAsia="Microsoft JhengHei" w:hAnsi="Microsoft JhengHei"/>
+                <w:b w:val="false"/>
+                <w:bCs w:val="false"/>
+                <w:sz w:val="19"/>
+                <w:szCs w:val="19"/>
+              </w:rPr>
+              <w:t xml:space="preserve">21</w:t>
+            </w:r>
+          </w:p>
+        </w:tc>
+        <w:tc>
+          <w:tcPr>
+            <w:tcW w:type="dxa" w:w="2826"/>
+            <w:tcMar>
+              <w:top w:type="dxa" w:w="60"/>
+              <w:left w:type="dxa" w:w="100"/>
+              <w:bottom w:type="dxa" w:w="60"/>
+              <w:right w:type="dxa" w:w="100"/>
+            </w:tcMar>
+          </w:tcPr>
+          <w:p>
+            <w:pPr>
+              <w:spacing w:after="0"/>
+            </w:pPr>
+            <w:r>
+              <w:rPr>
+                <w:rFonts w:ascii="Microsoft JhengHei" w:cs="Microsoft JhengHei" w:eastAsia="Microsoft JhengHei" w:hAnsi="Microsoft JhengHei"/>
+                <w:b w:val="false"/>
+                <w:bCs w:val="false"/>
+                <w:sz w:val="19"/>
+                <w:szCs w:val="19"/>
+              </w:rPr>
+              <w:t xml:space="preserve">葡萄</w:t>
+            </w:r>
+          </w:p>
+        </w:tc>
+      </w:tr>
+      <w:tr>
+        <w:tc>
+          <w:tcPr>
+            <w:tcW w:type="dxa" w:w="3000"/>
+            <w:shd w:fill="E8EEF7" w:color="auto" w:val="clear"/>
+            <w:tcMar>
+              <w:top w:type="dxa" w:w="60"/>
+              <w:left w:type="dxa" w:w="100"/>
+              <w:bottom w:type="dxa" w:w="60"/>
+              <w:right w:type="dxa" w:w="100"/>
+            </w:tcMar>
+          </w:tcPr>
+          <w:p>
+            <w:pPr>
+              <w:spacing w:after="0"/>
+            </w:pPr>
+            <w:r>
+              <w:rPr>
+                <w:rFonts w:ascii="Microsoft JhengHei" w:cs="Microsoft JhengHei" w:eastAsia="Microsoft JhengHei" w:hAnsi="Microsoft JhengHei"/>
+                <w:b w:val="false"/>
+                <w:bCs w:val="false"/>
+                <w:sz w:val="19"/>
+                <w:szCs w:val="19"/>
+              </w:rPr>
+              <w:t xml:space="preserve">Cupressus sempervirens</w:t>
+            </w:r>
+          </w:p>
+        </w:tc>
+        <w:tc>
+          <w:tcPr>
+            <w:tcW w:type="dxa" w:w="1600"/>
+            <w:shd w:fill="E8EEF7" w:color="auto" w:val="clear"/>
+            <w:tcMar>
+              <w:top w:type="dxa" w:w="60"/>
+              <w:left w:type="dxa" w:w="100"/>
+              <w:bottom w:type="dxa" w:w="60"/>
+              <w:right w:type="dxa" w:w="100"/>
+            </w:tcMar>
+          </w:tcPr>
+          <w:p>
+            <w:pPr>
+              <w:spacing w:after="0"/>
+              <w:jc w:val="right"/>
+            </w:pPr>
+            <w:r>
+              <w:rPr>
+                <w:rFonts w:ascii="Microsoft JhengHei" w:cs="Microsoft JhengHei" w:eastAsia="Microsoft JhengHei" w:hAnsi="Microsoft JhengHei"/>
+                <w:b w:val="false"/>
+                <w:bCs w:val="false"/>
+                <w:sz w:val="19"/>
+                <w:szCs w:val="19"/>
+              </w:rPr>
+              <w:t xml:space="preserve">8</w:t>
+            </w:r>
+          </w:p>
+        </w:tc>
+        <w:tc>
+          <w:tcPr>
+            <w:tcW w:type="dxa" w:w="1600"/>
+            <w:shd w:fill="E8EEF7" w:color="auto" w:val="clear"/>
+            <w:tcMar>
+              <w:top w:type="dxa" w:w="60"/>
+              <w:left w:type="dxa" w:w="100"/>
+              <w:bottom w:type="dxa" w:w="60"/>
+              <w:right w:type="dxa" w:w="100"/>
+            </w:tcMar>
+          </w:tcPr>
+          <w:p>
+            <w:pPr>
+              <w:spacing w:after="0"/>
+              <w:jc w:val="right"/>
+            </w:pPr>
+            <w:r>
+              <w:rPr>
+                <w:rFonts w:ascii="Microsoft JhengHei" w:cs="Microsoft JhengHei" w:eastAsia="Microsoft JhengHei" w:hAnsi="Microsoft JhengHei"/>
+                <w:b w:val="false"/>
+                <w:bCs w:val="false"/>
+                <w:sz w:val="19"/>
+                <w:szCs w:val="19"/>
+              </w:rPr>
+              <w:t xml:space="preserve">11</w:t>
+            </w:r>
+          </w:p>
+        </w:tc>
+        <w:tc>
+          <w:tcPr>
+            <w:tcW w:type="dxa" w:w="2826"/>
+            <w:shd w:fill="E8EEF7" w:color="auto" w:val="clear"/>
+            <w:tcMar>
+              <w:top w:type="dxa" w:w="60"/>
+              <w:left w:type="dxa" w:w="100"/>
+              <w:bottom w:type="dxa" w:w="60"/>
+              <w:right w:type="dxa" w:w="100"/>
+            </w:tcMar>
+          </w:tcPr>
+          <w:p>
+            <w:pPr>
+              <w:spacing w:after="0"/>
+            </w:pPr>
+            <w:r>
+              <w:rPr>
+                <w:rFonts w:ascii="Microsoft JhengHei" w:cs="Microsoft JhengHei" w:eastAsia="Microsoft JhengHei" w:hAnsi="Microsoft JhengHei"/>
+                <w:b w:val="false"/>
+                <w:bCs w:val="false"/>
+                <w:sz w:val="19"/>
+                <w:szCs w:val="19"/>
+              </w:rPr>
+              <w:t xml:space="preserve">地中海柏木</w:t>
+            </w:r>
+          </w:p>
+        </w:tc>
+      </w:tr>
+      <w:tr>
+        <w:tc>
+          <w:tcPr>
+            <w:tcW w:type="dxa" w:w="3000"/>
+            <w:tcMar>
+              <w:top w:type="dxa" w:w="60"/>
+              <w:left w:type="dxa" w:w="100"/>
+              <w:bottom w:type="dxa" w:w="60"/>
+              <w:right w:type="dxa" w:w="100"/>
+            </w:tcMar>
+          </w:tcPr>
+          <w:p>
+            <w:pPr>
+              <w:spacing w:after="0"/>
+            </w:pPr>
+            <w:r>
+              <w:rPr>
+                <w:rFonts w:ascii="Microsoft JhengHei" w:cs="Microsoft JhengHei" w:eastAsia="Microsoft JhengHei" w:hAnsi="Microsoft JhengHei"/>
+                <w:b w:val="false"/>
+                <w:bCs w:val="false"/>
+                <w:sz w:val="19"/>
+                <w:szCs w:val="19"/>
+              </w:rPr>
+              <w:t xml:space="preserve">Citrus aurantium</w:t>
+            </w:r>
+          </w:p>
+        </w:tc>
+        <w:tc>
+          <w:tcPr>
+            <w:tcW w:type="dxa" w:w="1600"/>
+            <w:tcMar>
+              <w:top w:type="dxa" w:w="60"/>
+              <w:left w:type="dxa" w:w="100"/>
+              <w:bottom w:type="dxa" w:w="60"/>
+              <w:right w:type="dxa" w:w="100"/>
+            </w:tcMar>
+          </w:tcPr>
+          <w:p>
+            <w:pPr>
+              <w:spacing w:after="0"/>
+              <w:jc w:val="right"/>
+            </w:pPr>
+            <w:r>
+              <w:rPr>
+                <w:rFonts w:ascii="Microsoft JhengHei" w:cs="Microsoft JhengHei" w:eastAsia="Microsoft JhengHei" w:hAnsi="Microsoft JhengHei"/>
+                <w:b w:val="false"/>
+                <w:bCs w:val="false"/>
+                <w:sz w:val="19"/>
+                <w:szCs w:val="19"/>
+              </w:rPr>
+              <w:t xml:space="preserve">7</w:t>
+            </w:r>
+          </w:p>
+        </w:tc>
+        <w:tc>
+          <w:tcPr>
+            <w:tcW w:type="dxa" w:w="1600"/>
+            <w:tcMar>
+              <w:top w:type="dxa" w:w="60"/>
+              <w:left w:type="dxa" w:w="100"/>
+              <w:bottom w:type="dxa" w:w="60"/>
+              <w:right w:type="dxa" w:w="100"/>
+            </w:tcMar>
+          </w:tcPr>
+          <w:p>
+            <w:pPr>
+              <w:spacing w:after="0"/>
+              <w:jc w:val="right"/>
+            </w:pPr>
+            <w:r>
+              <w:rPr>
+                <w:rFonts w:ascii="Microsoft JhengHei" w:cs="Microsoft JhengHei" w:eastAsia="Microsoft JhengHei" w:hAnsi="Microsoft JhengHei"/>
+                <w:b w:val="false"/>
+                <w:bCs w:val="false"/>
+                <w:sz w:val="19"/>
+                <w:szCs w:val="19"/>
+              </w:rPr>
+              <w:t xml:space="preserve">54</w:t>
+            </w:r>
+          </w:p>
+        </w:tc>
+        <w:tc>
+          <w:tcPr>
+            <w:tcW w:type="dxa" w:w="2826"/>
+            <w:tcMar>
+              <w:top w:type="dxa" w:w="60"/>
+              <w:left w:type="dxa" w:w="100"/>
+              <w:bottom w:type="dxa" w:w="60"/>
+              <w:right w:type="dxa" w:w="100"/>
+            </w:tcMar>
+          </w:tcPr>
+          <w:p>
+            <w:pPr>
+              <w:spacing w:after="0"/>
+            </w:pPr>
+            <w:r>
+              <w:rPr>
+                <w:rFonts w:ascii="Microsoft JhengHei" w:cs="Microsoft JhengHei" w:eastAsia="Microsoft JhengHei" w:hAnsi="Microsoft JhengHei"/>
+                <w:b w:val="false"/>
+                <w:bCs w:val="false"/>
+                <w:sz w:val="19"/>
+                <w:szCs w:val="19"/>
+              </w:rPr>
+              <w:t xml:space="preserve">橙</w:t>
+            </w:r>
+          </w:p>
+        </w:tc>
+      </w:tr>
+      <w:tr>
+        <w:tc>
+          <w:tcPr>
+            <w:tcW w:type="dxa" w:w="3000"/>
+            <w:shd w:fill="E8EEF7" w:color="auto" w:val="clear"/>
+            <w:tcMar>
+              <w:top w:type="dxa" w:w="60"/>
+              <w:left w:type="dxa" w:w="100"/>
+              <w:bottom w:type="dxa" w:w="60"/>
+              <w:right w:type="dxa" w:w="100"/>
+            </w:tcMar>
+          </w:tcPr>
+          <w:p>
+            <w:pPr>
+              <w:spacing w:after="0"/>
+            </w:pPr>
+            <w:r>
+              <w:rPr>
+                <w:rFonts w:ascii="Microsoft JhengHei" w:cs="Microsoft JhengHei" w:eastAsia="Microsoft JhengHei" w:hAnsi="Microsoft JhengHei"/>
+                <w:b w:val="false"/>
+                <w:bCs w:val="false"/>
+                <w:sz w:val="19"/>
+                <w:szCs w:val="19"/>
+              </w:rPr>
+              <w:t xml:space="preserve">Olea europaea</w:t>
+            </w:r>
+          </w:p>
+        </w:tc>
+        <w:tc>
+          <w:tcPr>
+            <w:tcW w:type="dxa" w:w="1600"/>
+            <w:shd w:fill="E8EEF7" w:color="auto" w:val="clear"/>
+            <w:tcMar>
+              <w:top w:type="dxa" w:w="60"/>
+              <w:left w:type="dxa" w:w="100"/>
+              <w:bottom w:type="dxa" w:w="60"/>
+              <w:right w:type="dxa" w:w="100"/>
+            </w:tcMar>
+          </w:tcPr>
+          <w:p>
+            <w:pPr>
+              <w:spacing w:after="0"/>
+              <w:jc w:val="right"/>
+            </w:pPr>
+            <w:r>
+              <w:rPr>
+                <w:rFonts w:ascii="Microsoft JhengHei" w:cs="Microsoft JhengHei" w:eastAsia="Microsoft JhengHei" w:hAnsi="Microsoft JhengHei"/>
+                <w:b w:val="false"/>
+                <w:bCs w:val="false"/>
+                <w:sz w:val="19"/>
+                <w:szCs w:val="19"/>
+              </w:rPr>
+              <w:t xml:space="preserve">7</w:t>
+            </w:r>
+          </w:p>
+        </w:tc>
+        <w:tc>
+          <w:tcPr>
+            <w:tcW w:type="dxa" w:w="1600"/>
+            <w:shd w:fill="E8EEF7" w:color="auto" w:val="clear"/>
+            <w:tcMar>
+              <w:top w:type="dxa" w:w="60"/>
+              <w:left w:type="dxa" w:w="100"/>
+              <w:bottom w:type="dxa" w:w="60"/>
+              <w:right w:type="dxa" w:w="100"/>
+            </w:tcMar>
+          </w:tcPr>
+          <w:p>
+            <w:pPr>
+              <w:spacing w:after="0"/>
+              <w:jc w:val="right"/>
+            </w:pPr>
+            <w:r>
+              <w:rPr>
+                <w:rFonts w:ascii="Microsoft JhengHei" w:cs="Microsoft JhengHei" w:eastAsia="Microsoft JhengHei" w:hAnsi="Microsoft JhengHei"/>
+                <w:b w:val="false"/>
+                <w:bCs w:val="false"/>
+                <w:sz w:val="19"/>
+                <w:szCs w:val="19"/>
+              </w:rPr>
+              <w:t xml:space="preserve">20</w:t>
+            </w:r>
+          </w:p>
+        </w:tc>
+        <w:tc>
+          <w:tcPr>
+            <w:tcW w:type="dxa" w:w="2826"/>
+            <w:shd w:fill="E8EEF7" w:color="auto" w:val="clear"/>
+            <w:tcMar>
+              <w:top w:type="dxa" w:w="60"/>
+              <w:left w:type="dxa" w:w="100"/>
+              <w:bottom w:type="dxa" w:w="60"/>
+              <w:right w:type="dxa" w:w="100"/>
+            </w:tcMar>
+          </w:tcPr>
+          <w:p>
+            <w:pPr>
+              <w:spacing w:after="0"/>
+            </w:pPr>
+            <w:r>
+              <w:rPr>
+                <w:rFonts w:ascii="Microsoft JhengHei" w:cs="Microsoft JhengHei" w:eastAsia="Microsoft JhengHei" w:hAnsi="Microsoft JhengHei"/>
+                <w:b w:val="false"/>
+                <w:bCs w:val="false"/>
+                <w:sz w:val="19"/>
+                <w:szCs w:val="19"/>
+              </w:rPr>
+              <w:t xml:space="preserve">橄欖</w:t>
+            </w:r>
+          </w:p>
+        </w:tc>
+      </w:tr>
+      <w:tr>
+        <w:tc>
+          <w:tcPr>
+            <w:tcW w:type="dxa" w:w="3000"/>
+            <w:tcMar>
+              <w:top w:type="dxa" w:w="60"/>
+              <w:left w:type="dxa" w:w="100"/>
+              <w:bottom w:type="dxa" w:w="60"/>
+              <w:right w:type="dxa" w:w="100"/>
+            </w:tcMar>
+          </w:tcPr>
+          <w:p>
+            <w:pPr>
+              <w:spacing w:after="0"/>
+            </w:pPr>
+            <w:r>
+              <w:rPr>
+                <w:rFonts w:ascii="Microsoft JhengHei" w:cs="Microsoft JhengHei" w:eastAsia="Microsoft JhengHei" w:hAnsi="Microsoft JhengHei"/>
+                <w:b w:val="false"/>
+                <w:bCs w:val="false"/>
+                <w:sz w:val="19"/>
+                <w:szCs w:val="19"/>
+              </w:rPr>
+              <w:t xml:space="preserve">Nelumbo nucifera</w:t>
+            </w:r>
+          </w:p>
+        </w:tc>
+        <w:tc>
+          <w:tcPr>
+            <w:tcW w:type="dxa" w:w="1600"/>
+            <w:tcMar>
+              <w:top w:type="dxa" w:w="60"/>
+              <w:left w:type="dxa" w:w="100"/>
+              <w:bottom w:type="dxa" w:w="60"/>
+              <w:right w:type="dxa" w:w="100"/>
+            </w:tcMar>
+          </w:tcPr>
+          <w:p>
+            <w:pPr>
+              <w:spacing w:after="0"/>
+              <w:jc w:val="right"/>
+            </w:pPr>
+            <w:r>
+              <w:rPr>
+                <w:rFonts w:ascii="Microsoft JhengHei" w:cs="Microsoft JhengHei" w:eastAsia="Microsoft JhengHei" w:hAnsi="Microsoft JhengHei"/>
+                <w:b w:val="false"/>
+                <w:bCs w:val="false"/>
+                <w:sz w:val="19"/>
+                <w:szCs w:val="19"/>
+              </w:rPr>
+              <w:t xml:space="preserve">7</w:t>
+            </w:r>
+          </w:p>
+        </w:tc>
+        <w:tc>
+          <w:tcPr>
+            <w:tcW w:type="dxa" w:w="1600"/>
+            <w:tcMar>
+              <w:top w:type="dxa" w:w="60"/>
+              <w:left w:type="dxa" w:w="100"/>
+              <w:bottom w:type="dxa" w:w="60"/>
+              <w:right w:type="dxa" w:w="100"/>
+            </w:tcMar>
+          </w:tcPr>
+          <w:p>
+            <w:pPr>
+              <w:spacing w:after="0"/>
+              <w:jc w:val="right"/>
+            </w:pPr>
+            <w:r>
+              <w:rPr>
+                <w:rFonts w:ascii="Microsoft JhengHei" w:cs="Microsoft JhengHei" w:eastAsia="Microsoft JhengHei" w:hAnsi="Microsoft JhengHei"/>
+                <w:b w:val="false"/>
+                <w:bCs w:val="false"/>
+                <w:sz w:val="19"/>
+                <w:szCs w:val="19"/>
+              </w:rPr>
+              <w:t xml:space="preserve">22</w:t>
+            </w:r>
+          </w:p>
+        </w:tc>
+        <w:tc>
+          <w:tcPr>
+            <w:tcW w:type="dxa" w:w="2826"/>
+            <w:tcMar>
+              <w:top w:type="dxa" w:w="60"/>
+              <w:left w:type="dxa" w:w="100"/>
+              <w:bottom w:type="dxa" w:w="60"/>
+              <w:right w:type="dxa" w:w="100"/>
+            </w:tcMar>
+          </w:tcPr>
+          <w:p>
+            <w:pPr>
+              <w:spacing w:after="0"/>
+            </w:pPr>
+            <w:r>
+              <w:rPr>
+                <w:rFonts w:ascii="Microsoft JhengHei" w:cs="Microsoft JhengHei" w:eastAsia="Microsoft JhengHei" w:hAnsi="Microsoft JhengHei"/>
+                <w:b w:val="false"/>
+                <w:bCs w:val="false"/>
+                <w:sz w:val="19"/>
+                <w:szCs w:val="19"/>
+              </w:rPr>
+              <w:t xml:space="preserve">蓮</w:t>
+            </w:r>
+          </w:p>
+        </w:tc>
+      </w:tr>
+    </w:tbl>
+    <w:p>
+      <w:pPr>
+        <w:pBdr>
+          <w:left w:val="single" w:color="C9A227" w:sz="18" w:space="12"/>
+        </w:pBdr>
+        <w:spacing w:after="160" w:before="80"/>
+        <w:ind w:left="240"/>
+      </w:pPr>
+      <w:r>
+        <w:rPr>
+          <w:rFonts w:ascii="Microsoft JhengHei" w:cs="Microsoft JhengHei" w:eastAsia="Microsoft JhengHei" w:hAnsi="Microsoft JhengHei"/>
+          <w:i w:val="false"/>
+          <w:iCs w:val="false"/>
+          <w:sz w:val="20"/>
+          <w:szCs w:val="20"/>
+        </w:rPr>
+        <w:t xml:space="preserve">未標示部位的 358 筆中，58 筆是細胞培養（callus / cell culture），本來就沒有「部位」可言，留空是正確的；其餘 300 筆是 COSING 真的沒寫。一律留 NULL 不臆測為全株——未標示與全株是兩回事，猜測會把成分譜完全不同的材料混在一起。</w:t>
       </w:r>
     </w:p>
     <w:p>
@@ -8995,7 +10296,7 @@
                 <w:sz w:val="19"/>
                 <w:szCs w:val="19"/>
               </w:rPr>
-              <w:t xml:space="preserve">Phase 3：部位與製程抽取（字典比對，不需 LLM）</w:t>
+              <w:t xml:space="preserve">Phase 4：LOTUS（物種→成分）與 PubChem（CAS→結構）富集</w:t>
             </w:r>
           </w:p>
         </w:tc>
@@ -9021,7 +10322,7 @@
                 <w:sz w:val="19"/>
                 <w:szCs w:val="19"/>
               </w:rPr>
-              <w:t xml:space="preserve">plant_part / process 欄</w:t>
+              <w:t xml:space="preserve">species_compounds.csv、cas_structures.csv</w:t>
             </w:r>
           </w:p>
         </w:tc>
@@ -9048,7 +10349,7 @@
                 <w:sz w:val="19"/>
                 <w:szCs w:val="19"/>
               </w:rPr>
-              <w:t xml:space="preserve">0.5 天</w:t>
+              <w:t xml:space="preserve">1 天</w:t>
             </w:r>
           </w:p>
         </w:tc>
@@ -9105,7 +10406,7 @@
                 <w:sz w:val="19"/>
                 <w:szCs w:val="19"/>
               </w:rPr>
-              <w:t xml:space="preserve">Phase 4：LOTUS（物種→成分）與 PubChem（CAS→結構）富集</w:t>
+              <w:t xml:space="preserve">Phase 5：關聯分析（可與 1 平行）</w:t>
             </w:r>
           </w:p>
         </w:tc>
@@ -9132,7 +10433,7 @@
                 <w:sz w:val="19"/>
                 <w:szCs w:val="19"/>
               </w:rPr>
-              <w:t xml:space="preserve">species_compounds.csv、cas_structures.csv</w:t>
+              <w:t xml:space="preserve">90-Reports/ 各項分析</w:t>
             </w:r>
           </w:p>
         </w:tc>
@@ -9160,6 +10461,114 @@
                 <w:sz w:val="19"/>
                 <w:szCs w:val="19"/>
               </w:rPr>
+              <w:t xml:space="preserve">1.5–2 天</w:t>
+            </w:r>
+          </w:p>
+        </w:tc>
+      </w:tr>
+      <w:tr>
+        <w:tc>
+          <w:tcPr>
+            <w:tcW w:type="dxa" w:w="700"/>
+            <w:tcMar>
+              <w:top w:type="dxa" w:w="60"/>
+              <w:left w:type="dxa" w:w="100"/>
+              <w:bottom w:type="dxa" w:w="60"/>
+              <w:right w:type="dxa" w:w="100"/>
+            </w:tcMar>
+          </w:tcPr>
+          <w:p>
+            <w:pPr>
+              <w:spacing w:after="0"/>
+              <w:jc w:val="center"/>
+            </w:pPr>
+            <w:r>
+              <w:rPr>
+                <w:rFonts w:ascii="Microsoft JhengHei" w:cs="Microsoft JhengHei" w:eastAsia="Microsoft JhengHei" w:hAnsi="Microsoft JhengHei"/>
+                <w:b w:val="false"/>
+                <w:bCs w:val="false"/>
+                <w:sz w:val="19"/>
+                <w:szCs w:val="19"/>
+              </w:rPr>
+              <w:t xml:space="preserve">3</w:t>
+            </w:r>
+          </w:p>
+        </w:tc>
+        <w:tc>
+          <w:tcPr>
+            <w:tcW w:type="dxa" w:w="4400"/>
+            <w:tcMar>
+              <w:top w:type="dxa" w:w="60"/>
+              <w:left w:type="dxa" w:w="100"/>
+              <w:bottom w:type="dxa" w:w="60"/>
+              <w:right w:type="dxa" w:w="100"/>
+            </w:tcMar>
+          </w:tcPr>
+          <w:p>
+            <w:pPr>
+              <w:spacing w:after="0"/>
+            </w:pPr>
+            <w:r>
+              <w:rPr>
+                <w:rFonts w:ascii="Microsoft JhengHei" w:cs="Microsoft JhengHei" w:eastAsia="Microsoft JhengHei" w:hAnsi="Microsoft JhengHei"/>
+                <w:b w:val="false"/>
+                <w:bCs w:val="false"/>
+                <w:sz w:val="19"/>
+                <w:szCs w:val="19"/>
+              </w:rPr>
+              <w:t xml:space="preserve">Phase 6：Vault 筆記生成</w:t>
+            </w:r>
+          </w:p>
+        </w:tc>
+        <w:tc>
+          <w:tcPr>
+            <w:tcW w:type="dxa" w:w="2526"/>
+            <w:tcMar>
+              <w:top w:type="dxa" w:w="60"/>
+              <w:left w:type="dxa" w:w="100"/>
+              <w:bottom w:type="dxa" w:w="60"/>
+              <w:right w:type="dxa" w:w="100"/>
+            </w:tcMar>
+          </w:tcPr>
+          <w:p>
+            <w:pPr>
+              <w:spacing w:after="0"/>
+            </w:pPr>
+            <w:r>
+              <w:rPr>
+                <w:rFonts w:ascii="Microsoft JhengHei" w:cs="Microsoft JhengHei" w:eastAsia="Microsoft JhengHei" w:hAnsi="Microsoft JhengHei"/>
+                <w:b w:val="false"/>
+                <w:bCs w:val="false"/>
+                <w:sz w:val="19"/>
+                <w:szCs w:val="19"/>
+              </w:rPr>
+              <w:t xml:space="preserve">10-Species / 20-Family / 30-MOC</w:t>
+            </w:r>
+          </w:p>
+        </w:tc>
+        <w:tc>
+          <w:tcPr>
+            <w:tcW w:type="dxa" w:w="1400"/>
+            <w:tcMar>
+              <w:top w:type="dxa" w:w="60"/>
+              <w:left w:type="dxa" w:w="100"/>
+              <w:bottom w:type="dxa" w:w="60"/>
+              <w:right w:type="dxa" w:w="100"/>
+            </w:tcMar>
+          </w:tcPr>
+          <w:p>
+            <w:pPr>
+              <w:spacing w:after="0"/>
+              <w:jc w:val="center"/>
+            </w:pPr>
+            <w:r>
+              <w:rPr>
+                <w:rFonts w:ascii="Microsoft JhengHei" w:cs="Microsoft JhengHei" w:eastAsia="Microsoft JhengHei" w:hAnsi="Microsoft JhengHei"/>
+                <w:b w:val="false"/>
+                <w:bCs w:val="false"/>
+                <w:sz w:val="19"/>
+                <w:szCs w:val="19"/>
+              </w:rPr>
               <w:t xml:space="preserve">1 天</w:t>
             </w:r>
           </w:p>
@@ -9169,6 +10578,7 @@
         <w:tc>
           <w:tcPr>
             <w:tcW w:type="dxa" w:w="700"/>
+            <w:shd w:fill="E8EEF7" w:color="auto" w:val="clear"/>
             <w:tcMar>
               <w:top w:type="dxa" w:w="60"/>
               <w:left w:type="dxa" w:w="100"/>
@@ -9189,285 +10599,68 @@
                 <w:sz w:val="19"/>
                 <w:szCs w:val="19"/>
               </w:rPr>
-              <w:t xml:space="preserve">3</w:t>
+              <w:t xml:space="preserve">4</w:t>
             </w:r>
           </w:p>
         </w:tc>
         <w:tc>
           <w:tcPr>
             <w:tcW w:type="dxa" w:w="4400"/>
-            <w:tcMar>
-              <w:top w:type="dxa" w:w="60"/>
-              <w:left w:type="dxa" w:w="100"/>
-              <w:bottom w:type="dxa" w:w="60"/>
-              <w:right w:type="dxa" w:w="100"/>
-            </w:tcMar>
-          </w:tcPr>
-          <w:p>
-            <w:pPr>
-              <w:spacing w:after="0"/>
-            </w:pPr>
-            <w:r>
-              <w:rPr>
-                <w:rFonts w:ascii="Microsoft JhengHei" w:cs="Microsoft JhengHei" w:eastAsia="Microsoft JhengHei" w:hAnsi="Microsoft JhengHei"/>
-                <w:b w:val="false"/>
-                <w:bCs w:val="false"/>
-                <w:sz w:val="19"/>
-                <w:szCs w:val="19"/>
-              </w:rPr>
-              <w:t xml:space="preserve">Phase 5：關聯分析（可與 2 平行）</w:t>
+            <w:shd w:fill="E8EEF7" w:color="auto" w:val="clear"/>
+            <w:tcMar>
+              <w:top w:type="dxa" w:w="60"/>
+              <w:left w:type="dxa" w:w="100"/>
+              <w:bottom w:type="dxa" w:w="60"/>
+              <w:right w:type="dxa" w:w="100"/>
+            </w:tcMar>
+          </w:tcPr>
+          <w:p>
+            <w:pPr>
+              <w:spacing w:after="0"/>
+            </w:pPr>
+            <w:r>
+              <w:rPr>
+                <w:rFonts w:ascii="Microsoft JhengHei" w:cs="Microsoft JhengHei" w:eastAsia="Microsoft JhengHei" w:hAnsi="Microsoft JhengHei"/>
+                <w:b w:val="false"/>
+                <w:bCs w:val="false"/>
+                <w:sz w:val="19"/>
+                <w:szCs w:val="19"/>
+              </w:rPr>
+              <w:t xml:space="preserve">Phase 7：AI 問答層</w:t>
             </w:r>
           </w:p>
         </w:tc>
         <w:tc>
           <w:tcPr>
             <w:tcW w:type="dxa" w:w="2526"/>
-            <w:tcMar>
-              <w:top w:type="dxa" w:w="60"/>
-              <w:left w:type="dxa" w:w="100"/>
-              <w:bottom w:type="dxa" w:w="60"/>
-              <w:right w:type="dxa" w:w="100"/>
-            </w:tcMar>
-          </w:tcPr>
-          <w:p>
-            <w:pPr>
-              <w:spacing w:after="0"/>
-            </w:pPr>
-            <w:r>
-              <w:rPr>
-                <w:rFonts w:ascii="Microsoft JhengHei" w:cs="Microsoft JhengHei" w:eastAsia="Microsoft JhengHei" w:hAnsi="Microsoft JhengHei"/>
-                <w:b w:val="false"/>
-                <w:bCs w:val="false"/>
-                <w:sz w:val="19"/>
-                <w:szCs w:val="19"/>
-              </w:rPr>
-              <w:t xml:space="preserve">90-Reports/ 各項分析</w:t>
+            <w:shd w:fill="E8EEF7" w:color="auto" w:val="clear"/>
+            <w:tcMar>
+              <w:top w:type="dxa" w:w="60"/>
+              <w:left w:type="dxa" w:w="100"/>
+              <w:bottom w:type="dxa" w:w="60"/>
+              <w:right w:type="dxa" w:w="100"/>
+            </w:tcMar>
+          </w:tcPr>
+          <w:p>
+            <w:pPr>
+              <w:spacing w:after="0"/>
+            </w:pPr>
+            <w:r>
+              <w:rPr>
+                <w:rFonts w:ascii="Microsoft JhengHei" w:cs="Microsoft JhengHei" w:eastAsia="Microsoft JhengHei" w:hAnsi="Microsoft JhengHei"/>
+                <w:b w:val="false"/>
+                <w:bCs w:val="false"/>
+                <w:sz w:val="19"/>
+                <w:szCs w:val="19"/>
+              </w:rPr>
+              <w:t xml:space="preserve">四層混合檢索工具組</w:t>
             </w:r>
           </w:p>
         </w:tc>
         <w:tc>
           <w:tcPr>
             <w:tcW w:type="dxa" w:w="1400"/>
-            <w:tcMar>
-              <w:top w:type="dxa" w:w="60"/>
-              <w:left w:type="dxa" w:w="100"/>
-              <w:bottom w:type="dxa" w:w="60"/>
-              <w:right w:type="dxa" w:w="100"/>
-            </w:tcMar>
-          </w:tcPr>
-          <w:p>
-            <w:pPr>
-              <w:spacing w:after="0"/>
-              <w:jc w:val="center"/>
-            </w:pPr>
-            <w:r>
-              <w:rPr>
-                <w:rFonts w:ascii="Microsoft JhengHei" w:cs="Microsoft JhengHei" w:eastAsia="Microsoft JhengHei" w:hAnsi="Microsoft JhengHei"/>
-                <w:b w:val="false"/>
-                <w:bCs w:val="false"/>
-                <w:sz w:val="19"/>
-                <w:szCs w:val="19"/>
-              </w:rPr>
-              <w:t xml:space="preserve">1.5–2 天</w:t>
-            </w:r>
-          </w:p>
-        </w:tc>
-      </w:tr>
-      <w:tr>
-        <w:tc>
-          <w:tcPr>
-            <w:tcW w:type="dxa" w:w="700"/>
-            <w:shd w:fill="E8EEF7" w:color="auto" w:val="clear"/>
-            <w:tcMar>
-              <w:top w:type="dxa" w:w="60"/>
-              <w:left w:type="dxa" w:w="100"/>
-              <w:bottom w:type="dxa" w:w="60"/>
-              <w:right w:type="dxa" w:w="100"/>
-            </w:tcMar>
-          </w:tcPr>
-          <w:p>
-            <w:pPr>
-              <w:spacing w:after="0"/>
-              <w:jc w:val="center"/>
-            </w:pPr>
-            <w:r>
-              <w:rPr>
-                <w:rFonts w:ascii="Microsoft JhengHei" w:cs="Microsoft JhengHei" w:eastAsia="Microsoft JhengHei" w:hAnsi="Microsoft JhengHei"/>
-                <w:b w:val="false"/>
-                <w:bCs w:val="false"/>
-                <w:sz w:val="19"/>
-                <w:szCs w:val="19"/>
-              </w:rPr>
-              <w:t xml:space="preserve">4</w:t>
-            </w:r>
-          </w:p>
-        </w:tc>
-        <w:tc>
-          <w:tcPr>
-            <w:tcW w:type="dxa" w:w="4400"/>
-            <w:shd w:fill="E8EEF7" w:color="auto" w:val="clear"/>
-            <w:tcMar>
-              <w:top w:type="dxa" w:w="60"/>
-              <w:left w:type="dxa" w:w="100"/>
-              <w:bottom w:type="dxa" w:w="60"/>
-              <w:right w:type="dxa" w:w="100"/>
-            </w:tcMar>
-          </w:tcPr>
-          <w:p>
-            <w:pPr>
-              <w:spacing w:after="0"/>
-            </w:pPr>
-            <w:r>
-              <w:rPr>
-                <w:rFonts w:ascii="Microsoft JhengHei" w:cs="Microsoft JhengHei" w:eastAsia="Microsoft JhengHei" w:hAnsi="Microsoft JhengHei"/>
-                <w:b w:val="false"/>
-                <w:bCs w:val="false"/>
-                <w:sz w:val="19"/>
-                <w:szCs w:val="19"/>
-              </w:rPr>
-              <w:t xml:space="preserve">Phase 6：Vault 筆記生成</w:t>
-            </w:r>
-          </w:p>
-        </w:tc>
-        <w:tc>
-          <w:tcPr>
-            <w:tcW w:type="dxa" w:w="2526"/>
-            <w:shd w:fill="E8EEF7" w:color="auto" w:val="clear"/>
-            <w:tcMar>
-              <w:top w:type="dxa" w:w="60"/>
-              <w:left w:type="dxa" w:w="100"/>
-              <w:bottom w:type="dxa" w:w="60"/>
-              <w:right w:type="dxa" w:w="100"/>
-            </w:tcMar>
-          </w:tcPr>
-          <w:p>
-            <w:pPr>
-              <w:spacing w:after="0"/>
-            </w:pPr>
-            <w:r>
-              <w:rPr>
-                <w:rFonts w:ascii="Microsoft JhengHei" w:cs="Microsoft JhengHei" w:eastAsia="Microsoft JhengHei" w:hAnsi="Microsoft JhengHei"/>
-                <w:b w:val="false"/>
-                <w:bCs w:val="false"/>
-                <w:sz w:val="19"/>
-                <w:szCs w:val="19"/>
-              </w:rPr>
-              <w:t xml:space="preserve">10-Species / 20-Family / 30-MOC</w:t>
-            </w:r>
-          </w:p>
-        </w:tc>
-        <w:tc>
-          <w:tcPr>
-            <w:tcW w:type="dxa" w:w="1400"/>
-            <w:shd w:fill="E8EEF7" w:color="auto" w:val="clear"/>
-            <w:tcMar>
-              <w:top w:type="dxa" w:w="60"/>
-              <w:left w:type="dxa" w:w="100"/>
-              <w:bottom w:type="dxa" w:w="60"/>
-              <w:right w:type="dxa" w:w="100"/>
-            </w:tcMar>
-          </w:tcPr>
-          <w:p>
-            <w:pPr>
-              <w:spacing w:after="0"/>
-              <w:jc w:val="center"/>
-            </w:pPr>
-            <w:r>
-              <w:rPr>
-                <w:rFonts w:ascii="Microsoft JhengHei" w:cs="Microsoft JhengHei" w:eastAsia="Microsoft JhengHei" w:hAnsi="Microsoft JhengHei"/>
-                <w:b w:val="false"/>
-                <w:bCs w:val="false"/>
-                <w:sz w:val="19"/>
-                <w:szCs w:val="19"/>
-              </w:rPr>
-              <w:t xml:space="preserve">1 天</w:t>
-            </w:r>
-          </w:p>
-        </w:tc>
-      </w:tr>
-      <w:tr>
-        <w:tc>
-          <w:tcPr>
-            <w:tcW w:type="dxa" w:w="700"/>
-            <w:tcMar>
-              <w:top w:type="dxa" w:w="60"/>
-              <w:left w:type="dxa" w:w="100"/>
-              <w:bottom w:type="dxa" w:w="60"/>
-              <w:right w:type="dxa" w:w="100"/>
-            </w:tcMar>
-          </w:tcPr>
-          <w:p>
-            <w:pPr>
-              <w:spacing w:after="0"/>
-              <w:jc w:val="center"/>
-            </w:pPr>
-            <w:r>
-              <w:rPr>
-                <w:rFonts w:ascii="Microsoft JhengHei" w:cs="Microsoft JhengHei" w:eastAsia="Microsoft JhengHei" w:hAnsi="Microsoft JhengHei"/>
-                <w:b w:val="false"/>
-                <w:bCs w:val="false"/>
-                <w:sz w:val="19"/>
-                <w:szCs w:val="19"/>
-              </w:rPr>
-              <w:t xml:space="preserve">5</w:t>
-            </w:r>
-          </w:p>
-        </w:tc>
-        <w:tc>
-          <w:tcPr>
-            <w:tcW w:type="dxa" w:w="4400"/>
-            <w:tcMar>
-              <w:top w:type="dxa" w:w="60"/>
-              <w:left w:type="dxa" w:w="100"/>
-              <w:bottom w:type="dxa" w:w="60"/>
-              <w:right w:type="dxa" w:w="100"/>
-            </w:tcMar>
-          </w:tcPr>
-          <w:p>
-            <w:pPr>
-              <w:spacing w:after="0"/>
-            </w:pPr>
-            <w:r>
-              <w:rPr>
-                <w:rFonts w:ascii="Microsoft JhengHei" w:cs="Microsoft JhengHei" w:eastAsia="Microsoft JhengHei" w:hAnsi="Microsoft JhengHei"/>
-                <w:b w:val="false"/>
-                <w:bCs w:val="false"/>
-                <w:sz w:val="19"/>
-                <w:szCs w:val="19"/>
-              </w:rPr>
-              <w:t xml:space="preserve">Phase 7：AI 問答層</w:t>
-            </w:r>
-          </w:p>
-        </w:tc>
-        <w:tc>
-          <w:tcPr>
-            <w:tcW w:type="dxa" w:w="2526"/>
-            <w:tcMar>
-              <w:top w:type="dxa" w:w="60"/>
-              <w:left w:type="dxa" w:w="100"/>
-              <w:bottom w:type="dxa" w:w="60"/>
-              <w:right w:type="dxa" w:w="100"/>
-            </w:tcMar>
-          </w:tcPr>
-          <w:p>
-            <w:pPr>
-              <w:spacing w:after="0"/>
-            </w:pPr>
-            <w:r>
-              <w:rPr>
-                <w:rFonts w:ascii="Microsoft JhengHei" w:cs="Microsoft JhengHei" w:eastAsia="Microsoft JhengHei" w:hAnsi="Microsoft JhengHei"/>
-                <w:b w:val="false"/>
-                <w:bCs w:val="false"/>
-                <w:sz w:val="19"/>
-                <w:szCs w:val="19"/>
-              </w:rPr>
-              <w:t xml:space="preserve">四層混合檢索工具組</w:t>
-            </w:r>
-          </w:p>
-        </w:tc>
-        <w:tc>
-          <w:tcPr>
-            <w:tcW w:type="dxa" w:w="1400"/>
+            <w:shd w:fill="E8EEF7" w:color="auto" w:val="clear"/>
             <w:tcMar>
               <w:top w:type="dxa" w:w="60"/>
               <w:left w:type="dxa" w:w="100"/>
@@ -10248,6 +11441,116 @@
                 <w:sz w:val="19"/>
                 <w:szCs w:val="19"/>
               </w:rPr>
+              <w:t xml:space="preserve">_scripts/06_parts.py</w:t>
+            </w:r>
+          </w:p>
+        </w:tc>
+        <w:tc>
+          <w:tcPr>
+            <w:tcW w:type="dxa" w:w="5626"/>
+            <w:shd w:fill="E8EEF7" w:color="auto" w:val="clear"/>
+            <w:tcMar>
+              <w:top w:type="dxa" w:w="60"/>
+              <w:left w:type="dxa" w:w="100"/>
+              <w:bottom w:type="dxa" w:w="60"/>
+              <w:right w:type="dxa" w:w="100"/>
+            </w:tcMar>
+          </w:tcPr>
+          <w:p>
+            <w:pPr>
+              <w:spacing w:after="0"/>
+            </w:pPr>
+            <w:r>
+              <w:rPr>
+                <w:rFonts w:ascii="Microsoft JhengHei" w:cs="Microsoft JhengHei" w:eastAsia="Microsoft JhengHei" w:hAnsi="Microsoft JhengHei"/>
+                <w:b w:val="false"/>
+                <w:bCs w:val="false"/>
+                <w:sz w:val="19"/>
+                <w:szCs w:val="19"/>
+              </w:rPr>
+              <w:t xml:space="preserve">部位與製程詞表比對</w:t>
+            </w:r>
+          </w:p>
+        </w:tc>
+      </w:tr>
+      <w:tr>
+        <w:tc>
+          <w:tcPr>
+            <w:tcW w:type="dxa" w:w="3400"/>
+            <w:tcMar>
+              <w:top w:type="dxa" w:w="60"/>
+              <w:left w:type="dxa" w:w="100"/>
+              <w:bottom w:type="dxa" w:w="60"/>
+              <w:right w:type="dxa" w:w="100"/>
+            </w:tcMar>
+          </w:tcPr>
+          <w:p>
+            <w:pPr>
+              <w:spacing w:after="0"/>
+            </w:pPr>
+            <w:r>
+              <w:rPr>
+                <w:rFonts w:ascii="Courier New" w:cs="Courier New" w:eastAsia="Courier New" w:hAnsi="Courier New"/>
+                <w:b w:val="false"/>
+                <w:bCs w:val="false"/>
+                <w:sz w:val="19"/>
+                <w:szCs w:val="19"/>
+              </w:rPr>
+              <w:t xml:space="preserve">_data/vocab/</w:t>
+            </w:r>
+          </w:p>
+        </w:tc>
+        <w:tc>
+          <w:tcPr>
+            <w:tcW w:type="dxa" w:w="5626"/>
+            <w:tcMar>
+              <w:top w:type="dxa" w:w="60"/>
+              <w:left w:type="dxa" w:w="100"/>
+              <w:bottom w:type="dxa" w:w="60"/>
+              <w:right w:type="dxa" w:w="100"/>
+            </w:tcMar>
+          </w:tcPr>
+          <w:p>
+            <w:pPr>
+              <w:spacing w:after="0"/>
+            </w:pPr>
+            <w:r>
+              <w:rPr>
+                <w:rFonts w:ascii="Microsoft JhengHei" w:cs="Microsoft JhengHei" w:eastAsia="Microsoft JhengHei" w:hAnsi="Microsoft JhengHei"/>
+                <w:b w:val="false"/>
+                <w:bCs w:val="false"/>
+                <w:sz w:val="19"/>
+                <w:szCs w:val="19"/>
+              </w:rPr>
+              <w:t xml:space="preserve">部位、製程、修飾語、細胞培養四張詞表</w:t>
+            </w:r>
+          </w:p>
+        </w:tc>
+      </w:tr>
+      <w:tr>
+        <w:tc>
+          <w:tcPr>
+            <w:tcW w:type="dxa" w:w="3400"/>
+            <w:shd w:fill="E8EEF7" w:color="auto" w:val="clear"/>
+            <w:tcMar>
+              <w:top w:type="dxa" w:w="60"/>
+              <w:left w:type="dxa" w:w="100"/>
+              <w:bottom w:type="dxa" w:w="60"/>
+              <w:right w:type="dxa" w:w="100"/>
+            </w:tcMar>
+          </w:tcPr>
+          <w:p>
+            <w:pPr>
+              <w:spacing w:after="0"/>
+            </w:pPr>
+            <w:r>
+              <w:rPr>
+                <w:rFonts w:ascii="Courier New" w:cs="Courier New" w:eastAsia="Courier New" w:hAnsi="Courier New"/>
+                <w:b w:val="false"/>
+                <w:bCs w:val="false"/>
+                <w:sz w:val="19"/>
+                <w:szCs w:val="19"/>
+              </w:rPr>
               <w:t xml:space="preserve">_scripts/00_profile.py</w:t>
             </w:r>
           </w:p>
@@ -10468,6 +11771,61 @@
                 <w:sz w:val="19"/>
                 <w:szCs w:val="19"/>
               </w:rPr>
+              <w:t xml:space="preserve">90-Reports/parts-process-report.md</w:t>
+            </w:r>
+          </w:p>
+        </w:tc>
+        <w:tc>
+          <w:tcPr>
+            <w:tcW w:type="dxa" w:w="5626"/>
+            <w:shd w:fill="E8EEF7" w:color="auto" w:val="clear"/>
+            <w:tcMar>
+              <w:top w:type="dxa" w:w="60"/>
+              <w:left w:type="dxa" w:w="100"/>
+              <w:bottom w:type="dxa" w:w="60"/>
+              <w:right w:type="dxa" w:w="100"/>
+            </w:tcMar>
+          </w:tcPr>
+          <w:p>
+            <w:pPr>
+              <w:spacing w:after="0"/>
+            </w:pPr>
+            <w:r>
+              <w:rPr>
+                <w:rFonts w:ascii="Microsoft JhengHei" w:cs="Microsoft JhengHei" w:eastAsia="Microsoft JhengHei" w:hAnsi="Microsoft JhengHei"/>
+                <w:b w:val="false"/>
+                <w:bCs w:val="false"/>
+                <w:sz w:val="19"/>
+                <w:szCs w:val="19"/>
+              </w:rPr>
+              <w:t xml:space="preserve">Phase 3 部位與製程報告與驗收</w:t>
+            </w:r>
+          </w:p>
+        </w:tc>
+      </w:tr>
+      <w:tr>
+        <w:tc>
+          <w:tcPr>
+            <w:tcW w:type="dxa" w:w="3400"/>
+            <w:tcMar>
+              <w:top w:type="dxa" w:w="60"/>
+              <w:left w:type="dxa" w:w="100"/>
+              <w:bottom w:type="dxa" w:w="60"/>
+              <w:right w:type="dxa" w:w="100"/>
+            </w:tcMar>
+          </w:tcPr>
+          <w:p>
+            <w:pPr>
+              <w:spacing w:after="0"/>
+            </w:pPr>
+            <w:r>
+              <w:rPr>
+                <w:rFonts w:ascii="Courier New" w:cs="Courier New" w:eastAsia="Courier New" w:hAnsi="Courier New"/>
+                <w:b w:val="false"/>
+                <w:bCs w:val="false"/>
+                <w:sz w:val="19"/>
+                <w:szCs w:val="19"/>
+              </w:rPr>
               <w:t xml:space="preserve">run_all.sh</w:t>
             </w:r>
           </w:p>
@@ -10475,7 +11833,6 @@
         <w:tc>
           <w:tcPr>
             <w:tcW w:type="dxa" w:w="5626"/>
-            <w:shd w:fill="E8EEF7" w:color="auto" w:val="clear"/>
             <w:tcMar>
               <w:top w:type="dxa" w:w="60"/>
               <w:left w:type="dxa" w:w="100"/>

--- a/90-Reports/實作階段狀態紀錄.docx
+++ b/90-Reports/實作階段狀態紀錄.docx
@@ -381,7 +381,7 @@
                 <w:sz w:val="19"/>
                 <w:szCs w:val="19"/>
               </w:rPr>
-              <w:t xml:space="preserve">git，7 個 commit</w:t>
+              <w:t xml:space="preserve">git，9 個 commit</w:t>
             </w:r>
           </w:p>
         </w:tc>
@@ -1910,6 +1910,171 @@
                 <w:szCs w:val="19"/>
               </w:rPr>
               <w:t xml:space="preserve">GBIF 分類階層：接受名、gbif_key、屬科目綱門界</w:t>
+            </w:r>
+          </w:p>
+        </w:tc>
+      </w:tr>
+      <w:tr>
+        <w:tc>
+          <w:tcPr>
+            <w:tcW w:type="dxa" w:w="2000"/>
+            <w:shd w:fill="E8EEF7" w:color="auto" w:val="clear"/>
+            <w:tcMar>
+              <w:top w:type="dxa" w:w="60"/>
+              <w:left w:type="dxa" w:w="100"/>
+              <w:bottom w:type="dxa" w:w="60"/>
+              <w:right w:type="dxa" w:w="100"/>
+            </w:tcMar>
+          </w:tcPr>
+          <w:p>
+            <w:pPr>
+              <w:spacing w:after="0"/>
+            </w:pPr>
+            <w:r>
+              <w:rPr>
+                <w:rFonts w:ascii="Courier New" w:cs="Courier New" w:eastAsia="Courier New" w:hAnsi="Courier New"/>
+                <w:b w:val="false"/>
+                <w:bCs w:val="false"/>
+                <w:sz w:val="19"/>
+                <w:szCs w:val="19"/>
+              </w:rPr>
+              <w:t xml:space="preserve">regulation</w:t>
+            </w:r>
+          </w:p>
+        </w:tc>
+        <w:tc>
+          <w:tcPr>
+            <w:tcW w:type="dxa" w:w="1200"/>
+            <w:shd w:fill="E8EEF7" w:color="auto" w:val="clear"/>
+            <w:tcMar>
+              <w:top w:type="dxa" w:w="60"/>
+              <w:left w:type="dxa" w:w="100"/>
+              <w:bottom w:type="dxa" w:w="60"/>
+              <w:right w:type="dxa" w:w="100"/>
+            </w:tcMar>
+          </w:tcPr>
+          <w:p>
+            <w:pPr>
+              <w:spacing w:after="0"/>
+              <w:jc w:val="right"/>
+            </w:pPr>
+            <w:r>
+              <w:rPr>
+                <w:rFonts w:ascii="Microsoft JhengHei" w:cs="Microsoft JhengHei" w:eastAsia="Microsoft JhengHei" w:hAnsi="Microsoft JhengHei"/>
+                <w:b w:val="false"/>
+                <w:bCs w:val="false"/>
+                <w:sz w:val="19"/>
+                <w:szCs w:val="19"/>
+              </w:rPr>
+              <w:t xml:space="preserve">2,389</w:t>
+            </w:r>
+          </w:p>
+        </w:tc>
+        <w:tc>
+          <w:tcPr>
+            <w:tcW w:type="dxa" w:w="5826"/>
+            <w:shd w:fill="E8EEF7" w:color="auto" w:val="clear"/>
+            <w:tcMar>
+              <w:top w:type="dxa" w:w="60"/>
+              <w:left w:type="dxa" w:w="100"/>
+              <w:bottom w:type="dxa" w:w="60"/>
+              <w:right w:type="dxa" w:w="100"/>
+            </w:tcMar>
+          </w:tcPr>
+          <w:p>
+            <w:pPr>
+              <w:spacing w:after="0"/>
+            </w:pPr>
+            <w:r>
+              <w:rPr>
+                <w:rFonts w:ascii="Microsoft JhengHei" w:cs="Microsoft JhengHei" w:eastAsia="Microsoft JhengHei" w:hAnsi="Microsoft JhengHei"/>
+                <w:b w:val="false"/>
+                <w:bCs w:val="false"/>
+                <w:sz w:val="19"/>
+                <w:szCs w:val="19"/>
+              </w:rPr>
+              <w:t xml:space="preserve">現行 Annex II–VI 條文（2026-08 擷取）</w:t>
+            </w:r>
+          </w:p>
+        </w:tc>
+      </w:tr>
+      <w:tr>
+        <w:tc>
+          <w:tcPr>
+            <w:tcW w:type="dxa" w:w="2000"/>
+            <w:tcMar>
+              <w:top w:type="dxa" w:w="60"/>
+              <w:left w:type="dxa" w:w="100"/>
+              <w:bottom w:type="dxa" w:w="60"/>
+              <w:right w:type="dxa" w:w="100"/>
+            </w:tcMar>
+          </w:tcPr>
+          <w:p>
+            <w:pPr>
+              <w:spacing w:after="0"/>
+            </w:pPr>
+            <w:r>
+              <w:rPr>
+                <w:rFonts w:ascii="Courier New" w:cs="Courier New" w:eastAsia="Courier New" w:hAnsi="Courier New"/>
+                <w:b w:val="false"/>
+                <w:bCs w:val="false"/>
+                <w:sz w:val="19"/>
+                <w:szCs w:val="19"/>
+              </w:rPr>
+              <w:t xml:space="preserve">ingredient_citation</w:t>
+            </w:r>
+          </w:p>
+        </w:tc>
+        <w:tc>
+          <w:tcPr>
+            <w:tcW w:type="dxa" w:w="1200"/>
+            <w:tcMar>
+              <w:top w:type="dxa" w:w="60"/>
+              <w:left w:type="dxa" w:w="100"/>
+              <w:bottom w:type="dxa" w:w="60"/>
+              <w:right w:type="dxa" w:w="100"/>
+            </w:tcMar>
+          </w:tcPr>
+          <w:p>
+            <w:pPr>
+              <w:spacing w:after="0"/>
+              <w:jc w:val="right"/>
+            </w:pPr>
+            <w:r>
+              <w:rPr>
+                <w:rFonts w:ascii="Microsoft JhengHei" w:cs="Microsoft JhengHei" w:eastAsia="Microsoft JhengHei" w:hAnsi="Microsoft JhengHei"/>
+                <w:b w:val="false"/>
+                <w:bCs w:val="false"/>
+                <w:sz w:val="19"/>
+                <w:szCs w:val="19"/>
+              </w:rPr>
+              <w:t xml:space="preserve">3,132</w:t>
+            </w:r>
+          </w:p>
+        </w:tc>
+        <w:tc>
+          <w:tcPr>
+            <w:tcW w:type="dxa" w:w="5826"/>
+            <w:tcMar>
+              <w:top w:type="dxa" w:w="60"/>
+              <w:left w:type="dxa" w:w="100"/>
+              <w:bottom w:type="dxa" w:w="60"/>
+              <w:right w:type="dxa" w:w="100"/>
+            </w:tcMar>
+          </w:tcPr>
+          <w:p>
+            <w:pPr>
+              <w:spacing w:after="0"/>
+            </w:pPr>
+            <w:r>
+              <w:rPr>
+                <w:rFonts w:ascii="Microsoft JhengHei" w:cs="Microsoft JhengHei" w:eastAsia="Microsoft JhengHei" w:hAnsi="Microsoft JhengHei"/>
+                <w:b w:val="false"/>
+                <w:bCs w:val="false"/>
+                <w:sz w:val="19"/>
+                <w:szCs w:val="19"/>
+              </w:rPr>
+              <w:t xml:space="preserve">成分↔條文連結，分 2019 與現行兩個來源</w:t>
             </w:r>
           </w:p>
         </w:tc>
@@ -2255,6 +2420,96 @@
     <w:p>
       <w:pPr>
         <w:shd w:fill="F5F5F5" w:color="auto" w:val="clear"/>
+        <w:spacing w:after="0" w:before="0"/>
+        <w:ind w:left="280"/>
+      </w:pPr>
+      <w:r>
+        <w:rPr>
+          <w:rFonts w:ascii="Courier New" w:cs="Courier New" w:eastAsia="Courier New" w:hAnsi="Courier New"/>
+          <w:sz w:val="17"/>
+          <w:szCs w:val="17"/>
+        </w:rPr>
+        <w:t xml:space="preserve">  └─ 細胞培養來源             112    無部位，屬正常</w:t>
+      </w:r>
+    </w:p>
+    <w:p>
+      <w:pPr>
+        <w:shd w:fill="F5F5F5" w:color="auto" w:val="clear"/>
+        <w:spacing w:after="0" w:before="0"/>
+        <w:ind w:left="280"/>
+      </w:pPr>
+      <w:r>
+        <w:rPr>
+          <w:rFonts w:ascii="Courier New" w:cs="Courier New" w:eastAsia="Courier New" w:hAnsi="Courier New"/>
+          <w:sz w:val="17"/>
+          <w:szCs w:val="17"/>
+        </w:rPr>
+        <w:t xml:space="preserve"/>
+      </w:r>
+    </w:p>
+    <w:p>
+      <w:pPr>
+        <w:shd w:fill="F5F5F5" w:color="auto" w:val="clear"/>
+        <w:spacing w:after="0" w:before="0"/>
+        <w:ind w:left="280"/>
+      </w:pPr>
+      <w:r>
+        <w:rPr>
+          <w:rFonts w:ascii="Courier New" w:cs="Courier New" w:eastAsia="Courier New" w:hAnsi="Courier New"/>
+          <w:sz w:val="17"/>
+          <w:szCs w:val="17"/>
+        </w:rPr>
+        <w:t xml:space="preserve">法規層（現行 Annex，2026-08 擷取）</w:t>
+      </w:r>
+    </w:p>
+    <w:p>
+      <w:pPr>
+        <w:shd w:fill="F5F5F5" w:color="auto" w:val="clear"/>
+        <w:spacing w:after="0" w:before="0"/>
+        <w:ind w:left="280"/>
+      </w:pPr>
+      <w:r>
+        <w:rPr>
+          <w:rFonts w:ascii="Courier New" w:cs="Courier New" w:eastAsia="Courier New" w:hAnsi="Courier New"/>
+          <w:sz w:val="17"/>
+          <w:szCs w:val="17"/>
+        </w:rPr>
+        <w:t xml:space="preserve">  ├─ Annex 條文             2,389</w:t>
+      </w:r>
+    </w:p>
+    <w:p>
+      <w:pPr>
+        <w:shd w:fill="F5F5F5" w:color="auto" w:val="clear"/>
+        <w:spacing w:after="0" w:before="0"/>
+        <w:ind w:left="280"/>
+      </w:pPr>
+      <w:r>
+        <w:rPr>
+          <w:rFonts w:ascii="Courier New" w:cs="Courier New" w:eastAsia="Courier New" w:hAnsi="Courier New"/>
+          <w:sz w:val="17"/>
+          <w:szCs w:val="17"/>
+        </w:rPr>
+        <w:t xml:space="preserve">  ├─ 2019 引用解析率        97.2%   1,094 / 1,125 對到現行條文</w:t>
+      </w:r>
+    </w:p>
+    <w:p>
+      <w:pPr>
+        <w:shd w:fill="F5F5F5" w:color="auto" w:val="clear"/>
+        <w:spacing w:after="0" w:before="0"/>
+        <w:ind w:left="280"/>
+      </w:pPr>
+      <w:r>
+        <w:rPr>
+          <w:rFonts w:ascii="Courier New" w:cs="Courier New" w:eastAsia="Courier New" w:hAnsi="Courier New"/>
+          <w:sz w:val="17"/>
+          <w:szCs w:val="17"/>
+        </w:rPr>
+        <w:t xml:space="preserve">  ├─ 生物來源受限（現行）      154</w:t>
+      </w:r>
+    </w:p>
+    <w:p>
+      <w:pPr>
+        <w:shd w:fill="F5F5F5" w:color="auto" w:val="clear"/>
         <w:spacing w:after="160" w:before="0"/>
         <w:ind w:left="280"/>
       </w:pPr>
@@ -2264,7 +2519,7 @@
           <w:sz w:val="17"/>
           <w:szCs w:val="17"/>
         </w:rPr>
-        <w:t xml:space="preserve">  └─ 細胞培養來源             112    無部位，屬正常</w:t>
+        <w:t xml:space="preserve">  └─ 生物來源受限（2019）      158</w:t>
       </w:r>
     </w:p>
     <w:p>
@@ -10733,7 +10988,429 @@
           <w:sz w:val="30"/>
           <w:szCs w:val="30"/>
         </w:rPr>
-        <w:t xml:space="preserve">五、目前檔案清單</w:t>
+        <w:t xml:space="preserve">五、法規層（額外完成）</w:t>
+      </w:r>
+    </w:p>
+    <w:p>
+      <w:pPr>
+        <w:spacing w:after="120" w:before="0"/>
+      </w:pPr>
+      <w:r>
+        <w:rPr>
+          <w:rFonts w:ascii="Microsoft JhengHei" w:cs="Microsoft JhengHei" w:eastAsia="Microsoft JhengHei" w:hAnsi="Microsoft JhengHei"/>
+          <w:sz w:val="20"/>
+          <w:szCs w:val="20"/>
+        </w:rPr>
+        <w:t xml:space="preserve">原計劃沒有這一層。2019 快照的 Restriction 欄只有代碼（如 II/358），沒有條文，答不出「限的是什麼」。已自 CosIng 官方 API 取得現行 Annex II–VI 並接入資料庫。</w:t>
+      </w:r>
+    </w:p>
+    <w:tbl>
+      <w:tblPr>
+        <w:tblW w:type="dxa" w:w="9026"/>
+        <w:tblBorders>
+          <w:top w:val="single" w:color="auto" w:sz="4"/>
+          <w:left w:val="single" w:color="auto" w:sz="4"/>
+          <w:bottom w:val="single" w:color="auto" w:sz="4"/>
+          <w:right w:val="single" w:color="auto" w:sz="4"/>
+          <w:insideH w:val="single" w:color="auto" w:sz="4"/>
+          <w:insideV w:val="single" w:color="auto" w:sz="4"/>
+        </w:tblBorders>
+      </w:tblPr>
+      <w:tblGrid>
+        <w:gridCol w:w="1700"/>
+        <w:gridCol w:w="7326"/>
+      </w:tblGrid>
+      <w:tr>
+        <w:trPr>
+          <w:tblHeader/>
+        </w:trPr>
+        <w:tc>
+          <w:tcPr>
+            <w:tcW w:type="dxa" w:w="1700"/>
+            <w:shd w:fill="1F3864" w:color="auto" w:val="clear"/>
+            <w:tcMar>
+              <w:top w:type="dxa" w:w="60"/>
+              <w:left w:type="dxa" w:w="100"/>
+              <w:bottom w:type="dxa" w:w="60"/>
+              <w:right w:type="dxa" w:w="100"/>
+            </w:tcMar>
+          </w:tcPr>
+          <w:p>
+            <w:pPr>
+              <w:spacing w:after="0"/>
+            </w:pPr>
+            <w:r>
+              <w:rPr>
+                <w:rFonts w:ascii="Microsoft JhengHei" w:cs="Microsoft JhengHei" w:eastAsia="Microsoft JhengHei" w:hAnsi="Microsoft JhengHei"/>
+                <w:b/>
+                <w:bCs/>
+                <w:color w:val="FFFFFF"/>
+                <w:sz w:val="19"/>
+                <w:szCs w:val="19"/>
+              </w:rPr>
+              <w:t xml:space="preserve"/>
+            </w:r>
+          </w:p>
+        </w:tc>
+        <w:tc>
+          <w:tcPr>
+            <w:tcW w:type="dxa" w:w="7326"/>
+            <w:shd w:fill="1F3864" w:color="auto" w:val="clear"/>
+            <w:tcMar>
+              <w:top w:type="dxa" w:w="60"/>
+              <w:left w:type="dxa" w:w="100"/>
+              <w:bottom w:type="dxa" w:w="60"/>
+              <w:right w:type="dxa" w:w="100"/>
+            </w:tcMar>
+          </w:tcPr>
+          <w:p>
+            <w:pPr>
+              <w:spacing w:after="0"/>
+            </w:pPr>
+            <w:r>
+              <w:rPr>
+                <w:rFonts w:ascii="Microsoft JhengHei" w:cs="Microsoft JhengHei" w:eastAsia="Microsoft JhengHei" w:hAnsi="Microsoft JhengHei"/>
+                <w:b/>
+                <w:bCs/>
+                <w:color w:val="FFFFFF"/>
+                <w:sz w:val="19"/>
+                <w:szCs w:val="19"/>
+              </w:rPr>
+              <w:t xml:space="preserve"/>
+            </w:r>
+          </w:p>
+        </w:tc>
+      </w:tr>
+      <w:tr>
+        <w:tc>
+          <w:tcPr>
+            <w:tcW w:type="dxa" w:w="1700"/>
+            <w:tcMar>
+              <w:top w:type="dxa" w:w="60"/>
+              <w:left w:type="dxa" w:w="100"/>
+              <w:bottom w:type="dxa" w:w="60"/>
+              <w:right w:type="dxa" w:w="100"/>
+            </w:tcMar>
+          </w:tcPr>
+          <w:p>
+            <w:pPr>
+              <w:spacing w:after="0"/>
+            </w:pPr>
+            <w:r>
+              <w:rPr>
+                <w:rFonts w:ascii="Microsoft JhengHei" w:cs="Microsoft JhengHei" w:eastAsia="Microsoft JhengHei" w:hAnsi="Microsoft JhengHei"/>
+                <w:b/>
+                <w:bCs/>
+                <w:sz w:val="19"/>
+                <w:szCs w:val="19"/>
+              </w:rPr>
+              <w:t xml:space="preserve">產出</w:t>
+            </w:r>
+          </w:p>
+        </w:tc>
+        <w:tc>
+          <w:tcPr>
+            <w:tcW w:type="dxa" w:w="7326"/>
+            <w:tcMar>
+              <w:top w:type="dxa" w:w="60"/>
+              <w:left w:type="dxa" w:w="100"/>
+              <w:bottom w:type="dxa" w:w="60"/>
+              <w:right w:type="dxa" w:w="100"/>
+            </w:tcMar>
+          </w:tcPr>
+          <w:p>
+            <w:pPr>
+              <w:spacing w:after="0"/>
+            </w:pPr>
+            <w:r>
+              <w:rPr>
+                <w:rFonts w:ascii="Microsoft JhengHei" w:cs="Microsoft JhengHei" w:eastAsia="Microsoft JhengHei" w:hAnsi="Microsoft JhengHei"/>
+                <w:b w:val="false"/>
+                <w:bCs w:val="false"/>
+                <w:sz w:val="19"/>
+                <w:szCs w:val="19"/>
+              </w:rPr>
+              <w:t xml:space="preserve">_data/cosing_2026/ 五份 Annex CSV；regulation / ingredient_citation / ingredient_cmr 三張表；view extract_regulation</w:t>
+            </w:r>
+          </w:p>
+        </w:tc>
+      </w:tr>
+      <w:tr>
+        <w:tc>
+          <w:tcPr>
+            <w:tcW w:type="dxa" w:w="1700"/>
+            <w:shd w:fill="E8EEF7" w:color="auto" w:val="clear"/>
+            <w:tcMar>
+              <w:top w:type="dxa" w:w="60"/>
+              <w:left w:type="dxa" w:w="100"/>
+              <w:bottom w:type="dxa" w:w="60"/>
+              <w:right w:type="dxa" w:w="100"/>
+            </w:tcMar>
+          </w:tcPr>
+          <w:p>
+            <w:pPr>
+              <w:spacing w:after="0"/>
+            </w:pPr>
+            <w:r>
+              <w:rPr>
+                <w:rFonts w:ascii="Microsoft JhengHei" w:cs="Microsoft JhengHei" w:eastAsia="Microsoft JhengHei" w:hAnsi="Microsoft JhengHei"/>
+                <w:b/>
+                <w:bCs/>
+                <w:sz w:val="19"/>
+                <w:szCs w:val="19"/>
+              </w:rPr>
+              <w:t xml:space="preserve">兩條連結</w:t>
+            </w:r>
+          </w:p>
+        </w:tc>
+        <w:tc>
+          <w:tcPr>
+            <w:tcW w:type="dxa" w:w="7326"/>
+            <w:shd w:fill="E8EEF7" w:color="auto" w:val="clear"/>
+            <w:tcMar>
+              <w:top w:type="dxa" w:w="60"/>
+              <w:left w:type="dxa" w:w="100"/>
+              <w:bottom w:type="dxa" w:w="60"/>
+              <w:right w:type="dxa" w:w="100"/>
+            </w:tcMar>
+          </w:tcPr>
+          <w:p>
+            <w:pPr>
+              <w:spacing w:after="0"/>
+            </w:pPr>
+            <w:r>
+              <w:rPr>
+                <w:rFonts w:ascii="Microsoft JhengHei" w:cs="Microsoft JhengHei" w:eastAsia="Microsoft JhengHei" w:hAnsi="Microsoft JhengHei"/>
+                <w:b w:val="false"/>
+                <w:bCs w:val="false"/>
+                <w:sz w:val="19"/>
+                <w:szCs w:val="19"/>
+              </w:rPr>
+              <w:t xml:space="preserve">snapshot_2019（從 2019 restriction 欄解析）與 annex_2026（現行條文自己列出的適用成分編號），刻意分開存放不合併</w:t>
+            </w:r>
+          </w:p>
+        </w:tc>
+      </w:tr>
+      <w:tr>
+        <w:tc>
+          <w:tcPr>
+            <w:tcW w:type="dxa" w:w="1700"/>
+            <w:tcMar>
+              <w:top w:type="dxa" w:w="60"/>
+              <w:left w:type="dxa" w:w="100"/>
+              <w:bottom w:type="dxa" w:w="60"/>
+              <w:right w:type="dxa" w:w="100"/>
+            </w:tcMar>
+          </w:tcPr>
+          <w:p>
+            <w:pPr>
+              <w:spacing w:after="0"/>
+            </w:pPr>
+            <w:r>
+              <w:rPr>
+                <w:rFonts w:ascii="Microsoft JhengHei" w:cs="Microsoft JhengHei" w:eastAsia="Microsoft JhengHei" w:hAnsi="Microsoft JhengHei"/>
+                <w:b/>
+                <w:bCs/>
+                <w:sz w:val="19"/>
+                <w:szCs w:val="19"/>
+              </w:rPr>
+              <w:t xml:space="preserve">驗收</w:t>
+            </w:r>
+          </w:p>
+        </w:tc>
+        <w:tc>
+          <w:tcPr>
+            <w:tcW w:type="dxa" w:w="7326"/>
+            <w:tcMar>
+              <w:top w:type="dxa" w:w="60"/>
+              <w:left w:type="dxa" w:w="100"/>
+              <w:bottom w:type="dxa" w:w="60"/>
+              <w:right w:type="dxa" w:w="100"/>
+            </w:tcMar>
+          </w:tcPr>
+          <w:p>
+            <w:pPr>
+              <w:spacing w:after="0"/>
+            </w:pPr>
+            <w:r>
+              <w:rPr>
+                <w:rFonts w:ascii="Microsoft JhengHei" w:cs="Microsoft JhengHei" w:eastAsia="Microsoft JhengHei" w:hAnsi="Microsoft JhengHei"/>
+                <w:b w:val="false"/>
+                <w:bCs w:val="false"/>
+                <w:sz w:val="19"/>
+                <w:szCs w:val="19"/>
+              </w:rPr>
+              <w:t xml:space="preserve">五項全數通過</w:t>
+            </w:r>
+          </w:p>
+        </w:tc>
+      </w:tr>
+    </w:tbl>
+    <w:p>
+      <w:pPr>
+        <w:spacing w:after="120" w:before="0"/>
+      </w:pPr>
+      <w:r>
+        <w:rPr>
+          <w:rFonts w:ascii="Microsoft JhengHei" w:cs="Microsoft JhengHei" w:eastAsia="Microsoft JhengHei" w:hAnsi="Microsoft JhengHei"/>
+          <w:sz w:val="20"/>
+          <w:szCs w:val="20"/>
+        </w:rPr>
+        <w:t xml:space="preserve"/>
+      </w:r>
+    </w:p>
+    <w:p>
+      <w:pPr>
+        <w:spacing w:after="120" w:before="0"/>
+      </w:pPr>
+      <w:r>
+        <w:rPr>
+          <w:rFonts w:ascii="Microsoft JhengHei" w:cs="Microsoft JhengHei" w:eastAsia="Microsoft JhengHei" w:hAnsi="Microsoft JhengHei"/>
+          <w:b/>
+          <w:bCs/>
+          <w:sz w:val="20"/>
+          <w:szCs w:val="20"/>
+        </w:rPr>
+        <w:t xml:space="preserve">解開的一個問題</w:t>
+      </w:r>
+    </w:p>
+    <w:p>
+      <w:pPr>
+        <w:spacing w:after="120" w:before="0"/>
+      </w:pPr>
+      <w:r>
+        <w:rPr>
+          <w:rFonts w:ascii="Microsoft JhengHei" w:cs="Microsoft JhengHei" w:eastAsia="Microsoft JhengHei" w:hAnsi="Microsoft JhengHei"/>
+          <w:sz w:val="20"/>
+          <w:szCs w:val="20"/>
+        </w:rPr>
+        <w:t xml:space="preserve">II/358 = 呋喃香豆素（furocoumarines），柑橘皮油中的光敏性成分。這解釋了為何引用該條的 61 筆集中在 Rutaceae（58）與 Apiaceae（2）——呋喃香豆素正是這兩科的特徵代謝物。這是化學分類學訊號，不是巧合。</w:t>
+      </w:r>
+    </w:p>
+    <w:p>
+      <w:pPr>
+        <w:spacing w:after="120" w:before="0"/>
+      </w:pPr>
+      <w:r>
+        <w:rPr>
+          <w:rFonts w:ascii="Microsoft JhengHei" w:cs="Microsoft JhengHei" w:eastAsia="Microsoft JhengHei" w:hAnsi="Microsoft JhengHei"/>
+          <w:b/>
+          <w:bCs/>
+          <w:sz w:val="20"/>
+          <w:szCs w:val="20"/>
+        </w:rPr>
+        <w:t xml:space="preserve">現行法規下各科受限率</w:t>
+      </w:r>
+    </w:p>
+    <w:p>
+      <w:pPr>
+        <w:shd w:fill="F5F5F5" w:color="auto" w:val="clear"/>
+        <w:spacing w:after="0" w:before="40"/>
+        <w:ind w:left="280"/>
+      </w:pPr>
+      <w:r>
+        <w:rPr>
+          <w:rFonts w:ascii="Courier New" w:cs="Courier New" w:eastAsia="Courier New" w:hAnsi="Courier New"/>
+          <w:sz w:val="17"/>
+          <w:szCs w:val="17"/>
+        </w:rPr>
+        <w:t xml:space="preserve">  Altingiaceae      4/4     100.0%</w:t>
+      </w:r>
+    </w:p>
+    <w:p>
+      <w:pPr>
+        <w:shd w:fill="F5F5F5" w:color="auto" w:val="clear"/>
+        <w:spacing w:after="0" w:before="0"/>
+        <w:ind w:left="280"/>
+      </w:pPr>
+      <w:r>
+        <w:rPr>
+          <w:rFonts w:ascii="Courier New" w:cs="Courier New" w:eastAsia="Courier New" w:hAnsi="Courier New"/>
+          <w:sz w:val="17"/>
+          <w:szCs w:val="17"/>
+        </w:rPr>
+        <w:t xml:space="preserve">  Parmeliaceae      4/6      66.7%</w:t>
+      </w:r>
+    </w:p>
+    <w:p>
+      <w:pPr>
+        <w:shd w:fill="F5F5F5" w:color="auto" w:val="clear"/>
+        <w:spacing w:after="0" w:before="0"/>
+        <w:ind w:left="280"/>
+      </w:pPr>
+      <w:r>
+        <w:rPr>
+          <w:rFonts w:ascii="Courier New" w:cs="Courier New" w:eastAsia="Courier New" w:hAnsi="Courier New"/>
+          <w:sz w:val="17"/>
+          <w:szCs w:val="17"/>
+        </w:rPr>
+        <w:t xml:space="preserve">  Pinaceae         55/109    50.5%</w:t>
+      </w:r>
+    </w:p>
+    <w:p>
+      <w:pPr>
+        <w:shd w:fill="F5F5F5" w:color="auto" w:val="clear"/>
+        <w:spacing w:after="0" w:before="0"/>
+        <w:ind w:left="280"/>
+      </w:pPr>
+      <w:r>
+        <w:rPr>
+          <w:rFonts w:ascii="Courier New" w:cs="Courier New" w:eastAsia="Courier New" w:hAnsi="Courier New"/>
+          <w:sz w:val="17"/>
+          <w:szCs w:val="17"/>
+        </w:rPr>
+        <w:t xml:space="preserve">  Rutaceae         58/192    30.2%</w:t>
+      </w:r>
+    </w:p>
+    <w:p>
+      <w:pPr>
+        <w:shd w:fill="F5F5F5" w:color="auto" w:val="clear"/>
+        <w:spacing w:after="160" w:before="0"/>
+        <w:ind w:left="280"/>
+      </w:pPr>
+      <w:r>
+        <w:rPr>
+          <w:rFonts w:ascii="Courier New" w:cs="Courier New" w:eastAsia="Courier New" w:hAnsi="Courier New"/>
+          <w:sz w:val="17"/>
+          <w:szCs w:val="17"/>
+        </w:rPr>
+        <w:t xml:space="preserve">  Cupressaceae     10/80     12.5%</w:t>
+      </w:r>
+    </w:p>
+    <w:p>
+      <w:pPr>
+        <w:pBdr>
+          <w:left w:val="single" w:color="C9A227" w:sz="18" w:space="12"/>
+        </w:pBdr>
+        <w:spacing w:after="160" w:before="80"/>
+        <w:ind w:left="240"/>
+      </w:pPr>
+      <w:r>
+        <w:rPr>
+          <w:rFonts w:ascii="Microsoft JhengHei" w:cs="Microsoft JhengHei" w:eastAsia="Microsoft JhengHei" w:hAnsi="Microsoft JhengHei"/>
+          <w:i w:val="false"/>
+          <w:iCs w:val="false"/>
+          <w:sz w:val="20"/>
+          <w:szCs w:val="20"/>
+        </w:rPr>
+        <w:t xml:space="preserve">資料時效性：CosIng 仍在維護（Annex II 標示 Last update 18/08/2026），但完整 Inventory 無批次匯出，且 data.europa.eu 的舊資料集頁面已失效。因此 ingredient 主表維持 2019 快照，法規層為現行——兩者分開，不混用。</w:t>
+      </w:r>
+    </w:p>
+    <w:p>
+      <w:pPr>
+        <w:pStyle w:val="Heading1"/>
+        <w:spacing w:after="140" w:before="360"/>
+      </w:pPr>
+      <w:r>
+        <w:rPr>
+          <w:rFonts w:ascii="Microsoft JhengHei" w:cs="Microsoft JhengHei" w:eastAsia="Microsoft JhengHei" w:hAnsi="Microsoft JhengHei"/>
+          <w:b/>
+          <w:bCs/>
+          <w:color w:val="1F3864"/>
+          <w:sz w:val="30"/>
+          <w:szCs w:val="30"/>
+        </w:rPr>
+        <w:t xml:space="preserve">六、目前檔案清單</w:t>
       </w:r>
     </w:p>
     <w:tbl>
@@ -11496,6 +12173,171 @@
                 <w:sz w:val="19"/>
                 <w:szCs w:val="19"/>
               </w:rPr>
+              <w:t xml:space="preserve">_scripts/08_fetch_annexes.py</w:t>
+            </w:r>
+          </w:p>
+        </w:tc>
+        <w:tc>
+          <w:tcPr>
+            <w:tcW w:type="dxa" w:w="5626"/>
+            <w:tcMar>
+              <w:top w:type="dxa" w:w="60"/>
+              <w:left w:type="dxa" w:w="100"/>
+              <w:bottom w:type="dxa" w:w="60"/>
+              <w:right w:type="dxa" w:w="100"/>
+            </w:tcMar>
+          </w:tcPr>
+          <w:p>
+            <w:pPr>
+              <w:spacing w:after="0"/>
+            </w:pPr>
+            <w:r>
+              <w:rPr>
+                <w:rFonts w:ascii="Microsoft JhengHei" w:cs="Microsoft JhengHei" w:eastAsia="Microsoft JhengHei" w:hAnsi="Microsoft JhengHei"/>
+                <w:b w:val="false"/>
+                <w:bCs w:val="false"/>
+                <w:sz w:val="19"/>
+                <w:szCs w:val="19"/>
+              </w:rPr>
+              <w:t xml:space="preserve">自 CosIng 官方 API 取現行 Annex（手動執行）</w:t>
+            </w:r>
+          </w:p>
+        </w:tc>
+      </w:tr>
+      <w:tr>
+        <w:tc>
+          <w:tcPr>
+            <w:tcW w:type="dxa" w:w="3400"/>
+            <w:shd w:fill="E8EEF7" w:color="auto" w:val="clear"/>
+            <w:tcMar>
+              <w:top w:type="dxa" w:w="60"/>
+              <w:left w:type="dxa" w:w="100"/>
+              <w:bottom w:type="dxa" w:w="60"/>
+              <w:right w:type="dxa" w:w="100"/>
+            </w:tcMar>
+          </w:tcPr>
+          <w:p>
+            <w:pPr>
+              <w:spacing w:after="0"/>
+            </w:pPr>
+            <w:r>
+              <w:rPr>
+                <w:rFonts w:ascii="Courier New" w:cs="Courier New" w:eastAsia="Courier New" w:hAnsi="Courier New"/>
+                <w:b w:val="false"/>
+                <w:bCs w:val="false"/>
+                <w:sz w:val="19"/>
+                <w:szCs w:val="19"/>
+              </w:rPr>
+              <w:t xml:space="preserve">_scripts/09_link_regulation.py</w:t>
+            </w:r>
+          </w:p>
+        </w:tc>
+        <w:tc>
+          <w:tcPr>
+            <w:tcW w:type="dxa" w:w="5626"/>
+            <w:shd w:fill="E8EEF7" w:color="auto" w:val="clear"/>
+            <w:tcMar>
+              <w:top w:type="dxa" w:w="60"/>
+              <w:left w:type="dxa" w:w="100"/>
+              <w:bottom w:type="dxa" w:w="60"/>
+              <w:right w:type="dxa" w:w="100"/>
+            </w:tcMar>
+          </w:tcPr>
+          <w:p>
+            <w:pPr>
+              <w:spacing w:after="0"/>
+            </w:pPr>
+            <w:r>
+              <w:rPr>
+                <w:rFonts w:ascii="Microsoft JhengHei" w:cs="Microsoft JhengHei" w:eastAsia="Microsoft JhengHei" w:hAnsi="Microsoft JhengHei"/>
+                <w:b w:val="false"/>
+                <w:bCs w:val="false"/>
+                <w:sz w:val="19"/>
+                <w:szCs w:val="19"/>
+              </w:rPr>
+              <w:t xml:space="preserve">法規層接入與新舊對照</w:t>
+            </w:r>
+          </w:p>
+        </w:tc>
+      </w:tr>
+      <w:tr>
+        <w:tc>
+          <w:tcPr>
+            <w:tcW w:type="dxa" w:w="3400"/>
+            <w:tcMar>
+              <w:top w:type="dxa" w:w="60"/>
+              <w:left w:type="dxa" w:w="100"/>
+              <w:bottom w:type="dxa" w:w="60"/>
+              <w:right w:type="dxa" w:w="100"/>
+            </w:tcMar>
+          </w:tcPr>
+          <w:p>
+            <w:pPr>
+              <w:spacing w:after="0"/>
+            </w:pPr>
+            <w:r>
+              <w:rPr>
+                <w:rFonts w:ascii="Courier New" w:cs="Courier New" w:eastAsia="Courier New" w:hAnsi="Courier New"/>
+                <w:b w:val="false"/>
+                <w:bCs w:val="false"/>
+                <w:sz w:val="19"/>
+                <w:szCs w:val="19"/>
+              </w:rPr>
+              <w:t xml:space="preserve">_scripts/07_insights.py</w:t>
+            </w:r>
+          </w:p>
+        </w:tc>
+        <w:tc>
+          <w:tcPr>
+            <w:tcW w:type="dxa" w:w="5626"/>
+            <w:tcMar>
+              <w:top w:type="dxa" w:w="60"/>
+              <w:left w:type="dxa" w:w="100"/>
+              <w:bottom w:type="dxa" w:w="60"/>
+              <w:right w:type="dxa" w:w="100"/>
+            </w:tcMar>
+          </w:tcPr>
+          <w:p>
+            <w:pPr>
+              <w:spacing w:after="0"/>
+            </w:pPr>
+            <w:r>
+              <w:rPr>
+                <w:rFonts w:ascii="Microsoft JhengHei" w:cs="Microsoft JhengHei" w:eastAsia="Microsoft JhengHei" w:hAnsi="Microsoft JhengHei"/>
+                <w:b w:val="false"/>
+                <w:bCs w:val="false"/>
+                <w:sz w:val="19"/>
+                <w:szCs w:val="19"/>
+              </w:rPr>
+              <w:t xml:space="preserve">跨面向分析報告</w:t>
+            </w:r>
+          </w:p>
+        </w:tc>
+      </w:tr>
+      <w:tr>
+        <w:tc>
+          <w:tcPr>
+            <w:tcW w:type="dxa" w:w="3400"/>
+            <w:shd w:fill="E8EEF7" w:color="auto" w:val="clear"/>
+            <w:tcMar>
+              <w:top w:type="dxa" w:w="60"/>
+              <w:left w:type="dxa" w:w="100"/>
+              <w:bottom w:type="dxa" w:w="60"/>
+              <w:right w:type="dxa" w:w="100"/>
+            </w:tcMar>
+          </w:tcPr>
+          <w:p>
+            <w:pPr>
+              <w:spacing w:after="0"/>
+            </w:pPr>
+            <w:r>
+              <w:rPr>
+                <w:rFonts w:ascii="Courier New" w:cs="Courier New" w:eastAsia="Courier New" w:hAnsi="Courier New"/>
+                <w:b w:val="false"/>
+                <w:bCs w:val="false"/>
+                <w:sz w:val="19"/>
+                <w:szCs w:val="19"/>
+              </w:rPr>
               <w:t xml:space="preserve">_data/vocab/</w:t>
             </w:r>
           </w:p>
@@ -11503,6 +12345,7 @@
         <w:tc>
           <w:tcPr>
             <w:tcW w:type="dxa" w:w="5626"/>
+            <w:shd w:fill="E8EEF7" w:color="auto" w:val="clear"/>
             <w:tcMar>
               <w:top w:type="dxa" w:w="60"/>
               <w:left w:type="dxa" w:w="100"/>
@@ -11531,7 +12374,6 @@
         <w:tc>
           <w:tcPr>
             <w:tcW w:type="dxa" w:w="3400"/>
-            <w:shd w:fill="E8EEF7" w:color="auto" w:val="clear"/>
             <w:tcMar>
               <w:top w:type="dxa" w:w="60"/>
               <w:left w:type="dxa" w:w="100"/>
@@ -11558,7 +12400,6 @@
         <w:tc>
           <w:tcPr>
             <w:tcW w:type="dxa" w:w="5626"/>
-            <w:shd w:fill="E8EEF7" w:color="auto" w:val="clear"/>
             <w:tcMar>
               <w:top w:type="dxa" w:w="60"/>
               <w:left w:type="dxa" w:w="100"/>
@@ -11587,6 +12428,7 @@
         <w:tc>
           <w:tcPr>
             <w:tcW w:type="dxa" w:w="3400"/>
+            <w:shd w:fill="E8EEF7" w:color="auto" w:val="clear"/>
             <w:tcMar>
               <w:top w:type="dxa" w:w="60"/>
               <w:left w:type="dxa" w:w="100"/>
@@ -11613,6 +12455,7 @@
         <w:tc>
           <w:tcPr>
             <w:tcW w:type="dxa" w:w="5626"/>
+            <w:shd w:fill="E8EEF7" w:color="auto" w:val="clear"/>
             <w:tcMar>
               <w:top w:type="dxa" w:w="60"/>
               <w:left w:type="dxa" w:w="100"/>
@@ -11641,7 +12484,6 @@
         <w:tc>
           <w:tcPr>
             <w:tcW w:type="dxa" w:w="3400"/>
-            <w:shd w:fill="E8EEF7" w:color="auto" w:val="clear"/>
             <w:tcMar>
               <w:top w:type="dxa" w:w="60"/>
               <w:left w:type="dxa" w:w="100"/>
@@ -11668,7 +12510,6 @@
         <w:tc>
           <w:tcPr>
             <w:tcW w:type="dxa" w:w="5626"/>
-            <w:shd w:fill="E8EEF7" w:color="auto" w:val="clear"/>
             <w:tcMar>
               <w:top w:type="dxa" w:w="60"/>
               <w:left w:type="dxa" w:w="100"/>
@@ -11697,6 +12538,7 @@
         <w:tc>
           <w:tcPr>
             <w:tcW w:type="dxa" w:w="3400"/>
+            <w:shd w:fill="E8EEF7" w:color="auto" w:val="clear"/>
             <w:tcMar>
               <w:top w:type="dxa" w:w="60"/>
               <w:left w:type="dxa" w:w="100"/>
@@ -11723,6 +12565,7 @@
         <w:tc>
           <w:tcPr>
             <w:tcW w:type="dxa" w:w="5626"/>
+            <w:shd w:fill="E8EEF7" w:color="auto" w:val="clear"/>
             <w:tcMar>
               <w:top w:type="dxa" w:w="60"/>
               <w:left w:type="dxa" w:w="100"/>
@@ -11751,7 +12594,6 @@
         <w:tc>
           <w:tcPr>
             <w:tcW w:type="dxa" w:w="3400"/>
-            <w:shd w:fill="E8EEF7" w:color="auto" w:val="clear"/>
             <w:tcMar>
               <w:top w:type="dxa" w:w="60"/>
               <w:left w:type="dxa" w:w="100"/>
@@ -11778,7 +12620,6 @@
         <w:tc>
           <w:tcPr>
             <w:tcW w:type="dxa" w:w="5626"/>
-            <w:shd w:fill="E8EEF7" w:color="auto" w:val="clear"/>
             <w:tcMar>
               <w:top w:type="dxa" w:w="60"/>
               <w:left w:type="dxa" w:w="100"/>
@@ -11799,6 +12640,172 @@
                 <w:szCs w:val="19"/>
               </w:rPr>
               <w:t xml:space="preserve">Phase 3 部位與製程報告與驗收</w:t>
+            </w:r>
+          </w:p>
+        </w:tc>
+      </w:tr>
+      <w:tr>
+        <w:tc>
+          <w:tcPr>
+            <w:tcW w:type="dxa" w:w="3400"/>
+            <w:shd w:fill="E8EEF7" w:color="auto" w:val="clear"/>
+            <w:tcMar>
+              <w:top w:type="dxa" w:w="60"/>
+              <w:left w:type="dxa" w:w="100"/>
+              <w:bottom w:type="dxa" w:w="60"/>
+              <w:right w:type="dxa" w:w="100"/>
+            </w:tcMar>
+          </w:tcPr>
+          <w:p>
+            <w:pPr>
+              <w:spacing w:after="0"/>
+            </w:pPr>
+            <w:r>
+              <w:rPr>
+                <w:rFonts w:ascii="Courier New" w:cs="Courier New" w:eastAsia="Courier New" w:hAnsi="Courier New"/>
+                <w:b w:val="false"/>
+                <w:bCs w:val="false"/>
+                <w:sz w:val="19"/>
+                <w:szCs w:val="19"/>
+              </w:rPr>
+              <w:t xml:space="preserve">90-Reports/regulation-report.md</w:t>
+            </w:r>
+          </w:p>
+        </w:tc>
+        <w:tc>
+          <w:tcPr>
+            <w:tcW w:type="dxa" w:w="5626"/>
+            <w:shd w:fill="E8EEF7" w:color="auto" w:val="clear"/>
+            <w:tcMar>
+              <w:top w:type="dxa" w:w="60"/>
+              <w:left w:type="dxa" w:w="100"/>
+              <w:bottom w:type="dxa" w:w="60"/>
+              <w:right w:type="dxa" w:w="100"/>
+            </w:tcMar>
+          </w:tcPr>
+          <w:p>
+            <w:pPr>
+              <w:spacing w:after="0"/>
+            </w:pPr>
+            <w:r>
+              <w:rPr>
+                <w:rFonts w:ascii="Microsoft JhengHei" w:cs="Microsoft JhengHei" w:eastAsia="Microsoft JhengHei" w:hAnsi="Microsoft JhengHei"/>
+                <w:b w:val="false"/>
+                <w:bCs w:val="false"/>
+                <w:sz w:val="19"/>
+                <w:szCs w:val="19"/>
+              </w:rPr>
+              <w:t xml:space="preserve">法規層對照報告與驗收</w:t>
+            </w:r>
+          </w:p>
+        </w:tc>
+      </w:tr>
+      <w:tr>
+        <w:tc>
+          <w:tcPr>
+            <w:tcW w:type="dxa" w:w="3400"/>
+            <w:tcMar>
+              <w:top w:type="dxa" w:w="60"/>
+              <w:left w:type="dxa" w:w="100"/>
+              <w:bottom w:type="dxa" w:w="60"/>
+              <w:right w:type="dxa" w:w="100"/>
+            </w:tcMar>
+          </w:tcPr>
+          <w:p>
+            <w:pPr>
+              <w:spacing w:after="0"/>
+            </w:pPr>
+            <w:r>
+              <w:rPr>
+                <w:rFonts w:ascii="Courier New" w:cs="Courier New" w:eastAsia="Courier New" w:hAnsi="Courier New"/>
+                <w:b w:val="false"/>
+                <w:bCs w:val="false"/>
+                <w:sz w:val="19"/>
+                <w:szCs w:val="19"/>
+              </w:rPr>
+              <w:t xml:space="preserve">90-Reports/dataset-insights.md</w:t>
+            </w:r>
+          </w:p>
+        </w:tc>
+        <w:tc>
+          <w:tcPr>
+            <w:tcW w:type="dxa" w:w="5626"/>
+            <w:tcMar>
+              <w:top w:type="dxa" w:w="60"/>
+              <w:left w:type="dxa" w:w="100"/>
+              <w:bottom w:type="dxa" w:w="60"/>
+              <w:right w:type="dxa" w:w="100"/>
+            </w:tcMar>
+          </w:tcPr>
+          <w:p>
+            <w:pPr>
+              <w:spacing w:after="0"/>
+            </w:pPr>
+            <w:r>
+              <w:rPr>
+                <w:rFonts w:ascii="Microsoft JhengHei" w:cs="Microsoft JhengHei" w:eastAsia="Microsoft JhengHei" w:hAnsi="Microsoft JhengHei"/>
+                <w:b w:val="false"/>
+                <w:bCs w:val="false"/>
+                <w:sz w:val="19"/>
+                <w:szCs w:val="19"/>
+              </w:rPr>
+              <w:t xml:space="preserve">資料集分析，每個結論附 SQL</w:t>
+            </w:r>
+          </w:p>
+        </w:tc>
+      </w:tr>
+      <w:tr>
+        <w:tc>
+          <w:tcPr>
+            <w:tcW w:type="dxa" w:w="3400"/>
+            <w:shd w:fill="E8EEF7" w:color="auto" w:val="clear"/>
+            <w:tcMar>
+              <w:top w:type="dxa" w:w="60"/>
+              <w:left w:type="dxa" w:w="100"/>
+              <w:bottom w:type="dxa" w:w="60"/>
+              <w:right w:type="dxa" w:w="100"/>
+            </w:tcMar>
+          </w:tcPr>
+          <w:p>
+            <w:pPr>
+              <w:spacing w:after="0"/>
+            </w:pPr>
+            <w:r>
+              <w:rPr>
+                <w:rFonts w:ascii="Courier New" w:cs="Courier New" w:eastAsia="Courier New" w:hAnsi="Courier New"/>
+                <w:b w:val="false"/>
+                <w:bCs w:val="false"/>
+                <w:sz w:val="19"/>
+                <w:szCs w:val="19"/>
+              </w:rPr>
+              <w:t xml:space="preserve">_data/cosing_2026/</w:t>
+            </w:r>
+          </w:p>
+        </w:tc>
+        <w:tc>
+          <w:tcPr>
+            <w:tcW w:type="dxa" w:w="5626"/>
+            <w:shd w:fill="E8EEF7" w:color="auto" w:val="clear"/>
+            <w:tcMar>
+              <w:top w:type="dxa" w:w="60"/>
+              <w:left w:type="dxa" w:w="100"/>
+              <w:bottom w:type="dxa" w:w="60"/>
+              <w:right w:type="dxa" w:w="100"/>
+            </w:tcMar>
+          </w:tcPr>
+          <w:p>
+            <w:pPr>
+              <w:spacing w:after="0"/>
+            </w:pPr>
+            <w:r>
+              <w:rPr>
+                <w:rFonts w:ascii="Microsoft JhengHei" w:cs="Microsoft JhengHei" w:eastAsia="Microsoft JhengHei" w:hAnsi="Microsoft JhengHei"/>
+                <w:b w:val="false"/>
+                <w:bCs w:val="false"/>
+                <w:sz w:val="19"/>
+                <w:szCs w:val="19"/>
+              </w:rPr>
+              <w:t xml:space="preserve">現行 Annex II–VI（2,389 條）</w:t>
             </w:r>
           </w:p>
         </w:tc>

--- a/90-Reports/實作階段狀態紀錄.docx
+++ b/90-Reports/實作階段狀態紀錄.docx
@@ -271,7 +271,7 @@
                 <w:sz w:val="19"/>
                 <w:szCs w:val="19"/>
               </w:rPr>
-              <w:t xml:space="preserve">EU COSING 化妝品成分資料庫，13,622 筆</w:t>
+              <w:t xml:space="preserve">EU COSING 化妝品成分資料庫，13,622 筆（2019-11-21 快照）</w:t>
             </w:r>
           </w:p>
         </w:tc>
@@ -381,7 +381,7 @@
                 <w:sz w:val="19"/>
                 <w:szCs w:val="19"/>
               </w:rPr>
-              <w:t xml:space="preserve">git，9 個 commit</w:t>
+              <w:t xml:space="preserve">git，10 個 commit</w:t>
             </w:r>
           </w:p>
         </w:tc>
@@ -1544,6 +1544,398 @@
           <w:szCs w:val="30"/>
         </w:rPr>
         <w:t xml:space="preserve">二、目前資料庫狀態</w:t>
+      </w:r>
+    </w:p>
+    <w:p>
+      <w:pPr>
+        <w:spacing w:after="120" w:before="0"/>
+      </w:pPr>
+      <w:r>
+        <w:rPr>
+          <w:rFonts w:ascii="Microsoft JhengHei" w:cs="Microsoft JhengHei" w:eastAsia="Microsoft JhengHei" w:hAnsi="Microsoft JhengHei"/>
+          <w:b/>
+          <w:bCs/>
+          <w:sz w:val="20"/>
+          <w:szCs w:val="20"/>
+        </w:rPr>
+        <w:t xml:space="preserve">⚠️ 成分數量並未更新</w:t>
+      </w:r>
+    </w:p>
+    <w:tbl>
+      <w:tblPr>
+        <w:tblW w:type="dxa" w:w="9026"/>
+        <w:tblBorders>
+          <w:top w:val="single" w:color="auto" w:sz="4"/>
+          <w:left w:val="single" w:color="auto" w:sz="4"/>
+          <w:bottom w:val="single" w:color="auto" w:sz="4"/>
+          <w:right w:val="single" w:color="auto" w:sz="4"/>
+          <w:insideH w:val="single" w:color="auto" w:sz="4"/>
+          <w:insideV w:val="single" w:color="auto" w:sz="4"/>
+        </w:tblBorders>
+      </w:tblPr>
+      <w:tblGrid>
+        <w:gridCol w:w="2600"/>
+        <w:gridCol w:w="2200"/>
+        <w:gridCol w:w="2200"/>
+        <w:gridCol w:w="2026"/>
+      </w:tblGrid>
+      <w:tr>
+        <w:trPr>
+          <w:tblHeader/>
+        </w:trPr>
+        <w:tc>
+          <w:tcPr>
+            <w:tcW w:type="dxa" w:w="2600"/>
+            <w:shd w:fill="1F3864" w:color="auto" w:val="clear"/>
+            <w:tcMar>
+              <w:top w:type="dxa" w:w="60"/>
+              <w:left w:type="dxa" w:w="100"/>
+              <w:bottom w:type="dxa" w:w="60"/>
+              <w:right w:type="dxa" w:w="100"/>
+            </w:tcMar>
+          </w:tcPr>
+          <w:p>
+            <w:pPr>
+              <w:spacing w:after="0"/>
+            </w:pPr>
+            <w:r>
+              <w:rPr>
+                <w:rFonts w:ascii="Microsoft JhengHei" w:cs="Microsoft JhengHei" w:eastAsia="Microsoft JhengHei" w:hAnsi="Microsoft JhengHei"/>
+                <w:b/>
+                <w:bCs/>
+                <w:color w:val="FFFFFF"/>
+                <w:sz w:val="19"/>
+                <w:szCs w:val="19"/>
+              </w:rPr>
+              <w:t xml:space="preserve"/>
+            </w:r>
+          </w:p>
+        </w:tc>
+        <w:tc>
+          <w:tcPr>
+            <w:tcW w:type="dxa" w:w="2200"/>
+            <w:shd w:fill="1F3864" w:color="auto" w:val="clear"/>
+            <w:tcMar>
+              <w:top w:type="dxa" w:w="60"/>
+              <w:left w:type="dxa" w:w="100"/>
+              <w:bottom w:type="dxa" w:w="60"/>
+              <w:right w:type="dxa" w:w="100"/>
+            </w:tcMar>
+          </w:tcPr>
+          <w:p>
+            <w:pPr>
+              <w:spacing w:after="0"/>
+              <w:jc w:val="right"/>
+            </w:pPr>
+            <w:r>
+              <w:rPr>
+                <w:rFonts w:ascii="Microsoft JhengHei" w:cs="Microsoft JhengHei" w:eastAsia="Microsoft JhengHei" w:hAnsi="Microsoft JhengHei"/>
+                <w:b/>
+                <w:bCs/>
+                <w:color w:val="FFFFFF"/>
+                <w:sz w:val="19"/>
+                <w:szCs w:val="19"/>
+              </w:rPr>
+              <w:t xml:space="preserve">本專案</w:t>
+            </w:r>
+          </w:p>
+        </w:tc>
+        <w:tc>
+          <w:tcPr>
+            <w:tcW w:type="dxa" w:w="2200"/>
+            <w:shd w:fill="1F3864" w:color="auto" w:val="clear"/>
+            <w:tcMar>
+              <w:top w:type="dxa" w:w="60"/>
+              <w:left w:type="dxa" w:w="100"/>
+              <w:bottom w:type="dxa" w:w="60"/>
+              <w:right w:type="dxa" w:w="100"/>
+            </w:tcMar>
+          </w:tcPr>
+          <w:p>
+            <w:pPr>
+              <w:spacing w:after="0"/>
+              <w:jc w:val="right"/>
+            </w:pPr>
+            <w:r>
+              <w:rPr>
+                <w:rFonts w:ascii="Microsoft JhengHei" w:cs="Microsoft JhengHei" w:eastAsia="Microsoft JhengHei" w:hAnsi="Microsoft JhengHei"/>
+                <w:b/>
+                <w:bCs/>
+                <w:color w:val="FFFFFF"/>
+                <w:sz w:val="19"/>
+                <w:szCs w:val="19"/>
+              </w:rPr>
+              <w:t xml:space="preserve">CosIng 線上</w:t>
+            </w:r>
+          </w:p>
+        </w:tc>
+        <w:tc>
+          <w:tcPr>
+            <w:tcW w:type="dxa" w:w="2026"/>
+            <w:shd w:fill="1F3864" w:color="auto" w:val="clear"/>
+            <w:tcMar>
+              <w:top w:type="dxa" w:w="60"/>
+              <w:left w:type="dxa" w:w="100"/>
+              <w:bottom w:type="dxa" w:w="60"/>
+              <w:right w:type="dxa" w:w="100"/>
+            </w:tcMar>
+          </w:tcPr>
+          <w:p>
+            <w:pPr>
+              <w:spacing w:after="0"/>
+            </w:pPr>
+            <w:r>
+              <w:rPr>
+                <w:rFonts w:ascii="Microsoft JhengHei" w:cs="Microsoft JhengHei" w:eastAsia="Microsoft JhengHei" w:hAnsi="Microsoft JhengHei"/>
+                <w:b/>
+                <w:bCs/>
+                <w:color w:val="FFFFFF"/>
+                <w:sz w:val="19"/>
+                <w:szCs w:val="19"/>
+              </w:rPr>
+              <w:t xml:space="preserve"/>
+            </w:r>
+          </w:p>
+        </w:tc>
+      </w:tr>
+      <w:tr>
+        <w:tc>
+          <w:tcPr>
+            <w:tcW w:type="dxa" w:w="2600"/>
+            <w:tcMar>
+              <w:top w:type="dxa" w:w="60"/>
+              <w:left w:type="dxa" w:w="100"/>
+              <w:bottom w:type="dxa" w:w="60"/>
+              <w:right w:type="dxa" w:w="100"/>
+            </w:tcMar>
+          </w:tcPr>
+          <w:p>
+            <w:pPr>
+              <w:spacing w:after="0"/>
+            </w:pPr>
+            <w:r>
+              <w:rPr>
+                <w:rFonts w:ascii="Microsoft JhengHei" w:cs="Microsoft JhengHei" w:eastAsia="Microsoft JhengHei" w:hAnsi="Microsoft JhengHei"/>
+                <w:b w:val="false"/>
+                <w:bCs w:val="false"/>
+                <w:sz w:val="19"/>
+                <w:szCs w:val="19"/>
+              </w:rPr>
+              <w:t xml:space="preserve">成分（ingredient）</w:t>
+            </w:r>
+          </w:p>
+        </w:tc>
+        <w:tc>
+          <w:tcPr>
+            <w:tcW w:type="dxa" w:w="2200"/>
+            <w:tcMar>
+              <w:top w:type="dxa" w:w="60"/>
+              <w:left w:type="dxa" w:w="100"/>
+              <w:bottom w:type="dxa" w:w="60"/>
+              <w:right w:type="dxa" w:w="100"/>
+            </w:tcMar>
+          </w:tcPr>
+          <w:p>
+            <w:pPr>
+              <w:spacing w:after="0"/>
+              <w:jc w:val="right"/>
+            </w:pPr>
+            <w:r>
+              <w:rPr>
+                <w:rFonts w:ascii="Microsoft JhengHei" w:cs="Microsoft JhengHei" w:eastAsia="Microsoft JhengHei" w:hAnsi="Microsoft JhengHei"/>
+                <w:b w:val="false"/>
+                <w:bCs w:val="false"/>
+                <w:sz w:val="19"/>
+                <w:szCs w:val="19"/>
+              </w:rPr>
+              <w:t xml:space="preserve">13,622</w:t>
+            </w:r>
+          </w:p>
+        </w:tc>
+        <w:tc>
+          <w:tcPr>
+            <w:tcW w:type="dxa" w:w="2200"/>
+            <w:tcMar>
+              <w:top w:type="dxa" w:w="60"/>
+              <w:left w:type="dxa" w:w="100"/>
+              <w:bottom w:type="dxa" w:w="60"/>
+              <w:right w:type="dxa" w:w="100"/>
+            </w:tcMar>
+          </w:tcPr>
+          <w:p>
+            <w:pPr>
+              <w:spacing w:after="0"/>
+              <w:jc w:val="right"/>
+            </w:pPr>
+            <w:r>
+              <w:rPr>
+                <w:rFonts w:ascii="Microsoft JhengHei" w:cs="Microsoft JhengHei" w:eastAsia="Microsoft JhengHei" w:hAnsi="Microsoft JhengHei"/>
+                <w:b w:val="false"/>
+                <w:bCs w:val="false"/>
+                <w:sz w:val="19"/>
+                <w:szCs w:val="19"/>
+              </w:rPr>
+              <w:t xml:space="preserve">33,654</w:t>
+            </w:r>
+          </w:p>
+        </w:tc>
+        <w:tc>
+          <w:tcPr>
+            <w:tcW w:type="dxa" w:w="2026"/>
+            <w:tcMar>
+              <w:top w:type="dxa" w:w="60"/>
+              <w:left w:type="dxa" w:w="100"/>
+              <w:bottom w:type="dxa" w:w="60"/>
+              <w:right w:type="dxa" w:w="100"/>
+            </w:tcMar>
+          </w:tcPr>
+          <w:p>
+            <w:pPr>
+              <w:spacing w:after="0"/>
+            </w:pPr>
+            <w:r>
+              <w:rPr>
+                <w:rFonts w:ascii="Microsoft JhengHei" w:cs="Microsoft JhengHei" w:eastAsia="Microsoft JhengHei" w:hAnsi="Microsoft JhengHei"/>
+                <w:b w:val="false"/>
+                <w:bCs w:val="false"/>
+                <w:sz w:val="19"/>
+                <w:szCs w:val="19"/>
+              </w:rPr>
+              <w:t xml:space="preserve">2.5 倍，未更新</w:t>
+            </w:r>
+          </w:p>
+        </w:tc>
+      </w:tr>
+      <w:tr>
+        <w:tc>
+          <w:tcPr>
+            <w:tcW w:type="dxa" w:w="2600"/>
+            <w:shd w:fill="E8EEF7" w:color="auto" w:val="clear"/>
+            <w:tcMar>
+              <w:top w:type="dxa" w:w="60"/>
+              <w:left w:type="dxa" w:w="100"/>
+              <w:bottom w:type="dxa" w:w="60"/>
+              <w:right w:type="dxa" w:w="100"/>
+            </w:tcMar>
+          </w:tcPr>
+          <w:p>
+            <w:pPr>
+              <w:spacing w:after="0"/>
+            </w:pPr>
+            <w:r>
+              <w:rPr>
+                <w:rFonts w:ascii="Microsoft JhengHei" w:cs="Microsoft JhengHei" w:eastAsia="Microsoft JhengHei" w:hAnsi="Microsoft JhengHei"/>
+                <w:b w:val="false"/>
+                <w:bCs w:val="false"/>
+                <w:sz w:val="19"/>
+                <w:szCs w:val="19"/>
+              </w:rPr>
+              <w:t xml:space="preserve">法規物質（substance）</w:t>
+            </w:r>
+          </w:p>
+        </w:tc>
+        <w:tc>
+          <w:tcPr>
+            <w:tcW w:type="dxa" w:w="2200"/>
+            <w:shd w:fill="E8EEF7" w:color="auto" w:val="clear"/>
+            <w:tcMar>
+              <w:top w:type="dxa" w:w="60"/>
+              <w:left w:type="dxa" w:w="100"/>
+              <w:bottom w:type="dxa" w:w="60"/>
+              <w:right w:type="dxa" w:w="100"/>
+            </w:tcMar>
+          </w:tcPr>
+          <w:p>
+            <w:pPr>
+              <w:spacing w:after="0"/>
+              <w:jc w:val="right"/>
+            </w:pPr>
+            <w:r>
+              <w:rPr>
+                <w:rFonts w:ascii="Microsoft JhengHei" w:cs="Microsoft JhengHei" w:eastAsia="Microsoft JhengHei" w:hAnsi="Microsoft JhengHei"/>
+                <w:b w:val="false"/>
+                <w:bCs w:val="false"/>
+                <w:sz w:val="19"/>
+                <w:szCs w:val="19"/>
+              </w:rPr>
+              <w:t xml:space="preserve">2,389</w:t>
+            </w:r>
+          </w:p>
+        </w:tc>
+        <w:tc>
+          <w:tcPr>
+            <w:tcW w:type="dxa" w:w="2200"/>
+            <w:shd w:fill="E8EEF7" w:color="auto" w:val="clear"/>
+            <w:tcMar>
+              <w:top w:type="dxa" w:w="60"/>
+              <w:left w:type="dxa" w:w="100"/>
+              <w:bottom w:type="dxa" w:w="60"/>
+              <w:right w:type="dxa" w:w="100"/>
+            </w:tcMar>
+          </w:tcPr>
+          <w:p>
+            <w:pPr>
+              <w:spacing w:after="0"/>
+              <w:jc w:val="right"/>
+            </w:pPr>
+            <w:r>
+              <w:rPr>
+                <w:rFonts w:ascii="Microsoft JhengHei" w:cs="Microsoft JhengHei" w:eastAsia="Microsoft JhengHei" w:hAnsi="Microsoft JhengHei"/>
+                <w:b w:val="false"/>
+                <w:bCs w:val="false"/>
+                <w:sz w:val="19"/>
+                <w:szCs w:val="19"/>
+              </w:rPr>
+              <w:t xml:space="preserve">2,389</w:t>
+            </w:r>
+          </w:p>
+        </w:tc>
+        <w:tc>
+          <w:tcPr>
+            <w:tcW w:type="dxa" w:w="2026"/>
+            <w:shd w:fill="E8EEF7" w:color="auto" w:val="clear"/>
+            <w:tcMar>
+              <w:top w:type="dxa" w:w="60"/>
+              <w:left w:type="dxa" w:w="100"/>
+              <w:bottom w:type="dxa" w:w="60"/>
+              <w:right w:type="dxa" w:w="100"/>
+            </w:tcMar>
+          </w:tcPr>
+          <w:p>
+            <w:pPr>
+              <w:spacing w:after="0"/>
+            </w:pPr>
+            <w:r>
+              <w:rPr>
+                <w:rFonts w:ascii="Microsoft JhengHei" w:cs="Microsoft JhengHei" w:eastAsia="Microsoft JhengHei" w:hAnsi="Microsoft JhengHei"/>
+                <w:b w:val="false"/>
+                <w:bCs w:val="false"/>
+                <w:sz w:val="19"/>
+                <w:szCs w:val="19"/>
+              </w:rPr>
+              <w:t xml:space="preserve">已全數取回</w:t>
+            </w:r>
+          </w:p>
+        </w:tc>
+      </w:tr>
+    </w:tbl>
+    <w:p>
+      <w:pPr>
+        <w:pBdr>
+          <w:left w:val="single" w:color="C9A227" w:sz="18" w:space="12"/>
+        </w:pBdr>
+        <w:spacing w:after="160" w:before="80"/>
+        <w:ind w:left="240"/>
+      </w:pPr>
+      <w:r>
+        <w:rPr>
+          <w:rFonts w:ascii="Microsoft JhengHei" w:cs="Microsoft JhengHei" w:eastAsia="Microsoft JhengHei" w:hAnsi="Microsoft JhengHei"/>
+          <w:i w:val="false"/>
+          <w:iCs w:val="false"/>
+          <w:sz w:val="20"/>
+          <w:szCs w:val="20"/>
+        </w:rPr>
+        <w:t xml:space="preserve">2026-08-20 直接向 CosIng 查得的權威總數。完整 Inventory 沒有批次匯出途徑（搜尋強制關鍵字、結果頁無匯出鈕、data.europa.eu 舊資料集已失效），因此 ingredient 表維持 2019 快照。本次只更新了法規層。線上 substance 總數與取回的條目數相符，可確認法規層抓取完整。</w:t>
       </w:r>
     </w:p>
     <w:p>
@@ -2474,7 +2866,7 @@
           <w:sz w:val="17"/>
           <w:szCs w:val="17"/>
         </w:rPr>
-        <w:t xml:space="preserve">  ├─ Annex 條文             2,389</w:t>
+        <w:t xml:space="preserve">  ├─ Annex 條文             2,389    與線上總數相符，抓取完整</w:t>
       </w:r>
     </w:p>
     <w:p>
@@ -11241,6 +11633,62 @@
                 <w:szCs w:val="19"/>
               </w:rPr>
               <w:t xml:space="preserve">五項全數通過</w:t>
+            </w:r>
+          </w:p>
+        </w:tc>
+      </w:tr>
+      <w:tr>
+        <w:tc>
+          <w:tcPr>
+            <w:tcW w:type="dxa" w:w="1700"/>
+            <w:shd w:fill="E8EEF7" w:color="auto" w:val="clear"/>
+            <w:tcMar>
+              <w:top w:type="dxa" w:w="60"/>
+              <w:left w:type="dxa" w:w="100"/>
+              <w:bottom w:type="dxa" w:w="60"/>
+              <w:right w:type="dxa" w:w="100"/>
+            </w:tcMar>
+          </w:tcPr>
+          <w:p>
+            <w:pPr>
+              <w:spacing w:after="0"/>
+            </w:pPr>
+            <w:r>
+              <w:rPr>
+                <w:rFonts w:ascii="Microsoft JhengHei" w:cs="Microsoft JhengHei" w:eastAsia="Microsoft JhengHei" w:hAnsi="Microsoft JhengHei"/>
+                <w:b/>
+                <w:bCs/>
+                <w:sz w:val="19"/>
+                <w:szCs w:val="19"/>
+              </w:rPr>
+              <w:t xml:space="preserve">未更新者</w:t>
+            </w:r>
+          </w:p>
+        </w:tc>
+        <w:tc>
+          <w:tcPr>
+            <w:tcW w:type="dxa" w:w="7326"/>
+            <w:shd w:fill="E8EEF7" w:color="auto" w:val="clear"/>
+            <w:tcMar>
+              <w:top w:type="dxa" w:w="60"/>
+              <w:left w:type="dxa" w:w="100"/>
+              <w:bottom w:type="dxa" w:w="60"/>
+              <w:right w:type="dxa" w:w="100"/>
+            </w:tcMar>
+          </w:tcPr>
+          <w:p>
+            <w:pPr>
+              <w:spacing w:after="0"/>
+            </w:pPr>
+            <w:r>
+              <w:rPr>
+                <w:rFonts w:ascii="Microsoft JhengHei" w:cs="Microsoft JhengHei" w:eastAsia="Microsoft JhengHei" w:hAnsi="Microsoft JhengHei"/>
+                <w:b w:val="false"/>
+                <w:bCs w:val="false"/>
+                <w:sz w:val="19"/>
+                <w:szCs w:val="19"/>
+              </w:rPr>
+              <w:t xml:space="preserve">成分主表仍為 2019 快照（13,622），線上已達 33,654，因無批次匯出途徑而未動</w:t>
             </w:r>
           </w:p>
         </w:tc>

--- a/90-Reports/實作階段狀態紀錄.docx
+++ b/90-Reports/實作階段狀態紀錄.docx
@@ -381,7 +381,7 @@
                 <w:sz w:val="19"/>
                 <w:szCs w:val="19"/>
               </w:rPr>
-              <w:t xml:space="preserve">git，10 個 commit</w:t>
+              <w:t xml:space="preserve">git，12 個 commit</w:t>
             </w:r>
           </w:p>
         </w:tc>
@@ -1558,7 +1558,7 @@
           <w:sz w:val="20"/>
           <w:szCs w:val="20"/>
         </w:rPr>
-        <w:t xml:space="preserve">⚠️ 成分數量並未更新</w:t>
+        <w:t xml:space="preserve">⚠️ 2019 快照本身只涵蓋約一半</w:t>
       </w:r>
     </w:p>
     <w:tbl>
@@ -1574,10 +1574,9 @@
         </w:tblBorders>
       </w:tblPr>
       <w:tblGrid>
-        <w:gridCol w:w="2600"/>
-        <w:gridCol w:w="2200"/>
-        <w:gridCol w:w="2200"/>
-        <w:gridCol w:w="2026"/>
+        <w:gridCol w:w="3000"/>
+        <w:gridCol w:w="1800"/>
+        <w:gridCol w:w="4226"/>
       </w:tblGrid>
       <w:tr>
         <w:trPr>
@@ -1585,7 +1584,7 @@
         </w:trPr>
         <w:tc>
           <w:tcPr>
-            <w:tcW w:type="dxa" w:w="2600"/>
+            <w:tcW w:type="dxa" w:w="3000"/>
             <w:shd w:fill="1F3864" w:color="auto" w:val="clear"/>
             <w:tcMar>
               <w:top w:type="dxa" w:w="60"/>
@@ -1613,7 +1612,7 @@
         </w:tc>
         <w:tc>
           <w:tcPr>
-            <w:tcW w:type="dxa" w:w="2200"/>
+            <w:tcW w:type="dxa" w:w="1800"/>
             <w:shd w:fill="1F3864" w:color="auto" w:val="clear"/>
             <w:tcMar>
               <w:top w:type="dxa" w:w="60"/>
@@ -1636,13 +1635,13 @@
                 <w:sz w:val="19"/>
                 <w:szCs w:val="19"/>
               </w:rPr>
-              <w:t xml:space="preserve">本專案</w:t>
-            </w:r>
-          </w:p>
-        </w:tc>
-        <w:tc>
-          <w:tcPr>
-            <w:tcW w:type="dxa" w:w="2200"/>
+              <w:t xml:space="preserve">筆數</w:t>
+            </w:r>
+          </w:p>
+        </w:tc>
+        <w:tc>
+          <w:tcPr>
+            <w:tcW w:type="dxa" w:w="4226"/>
             <w:shd w:fill="1F3864" w:color="auto" w:val="clear"/>
             <w:tcMar>
               <w:top w:type="dxa" w:w="60"/>
@@ -1654,7 +1653,6 @@
           <w:p>
             <w:pPr>
               <w:spacing w:after="0"/>
-              <w:jc w:val="right"/>
             </w:pPr>
             <w:r>
               <w:rPr>
@@ -1665,34 +1663,6 @@
                 <w:sz w:val="19"/>
                 <w:szCs w:val="19"/>
               </w:rPr>
-              <w:t xml:space="preserve">CosIng 線上</w:t>
-            </w:r>
-          </w:p>
-        </w:tc>
-        <w:tc>
-          <w:tcPr>
-            <w:tcW w:type="dxa" w:w="2026"/>
-            <w:shd w:fill="1F3864" w:color="auto" w:val="clear"/>
-            <w:tcMar>
-              <w:top w:type="dxa" w:w="60"/>
-              <w:left w:type="dxa" w:w="100"/>
-              <w:bottom w:type="dxa" w:w="60"/>
-              <w:right w:type="dxa" w:w="100"/>
-            </w:tcMar>
-          </w:tcPr>
-          <w:p>
-            <w:pPr>
-              <w:spacing w:after="0"/>
-            </w:pPr>
-            <w:r>
-              <w:rPr>
-                <w:rFonts w:ascii="Microsoft JhengHei" w:cs="Microsoft JhengHei" w:eastAsia="Microsoft JhengHei" w:hAnsi="Microsoft JhengHei"/>
-                <w:b/>
-                <w:bCs/>
-                <w:color w:val="FFFFFF"/>
-                <w:sz w:val="19"/>
-                <w:szCs w:val="19"/>
-              </w:rPr>
               <w:t xml:space="preserve"/>
             </w:r>
           </w:p>
@@ -1701,33 +1671,33 @@
       <w:tr>
         <w:tc>
           <w:tcPr>
-            <w:tcW w:type="dxa" w:w="2600"/>
-            <w:tcMar>
-              <w:top w:type="dxa" w:w="60"/>
-              <w:left w:type="dxa" w:w="100"/>
-              <w:bottom w:type="dxa" w:w="60"/>
-              <w:right w:type="dxa" w:w="100"/>
-            </w:tcMar>
-          </w:tcPr>
-          <w:p>
-            <w:pPr>
-              <w:spacing w:after="0"/>
-            </w:pPr>
-            <w:r>
-              <w:rPr>
-                <w:rFonts w:ascii="Microsoft JhengHei" w:cs="Microsoft JhengHei" w:eastAsia="Microsoft JhengHei" w:hAnsi="Microsoft JhengHei"/>
-                <w:b w:val="false"/>
-                <w:bCs w:val="false"/>
-                <w:sz w:val="19"/>
-                <w:szCs w:val="19"/>
-              </w:rPr>
-              <w:t xml:space="preserve">成分（ingredient）</w:t>
-            </w:r>
-          </w:p>
-        </w:tc>
-        <w:tc>
-          <w:tcPr>
-            <w:tcW w:type="dxa" w:w="2200"/>
+            <w:tcW w:type="dxa" w:w="3000"/>
+            <w:tcMar>
+              <w:top w:type="dxa" w:w="60"/>
+              <w:left w:type="dxa" w:w="100"/>
+              <w:bottom w:type="dxa" w:w="60"/>
+              <w:right w:type="dxa" w:w="100"/>
+            </w:tcMar>
+          </w:tcPr>
+          <w:p>
+            <w:pPr>
+              <w:spacing w:after="0"/>
+            </w:pPr>
+            <w:r>
+              <w:rPr>
+                <w:rFonts w:ascii="Microsoft JhengHei" w:cs="Microsoft JhengHei" w:eastAsia="Microsoft JhengHei" w:hAnsi="Microsoft JhengHei"/>
+                <w:b w:val="false"/>
+                <w:bCs w:val="false"/>
+                <w:sz w:val="19"/>
+                <w:szCs w:val="19"/>
+              </w:rPr>
+              <w:t xml:space="preserve">ingredient（2019 快照）</w:t>
+            </w:r>
+          </w:p>
+        </w:tc>
+        <w:tc>
+          <w:tcPr>
+            <w:tcW w:type="dxa" w:w="1800"/>
             <w:tcMar>
               <w:top w:type="dxa" w:w="60"/>
               <w:left w:type="dxa" w:w="100"/>
@@ -1754,7 +1724,63 @@
         </w:tc>
         <w:tc>
           <w:tcPr>
-            <w:tcW w:type="dxa" w:w="2200"/>
+            <w:tcW w:type="dxa" w:w="4226"/>
+            <w:tcMar>
+              <w:top w:type="dxa" w:w="60"/>
+              <w:left w:type="dxa" w:w="100"/>
+              <w:bottom w:type="dxa" w:w="60"/>
+              <w:right w:type="dxa" w:w="100"/>
+            </w:tcMar>
+          </w:tcPr>
+          <w:p>
+            <w:pPr>
+              <w:spacing w:after="0"/>
+            </w:pPr>
+            <w:r>
+              <w:rPr>
+                <w:rFonts w:ascii="Microsoft JhengHei" w:cs="Microsoft JhengHei" w:eastAsia="Microsoft JhengHei" w:hAnsi="Microsoft JhengHei"/>
+                <w:b w:val="false"/>
+                <w:bCs w:val="false"/>
+                <w:sz w:val="19"/>
+                <w:szCs w:val="19"/>
+              </w:rPr>
+              <w:t xml:space="preserve">唯讀，未更動</w:t>
+            </w:r>
+          </w:p>
+        </w:tc>
+      </w:tr>
+      <w:tr>
+        <w:tc>
+          <w:tcPr>
+            <w:tcW w:type="dxa" w:w="3000"/>
+            <w:shd w:fill="E8EEF7" w:color="auto" w:val="clear"/>
+            <w:tcMar>
+              <w:top w:type="dxa" w:w="60"/>
+              <w:left w:type="dxa" w:w="100"/>
+              <w:bottom w:type="dxa" w:w="60"/>
+              <w:right w:type="dxa" w:w="100"/>
+            </w:tcMar>
+          </w:tcPr>
+          <w:p>
+            <w:pPr>
+              <w:spacing w:after="0"/>
+            </w:pPr>
+            <w:r>
+              <w:rPr>
+                <w:rFonts w:ascii="Microsoft JhengHei" w:cs="Microsoft JhengHei" w:eastAsia="Microsoft JhengHei" w:hAnsi="Microsoft JhengHei"/>
+                <w:b w:val="false"/>
+                <w:bCs w:val="false"/>
+                <w:sz w:val="19"/>
+                <w:szCs w:val="19"/>
+              </w:rPr>
+              <w:t xml:space="preserve">inventory_2026（現行全庫）</w:t>
+            </w:r>
+          </w:p>
+        </w:tc>
+        <w:tc>
+          <w:tcPr>
+            <w:tcW w:type="dxa" w:w="1800"/>
+            <w:shd w:fill="E8EEF7" w:color="auto" w:val="clear"/>
             <w:tcMar>
               <w:top w:type="dxa" w:w="60"/>
               <w:left w:type="dxa" w:w="100"/>
@@ -1775,69 +1801,68 @@
                 <w:sz w:val="19"/>
                 <w:szCs w:val="19"/>
               </w:rPr>
-              <w:t xml:space="preserve">33,654</w:t>
-            </w:r>
-          </w:p>
-        </w:tc>
-        <w:tc>
-          <w:tcPr>
-            <w:tcW w:type="dxa" w:w="2026"/>
-            <w:tcMar>
-              <w:top w:type="dxa" w:w="60"/>
-              <w:left w:type="dxa" w:w="100"/>
-              <w:bottom w:type="dxa" w:w="60"/>
-              <w:right w:type="dxa" w:w="100"/>
-            </w:tcMar>
-          </w:tcPr>
-          <w:p>
-            <w:pPr>
-              <w:spacing w:after="0"/>
-            </w:pPr>
-            <w:r>
-              <w:rPr>
-                <w:rFonts w:ascii="Microsoft JhengHei" w:cs="Microsoft JhengHei" w:eastAsia="Microsoft JhengHei" w:hAnsi="Microsoft JhengHei"/>
-                <w:b w:val="false"/>
-                <w:bCs w:val="false"/>
-                <w:sz w:val="19"/>
-                <w:szCs w:val="19"/>
-              </w:rPr>
-              <w:t xml:space="preserve">2.5 倍，未更新</w:t>
-            </w:r>
-          </w:p>
-        </w:tc>
-      </w:tr>
-      <w:tr>
-        <w:tc>
-          <w:tcPr>
-            <w:tcW w:type="dxa" w:w="2600"/>
-            <w:shd w:fill="E8EEF7" w:color="auto" w:val="clear"/>
-            <w:tcMar>
-              <w:top w:type="dxa" w:w="60"/>
-              <w:left w:type="dxa" w:w="100"/>
-              <w:bottom w:type="dxa" w:w="60"/>
-              <w:right w:type="dxa" w:w="100"/>
-            </w:tcMar>
-          </w:tcPr>
-          <w:p>
-            <w:pPr>
-              <w:spacing w:after="0"/>
-            </w:pPr>
-            <w:r>
-              <w:rPr>
-                <w:rFonts w:ascii="Microsoft JhengHei" w:cs="Microsoft JhengHei" w:eastAsia="Microsoft JhengHei" w:hAnsi="Microsoft JhengHei"/>
-                <w:b w:val="false"/>
-                <w:bCs w:val="false"/>
-                <w:sz w:val="19"/>
-                <w:szCs w:val="19"/>
-              </w:rPr>
-              <w:t xml:space="preserve">法規物質（substance）</w:t>
-            </w:r>
-          </w:p>
-        </w:tc>
-        <w:tc>
-          <w:tcPr>
-            <w:tcW w:type="dxa" w:w="2200"/>
-            <w:shd w:fill="E8EEF7" w:color="auto" w:val="clear"/>
+              <w:t xml:space="preserve">33,638</w:t>
+            </w:r>
+          </w:p>
+        </w:tc>
+        <w:tc>
+          <w:tcPr>
+            <w:tcW w:type="dxa" w:w="4226"/>
+            <w:shd w:fill="E8EEF7" w:color="auto" w:val="clear"/>
+            <w:tcMar>
+              <w:top w:type="dxa" w:w="60"/>
+              <w:left w:type="dxa" w:w="100"/>
+              <w:bottom w:type="dxa" w:w="60"/>
+              <w:right w:type="dxa" w:w="100"/>
+            </w:tcMar>
+          </w:tcPr>
+          <w:p>
+            <w:pPr>
+              <w:spacing w:after="0"/>
+            </w:pPr>
+            <w:r>
+              <w:rPr>
+                <w:rFonts w:ascii="Microsoft JhengHei" w:cs="Microsoft JhengHei" w:eastAsia="Microsoft JhengHei" w:hAnsi="Microsoft JhengHei"/>
+                <w:b w:val="false"/>
+                <w:bCs w:val="false"/>
+                <w:sz w:val="19"/>
+                <w:szCs w:val="19"/>
+              </w:rPr>
+              <w:t xml:space="preserve">已取回並並存</w:t>
+            </w:r>
+          </w:p>
+        </w:tc>
+      </w:tr>
+      <w:tr>
+        <w:tc>
+          <w:tcPr>
+            <w:tcW w:type="dxa" w:w="3000"/>
+            <w:tcMar>
+              <w:top w:type="dxa" w:w="60"/>
+              <w:left w:type="dxa" w:w="100"/>
+              <w:bottom w:type="dxa" w:w="60"/>
+              <w:right w:type="dxa" w:w="100"/>
+            </w:tcMar>
+          </w:tcPr>
+          <w:p>
+            <w:pPr>
+              <w:spacing w:after="0"/>
+            </w:pPr>
+            <w:r>
+              <w:rPr>
+                <w:rFonts w:ascii="Microsoft JhengHei" w:cs="Microsoft JhengHei" w:eastAsia="Microsoft JhengHei" w:hAnsi="Microsoft JhengHei"/>
+                <w:b w:val="false"/>
+                <w:bCs w:val="false"/>
+                <w:sz w:val="19"/>
+                <w:szCs w:val="19"/>
+              </w:rPr>
+              <w:t xml:space="preserve">兩邊都有</w:t>
+            </w:r>
+          </w:p>
+        </w:tc>
+        <w:tc>
+          <w:tcPr>
+            <w:tcW w:type="dxa" w:w="1800"/>
             <w:tcMar>
               <w:top w:type="dxa" w:w="60"/>
               <w:left w:type="dxa" w:w="100"/>
@@ -1858,13 +1883,68 @@
                 <w:sz w:val="19"/>
                 <w:szCs w:val="19"/>
               </w:rPr>
-              <w:t xml:space="preserve">2,389</w:t>
-            </w:r>
-          </w:p>
-        </w:tc>
-        <w:tc>
-          <w:tcPr>
-            <w:tcW w:type="dxa" w:w="2200"/>
+              <w:t xml:space="preserve">13,441</w:t>
+            </w:r>
+          </w:p>
+        </w:tc>
+        <w:tc>
+          <w:tcPr>
+            <w:tcW w:type="dxa" w:w="4226"/>
+            <w:tcMar>
+              <w:top w:type="dxa" w:w="60"/>
+              <w:left w:type="dxa" w:w="100"/>
+              <w:bottom w:type="dxa" w:w="60"/>
+              <w:right w:type="dxa" w:w="100"/>
+            </w:tcMar>
+          </w:tcPr>
+          <w:p>
+            <w:pPr>
+              <w:spacing w:after="0"/>
+            </w:pPr>
+            <w:r>
+              <w:rPr>
+                <w:rFonts w:ascii="Microsoft JhengHei" w:cs="Microsoft JhengHei" w:eastAsia="Microsoft JhengHei" w:hAnsi="Microsoft JhengHei"/>
+                <w:b w:val="false"/>
+                <w:bCs w:val="false"/>
+                <w:sz w:val="19"/>
+                <w:szCs w:val="19"/>
+              </w:rPr>
+              <w:t xml:space="preserve">依 COSING Ref No 對應</w:t>
+            </w:r>
+          </w:p>
+        </w:tc>
+      </w:tr>
+      <w:tr>
+        <w:tc>
+          <w:tcPr>
+            <w:tcW w:type="dxa" w:w="3000"/>
+            <w:shd w:fill="E8EEF7" w:color="auto" w:val="clear"/>
+            <w:tcMar>
+              <w:top w:type="dxa" w:w="60"/>
+              <w:left w:type="dxa" w:w="100"/>
+              <w:bottom w:type="dxa" w:w="60"/>
+              <w:right w:type="dxa" w:w="100"/>
+            </w:tcMar>
+          </w:tcPr>
+          <w:p>
+            <w:pPr>
+              <w:spacing w:after="0"/>
+            </w:pPr>
+            <w:r>
+              <w:rPr>
+                <w:rFonts w:ascii="Microsoft JhengHei" w:cs="Microsoft JhengHei" w:eastAsia="Microsoft JhengHei" w:hAnsi="Microsoft JhengHei"/>
+                <w:b w:val="false"/>
+                <w:bCs w:val="false"/>
+                <w:sz w:val="19"/>
+                <w:szCs w:val="19"/>
+              </w:rPr>
+              <w:t xml:space="preserve">只在 2019</w:t>
+            </w:r>
+          </w:p>
+        </w:tc>
+        <w:tc>
+          <w:tcPr>
+            <w:tcW w:type="dxa" w:w="1800"/>
             <w:shd w:fill="E8EEF7" w:color="auto" w:val="clear"/>
             <w:tcMar>
               <w:top w:type="dxa" w:w="60"/>
@@ -1886,34 +1966,115 @@
                 <w:sz w:val="19"/>
                 <w:szCs w:val="19"/>
               </w:rPr>
-              <w:t xml:space="preserve">2,389</w:t>
-            </w:r>
-          </w:p>
-        </w:tc>
-        <w:tc>
-          <w:tcPr>
-            <w:tcW w:type="dxa" w:w="2026"/>
-            <w:shd w:fill="E8EEF7" w:color="auto" w:val="clear"/>
-            <w:tcMar>
-              <w:top w:type="dxa" w:w="60"/>
-              <w:left w:type="dxa" w:w="100"/>
-              <w:bottom w:type="dxa" w:w="60"/>
-              <w:right w:type="dxa" w:w="100"/>
-            </w:tcMar>
-          </w:tcPr>
-          <w:p>
-            <w:pPr>
-              <w:spacing w:after="0"/>
-            </w:pPr>
-            <w:r>
-              <w:rPr>
-                <w:rFonts w:ascii="Microsoft JhengHei" w:cs="Microsoft JhengHei" w:eastAsia="Microsoft JhengHei" w:hAnsi="Microsoft JhengHei"/>
-                <w:b w:val="false"/>
-                <w:bCs w:val="false"/>
-                <w:sz w:val="19"/>
-                <w:szCs w:val="19"/>
-              </w:rPr>
-              <w:t xml:space="preserve">已全數取回</w:t>
+              <w:t xml:space="preserve">181</w:t>
+            </w:r>
+          </w:p>
+        </w:tc>
+        <w:tc>
+          <w:tcPr>
+            <w:tcW w:type="dxa" w:w="4226"/>
+            <w:shd w:fill="E8EEF7" w:color="auto" w:val="clear"/>
+            <w:tcMar>
+              <w:top w:type="dxa" w:w="60"/>
+              <w:left w:type="dxa" w:w="100"/>
+              <w:bottom w:type="dxa" w:w="60"/>
+              <w:right w:type="dxa" w:w="100"/>
+            </w:tcMar>
+          </w:tcPr>
+          <w:p>
+            <w:pPr>
+              <w:spacing w:after="0"/>
+            </w:pPr>
+            <w:r>
+              <w:rPr>
+                <w:rFonts w:ascii="Microsoft JhengHei" w:cs="Microsoft JhengHei" w:eastAsia="Microsoft JhengHei" w:hAnsi="Microsoft JhengHei"/>
+                <w:b w:val="false"/>
+                <w:bCs w:val="false"/>
+                <w:sz w:val="19"/>
+                <w:szCs w:val="19"/>
+              </w:rPr>
+              <w:t xml:space="preserve">已下架或改編號</w:t>
+            </w:r>
+          </w:p>
+        </w:tc>
+      </w:tr>
+      <w:tr>
+        <w:tc>
+          <w:tcPr>
+            <w:tcW w:type="dxa" w:w="3000"/>
+            <w:tcMar>
+              <w:top w:type="dxa" w:w="60"/>
+              <w:left w:type="dxa" w:w="100"/>
+              <w:bottom w:type="dxa" w:w="60"/>
+              <w:right w:type="dxa" w:w="100"/>
+            </w:tcMar>
+          </w:tcPr>
+          <w:p>
+            <w:pPr>
+              <w:spacing w:after="0"/>
+            </w:pPr>
+            <w:r>
+              <w:rPr>
+                <w:rFonts w:ascii="Microsoft JhengHei" w:cs="Microsoft JhengHei" w:eastAsia="Microsoft JhengHei" w:hAnsi="Microsoft JhengHei"/>
+                <w:b w:val="false"/>
+                <w:bCs w:val="false"/>
+                <w:sz w:val="19"/>
+                <w:szCs w:val="19"/>
+              </w:rPr>
+              <w:t xml:space="preserve">只在 2026</w:t>
+            </w:r>
+          </w:p>
+        </w:tc>
+        <w:tc>
+          <w:tcPr>
+            <w:tcW w:type="dxa" w:w="1800"/>
+            <w:tcMar>
+              <w:top w:type="dxa" w:w="60"/>
+              <w:left w:type="dxa" w:w="100"/>
+              <w:bottom w:type="dxa" w:w="60"/>
+              <w:right w:type="dxa" w:w="100"/>
+            </w:tcMar>
+          </w:tcPr>
+          <w:p>
+            <w:pPr>
+              <w:spacing w:after="0"/>
+              <w:jc w:val="right"/>
+            </w:pPr>
+            <w:r>
+              <w:rPr>
+                <w:rFonts w:ascii="Microsoft JhengHei" w:cs="Microsoft JhengHei" w:eastAsia="Microsoft JhengHei" w:hAnsi="Microsoft JhengHei"/>
+                <w:b w:val="false"/>
+                <w:bCs w:val="false"/>
+                <w:sz w:val="19"/>
+                <w:szCs w:val="19"/>
+              </w:rPr>
+              <w:t xml:space="preserve">20,197</w:t>
+            </w:r>
+          </w:p>
+        </w:tc>
+        <w:tc>
+          <w:tcPr>
+            <w:tcW w:type="dxa" w:w="4226"/>
+            <w:tcMar>
+              <w:top w:type="dxa" w:w="60"/>
+              <w:left w:type="dxa" w:w="100"/>
+              <w:bottom w:type="dxa" w:w="60"/>
+              <w:right w:type="dxa" w:w="100"/>
+            </w:tcMar>
+          </w:tcPr>
+          <w:p>
+            <w:pPr>
+              <w:spacing w:after="0"/>
+            </w:pPr>
+            <w:r>
+              <w:rPr>
+                <w:rFonts w:ascii="Microsoft JhengHei" w:cs="Microsoft JhengHei" w:eastAsia="Microsoft JhengHei" w:hAnsi="Microsoft JhengHei"/>
+                <w:b w:val="false"/>
+                <w:bCs w:val="false"/>
+                <w:sz w:val="19"/>
+                <w:szCs w:val="19"/>
+              </w:rPr>
+              <w:t xml:space="preserve">其中 3,871 筆為生物來源</w:t>
             </w:r>
           </w:p>
         </w:tc>
@@ -1935,7 +2096,26 @@
           <w:sz w:val="20"/>
           <w:szCs w:val="20"/>
         </w:rPr>
-        <w:t xml:space="preserve">2026-08-20 直接向 CosIng 查得的權威總數。完整 Inventory 沒有批次匯出途徑（搜尋強制關鍵字、結果頁無匯出鈕、data.europa.eu 舊資料集已失效），因此 ingredient 表維持 2019 快照。本次只更新了法規層。線上 substance 總數與取回的條目數相符，可確認法規層抓取完整。</w:t>
+        <w:t xml:space="preserve">取回全庫後才發現：在 COSING_CAS.csv 自己的編號範圍（31364–97704）內，現行資料庫有 27,170 筆，該檔只收錄 13,622 筆——涵蓋率僅 50.1%。兩邊都有的 13,441 筆全為 Active，但範圍內未收錄者也有 99.7% 是 Active，無法用「只匯出有效項目」解釋。COSING_CAS.csv 從來就是約一半的子集，不是 2019 年的完整匯出。</w:t>
+      </w:r>
+    </w:p>
+    <w:p>
+      <w:pPr>
+        <w:pBdr>
+          <w:left w:val="single" w:color="C9A227" w:sz="18" w:space="12"/>
+        </w:pBdr>
+        <w:spacing w:after="160" w:before="80"/>
+        <w:ind w:left="240"/>
+      </w:pPr>
+      <w:r>
+        <w:rPr>
+          <w:rFonts w:ascii="Microsoft JhengHei" w:cs="Microsoft JhengHei" w:eastAsia="Microsoft JhengHei" w:hAnsi="Microsoft JhengHei"/>
+          <w:i w:val="false"/>
+          <w:iCs w:val="false"/>
+          <w:sz w:val="20"/>
+          <w:szCs w:val="20"/>
+        </w:rPr>
+        <w:t xml:space="preserve">因此 Phase 0–3 所有比例（3,862 筆生物來源、前 10 大科佔 48%、40% 物種只出現一次）應理解為「該子集的樣貌」，不是 COSING 母體比例。結論方向多半仍成立，但百分比不可當作母體數值引用。詳見 90-Reports/snapshot-vs-current.md。</w:t>
       </w:r>
     </w:p>
     <w:p>
@@ -2413,6 +2593,88 @@
                 <w:sz w:val="19"/>
                 <w:szCs w:val="19"/>
               </w:rPr>
+              <w:t xml:space="preserve">inventory_2026</w:t>
+            </w:r>
+          </w:p>
+        </w:tc>
+        <w:tc>
+          <w:tcPr>
+            <w:tcW w:type="dxa" w:w="1200"/>
+            <w:tcMar>
+              <w:top w:type="dxa" w:w="60"/>
+              <w:left w:type="dxa" w:w="100"/>
+              <w:bottom w:type="dxa" w:w="60"/>
+              <w:right w:type="dxa" w:w="100"/>
+            </w:tcMar>
+          </w:tcPr>
+          <w:p>
+            <w:pPr>
+              <w:spacing w:after="0"/>
+              <w:jc w:val="right"/>
+            </w:pPr>
+            <w:r>
+              <w:rPr>
+                <w:rFonts w:ascii="Microsoft JhengHei" w:cs="Microsoft JhengHei" w:eastAsia="Microsoft JhengHei" w:hAnsi="Microsoft JhengHei"/>
+                <w:b w:val="false"/>
+                <w:bCs w:val="false"/>
+                <w:sz w:val="19"/>
+                <w:szCs w:val="19"/>
+              </w:rPr>
+              <w:t xml:space="preserve">33,638</w:t>
+            </w:r>
+          </w:p>
+        </w:tc>
+        <w:tc>
+          <w:tcPr>
+            <w:tcW w:type="dxa" w:w="5826"/>
+            <w:tcMar>
+              <w:top w:type="dxa" w:w="60"/>
+              <w:left w:type="dxa" w:w="100"/>
+              <w:bottom w:type="dxa" w:w="60"/>
+              <w:right w:type="dxa" w:w="100"/>
+            </w:tcMar>
+          </w:tcPr>
+          <w:p>
+            <w:pPr>
+              <w:spacing w:after="0"/>
+            </w:pPr>
+            <w:r>
+              <w:rPr>
+                <w:rFonts w:ascii="Microsoft JhengHei" w:cs="Microsoft JhengHei" w:eastAsia="Microsoft JhengHei" w:hAnsi="Microsoft JhengHei"/>
+                <w:b w:val="false"/>
+                <w:bCs w:val="false"/>
+                <w:sz w:val="19"/>
+                <w:szCs w:val="19"/>
+              </w:rPr>
+              <w:t xml:space="preserve">現行全庫成分（2026-08 擷取），與 2019 快照並存</w:t>
+            </w:r>
+          </w:p>
+        </w:tc>
+      </w:tr>
+      <w:tr>
+        <w:tc>
+          <w:tcPr>
+            <w:tcW w:type="dxa" w:w="2000"/>
+            <w:shd w:fill="E8EEF7" w:color="auto" w:val="clear"/>
+            <w:tcMar>
+              <w:top w:type="dxa" w:w="60"/>
+              <w:left w:type="dxa" w:w="100"/>
+              <w:bottom w:type="dxa" w:w="60"/>
+              <w:right w:type="dxa" w:w="100"/>
+            </w:tcMar>
+          </w:tcPr>
+          <w:p>
+            <w:pPr>
+              <w:spacing w:after="0"/>
+            </w:pPr>
+            <w:r>
+              <w:rPr>
+                <w:rFonts w:ascii="Courier New" w:cs="Courier New" w:eastAsia="Courier New" w:hAnsi="Courier New"/>
+                <w:b w:val="false"/>
+                <w:bCs w:val="false"/>
+                <w:sz w:val="19"/>
+                <w:szCs w:val="19"/>
+              </w:rPr>
               <w:t xml:space="preserve">ingredient_citation</w:t>
             </w:r>
           </w:p>
@@ -2420,6 +2682,7 @@
         <w:tc>
           <w:tcPr>
             <w:tcW w:type="dxa" w:w="1200"/>
+            <w:shd w:fill="E8EEF7" w:color="auto" w:val="clear"/>
             <w:tcMar>
               <w:top w:type="dxa" w:w="60"/>
               <w:left w:type="dxa" w:w="100"/>
@@ -2447,6 +2710,7 @@
         <w:tc>
           <w:tcPr>
             <w:tcW w:type="dxa" w:w="5826"/>
+            <w:shd w:fill="E8EEF7" w:color="auto" w:val="clear"/>
             <w:tcMar>
               <w:top w:type="dxa" w:w="60"/>
               <w:left w:type="dxa" w:w="100"/>
@@ -2475,7 +2739,6 @@
         <w:tc>
           <w:tcPr>
             <w:tcW w:type="dxa" w:w="2000"/>
-            <w:shd w:fill="E8EEF7" w:color="auto" w:val="clear"/>
             <w:tcMar>
               <w:top w:type="dxa" w:w="60"/>
               <w:left w:type="dxa" w:w="100"/>
@@ -2502,7 +2765,6 @@
         <w:tc>
           <w:tcPr>
             <w:tcW w:type="dxa" w:w="1200"/>
-            <w:shd w:fill="E8EEF7" w:color="auto" w:val="clear"/>
             <w:tcMar>
               <w:top w:type="dxa" w:w="60"/>
               <w:left w:type="dxa" w:w="100"/>
@@ -2530,7 +2792,6 @@
         <w:tc>
           <w:tcPr>
             <w:tcW w:type="dxa" w:w="5826"/>
-            <w:shd w:fill="E8EEF7" w:color="auto" w:val="clear"/>
             <w:tcMar>
               <w:top w:type="dxa" w:w="60"/>
               <w:left w:type="dxa" w:w="100"/>
@@ -11858,7 +12119,421 @@
           <w:sz w:val="30"/>
           <w:szCs w:val="30"/>
         </w:rPr>
-        <w:t xml:space="preserve">六、目前檔案清單</w:t>
+        <w:t xml:space="preserve">六、2026 全庫（額外完成）</w:t>
+      </w:r>
+    </w:p>
+    <w:p>
+      <w:pPr>
+        <w:spacing w:after="120" w:before="0"/>
+      </w:pPr>
+      <w:r>
+        <w:rPr>
+          <w:rFonts w:ascii="Microsoft JhengHei" w:cs="Microsoft JhengHei" w:eastAsia="Microsoft JhengHei" w:hAnsi="Microsoft JhengHei"/>
+          <w:sz w:val="20"/>
+          <w:szCs w:val="20"/>
+        </w:rPr>
+        <w:t xml:space="preserve">以 179 次請求取回現行全部 33,638 筆成分，非逐頁爬取。</w:t>
+      </w:r>
+    </w:p>
+    <w:tbl>
+      <w:tblPr>
+        <w:tblW w:type="dxa" w:w="9026"/>
+        <w:tblBorders>
+          <w:top w:val="single" w:color="auto" w:sz="4"/>
+          <w:left w:val="single" w:color="auto" w:sz="4"/>
+          <w:bottom w:val="single" w:color="auto" w:sz="4"/>
+          <w:right w:val="single" w:color="auto" w:sz="4"/>
+          <w:insideH w:val="single" w:color="auto" w:sz="4"/>
+          <w:insideV w:val="single" w:color="auto" w:sz="4"/>
+        </w:tblBorders>
+      </w:tblPr>
+      <w:tblGrid>
+        <w:gridCol w:w="1700"/>
+        <w:gridCol w:w="7326"/>
+      </w:tblGrid>
+      <w:tr>
+        <w:trPr>
+          <w:tblHeader/>
+        </w:trPr>
+        <w:tc>
+          <w:tcPr>
+            <w:tcW w:type="dxa" w:w="1700"/>
+            <w:shd w:fill="1F3864" w:color="auto" w:val="clear"/>
+            <w:tcMar>
+              <w:top w:type="dxa" w:w="60"/>
+              <w:left w:type="dxa" w:w="100"/>
+              <w:bottom w:type="dxa" w:w="60"/>
+              <w:right w:type="dxa" w:w="100"/>
+            </w:tcMar>
+          </w:tcPr>
+          <w:p>
+            <w:pPr>
+              <w:spacing w:after="0"/>
+            </w:pPr>
+            <w:r>
+              <w:rPr>
+                <w:rFonts w:ascii="Microsoft JhengHei" w:cs="Microsoft JhengHei" w:eastAsia="Microsoft JhengHei" w:hAnsi="Microsoft JhengHei"/>
+                <w:b/>
+                <w:bCs/>
+                <w:color w:val="FFFFFF"/>
+                <w:sz w:val="19"/>
+                <w:szCs w:val="19"/>
+              </w:rPr>
+              <w:t xml:space="preserve"/>
+            </w:r>
+          </w:p>
+        </w:tc>
+        <w:tc>
+          <w:tcPr>
+            <w:tcW w:type="dxa" w:w="7326"/>
+            <w:shd w:fill="1F3864" w:color="auto" w:val="clear"/>
+            <w:tcMar>
+              <w:top w:type="dxa" w:w="60"/>
+              <w:left w:type="dxa" w:w="100"/>
+              <w:bottom w:type="dxa" w:w="60"/>
+              <w:right w:type="dxa" w:w="100"/>
+            </w:tcMar>
+          </w:tcPr>
+          <w:p>
+            <w:pPr>
+              <w:spacing w:after="0"/>
+            </w:pPr>
+            <w:r>
+              <w:rPr>
+                <w:rFonts w:ascii="Microsoft JhengHei" w:cs="Microsoft JhengHei" w:eastAsia="Microsoft JhengHei" w:hAnsi="Microsoft JhengHei"/>
+                <w:b/>
+                <w:bCs/>
+                <w:color w:val="FFFFFF"/>
+                <w:sz w:val="19"/>
+                <w:szCs w:val="19"/>
+              </w:rPr>
+              <w:t xml:space="preserve"/>
+            </w:r>
+          </w:p>
+        </w:tc>
+      </w:tr>
+      <w:tr>
+        <w:tc>
+          <w:tcPr>
+            <w:tcW w:type="dxa" w:w="1700"/>
+            <w:tcMar>
+              <w:top w:type="dxa" w:w="60"/>
+              <w:left w:type="dxa" w:w="100"/>
+              <w:bottom w:type="dxa" w:w="60"/>
+              <w:right w:type="dxa" w:w="100"/>
+            </w:tcMar>
+          </w:tcPr>
+          <w:p>
+            <w:pPr>
+              <w:spacing w:after="0"/>
+            </w:pPr>
+            <w:r>
+              <w:rPr>
+                <w:rFonts w:ascii="Microsoft JhengHei" w:cs="Microsoft JhengHei" w:eastAsia="Microsoft JhengHei" w:hAnsi="Microsoft JhengHei"/>
+                <w:b/>
+                <w:bCs/>
+                <w:sz w:val="19"/>
+                <w:szCs w:val="19"/>
+              </w:rPr>
+              <w:t xml:space="preserve">方法</w:t>
+            </w:r>
+          </w:p>
+        </w:tc>
+        <w:tc>
+          <w:tcPr>
+            <w:tcW w:type="dxa" w:w="7326"/>
+            <w:tcMar>
+              <w:top w:type="dxa" w:w="60"/>
+              <w:left w:type="dxa" w:w="100"/>
+              <w:bottom w:type="dxa" w:w="60"/>
+              <w:right w:type="dxa" w:w="100"/>
+            </w:tcMar>
+          </w:tcPr>
+          <w:p>
+            <w:pPr>
+              <w:spacing w:after="0"/>
+            </w:pPr>
+            <w:r>
+              <w:rPr>
+                <w:rFonts w:ascii="Microsoft JhengHei" w:cs="Microsoft JhengHei" w:eastAsia="Microsoft JhengHei" w:hAnsi="Microsoft JhengHei"/>
+                <w:b w:val="false"/>
+                <w:bCs w:val="false"/>
+                <w:sz w:val="19"/>
+                <w:szCs w:val="19"/>
+              </w:rPr>
+              <w:t xml:space="preserve">CosIng 前端背後的公開搜尋 API，一次 200 筆；依 substanceId 首字元分為 8 區以避開 10,000 筆深分頁上限</w:t>
+            </w:r>
+          </w:p>
+        </w:tc>
+      </w:tr>
+      <w:tr>
+        <w:tc>
+          <w:tcPr>
+            <w:tcW w:type="dxa" w:w="1700"/>
+            <w:shd w:fill="E8EEF7" w:color="auto" w:val="clear"/>
+            <w:tcMar>
+              <w:top w:type="dxa" w:w="60"/>
+              <w:left w:type="dxa" w:w="100"/>
+              <w:bottom w:type="dxa" w:w="60"/>
+              <w:right w:type="dxa" w:w="100"/>
+            </w:tcMar>
+          </w:tcPr>
+          <w:p>
+            <w:pPr>
+              <w:spacing w:after="0"/>
+            </w:pPr>
+            <w:r>
+              <w:rPr>
+                <w:rFonts w:ascii="Microsoft JhengHei" w:cs="Microsoft JhengHei" w:eastAsia="Microsoft JhengHei" w:hAnsi="Microsoft JhengHei"/>
+                <w:b/>
+                <w:bCs/>
+                <w:sz w:val="19"/>
+                <w:szCs w:val="19"/>
+              </w:rPr>
+              <w:t xml:space="preserve">合法性</w:t>
+            </w:r>
+          </w:p>
+        </w:tc>
+        <w:tc>
+          <w:tcPr>
+            <w:tcW w:type="dxa" w:w="7326"/>
+            <w:shd w:fill="E8EEF7" w:color="auto" w:val="clear"/>
+            <w:tcMar>
+              <w:top w:type="dxa" w:w="60"/>
+              <w:left w:type="dxa" w:w="100"/>
+              <w:bottom w:type="dxa" w:w="60"/>
+              <w:right w:type="dxa" w:w="100"/>
+            </w:tcMar>
+          </w:tcPr>
+          <w:p>
+            <w:pPr>
+              <w:spacing w:after="0"/>
+            </w:pPr>
+            <w:r>
+              <w:rPr>
+                <w:rFonts w:ascii="Microsoft JhengHei" w:cs="Microsoft JhengHei" w:eastAsia="Microsoft JhengHei" w:hAnsi="Microsoft JhengHei"/>
+                <w:b w:val="false"/>
+                <w:bCs w:val="false"/>
+                <w:sz w:val="19"/>
+                <w:szCs w:val="19"/>
+              </w:rPr>
+              <w:t xml:space="preserve">robots.txt 201 條 Disallow 均未涵蓋此路徑；內容依 Commission Decision 2011/833/EU 授權 CC BY 4.0；請求間隔 1 秒</w:t>
+            </w:r>
+          </w:p>
+        </w:tc>
+      </w:tr>
+      <w:tr>
+        <w:tc>
+          <w:tcPr>
+            <w:tcW w:type="dxa" w:w="1700"/>
+            <w:tcMar>
+              <w:top w:type="dxa" w:w="60"/>
+              <w:left w:type="dxa" w:w="100"/>
+              <w:bottom w:type="dxa" w:w="60"/>
+              <w:right w:type="dxa" w:w="100"/>
+            </w:tcMar>
+          </w:tcPr>
+          <w:p>
+            <w:pPr>
+              <w:spacing w:after="0"/>
+            </w:pPr>
+            <w:r>
+              <w:rPr>
+                <w:rFonts w:ascii="Microsoft JhengHei" w:cs="Microsoft JhengHei" w:eastAsia="Microsoft JhengHei" w:hAnsi="Microsoft JhengHei"/>
+                <w:b/>
+                <w:bCs/>
+                <w:sz w:val="19"/>
+                <w:szCs w:val="19"/>
+              </w:rPr>
+              <w:t xml:space="preserve">join 鍵</w:t>
+            </w:r>
+          </w:p>
+        </w:tc>
+        <w:tc>
+          <w:tcPr>
+            <w:tcW w:type="dxa" w:w="7326"/>
+            <w:tcMar>
+              <w:top w:type="dxa" w:w="60"/>
+              <w:left w:type="dxa" w:w="100"/>
+              <w:bottom w:type="dxa" w:w="60"/>
+              <w:right w:type="dxa" w:w="100"/>
+            </w:tcMar>
+          </w:tcPr>
+          <w:p>
+            <w:pPr>
+              <w:spacing w:after="0"/>
+            </w:pPr>
+            <w:r>
+              <w:rPr>
+                <w:rFonts w:ascii="Microsoft JhengHei" w:cs="Microsoft JhengHei" w:eastAsia="Microsoft JhengHei" w:hAnsi="Microsoft JhengHei"/>
+                <w:b w:val="false"/>
+                <w:bCs w:val="false"/>
+                <w:sz w:val="19"/>
+                <w:szCs w:val="19"/>
+              </w:rPr>
+              <w:t xml:space="preserve">substanceId 即 COSING Ref No，已用 INCI 名稱逐筆驗證</w:t>
+            </w:r>
+          </w:p>
+        </w:tc>
+      </w:tr>
+      <w:tr>
+        <w:tc>
+          <w:tcPr>
+            <w:tcW w:type="dxa" w:w="1700"/>
+            <w:shd w:fill="E8EEF7" w:color="auto" w:val="clear"/>
+            <w:tcMar>
+              <w:top w:type="dxa" w:w="60"/>
+              <w:left w:type="dxa" w:w="100"/>
+              <w:bottom w:type="dxa" w:w="60"/>
+              <w:right w:type="dxa" w:w="100"/>
+            </w:tcMar>
+          </w:tcPr>
+          <w:p>
+            <w:pPr>
+              <w:spacing w:after="0"/>
+            </w:pPr>
+            <w:r>
+              <w:rPr>
+                <w:rFonts w:ascii="Microsoft JhengHei" w:cs="Microsoft JhengHei" w:eastAsia="Microsoft JhengHei" w:hAnsi="Microsoft JhengHei"/>
+                <w:b/>
+                <w:bCs/>
+                <w:sz w:val="19"/>
+                <w:szCs w:val="19"/>
+              </w:rPr>
+              <w:t xml:space="preserve">存放方式</w:t>
+            </w:r>
+          </w:p>
+        </w:tc>
+        <w:tc>
+          <w:tcPr>
+            <w:tcW w:type="dxa" w:w="7326"/>
+            <w:shd w:fill="E8EEF7" w:color="auto" w:val="clear"/>
+            <w:tcMar>
+              <w:top w:type="dxa" w:w="60"/>
+              <w:left w:type="dxa" w:w="100"/>
+              <w:bottom w:type="dxa" w:w="60"/>
+              <w:right w:type="dxa" w:w="100"/>
+            </w:tcMar>
+          </w:tcPr>
+          <w:p>
+            <w:pPr>
+              <w:spacing w:after="0"/>
+            </w:pPr>
+            <w:r>
+              <w:rPr>
+                <w:rFonts w:ascii="Microsoft JhengHei" w:cs="Microsoft JhengHei" w:eastAsia="Microsoft JhengHei" w:hAnsi="Microsoft JhengHei"/>
+                <w:b w:val="false"/>
+                <w:bCs w:val="false"/>
+                <w:sz w:val="19"/>
+                <w:szCs w:val="19"/>
+              </w:rPr>
+              <w:t xml:space="preserve">獨立資料表 inventory_2026，不合併、不覆蓋 2019 快照</w:t>
+            </w:r>
+          </w:p>
+        </w:tc>
+      </w:tr>
+      <w:tr>
+        <w:tc>
+          <w:tcPr>
+            <w:tcW w:type="dxa" w:w="1700"/>
+            <w:tcMar>
+              <w:top w:type="dxa" w:w="60"/>
+              <w:left w:type="dxa" w:w="100"/>
+              <w:bottom w:type="dxa" w:w="60"/>
+              <w:right w:type="dxa" w:w="100"/>
+            </w:tcMar>
+          </w:tcPr>
+          <w:p>
+            <w:pPr>
+              <w:spacing w:after="0"/>
+            </w:pPr>
+            <w:r>
+              <w:rPr>
+                <w:rFonts w:ascii="Microsoft JhengHei" w:cs="Microsoft JhengHei" w:eastAsia="Microsoft JhengHei" w:hAnsi="Microsoft JhengHei"/>
+                <w:b/>
+                <w:bCs/>
+                <w:sz w:val="19"/>
+                <w:szCs w:val="19"/>
+              </w:rPr>
+              <w:t xml:space="preserve">驗收</w:t>
+            </w:r>
+          </w:p>
+        </w:tc>
+        <w:tc>
+          <w:tcPr>
+            <w:tcW w:type="dxa" w:w="7326"/>
+            <w:tcMar>
+              <w:top w:type="dxa" w:w="60"/>
+              <w:left w:type="dxa" w:w="100"/>
+              <w:bottom w:type="dxa" w:w="60"/>
+              <w:right w:type="dxa" w:w="100"/>
+            </w:tcMar>
+          </w:tcPr>
+          <w:p>
+            <w:pPr>
+              <w:spacing w:after="0"/>
+            </w:pPr>
+            <w:r>
+              <w:rPr>
+                <w:rFonts w:ascii="Microsoft JhengHei" w:cs="Microsoft JhengHei" w:eastAsia="Microsoft JhengHei" w:hAnsi="Microsoft JhengHei"/>
+                <w:b w:val="false"/>
+                <w:bCs w:val="false"/>
+                <w:sz w:val="19"/>
+                <w:szCs w:val="19"/>
+              </w:rPr>
+              <w:t xml:space="preserve">四項全數通過</w:t>
+            </w:r>
+          </w:p>
+        </w:tc>
+      </w:tr>
+    </w:tbl>
+    <w:p>
+      <w:pPr>
+        <w:spacing w:after="120" w:before="0"/>
+      </w:pPr>
+      <w:r>
+        <w:rPr>
+          <w:rFonts w:ascii="Microsoft JhengHei" w:cs="Microsoft JhengHei" w:eastAsia="Microsoft JhengHei" w:hAnsi="Microsoft JhengHei"/>
+          <w:sz w:val="20"/>
+          <w:szCs w:val="20"/>
+        </w:rPr>
+        <w:t xml:space="preserve"/>
+      </w:r>
+    </w:p>
+    <w:p>
+      <w:pPr>
+        <w:pBdr>
+          <w:left w:val="single" w:color="C9A227" w:sz="18" w:space="12"/>
+        </w:pBdr>
+        <w:spacing w:after="160" w:before="80"/>
+        <w:ind w:left="240"/>
+      </w:pPr>
+      <w:r>
+        <w:rPr>
+          <w:rFonts w:ascii="Microsoft JhengHei" w:cs="Microsoft JhengHei" w:eastAsia="Microsoft JhengHei" w:hAnsi="Microsoft JhengHei"/>
+          <w:i w:val="false"/>
+          <w:iCs w:val="false"/>
+          <w:sz w:val="20"/>
+          <w:szCs w:val="20"/>
+        </w:rPr>
+        <w:t xml:space="preserve">三個會讓資料默默不完整的坑（皆已在程式中防堵）：① 深分頁在 10,000 筆停止，且回傳 totalResults=0 而非錯誤；② substanceId 為字串欄位，數值 range 給出看似合理的假數字（lt:100000 回傳 0，lt:110000 回傳 4,722）；③ 16 筆為索引重複文件，內容相同僅差 Elasticsearch 內部欄位。腳本在計畫數與實得數不符時直接中止，前兩個坑都是被這道檢查擋下的。</w:t>
+      </w:r>
+    </w:p>
+    <w:p>
+      <w:pPr>
+        <w:pStyle w:val="Heading1"/>
+        <w:spacing w:after="140" w:before="360"/>
+      </w:pPr>
+      <w:r>
+        <w:rPr>
+          <w:rFonts w:ascii="Microsoft JhengHei" w:cs="Microsoft JhengHei" w:eastAsia="Microsoft JhengHei" w:hAnsi="Microsoft JhengHei"/>
+          <w:b/>
+          <w:bCs/>
+          <w:color w:val="1F3864"/>
+          <w:sz w:val="30"/>
+          <w:szCs w:val="30"/>
+        </w:rPr>
+        <w:t xml:space="preserve">七、目前檔案清單</w:t>
       </w:r>
     </w:p>
     <w:tbl>
@@ -12731,6 +13406,116 @@
                 <w:sz w:val="19"/>
                 <w:szCs w:val="19"/>
               </w:rPr>
+              <w:t xml:space="preserve">_scripts/10_fetch_inventory.py</w:t>
+            </w:r>
+          </w:p>
+        </w:tc>
+        <w:tc>
+          <w:tcPr>
+            <w:tcW w:type="dxa" w:w="5626"/>
+            <w:tcMar>
+              <w:top w:type="dxa" w:w="60"/>
+              <w:left w:type="dxa" w:w="100"/>
+              <w:bottom w:type="dxa" w:w="60"/>
+              <w:right w:type="dxa" w:w="100"/>
+            </w:tcMar>
+          </w:tcPr>
+          <w:p>
+            <w:pPr>
+              <w:spacing w:after="0"/>
+            </w:pPr>
+            <w:r>
+              <w:rPr>
+                <w:rFonts w:ascii="Microsoft JhengHei" w:cs="Microsoft JhengHei" w:eastAsia="Microsoft JhengHei" w:hAnsi="Microsoft JhengHei"/>
+                <w:b w:val="false"/>
+                <w:bCs w:val="false"/>
+                <w:sz w:val="19"/>
+                <w:szCs w:val="19"/>
+              </w:rPr>
+              <w:t xml:space="preserve">取回現行全庫成分（手動執行）</w:t>
+            </w:r>
+          </w:p>
+        </w:tc>
+      </w:tr>
+      <w:tr>
+        <w:tc>
+          <w:tcPr>
+            <w:tcW w:type="dxa" w:w="3400"/>
+            <w:shd w:fill="E8EEF7" w:color="auto" w:val="clear"/>
+            <w:tcMar>
+              <w:top w:type="dxa" w:w="60"/>
+              <w:left w:type="dxa" w:w="100"/>
+              <w:bottom w:type="dxa" w:w="60"/>
+              <w:right w:type="dxa" w:w="100"/>
+            </w:tcMar>
+          </w:tcPr>
+          <w:p>
+            <w:pPr>
+              <w:spacing w:after="0"/>
+            </w:pPr>
+            <w:r>
+              <w:rPr>
+                <w:rFonts w:ascii="Courier New" w:cs="Courier New" w:eastAsia="Courier New" w:hAnsi="Courier New"/>
+                <w:b w:val="false"/>
+                <w:bCs w:val="false"/>
+                <w:sz w:val="19"/>
+                <w:szCs w:val="19"/>
+              </w:rPr>
+              <w:t xml:space="preserve">_scripts/11_load_inventory.py</w:t>
+            </w:r>
+          </w:p>
+        </w:tc>
+        <w:tc>
+          <w:tcPr>
+            <w:tcW w:type="dxa" w:w="5626"/>
+            <w:shd w:fill="E8EEF7" w:color="auto" w:val="clear"/>
+            <w:tcMar>
+              <w:top w:type="dxa" w:w="60"/>
+              <w:left w:type="dxa" w:w="100"/>
+              <w:bottom w:type="dxa" w:w="60"/>
+              <w:right w:type="dxa" w:w="100"/>
+            </w:tcMar>
+          </w:tcPr>
+          <w:p>
+            <w:pPr>
+              <w:spacing w:after="0"/>
+            </w:pPr>
+            <w:r>
+              <w:rPr>
+                <w:rFonts w:ascii="Microsoft JhengHei" w:cs="Microsoft JhengHei" w:eastAsia="Microsoft JhengHei" w:hAnsi="Microsoft JhengHei"/>
+                <w:b w:val="false"/>
+                <w:bCs w:val="false"/>
+                <w:sz w:val="19"/>
+                <w:szCs w:val="19"/>
+              </w:rPr>
+              <w:t xml:space="preserve">全庫載入與新舊差異分析</w:t>
+            </w:r>
+          </w:p>
+        </w:tc>
+      </w:tr>
+      <w:tr>
+        <w:tc>
+          <w:tcPr>
+            <w:tcW w:type="dxa" w:w="3400"/>
+            <w:tcMar>
+              <w:top w:type="dxa" w:w="60"/>
+              <w:left w:type="dxa" w:w="100"/>
+              <w:bottom w:type="dxa" w:w="60"/>
+              <w:right w:type="dxa" w:w="100"/>
+            </w:tcMar>
+          </w:tcPr>
+          <w:p>
+            <w:pPr>
+              <w:spacing w:after="0"/>
+            </w:pPr>
+            <w:r>
+              <w:rPr>
+                <w:rFonts w:ascii="Courier New" w:cs="Courier New" w:eastAsia="Courier New" w:hAnsi="Courier New"/>
+                <w:b w:val="false"/>
+                <w:bCs w:val="false"/>
+                <w:sz w:val="19"/>
+                <w:szCs w:val="19"/>
+              </w:rPr>
               <w:t xml:space="preserve">_scripts/07_insights.py</w:t>
             </w:r>
           </w:p>
@@ -13171,6 +13956,61 @@
                 <w:sz w:val="19"/>
                 <w:szCs w:val="19"/>
               </w:rPr>
+              <w:t xml:space="preserve">90-Reports/snapshot-vs-current.md</w:t>
+            </w:r>
+          </w:p>
+        </w:tc>
+        <w:tc>
+          <w:tcPr>
+            <w:tcW w:type="dxa" w:w="5626"/>
+            <w:tcMar>
+              <w:top w:type="dxa" w:w="60"/>
+              <w:left w:type="dxa" w:w="100"/>
+              <w:bottom w:type="dxa" w:w="60"/>
+              <w:right w:type="dxa" w:w="100"/>
+            </w:tcMar>
+          </w:tcPr>
+          <w:p>
+            <w:pPr>
+              <w:spacing w:after="0"/>
+            </w:pPr>
+            <w:r>
+              <w:rPr>
+                <w:rFonts w:ascii="Microsoft JhengHei" w:cs="Microsoft JhengHei" w:eastAsia="Microsoft JhengHei" w:hAnsi="Microsoft JhengHei"/>
+                <w:b w:val="false"/>
+                <w:bCs w:val="false"/>
+                <w:sz w:val="19"/>
+                <w:szCs w:val="19"/>
+              </w:rPr>
+              <w:t xml:space="preserve">2019 快照 vs 2026 現況差異</w:t>
+            </w:r>
+          </w:p>
+        </w:tc>
+      </w:tr>
+      <w:tr>
+        <w:tc>
+          <w:tcPr>
+            <w:tcW w:type="dxa" w:w="3400"/>
+            <w:shd w:fill="E8EEF7" w:color="auto" w:val="clear"/>
+            <w:tcMar>
+              <w:top w:type="dxa" w:w="60"/>
+              <w:left w:type="dxa" w:w="100"/>
+              <w:bottom w:type="dxa" w:w="60"/>
+              <w:right w:type="dxa" w:w="100"/>
+            </w:tcMar>
+          </w:tcPr>
+          <w:p>
+            <w:pPr>
+              <w:spacing w:after="0"/>
+            </w:pPr>
+            <w:r>
+              <w:rPr>
+                <w:rFonts w:ascii="Courier New" w:cs="Courier New" w:eastAsia="Courier New" w:hAnsi="Courier New"/>
+                <w:b w:val="false"/>
+                <w:bCs w:val="false"/>
+                <w:sz w:val="19"/>
+                <w:szCs w:val="19"/>
+              </w:rPr>
               <w:t xml:space="preserve">90-Reports/dataset-insights.md</w:t>
             </w:r>
           </w:p>
@@ -13178,6 +14018,7 @@
         <w:tc>
           <w:tcPr>
             <w:tcW w:type="dxa" w:w="5626"/>
+            <w:shd w:fill="E8EEF7" w:color="auto" w:val="clear"/>
             <w:tcMar>
               <w:top w:type="dxa" w:w="60"/>
               <w:left w:type="dxa" w:w="100"/>
@@ -13206,7 +14047,6 @@
         <w:tc>
           <w:tcPr>
             <w:tcW w:type="dxa" w:w="3400"/>
-            <w:shd w:fill="E8EEF7" w:color="auto" w:val="clear"/>
             <w:tcMar>
               <w:top w:type="dxa" w:w="60"/>
               <w:left w:type="dxa" w:w="100"/>
@@ -13233,7 +14073,6 @@
         <w:tc>
           <w:tcPr>
             <w:tcW w:type="dxa" w:w="5626"/>
-            <w:shd w:fill="E8EEF7" w:color="auto" w:val="clear"/>
             <w:tcMar>
               <w:top w:type="dxa" w:w="60"/>
               <w:left w:type="dxa" w:w="100"/>
@@ -13262,6 +14101,7 @@
         <w:tc>
           <w:tcPr>
             <w:tcW w:type="dxa" w:w="3400"/>
+            <w:shd w:fill="E8EEF7" w:color="auto" w:val="clear"/>
             <w:tcMar>
               <w:top w:type="dxa" w:w="60"/>
               <w:left w:type="dxa" w:w="100"/>
@@ -13288,6 +14128,7 @@
         <w:tc>
           <w:tcPr>
             <w:tcW w:type="dxa" w:w="5626"/>
+            <w:shd w:fill="E8EEF7" w:color="auto" w:val="clear"/>
             <w:tcMar>
               <w:top w:type="dxa" w:w="60"/>
               <w:left w:type="dxa" w:w="100"/>

--- a/90-Reports/實作階段狀態紀錄.docx
+++ b/90-Reports/實作階段狀態紀錄.docx
@@ -381,7 +381,7 @@
                 <w:sz w:val="19"/>
                 <w:szCs w:val="19"/>
               </w:rPr>
-              <w:t xml:space="preserve">git，12 個 commit</w:t>
+              <w:t xml:space="preserve">git，13 個 commit</w:t>
             </w:r>
           </w:p>
         </w:tc>
@@ -437,7 +437,7 @@
                 <w:sz w:val="19"/>
                 <w:szCs w:val="19"/>
               </w:rPr>
-              <w:t xml:space="preserve">./run_all.sh</w:t>
+              <w:t xml:space="preserve">./run_all.sh（2019）／ ./run_all.sh 2026</w:t>
             </w:r>
           </w:p>
         </w:tc>
@@ -1526,9 +1526,1580 @@
           <w:sz w:val="20"/>
           <w:szCs w:val="20"/>
         </w:rPr>
-        <w:t xml:space="preserve">8 個 Phase 中，4 個完成、4 個未開始。Phase 0–3 已全部完成，可進入 Phase 4。</w:t>
+        <w:t xml:space="preserve">8 個 Phase 中，4 個完成、4 個未開始。Phase 0–3 已在 2019 與 2026 兩份資料上各跑完一次。</w:t>
       </w:r>
     </w:p>
+    <w:p>
+      <w:pPr>
+        <w:spacing w:after="120" w:before="0"/>
+      </w:pPr>
+      <w:r>
+        <w:rPr>
+          <w:rFonts w:ascii="Microsoft JhengHei" w:cs="Microsoft JhengHei" w:eastAsia="Microsoft JhengHei" w:hAnsi="Microsoft JhengHei"/>
+          <w:sz w:val="20"/>
+          <w:szCs w:val="20"/>
+        </w:rPr>
+        <w:t xml:space="preserve"/>
+      </w:r>
+    </w:p>
+    <w:p>
+      <w:pPr>
+        <w:spacing w:after="120" w:before="0"/>
+      </w:pPr>
+      <w:r>
+        <w:rPr>
+          <w:rFonts w:ascii="Microsoft JhengHei" w:cs="Microsoft JhengHei" w:eastAsia="Microsoft JhengHei" w:hAnsi="Microsoft JhengHei"/>
+          <w:b/>
+          <w:bCs/>
+          <w:sz w:val="20"/>
+          <w:szCs w:val="20"/>
+        </w:rPr>
+        <w:t xml:space="preserve">Phase 1–3 在兩份資料上的產出對照</w:t>
+      </w:r>
+    </w:p>
+    <w:tbl>
+      <w:tblPr>
+        <w:tblW w:type="dxa" w:w="9026"/>
+        <w:tblBorders>
+          <w:top w:val="single" w:color="auto" w:sz="4"/>
+          <w:left w:val="single" w:color="auto" w:sz="4"/>
+          <w:bottom w:val="single" w:color="auto" w:sz="4"/>
+          <w:right w:val="single" w:color="auto" w:sz="4"/>
+          <w:insideH w:val="single" w:color="auto" w:sz="4"/>
+          <w:insideV w:val="single" w:color="auto" w:sz="4"/>
+        </w:tblBorders>
+      </w:tblPr>
+      <w:tblGrid>
+        <w:gridCol w:w="2800"/>
+        <w:gridCol w:w="1700"/>
+        <w:gridCol w:w="1700"/>
+        <w:gridCol w:w="1200"/>
+        <w:gridCol w:w="1626"/>
+      </w:tblGrid>
+      <w:tr>
+        <w:trPr>
+          <w:tblHeader/>
+        </w:trPr>
+        <w:tc>
+          <w:tcPr>
+            <w:tcW w:type="dxa" w:w="2800"/>
+            <w:shd w:fill="1F3864" w:color="auto" w:val="clear"/>
+            <w:tcMar>
+              <w:top w:type="dxa" w:w="60"/>
+              <w:left w:type="dxa" w:w="100"/>
+              <w:bottom w:type="dxa" w:w="60"/>
+              <w:right w:type="dxa" w:w="100"/>
+            </w:tcMar>
+          </w:tcPr>
+          <w:p>
+            <w:pPr>
+              <w:spacing w:after="0"/>
+            </w:pPr>
+            <w:r>
+              <w:rPr>
+                <w:rFonts w:ascii="Microsoft JhengHei" w:cs="Microsoft JhengHei" w:eastAsia="Microsoft JhengHei" w:hAnsi="Microsoft JhengHei"/>
+                <w:b/>
+                <w:bCs/>
+                <w:color w:val="FFFFFF"/>
+                <w:sz w:val="19"/>
+                <w:szCs w:val="19"/>
+              </w:rPr>
+              <w:t xml:space="preserve">項目</w:t>
+            </w:r>
+          </w:p>
+        </w:tc>
+        <w:tc>
+          <w:tcPr>
+            <w:tcW w:type="dxa" w:w="1700"/>
+            <w:shd w:fill="1F3864" w:color="auto" w:val="clear"/>
+            <w:tcMar>
+              <w:top w:type="dxa" w:w="60"/>
+              <w:left w:type="dxa" w:w="100"/>
+              <w:bottom w:type="dxa" w:w="60"/>
+              <w:right w:type="dxa" w:w="100"/>
+            </w:tcMar>
+          </w:tcPr>
+          <w:p>
+            <w:pPr>
+              <w:spacing w:after="0"/>
+              <w:jc w:val="right"/>
+            </w:pPr>
+            <w:r>
+              <w:rPr>
+                <w:rFonts w:ascii="Microsoft JhengHei" w:cs="Microsoft JhengHei" w:eastAsia="Microsoft JhengHei" w:hAnsi="Microsoft JhengHei"/>
+                <w:b/>
+                <w:bCs/>
+                <w:color w:val="FFFFFF"/>
+                <w:sz w:val="19"/>
+                <w:szCs w:val="19"/>
+              </w:rPr>
+              <w:t xml:space="preserve">2019 快照</w:t>
+            </w:r>
+          </w:p>
+        </w:tc>
+        <w:tc>
+          <w:tcPr>
+            <w:tcW w:type="dxa" w:w="1700"/>
+            <w:shd w:fill="1F3864" w:color="auto" w:val="clear"/>
+            <w:tcMar>
+              <w:top w:type="dxa" w:w="60"/>
+              <w:left w:type="dxa" w:w="100"/>
+              <w:bottom w:type="dxa" w:w="60"/>
+              <w:right w:type="dxa" w:w="100"/>
+            </w:tcMar>
+          </w:tcPr>
+          <w:p>
+            <w:pPr>
+              <w:spacing w:after="0"/>
+              <w:jc w:val="right"/>
+            </w:pPr>
+            <w:r>
+              <w:rPr>
+                <w:rFonts w:ascii="Microsoft JhengHei" w:cs="Microsoft JhengHei" w:eastAsia="Microsoft JhengHei" w:hAnsi="Microsoft JhengHei"/>
+                <w:b/>
+                <w:bCs/>
+                <w:color w:val="FFFFFF"/>
+                <w:sz w:val="19"/>
+                <w:szCs w:val="19"/>
+              </w:rPr>
+              <w:t xml:space="preserve">2026 全庫</w:t>
+            </w:r>
+          </w:p>
+        </w:tc>
+        <w:tc>
+          <w:tcPr>
+            <w:tcW w:type="dxa" w:w="1200"/>
+            <w:shd w:fill="1F3864" w:color="auto" w:val="clear"/>
+            <w:tcMar>
+              <w:top w:type="dxa" w:w="60"/>
+              <w:left w:type="dxa" w:w="100"/>
+              <w:bottom w:type="dxa" w:w="60"/>
+              <w:right w:type="dxa" w:w="100"/>
+            </w:tcMar>
+          </w:tcPr>
+          <w:p>
+            <w:pPr>
+              <w:spacing w:after="0"/>
+              <w:jc w:val="right"/>
+            </w:pPr>
+            <w:r>
+              <w:rPr>
+                <w:rFonts w:ascii="Microsoft JhengHei" w:cs="Microsoft JhengHei" w:eastAsia="Microsoft JhengHei" w:hAnsi="Microsoft JhengHei"/>
+                <w:b/>
+                <w:bCs/>
+                <w:color w:val="FFFFFF"/>
+                <w:sz w:val="19"/>
+                <w:szCs w:val="19"/>
+              </w:rPr>
+              <w:t xml:space="preserve">倍數</w:t>
+            </w:r>
+          </w:p>
+        </w:tc>
+        <w:tc>
+          <w:tcPr>
+            <w:tcW w:type="dxa" w:w="1626"/>
+            <w:shd w:fill="1F3864" w:color="auto" w:val="clear"/>
+            <w:tcMar>
+              <w:top w:type="dxa" w:w="60"/>
+              <w:left w:type="dxa" w:w="100"/>
+              <w:bottom w:type="dxa" w:w="60"/>
+              <w:right w:type="dxa" w:w="100"/>
+            </w:tcMar>
+          </w:tcPr>
+          <w:p>
+            <w:pPr>
+              <w:spacing w:after="0"/>
+            </w:pPr>
+            <w:r>
+              <w:rPr>
+                <w:rFonts w:ascii="Microsoft JhengHei" w:cs="Microsoft JhengHei" w:eastAsia="Microsoft JhengHei" w:hAnsi="Microsoft JhengHei"/>
+                <w:b/>
+                <w:bCs/>
+                <w:color w:val="FFFFFF"/>
+                <w:sz w:val="19"/>
+                <w:szCs w:val="19"/>
+              </w:rPr>
+              <w:t xml:space="preserve"/>
+            </w:r>
+          </w:p>
+        </w:tc>
+      </w:tr>
+      <w:tr>
+        <w:tc>
+          <w:tcPr>
+            <w:tcW w:type="dxa" w:w="2800"/>
+            <w:tcMar>
+              <w:top w:type="dxa" w:w="60"/>
+              <w:left w:type="dxa" w:w="100"/>
+              <w:bottom w:type="dxa" w:w="60"/>
+              <w:right w:type="dxa" w:w="100"/>
+            </w:tcMar>
+          </w:tcPr>
+          <w:p>
+            <w:pPr>
+              <w:spacing w:after="0"/>
+            </w:pPr>
+            <w:r>
+              <w:rPr>
+                <w:rFonts w:ascii="Microsoft JhengHei" w:cs="Microsoft JhengHei" w:eastAsia="Microsoft JhengHei" w:hAnsi="Microsoft JhengHei"/>
+                <w:b w:val="false"/>
+                <w:bCs w:val="false"/>
+                <w:sz w:val="19"/>
+                <w:szCs w:val="19"/>
+              </w:rPr>
+              <w:t xml:space="preserve">成分總數</w:t>
+            </w:r>
+          </w:p>
+        </w:tc>
+        <w:tc>
+          <w:tcPr>
+            <w:tcW w:type="dxa" w:w="1700"/>
+            <w:tcMar>
+              <w:top w:type="dxa" w:w="60"/>
+              <w:left w:type="dxa" w:w="100"/>
+              <w:bottom w:type="dxa" w:w="60"/>
+              <w:right w:type="dxa" w:w="100"/>
+            </w:tcMar>
+          </w:tcPr>
+          <w:p>
+            <w:pPr>
+              <w:spacing w:after="0"/>
+              <w:jc w:val="right"/>
+            </w:pPr>
+            <w:r>
+              <w:rPr>
+                <w:rFonts w:ascii="Microsoft JhengHei" w:cs="Microsoft JhengHei" w:eastAsia="Microsoft JhengHei" w:hAnsi="Microsoft JhengHei"/>
+                <w:b w:val="false"/>
+                <w:bCs w:val="false"/>
+                <w:sz w:val="19"/>
+                <w:szCs w:val="19"/>
+              </w:rPr>
+              <w:t xml:space="preserve">13,622</w:t>
+            </w:r>
+          </w:p>
+        </w:tc>
+        <w:tc>
+          <w:tcPr>
+            <w:tcW w:type="dxa" w:w="1700"/>
+            <w:tcMar>
+              <w:top w:type="dxa" w:w="60"/>
+              <w:left w:type="dxa" w:w="100"/>
+              <w:bottom w:type="dxa" w:w="60"/>
+              <w:right w:type="dxa" w:w="100"/>
+            </w:tcMar>
+          </w:tcPr>
+          <w:p>
+            <w:pPr>
+              <w:spacing w:after="0"/>
+              <w:jc w:val="right"/>
+            </w:pPr>
+            <w:r>
+              <w:rPr>
+                <w:rFonts w:ascii="Microsoft JhengHei" w:cs="Microsoft JhengHei" w:eastAsia="Microsoft JhengHei" w:hAnsi="Microsoft JhengHei"/>
+                <w:b w:val="false"/>
+                <w:bCs w:val="false"/>
+                <w:sz w:val="19"/>
+                <w:szCs w:val="19"/>
+              </w:rPr>
+              <w:t xml:space="preserve">33,638</w:t>
+            </w:r>
+          </w:p>
+        </w:tc>
+        <w:tc>
+          <w:tcPr>
+            <w:tcW w:type="dxa" w:w="1200"/>
+            <w:tcMar>
+              <w:top w:type="dxa" w:w="60"/>
+              <w:left w:type="dxa" w:w="100"/>
+              <w:bottom w:type="dxa" w:w="60"/>
+              <w:right w:type="dxa" w:w="100"/>
+            </w:tcMar>
+          </w:tcPr>
+          <w:p>
+            <w:pPr>
+              <w:spacing w:after="0"/>
+              <w:jc w:val="right"/>
+            </w:pPr>
+            <w:r>
+              <w:rPr>
+                <w:rFonts w:ascii="Microsoft JhengHei" w:cs="Microsoft JhengHei" w:eastAsia="Microsoft JhengHei" w:hAnsi="Microsoft JhengHei"/>
+                <w:b w:val="false"/>
+                <w:bCs w:val="false"/>
+                <w:sz w:val="19"/>
+                <w:szCs w:val="19"/>
+              </w:rPr>
+              <w:t xml:space="preserve">2.47×</w:t>
+            </w:r>
+          </w:p>
+        </w:tc>
+        <w:tc>
+          <w:tcPr>
+            <w:tcW w:type="dxa" w:w="1626"/>
+            <w:tcMar>
+              <w:top w:type="dxa" w:w="60"/>
+              <w:left w:type="dxa" w:w="100"/>
+              <w:bottom w:type="dxa" w:w="60"/>
+              <w:right w:type="dxa" w:w="100"/>
+            </w:tcMar>
+          </w:tcPr>
+          <w:p>
+            <w:pPr>
+              <w:spacing w:after="0"/>
+            </w:pPr>
+            <w:r>
+              <w:rPr>
+                <w:rFonts w:ascii="Microsoft JhengHei" w:cs="Microsoft JhengHei" w:eastAsia="Microsoft JhengHei" w:hAnsi="Microsoft JhengHei"/>
+                <w:b w:val="false"/>
+                <w:bCs w:val="false"/>
+                <w:sz w:val="19"/>
+                <w:szCs w:val="19"/>
+              </w:rPr>
+              <w:t xml:space="preserve"/>
+            </w:r>
+          </w:p>
+        </w:tc>
+      </w:tr>
+      <w:tr>
+        <w:tc>
+          <w:tcPr>
+            <w:tcW w:type="dxa" w:w="2800"/>
+            <w:shd w:fill="E8EEF7" w:color="auto" w:val="clear"/>
+            <w:tcMar>
+              <w:top w:type="dxa" w:w="60"/>
+              <w:left w:type="dxa" w:w="100"/>
+              <w:bottom w:type="dxa" w:w="60"/>
+              <w:right w:type="dxa" w:w="100"/>
+            </w:tcMar>
+          </w:tcPr>
+          <w:p>
+            <w:pPr>
+              <w:spacing w:after="0"/>
+            </w:pPr>
+            <w:r>
+              <w:rPr>
+                <w:rFonts w:ascii="Microsoft JhengHei" w:cs="Microsoft JhengHei" w:eastAsia="Microsoft JhengHei" w:hAnsi="Microsoft JhengHei"/>
+                <w:b w:val="false"/>
+                <w:bCs w:val="false"/>
+                <w:sz w:val="19"/>
+                <w:szCs w:val="19"/>
+              </w:rPr>
+              <w:t xml:space="preserve">生物來源萃取物</w:t>
+            </w:r>
+          </w:p>
+        </w:tc>
+        <w:tc>
+          <w:tcPr>
+            <w:tcW w:type="dxa" w:w="1700"/>
+            <w:shd w:fill="E8EEF7" w:color="auto" w:val="clear"/>
+            <w:tcMar>
+              <w:top w:type="dxa" w:w="60"/>
+              <w:left w:type="dxa" w:w="100"/>
+              <w:bottom w:type="dxa" w:w="60"/>
+              <w:right w:type="dxa" w:w="100"/>
+            </w:tcMar>
+          </w:tcPr>
+          <w:p>
+            <w:pPr>
+              <w:spacing w:after="0"/>
+              <w:jc w:val="right"/>
+            </w:pPr>
+            <w:r>
+              <w:rPr>
+                <w:rFonts w:ascii="Microsoft JhengHei" w:cs="Microsoft JhengHei" w:eastAsia="Microsoft JhengHei" w:hAnsi="Microsoft JhengHei"/>
+                <w:b w:val="false"/>
+                <w:bCs w:val="false"/>
+                <w:sz w:val="19"/>
+                <w:szCs w:val="19"/>
+              </w:rPr>
+              <w:t xml:space="preserve">3,862</w:t>
+            </w:r>
+          </w:p>
+        </w:tc>
+        <w:tc>
+          <w:tcPr>
+            <w:tcW w:type="dxa" w:w="1700"/>
+            <w:shd w:fill="E8EEF7" w:color="auto" w:val="clear"/>
+            <w:tcMar>
+              <w:top w:type="dxa" w:w="60"/>
+              <w:left w:type="dxa" w:w="100"/>
+              <w:bottom w:type="dxa" w:w="60"/>
+              <w:right w:type="dxa" w:w="100"/>
+            </w:tcMar>
+          </w:tcPr>
+          <w:p>
+            <w:pPr>
+              <w:spacing w:after="0"/>
+              <w:jc w:val="right"/>
+            </w:pPr>
+            <w:r>
+              <w:rPr>
+                <w:rFonts w:ascii="Microsoft JhengHei" w:cs="Microsoft JhengHei" w:eastAsia="Microsoft JhengHei" w:hAnsi="Microsoft JhengHei"/>
+                <w:b w:val="false"/>
+                <w:bCs w:val="false"/>
+                <w:sz w:val="19"/>
+                <w:szCs w:val="19"/>
+              </w:rPr>
+              <w:t xml:space="preserve">7,690</w:t>
+            </w:r>
+          </w:p>
+        </w:tc>
+        <w:tc>
+          <w:tcPr>
+            <w:tcW w:type="dxa" w:w="1200"/>
+            <w:shd w:fill="E8EEF7" w:color="auto" w:val="clear"/>
+            <w:tcMar>
+              <w:top w:type="dxa" w:w="60"/>
+              <w:left w:type="dxa" w:w="100"/>
+              <w:bottom w:type="dxa" w:w="60"/>
+              <w:right w:type="dxa" w:w="100"/>
+            </w:tcMar>
+          </w:tcPr>
+          <w:p>
+            <w:pPr>
+              <w:spacing w:after="0"/>
+              <w:jc w:val="right"/>
+            </w:pPr>
+            <w:r>
+              <w:rPr>
+                <w:rFonts w:ascii="Microsoft JhengHei" w:cs="Microsoft JhengHei" w:eastAsia="Microsoft JhengHei" w:hAnsi="Microsoft JhengHei"/>
+                <w:b w:val="false"/>
+                <w:bCs w:val="false"/>
+                <w:sz w:val="19"/>
+                <w:szCs w:val="19"/>
+              </w:rPr>
+              <w:t xml:space="preserve">1.99×</w:t>
+            </w:r>
+          </w:p>
+        </w:tc>
+        <w:tc>
+          <w:tcPr>
+            <w:tcW w:type="dxa" w:w="1626"/>
+            <w:shd w:fill="E8EEF7" w:color="auto" w:val="clear"/>
+            <w:tcMar>
+              <w:top w:type="dxa" w:w="60"/>
+              <w:left w:type="dxa" w:w="100"/>
+              <w:bottom w:type="dxa" w:w="60"/>
+              <w:right w:type="dxa" w:w="100"/>
+            </w:tcMar>
+          </w:tcPr>
+          <w:p>
+            <w:pPr>
+              <w:spacing w:after="0"/>
+            </w:pPr>
+            <w:r>
+              <w:rPr>
+                <w:rFonts w:ascii="Microsoft JhengHei" w:cs="Microsoft JhengHei" w:eastAsia="Microsoft JhengHei" w:hAnsi="Microsoft JhengHei"/>
+                <w:b w:val="false"/>
+                <w:bCs w:val="false"/>
+                <w:sz w:val="19"/>
+                <w:szCs w:val="19"/>
+              </w:rPr>
+              <w:t xml:space="preserve">接近翻倍</w:t>
+            </w:r>
+          </w:p>
+        </w:tc>
+      </w:tr>
+      <w:tr>
+        <w:tc>
+          <w:tcPr>
+            <w:tcW w:type="dxa" w:w="2800"/>
+            <w:tcMar>
+              <w:top w:type="dxa" w:w="60"/>
+              <w:left w:type="dxa" w:w="100"/>
+              <w:bottom w:type="dxa" w:w="60"/>
+              <w:right w:type="dxa" w:w="100"/>
+            </w:tcMar>
+          </w:tcPr>
+          <w:p>
+            <w:pPr>
+              <w:spacing w:after="0"/>
+            </w:pPr>
+            <w:r>
+              <w:rPr>
+                <w:rFonts w:ascii="Microsoft JhengHei" w:cs="Microsoft JhengHei" w:eastAsia="Microsoft JhengHei" w:hAnsi="Microsoft JhengHei"/>
+                <w:b w:val="false"/>
+                <w:bCs w:val="false"/>
+                <w:sz w:val="19"/>
+                <w:szCs w:val="19"/>
+              </w:rPr>
+              <w:t xml:space="preserve">不重複二名法</w:t>
+            </w:r>
+          </w:p>
+        </w:tc>
+        <w:tc>
+          <w:tcPr>
+            <w:tcW w:type="dxa" w:w="1700"/>
+            <w:tcMar>
+              <w:top w:type="dxa" w:w="60"/>
+              <w:left w:type="dxa" w:w="100"/>
+              <w:bottom w:type="dxa" w:w="60"/>
+              <w:right w:type="dxa" w:w="100"/>
+            </w:tcMar>
+          </w:tcPr>
+          <w:p>
+            <w:pPr>
+              <w:spacing w:after="0"/>
+              <w:jc w:val="right"/>
+            </w:pPr>
+            <w:r>
+              <w:rPr>
+                <w:rFonts w:ascii="Microsoft JhengHei" w:cs="Microsoft JhengHei" w:eastAsia="Microsoft JhengHei" w:hAnsi="Microsoft JhengHei"/>
+                <w:b w:val="false"/>
+                <w:bCs w:val="false"/>
+                <w:sz w:val="19"/>
+                <w:szCs w:val="19"/>
+              </w:rPr>
+              <w:t xml:space="preserve">1,263</w:t>
+            </w:r>
+          </w:p>
+        </w:tc>
+        <w:tc>
+          <w:tcPr>
+            <w:tcW w:type="dxa" w:w="1700"/>
+            <w:tcMar>
+              <w:top w:type="dxa" w:w="60"/>
+              <w:left w:type="dxa" w:w="100"/>
+              <w:bottom w:type="dxa" w:w="60"/>
+              <w:right w:type="dxa" w:w="100"/>
+            </w:tcMar>
+          </w:tcPr>
+          <w:p>
+            <w:pPr>
+              <w:spacing w:after="0"/>
+              <w:jc w:val="right"/>
+            </w:pPr>
+            <w:r>
+              <w:rPr>
+                <w:rFonts w:ascii="Microsoft JhengHei" w:cs="Microsoft JhengHei" w:eastAsia="Microsoft JhengHei" w:hAnsi="Microsoft JhengHei"/>
+                <w:b w:val="false"/>
+                <w:bCs w:val="false"/>
+                <w:sz w:val="19"/>
+                <w:szCs w:val="19"/>
+              </w:rPr>
+              <w:t xml:space="preserve">3,179</w:t>
+            </w:r>
+          </w:p>
+        </w:tc>
+        <w:tc>
+          <w:tcPr>
+            <w:tcW w:type="dxa" w:w="1200"/>
+            <w:tcMar>
+              <w:top w:type="dxa" w:w="60"/>
+              <w:left w:type="dxa" w:w="100"/>
+              <w:bottom w:type="dxa" w:w="60"/>
+              <w:right w:type="dxa" w:w="100"/>
+            </w:tcMar>
+          </w:tcPr>
+          <w:p>
+            <w:pPr>
+              <w:spacing w:after="0"/>
+              <w:jc w:val="right"/>
+            </w:pPr>
+            <w:r>
+              <w:rPr>
+                <w:rFonts w:ascii="Microsoft JhengHei" w:cs="Microsoft JhengHei" w:eastAsia="Microsoft JhengHei" w:hAnsi="Microsoft JhengHei"/>
+                <w:b w:val="false"/>
+                <w:bCs w:val="false"/>
+                <w:sz w:val="19"/>
+                <w:szCs w:val="19"/>
+              </w:rPr>
+              <w:t xml:space="preserve">2.52×</w:t>
+            </w:r>
+          </w:p>
+        </w:tc>
+        <w:tc>
+          <w:tcPr>
+            <w:tcW w:type="dxa" w:w="1626"/>
+            <w:tcMar>
+              <w:top w:type="dxa" w:w="60"/>
+              <w:left w:type="dxa" w:w="100"/>
+              <w:bottom w:type="dxa" w:w="60"/>
+              <w:right w:type="dxa" w:w="100"/>
+            </w:tcMar>
+          </w:tcPr>
+          <w:p>
+            <w:pPr>
+              <w:spacing w:after="0"/>
+            </w:pPr>
+            <w:r>
+              <w:rPr>
+                <w:rFonts w:ascii="Microsoft JhengHei" w:cs="Microsoft JhengHei" w:eastAsia="Microsoft JhengHei" w:hAnsi="Microsoft JhengHei"/>
+                <w:b w:val="false"/>
+                <w:bCs w:val="false"/>
+                <w:sz w:val="19"/>
+                <w:szCs w:val="19"/>
+              </w:rPr>
+              <w:t xml:space="preserve"/>
+            </w:r>
+          </w:p>
+        </w:tc>
+      </w:tr>
+      <w:tr>
+        <w:tc>
+          <w:tcPr>
+            <w:tcW w:type="dxa" w:w="2800"/>
+            <w:shd w:fill="E8EEF7" w:color="auto" w:val="clear"/>
+            <w:tcMar>
+              <w:top w:type="dxa" w:w="60"/>
+              <w:left w:type="dxa" w:w="100"/>
+              <w:bottom w:type="dxa" w:w="60"/>
+              <w:right w:type="dxa" w:w="100"/>
+            </w:tcMar>
+          </w:tcPr>
+          <w:p>
+            <w:pPr>
+              <w:spacing w:after="0"/>
+            </w:pPr>
+            <w:r>
+              <w:rPr>
+                <w:rFonts w:ascii="Microsoft JhengHei" w:cs="Microsoft JhengHei" w:eastAsia="Microsoft JhengHei" w:hAnsi="Microsoft JhengHei"/>
+                <w:b w:val="false"/>
+                <w:bCs w:val="false"/>
+                <w:sz w:val="19"/>
+                <w:szCs w:val="19"/>
+              </w:rPr>
+              <w:t xml:space="preserve">物種（GBIF 接受名）</w:t>
+            </w:r>
+          </w:p>
+        </w:tc>
+        <w:tc>
+          <w:tcPr>
+            <w:tcW w:type="dxa" w:w="1700"/>
+            <w:shd w:fill="E8EEF7" w:color="auto" w:val="clear"/>
+            <w:tcMar>
+              <w:top w:type="dxa" w:w="60"/>
+              <w:left w:type="dxa" w:w="100"/>
+              <w:bottom w:type="dxa" w:w="60"/>
+              <w:right w:type="dxa" w:w="100"/>
+            </w:tcMar>
+          </w:tcPr>
+          <w:p>
+            <w:pPr>
+              <w:spacing w:after="0"/>
+              <w:jc w:val="right"/>
+            </w:pPr>
+            <w:r>
+              <w:rPr>
+                <w:rFonts w:ascii="Microsoft JhengHei" w:cs="Microsoft JhengHei" w:eastAsia="Microsoft JhengHei" w:hAnsi="Microsoft JhengHei"/>
+                <w:b w:val="false"/>
+                <w:bCs w:val="false"/>
+                <w:sz w:val="19"/>
+                <w:szCs w:val="19"/>
+              </w:rPr>
+              <w:t xml:space="preserve">1,149</w:t>
+            </w:r>
+          </w:p>
+        </w:tc>
+        <w:tc>
+          <w:tcPr>
+            <w:tcW w:type="dxa" w:w="1700"/>
+            <w:shd w:fill="E8EEF7" w:color="auto" w:val="clear"/>
+            <w:tcMar>
+              <w:top w:type="dxa" w:w="60"/>
+              <w:left w:type="dxa" w:w="100"/>
+              <w:bottom w:type="dxa" w:w="60"/>
+              <w:right w:type="dxa" w:w="100"/>
+            </w:tcMar>
+          </w:tcPr>
+          <w:p>
+            <w:pPr>
+              <w:spacing w:after="0"/>
+              <w:jc w:val="right"/>
+            </w:pPr>
+            <w:r>
+              <w:rPr>
+                <w:rFonts w:ascii="Microsoft JhengHei" w:cs="Microsoft JhengHei" w:eastAsia="Microsoft JhengHei" w:hAnsi="Microsoft JhengHei"/>
+                <w:b w:val="false"/>
+                <w:bCs w:val="false"/>
+                <w:sz w:val="19"/>
+                <w:szCs w:val="19"/>
+              </w:rPr>
+              <w:t xml:space="preserve">2,827</w:t>
+            </w:r>
+          </w:p>
+        </w:tc>
+        <w:tc>
+          <w:tcPr>
+            <w:tcW w:type="dxa" w:w="1200"/>
+            <w:shd w:fill="E8EEF7" w:color="auto" w:val="clear"/>
+            <w:tcMar>
+              <w:top w:type="dxa" w:w="60"/>
+              <w:left w:type="dxa" w:w="100"/>
+              <w:bottom w:type="dxa" w:w="60"/>
+              <w:right w:type="dxa" w:w="100"/>
+            </w:tcMar>
+          </w:tcPr>
+          <w:p>
+            <w:pPr>
+              <w:spacing w:after="0"/>
+              <w:jc w:val="right"/>
+            </w:pPr>
+            <w:r>
+              <w:rPr>
+                <w:rFonts w:ascii="Microsoft JhengHei" w:cs="Microsoft JhengHei" w:eastAsia="Microsoft JhengHei" w:hAnsi="Microsoft JhengHei"/>
+                <w:b w:val="false"/>
+                <w:bCs w:val="false"/>
+                <w:sz w:val="19"/>
+                <w:szCs w:val="19"/>
+              </w:rPr>
+              <w:t xml:space="preserve">2.46×</w:t>
+            </w:r>
+          </w:p>
+        </w:tc>
+        <w:tc>
+          <w:tcPr>
+            <w:tcW w:type="dxa" w:w="1626"/>
+            <w:shd w:fill="E8EEF7" w:color="auto" w:val="clear"/>
+            <w:tcMar>
+              <w:top w:type="dxa" w:w="60"/>
+              <w:left w:type="dxa" w:w="100"/>
+              <w:bottom w:type="dxa" w:w="60"/>
+              <w:right w:type="dxa" w:w="100"/>
+            </w:tcMar>
+          </w:tcPr>
+          <w:p>
+            <w:pPr>
+              <w:spacing w:after="0"/>
+            </w:pPr>
+            <w:r>
+              <w:rPr>
+                <w:rFonts w:ascii="Microsoft JhengHei" w:cs="Microsoft JhengHei" w:eastAsia="Microsoft JhengHei" w:hAnsi="Microsoft JhengHei"/>
+                <w:b w:val="false"/>
+                <w:bCs w:val="false"/>
+                <w:sz w:val="19"/>
+                <w:szCs w:val="19"/>
+              </w:rPr>
+              <w:t xml:space="preserve"/>
+            </w:r>
+          </w:p>
+        </w:tc>
+      </w:tr>
+      <w:tr>
+        <w:tc>
+          <w:tcPr>
+            <w:tcW w:type="dxa" w:w="2800"/>
+            <w:tcMar>
+              <w:top w:type="dxa" w:w="60"/>
+              <w:left w:type="dxa" w:w="100"/>
+              <w:bottom w:type="dxa" w:w="60"/>
+              <w:right w:type="dxa" w:w="100"/>
+            </w:tcMar>
+          </w:tcPr>
+          <w:p>
+            <w:pPr>
+              <w:spacing w:after="0"/>
+            </w:pPr>
+            <w:r>
+              <w:rPr>
+                <w:rFonts w:ascii="Microsoft JhengHei" w:cs="Microsoft JhengHei" w:eastAsia="Microsoft JhengHei" w:hAnsi="Microsoft JhengHei"/>
+                <w:b w:val="false"/>
+                <w:bCs w:val="false"/>
+                <w:sz w:val="19"/>
+                <w:szCs w:val="19"/>
+              </w:rPr>
+              <w:t xml:space="preserve">屬</w:t>
+            </w:r>
+          </w:p>
+        </w:tc>
+        <w:tc>
+          <w:tcPr>
+            <w:tcW w:type="dxa" w:w="1700"/>
+            <w:tcMar>
+              <w:top w:type="dxa" w:w="60"/>
+              <w:left w:type="dxa" w:w="100"/>
+              <w:bottom w:type="dxa" w:w="60"/>
+              <w:right w:type="dxa" w:w="100"/>
+            </w:tcMar>
+          </w:tcPr>
+          <w:p>
+            <w:pPr>
+              <w:spacing w:after="0"/>
+              <w:jc w:val="right"/>
+            </w:pPr>
+            <w:r>
+              <w:rPr>
+                <w:rFonts w:ascii="Microsoft JhengHei" w:cs="Microsoft JhengHei" w:eastAsia="Microsoft JhengHei" w:hAnsi="Microsoft JhengHei"/>
+                <w:b w:val="false"/>
+                <w:bCs w:val="false"/>
+                <w:sz w:val="19"/>
+                <w:szCs w:val="19"/>
+              </w:rPr>
+              <w:t xml:space="preserve">720</w:t>
+            </w:r>
+          </w:p>
+        </w:tc>
+        <w:tc>
+          <w:tcPr>
+            <w:tcW w:type="dxa" w:w="1700"/>
+            <w:tcMar>
+              <w:top w:type="dxa" w:w="60"/>
+              <w:left w:type="dxa" w:w="100"/>
+              <w:bottom w:type="dxa" w:w="60"/>
+              <w:right w:type="dxa" w:w="100"/>
+            </w:tcMar>
+          </w:tcPr>
+          <w:p>
+            <w:pPr>
+              <w:spacing w:after="0"/>
+              <w:jc w:val="right"/>
+            </w:pPr>
+            <w:r>
+              <w:rPr>
+                <w:rFonts w:ascii="Microsoft JhengHei" w:cs="Microsoft JhengHei" w:eastAsia="Microsoft JhengHei" w:hAnsi="Microsoft JhengHei"/>
+                <w:b w:val="false"/>
+                <w:bCs w:val="false"/>
+                <w:sz w:val="19"/>
+                <w:szCs w:val="19"/>
+              </w:rPr>
+              <w:t xml:space="preserve">1,535</w:t>
+            </w:r>
+          </w:p>
+        </w:tc>
+        <w:tc>
+          <w:tcPr>
+            <w:tcW w:type="dxa" w:w="1200"/>
+            <w:tcMar>
+              <w:top w:type="dxa" w:w="60"/>
+              <w:left w:type="dxa" w:w="100"/>
+              <w:bottom w:type="dxa" w:w="60"/>
+              <w:right w:type="dxa" w:w="100"/>
+            </w:tcMar>
+          </w:tcPr>
+          <w:p>
+            <w:pPr>
+              <w:spacing w:after="0"/>
+              <w:jc w:val="right"/>
+            </w:pPr>
+            <w:r>
+              <w:rPr>
+                <w:rFonts w:ascii="Microsoft JhengHei" w:cs="Microsoft JhengHei" w:eastAsia="Microsoft JhengHei" w:hAnsi="Microsoft JhengHei"/>
+                <w:b w:val="false"/>
+                <w:bCs w:val="false"/>
+                <w:sz w:val="19"/>
+                <w:szCs w:val="19"/>
+              </w:rPr>
+              <w:t xml:space="preserve">2.13×</w:t>
+            </w:r>
+          </w:p>
+        </w:tc>
+        <w:tc>
+          <w:tcPr>
+            <w:tcW w:type="dxa" w:w="1626"/>
+            <w:tcMar>
+              <w:top w:type="dxa" w:w="60"/>
+              <w:left w:type="dxa" w:w="100"/>
+              <w:bottom w:type="dxa" w:w="60"/>
+              <w:right w:type="dxa" w:w="100"/>
+            </w:tcMar>
+          </w:tcPr>
+          <w:p>
+            <w:pPr>
+              <w:spacing w:after="0"/>
+            </w:pPr>
+            <w:r>
+              <w:rPr>
+                <w:rFonts w:ascii="Microsoft JhengHei" w:cs="Microsoft JhengHei" w:eastAsia="Microsoft JhengHei" w:hAnsi="Microsoft JhengHei"/>
+                <w:b w:val="false"/>
+                <w:bCs w:val="false"/>
+                <w:sz w:val="19"/>
+                <w:szCs w:val="19"/>
+              </w:rPr>
+              <w:t xml:space="preserve"/>
+            </w:r>
+          </w:p>
+        </w:tc>
+      </w:tr>
+      <w:tr>
+        <w:tc>
+          <w:tcPr>
+            <w:tcW w:type="dxa" w:w="2800"/>
+            <w:shd w:fill="E8EEF7" w:color="auto" w:val="clear"/>
+            <w:tcMar>
+              <w:top w:type="dxa" w:w="60"/>
+              <w:left w:type="dxa" w:w="100"/>
+              <w:bottom w:type="dxa" w:w="60"/>
+              <w:right w:type="dxa" w:w="100"/>
+            </w:tcMar>
+          </w:tcPr>
+          <w:p>
+            <w:pPr>
+              <w:spacing w:after="0"/>
+            </w:pPr>
+            <w:r>
+              <w:rPr>
+                <w:rFonts w:ascii="Microsoft JhengHei" w:cs="Microsoft JhengHei" w:eastAsia="Microsoft JhengHei" w:hAnsi="Microsoft JhengHei"/>
+                <w:b w:val="false"/>
+                <w:bCs w:val="false"/>
+                <w:sz w:val="19"/>
+                <w:szCs w:val="19"/>
+              </w:rPr>
+              <w:t xml:space="preserve">科</w:t>
+            </w:r>
+          </w:p>
+        </w:tc>
+        <w:tc>
+          <w:tcPr>
+            <w:tcW w:type="dxa" w:w="1700"/>
+            <w:shd w:fill="E8EEF7" w:color="auto" w:val="clear"/>
+            <w:tcMar>
+              <w:top w:type="dxa" w:w="60"/>
+              <w:left w:type="dxa" w:w="100"/>
+              <w:bottom w:type="dxa" w:w="60"/>
+              <w:right w:type="dxa" w:w="100"/>
+            </w:tcMar>
+          </w:tcPr>
+          <w:p>
+            <w:pPr>
+              <w:spacing w:after="0"/>
+              <w:jc w:val="right"/>
+            </w:pPr>
+            <w:r>
+              <w:rPr>
+                <w:rFonts w:ascii="Microsoft JhengHei" w:cs="Microsoft JhengHei" w:eastAsia="Microsoft JhengHei" w:hAnsi="Microsoft JhengHei"/>
+                <w:b w:val="false"/>
+                <w:bCs w:val="false"/>
+                <w:sz w:val="19"/>
+                <w:szCs w:val="19"/>
+              </w:rPr>
+              <w:t xml:space="preserve">202</w:t>
+            </w:r>
+          </w:p>
+        </w:tc>
+        <w:tc>
+          <w:tcPr>
+            <w:tcW w:type="dxa" w:w="1700"/>
+            <w:shd w:fill="E8EEF7" w:color="auto" w:val="clear"/>
+            <w:tcMar>
+              <w:top w:type="dxa" w:w="60"/>
+              <w:left w:type="dxa" w:w="100"/>
+              <w:bottom w:type="dxa" w:w="60"/>
+              <w:right w:type="dxa" w:w="100"/>
+            </w:tcMar>
+          </w:tcPr>
+          <w:p>
+            <w:pPr>
+              <w:spacing w:after="0"/>
+              <w:jc w:val="right"/>
+            </w:pPr>
+            <w:r>
+              <w:rPr>
+                <w:rFonts w:ascii="Microsoft JhengHei" w:cs="Microsoft JhengHei" w:eastAsia="Microsoft JhengHei" w:hAnsi="Microsoft JhengHei"/>
+                <w:b w:val="false"/>
+                <w:bCs w:val="false"/>
+                <w:sz w:val="19"/>
+                <w:szCs w:val="19"/>
+              </w:rPr>
+              <w:t xml:space="preserve">376</w:t>
+            </w:r>
+          </w:p>
+        </w:tc>
+        <w:tc>
+          <w:tcPr>
+            <w:tcW w:type="dxa" w:w="1200"/>
+            <w:shd w:fill="E8EEF7" w:color="auto" w:val="clear"/>
+            <w:tcMar>
+              <w:top w:type="dxa" w:w="60"/>
+              <w:left w:type="dxa" w:w="100"/>
+              <w:bottom w:type="dxa" w:w="60"/>
+              <w:right w:type="dxa" w:w="100"/>
+            </w:tcMar>
+          </w:tcPr>
+          <w:p>
+            <w:pPr>
+              <w:spacing w:after="0"/>
+              <w:jc w:val="right"/>
+            </w:pPr>
+            <w:r>
+              <w:rPr>
+                <w:rFonts w:ascii="Microsoft JhengHei" w:cs="Microsoft JhengHei" w:eastAsia="Microsoft JhengHei" w:hAnsi="Microsoft JhengHei"/>
+                <w:b w:val="false"/>
+                <w:bCs w:val="false"/>
+                <w:sz w:val="19"/>
+                <w:szCs w:val="19"/>
+              </w:rPr>
+              <w:t xml:space="preserve">1.86×</w:t>
+            </w:r>
+          </w:p>
+        </w:tc>
+        <w:tc>
+          <w:tcPr>
+            <w:tcW w:type="dxa" w:w="1626"/>
+            <w:shd w:fill="E8EEF7" w:color="auto" w:val="clear"/>
+            <w:tcMar>
+              <w:top w:type="dxa" w:w="60"/>
+              <w:left w:type="dxa" w:w="100"/>
+              <w:bottom w:type="dxa" w:w="60"/>
+              <w:right w:type="dxa" w:w="100"/>
+            </w:tcMar>
+          </w:tcPr>
+          <w:p>
+            <w:pPr>
+              <w:spacing w:after="0"/>
+            </w:pPr>
+            <w:r>
+              <w:rPr>
+                <w:rFonts w:ascii="Microsoft JhengHei" w:cs="Microsoft JhengHei" w:eastAsia="Microsoft JhengHei" w:hAnsi="Microsoft JhengHei"/>
+                <w:b w:val="false"/>
+                <w:bCs w:val="false"/>
+                <w:sz w:val="19"/>
+                <w:szCs w:val="19"/>
+              </w:rPr>
+              <w:t xml:space="preserve"/>
+            </w:r>
+          </w:p>
+        </w:tc>
+      </w:tr>
+      <w:tr>
+        <w:tc>
+          <w:tcPr>
+            <w:tcW w:type="dxa" w:w="2800"/>
+            <w:tcMar>
+              <w:top w:type="dxa" w:w="60"/>
+              <w:left w:type="dxa" w:w="100"/>
+              <w:bottom w:type="dxa" w:w="60"/>
+              <w:right w:type="dxa" w:w="100"/>
+            </w:tcMar>
+          </w:tcPr>
+          <w:p>
+            <w:pPr>
+              <w:spacing w:after="0"/>
+            </w:pPr>
+            <w:r>
+              <w:rPr>
+                <w:rFonts w:ascii="Microsoft JhengHei" w:cs="Microsoft JhengHei" w:eastAsia="Microsoft JhengHei" w:hAnsi="Microsoft JhengHei"/>
+                <w:b w:val="false"/>
+                <w:bCs w:val="false"/>
+                <w:sz w:val="19"/>
+                <w:szCs w:val="19"/>
+              </w:rPr>
+              <w:t xml:space="preserve">有使用部位</w:t>
+            </w:r>
+          </w:p>
+        </w:tc>
+        <w:tc>
+          <w:tcPr>
+            <w:tcW w:type="dxa" w:w="1700"/>
+            <w:tcMar>
+              <w:top w:type="dxa" w:w="60"/>
+              <w:left w:type="dxa" w:w="100"/>
+              <w:bottom w:type="dxa" w:w="60"/>
+              <w:right w:type="dxa" w:w="100"/>
+            </w:tcMar>
+          </w:tcPr>
+          <w:p>
+            <w:pPr>
+              <w:spacing w:after="0"/>
+              <w:jc w:val="right"/>
+            </w:pPr>
+            <w:r>
+              <w:rPr>
+                <w:rFonts w:ascii="Microsoft JhengHei" w:cs="Microsoft JhengHei" w:eastAsia="Microsoft JhengHei" w:hAnsi="Microsoft JhengHei"/>
+                <w:b w:val="false"/>
+                <w:bCs w:val="false"/>
+                <w:sz w:val="19"/>
+                <w:szCs w:val="19"/>
+              </w:rPr>
+              <w:t xml:space="preserve">3,504</w:t>
+            </w:r>
+          </w:p>
+        </w:tc>
+        <w:tc>
+          <w:tcPr>
+            <w:tcW w:type="dxa" w:w="1700"/>
+            <w:tcMar>
+              <w:top w:type="dxa" w:w="60"/>
+              <w:left w:type="dxa" w:w="100"/>
+              <w:bottom w:type="dxa" w:w="60"/>
+              <w:right w:type="dxa" w:w="100"/>
+            </w:tcMar>
+          </w:tcPr>
+          <w:p>
+            <w:pPr>
+              <w:spacing w:after="0"/>
+              <w:jc w:val="right"/>
+            </w:pPr>
+            <w:r>
+              <w:rPr>
+                <w:rFonts w:ascii="Microsoft JhengHei" w:cs="Microsoft JhengHei" w:eastAsia="Microsoft JhengHei" w:hAnsi="Microsoft JhengHei"/>
+                <w:b w:val="false"/>
+                <w:bCs w:val="false"/>
+                <w:sz w:val="19"/>
+                <w:szCs w:val="19"/>
+              </w:rPr>
+              <w:t xml:space="preserve">6,655</w:t>
+            </w:r>
+          </w:p>
+        </w:tc>
+        <w:tc>
+          <w:tcPr>
+            <w:tcW w:type="dxa" w:w="1200"/>
+            <w:tcMar>
+              <w:top w:type="dxa" w:w="60"/>
+              <w:left w:type="dxa" w:w="100"/>
+              <w:bottom w:type="dxa" w:w="60"/>
+              <w:right w:type="dxa" w:w="100"/>
+            </w:tcMar>
+          </w:tcPr>
+          <w:p>
+            <w:pPr>
+              <w:spacing w:after="0"/>
+              <w:jc w:val="right"/>
+            </w:pPr>
+            <w:r>
+              <w:rPr>
+                <w:rFonts w:ascii="Microsoft JhengHei" w:cs="Microsoft JhengHei" w:eastAsia="Microsoft JhengHei" w:hAnsi="Microsoft JhengHei"/>
+                <w:b w:val="false"/>
+                <w:bCs w:val="false"/>
+                <w:sz w:val="19"/>
+                <w:szCs w:val="19"/>
+              </w:rPr>
+              <w:t xml:space="preserve">1.90×</w:t>
+            </w:r>
+          </w:p>
+        </w:tc>
+        <w:tc>
+          <w:tcPr>
+            <w:tcW w:type="dxa" w:w="1626"/>
+            <w:tcMar>
+              <w:top w:type="dxa" w:w="60"/>
+              <w:left w:type="dxa" w:w="100"/>
+              <w:bottom w:type="dxa" w:w="60"/>
+              <w:right w:type="dxa" w:w="100"/>
+            </w:tcMar>
+          </w:tcPr>
+          <w:p>
+            <w:pPr>
+              <w:spacing w:after="0"/>
+            </w:pPr>
+            <w:r>
+              <w:rPr>
+                <w:rFonts w:ascii="Microsoft JhengHei" w:cs="Microsoft JhengHei" w:eastAsia="Microsoft JhengHei" w:hAnsi="Microsoft JhengHei"/>
+                <w:b w:val="false"/>
+                <w:bCs w:val="false"/>
+                <w:sz w:val="19"/>
+                <w:szCs w:val="19"/>
+              </w:rPr>
+              <w:t xml:space="preserve"/>
+            </w:r>
+          </w:p>
+        </w:tc>
+      </w:tr>
+      <w:tr>
+        <w:tc>
+          <w:tcPr>
+            <w:tcW w:type="dxa" w:w="2800"/>
+            <w:shd w:fill="E8EEF7" w:color="auto" w:val="clear"/>
+            <w:tcMar>
+              <w:top w:type="dxa" w:w="60"/>
+              <w:left w:type="dxa" w:w="100"/>
+              <w:bottom w:type="dxa" w:w="60"/>
+              <w:right w:type="dxa" w:w="100"/>
+            </w:tcMar>
+          </w:tcPr>
+          <w:p>
+            <w:pPr>
+              <w:spacing w:after="0"/>
+            </w:pPr>
+            <w:r>
+              <w:rPr>
+                <w:rFonts w:ascii="Microsoft JhengHei" w:cs="Microsoft JhengHei" w:eastAsia="Microsoft JhengHei" w:hAnsi="Microsoft JhengHei"/>
+                <w:b w:val="false"/>
+                <w:bCs w:val="false"/>
+                <w:sz w:val="19"/>
+                <w:szCs w:val="19"/>
+              </w:rPr>
+              <w:t xml:space="preserve">細胞培養來源</w:t>
+            </w:r>
+          </w:p>
+        </w:tc>
+        <w:tc>
+          <w:tcPr>
+            <w:tcW w:type="dxa" w:w="1700"/>
+            <w:shd w:fill="E8EEF7" w:color="auto" w:val="clear"/>
+            <w:tcMar>
+              <w:top w:type="dxa" w:w="60"/>
+              <w:left w:type="dxa" w:w="100"/>
+              <w:bottom w:type="dxa" w:w="60"/>
+              <w:right w:type="dxa" w:w="100"/>
+            </w:tcMar>
+          </w:tcPr>
+          <w:p>
+            <w:pPr>
+              <w:spacing w:after="0"/>
+              <w:jc w:val="right"/>
+            </w:pPr>
+            <w:r>
+              <w:rPr>
+                <w:rFonts w:ascii="Microsoft JhengHei" w:cs="Microsoft JhengHei" w:eastAsia="Microsoft JhengHei" w:hAnsi="Microsoft JhengHei"/>
+                <w:b w:val="false"/>
+                <w:bCs w:val="false"/>
+                <w:sz w:val="19"/>
+                <w:szCs w:val="19"/>
+              </w:rPr>
+              <w:t xml:space="preserve">112</w:t>
+            </w:r>
+          </w:p>
+        </w:tc>
+        <w:tc>
+          <w:tcPr>
+            <w:tcW w:type="dxa" w:w="1700"/>
+            <w:shd w:fill="E8EEF7" w:color="auto" w:val="clear"/>
+            <w:tcMar>
+              <w:top w:type="dxa" w:w="60"/>
+              <w:left w:type="dxa" w:w="100"/>
+              <w:bottom w:type="dxa" w:w="60"/>
+              <w:right w:type="dxa" w:w="100"/>
+            </w:tcMar>
+          </w:tcPr>
+          <w:p>
+            <w:pPr>
+              <w:spacing w:after="0"/>
+              <w:jc w:val="right"/>
+            </w:pPr>
+            <w:r>
+              <w:rPr>
+                <w:rFonts w:ascii="Microsoft JhengHei" w:cs="Microsoft JhengHei" w:eastAsia="Microsoft JhengHei" w:hAnsi="Microsoft JhengHei"/>
+                <w:b w:val="false"/>
+                <w:bCs w:val="false"/>
+                <w:sz w:val="19"/>
+                <w:szCs w:val="19"/>
+              </w:rPr>
+              <w:t xml:space="preserve">507</w:t>
+            </w:r>
+          </w:p>
+        </w:tc>
+        <w:tc>
+          <w:tcPr>
+            <w:tcW w:type="dxa" w:w="1200"/>
+            <w:shd w:fill="E8EEF7" w:color="auto" w:val="clear"/>
+            <w:tcMar>
+              <w:top w:type="dxa" w:w="60"/>
+              <w:left w:type="dxa" w:w="100"/>
+              <w:bottom w:type="dxa" w:w="60"/>
+              <w:right w:type="dxa" w:w="100"/>
+            </w:tcMar>
+          </w:tcPr>
+          <w:p>
+            <w:pPr>
+              <w:spacing w:after="0"/>
+              <w:jc w:val="right"/>
+            </w:pPr>
+            <w:r>
+              <w:rPr>
+                <w:rFonts w:ascii="Microsoft JhengHei" w:cs="Microsoft JhengHei" w:eastAsia="Microsoft JhengHei" w:hAnsi="Microsoft JhengHei"/>
+                <w:b w:val="false"/>
+                <w:bCs w:val="false"/>
+                <w:sz w:val="19"/>
+                <w:szCs w:val="19"/>
+              </w:rPr>
+              <w:t xml:space="preserve">4.53×</w:t>
+            </w:r>
+          </w:p>
+        </w:tc>
+        <w:tc>
+          <w:tcPr>
+            <w:tcW w:type="dxa" w:w="1626"/>
+            <w:shd w:fill="E8EEF7" w:color="auto" w:val="clear"/>
+            <w:tcMar>
+              <w:top w:type="dxa" w:w="60"/>
+              <w:left w:type="dxa" w:w="100"/>
+              <w:bottom w:type="dxa" w:w="60"/>
+              <w:right w:type="dxa" w:w="100"/>
+            </w:tcMar>
+          </w:tcPr>
+          <w:p>
+            <w:pPr>
+              <w:spacing w:after="0"/>
+            </w:pPr>
+            <w:r>
+              <w:rPr>
+                <w:rFonts w:ascii="Microsoft JhengHei" w:cs="Microsoft JhengHei" w:eastAsia="Microsoft JhengHei" w:hAnsi="Microsoft JhengHei"/>
+                <w:b w:val="false"/>
+                <w:bCs w:val="false"/>
+                <w:sz w:val="19"/>
+                <w:szCs w:val="19"/>
+              </w:rPr>
+              <w:t xml:space="preserve">成長最快</w:t>
+            </w:r>
+          </w:p>
+        </w:tc>
+      </w:tr>
+      <w:tr>
+        <w:tc>
+          <w:tcPr>
+            <w:tcW w:type="dxa" w:w="2800"/>
+            <w:tcMar>
+              <w:top w:type="dxa" w:w="60"/>
+              <w:left w:type="dxa" w:w="100"/>
+              <w:bottom w:type="dxa" w:w="60"/>
+              <w:right w:type="dxa" w:w="100"/>
+            </w:tcMar>
+          </w:tcPr>
+          <w:p>
+            <w:pPr>
+              <w:spacing w:after="0"/>
+            </w:pPr>
+            <w:r>
+              <w:rPr>
+                <w:rFonts w:ascii="Microsoft JhengHei" w:cs="Microsoft JhengHei" w:eastAsia="Microsoft JhengHei" w:hAnsi="Microsoft JhengHei"/>
+                <w:b w:val="false"/>
+                <w:bCs w:val="false"/>
+                <w:sz w:val="19"/>
+                <w:szCs w:val="19"/>
+              </w:rPr>
+              <w:t xml:space="preserve">Function 詞彙數</w:t>
+            </w:r>
+          </w:p>
+        </w:tc>
+        <w:tc>
+          <w:tcPr>
+            <w:tcW w:type="dxa" w:w="1700"/>
+            <w:tcMar>
+              <w:top w:type="dxa" w:w="60"/>
+              <w:left w:type="dxa" w:w="100"/>
+              <w:bottom w:type="dxa" w:w="60"/>
+              <w:right w:type="dxa" w:w="100"/>
+            </w:tcMar>
+          </w:tcPr>
+          <w:p>
+            <w:pPr>
+              <w:spacing w:after="0"/>
+              <w:jc w:val="right"/>
+            </w:pPr>
+            <w:r>
+              <w:rPr>
+                <w:rFonts w:ascii="Microsoft JhengHei" w:cs="Microsoft JhengHei" w:eastAsia="Microsoft JhengHei" w:hAnsi="Microsoft JhengHei"/>
+                <w:b w:val="false"/>
+                <w:bCs w:val="false"/>
+                <w:sz w:val="19"/>
+                <w:szCs w:val="19"/>
+              </w:rPr>
+              <w:t xml:space="preserve">70</w:t>
+            </w:r>
+          </w:p>
+        </w:tc>
+        <w:tc>
+          <w:tcPr>
+            <w:tcW w:type="dxa" w:w="1700"/>
+            <w:tcMar>
+              <w:top w:type="dxa" w:w="60"/>
+              <w:left w:type="dxa" w:w="100"/>
+              <w:bottom w:type="dxa" w:w="60"/>
+              <w:right w:type="dxa" w:w="100"/>
+            </w:tcMar>
+          </w:tcPr>
+          <w:p>
+            <w:pPr>
+              <w:spacing w:after="0"/>
+              <w:jc w:val="right"/>
+            </w:pPr>
+            <w:r>
+              <w:rPr>
+                <w:rFonts w:ascii="Microsoft JhengHei" w:cs="Microsoft JhengHei" w:eastAsia="Microsoft JhengHei" w:hAnsi="Microsoft JhengHei"/>
+                <w:b w:val="false"/>
+                <w:bCs w:val="false"/>
+                <w:sz w:val="19"/>
+                <w:szCs w:val="19"/>
+              </w:rPr>
+              <w:t xml:space="preserve">82</w:t>
+            </w:r>
+          </w:p>
+        </w:tc>
+        <w:tc>
+          <w:tcPr>
+            <w:tcW w:type="dxa" w:w="1200"/>
+            <w:tcMar>
+              <w:top w:type="dxa" w:w="60"/>
+              <w:left w:type="dxa" w:w="100"/>
+              <w:bottom w:type="dxa" w:w="60"/>
+              <w:right w:type="dxa" w:w="100"/>
+            </w:tcMar>
+          </w:tcPr>
+          <w:p>
+            <w:pPr>
+              <w:spacing w:after="0"/>
+              <w:jc w:val="right"/>
+            </w:pPr>
+            <w:r>
+              <w:rPr>
+                <w:rFonts w:ascii="Microsoft JhengHei" w:cs="Microsoft JhengHei" w:eastAsia="Microsoft JhengHei" w:hAnsi="Microsoft JhengHei"/>
+                <w:b w:val="false"/>
+                <w:bCs w:val="false"/>
+                <w:sz w:val="19"/>
+                <w:szCs w:val="19"/>
+              </w:rPr>
+              <w:t xml:space="preserve">1.17×</w:t>
+            </w:r>
+          </w:p>
+        </w:tc>
+        <w:tc>
+          <w:tcPr>
+            <w:tcW w:type="dxa" w:w="1626"/>
+            <w:tcMar>
+              <w:top w:type="dxa" w:w="60"/>
+              <w:left w:type="dxa" w:w="100"/>
+              <w:bottom w:type="dxa" w:w="60"/>
+              <w:right w:type="dxa" w:w="100"/>
+            </w:tcMar>
+          </w:tcPr>
+          <w:p>
+            <w:pPr>
+              <w:spacing w:after="0"/>
+            </w:pPr>
+            <w:r>
+              <w:rPr>
+                <w:rFonts w:ascii="Microsoft JhengHei" w:cs="Microsoft JhengHei" w:eastAsia="Microsoft JhengHei" w:hAnsi="Microsoft JhengHei"/>
+                <w:b w:val="false"/>
+                <w:bCs w:val="false"/>
+                <w:sz w:val="19"/>
+                <w:szCs w:val="19"/>
+              </w:rPr>
+              <w:t xml:space="preserve">新增細分類</w:t>
+            </w:r>
+          </w:p>
+        </w:tc>
+      </w:tr>
+      <w:tr>
+        <w:tc>
+          <w:tcPr>
+            <w:tcW w:type="dxa" w:w="2800"/>
+            <w:shd w:fill="E8EEF7" w:color="auto" w:val="clear"/>
+            <w:tcMar>
+              <w:top w:type="dxa" w:w="60"/>
+              <w:left w:type="dxa" w:w="100"/>
+              <w:bottom w:type="dxa" w:w="60"/>
+              <w:right w:type="dxa" w:w="100"/>
+            </w:tcMar>
+          </w:tcPr>
+          <w:p>
+            <w:pPr>
+              <w:spacing w:after="0"/>
+            </w:pPr>
+            <w:r>
+              <w:rPr>
+                <w:rFonts w:ascii="Microsoft JhengHei" w:cs="Microsoft JhengHei" w:eastAsia="Microsoft JhengHei" w:hAnsi="Microsoft JhengHei"/>
+                <w:b w:val="false"/>
+                <w:bCs w:val="false"/>
+                <w:sz w:val="19"/>
+                <w:szCs w:val="19"/>
+              </w:rPr>
+              <w:t xml:space="preserve">帶法規限制</w:t>
+            </w:r>
+          </w:p>
+        </w:tc>
+        <w:tc>
+          <w:tcPr>
+            <w:tcW w:type="dxa" w:w="1700"/>
+            <w:shd w:fill="E8EEF7" w:color="auto" w:val="clear"/>
+            <w:tcMar>
+              <w:top w:type="dxa" w:w="60"/>
+              <w:left w:type="dxa" w:w="100"/>
+              <w:bottom w:type="dxa" w:w="60"/>
+              <w:right w:type="dxa" w:w="100"/>
+            </w:tcMar>
+          </w:tcPr>
+          <w:p>
+            <w:pPr>
+              <w:spacing w:after="0"/>
+              <w:jc w:val="right"/>
+            </w:pPr>
+            <w:r>
+              <w:rPr>
+                <w:rFonts w:ascii="Microsoft JhengHei" w:cs="Microsoft JhengHei" w:eastAsia="Microsoft JhengHei" w:hAnsi="Microsoft JhengHei"/>
+                <w:b w:val="false"/>
+                <w:bCs w:val="false"/>
+                <w:sz w:val="19"/>
+                <w:szCs w:val="19"/>
+              </w:rPr>
+              <w:t xml:space="preserve">1,073</w:t>
+            </w:r>
+          </w:p>
+        </w:tc>
+        <w:tc>
+          <w:tcPr>
+            <w:tcW w:type="dxa" w:w="1700"/>
+            <w:shd w:fill="E8EEF7" w:color="auto" w:val="clear"/>
+            <w:tcMar>
+              <w:top w:type="dxa" w:w="60"/>
+              <w:left w:type="dxa" w:w="100"/>
+              <w:bottom w:type="dxa" w:w="60"/>
+              <w:right w:type="dxa" w:w="100"/>
+            </w:tcMar>
+          </w:tcPr>
+          <w:p>
+            <w:pPr>
+              <w:spacing w:after="0"/>
+              <w:jc w:val="right"/>
+            </w:pPr>
+            <w:r>
+              <w:rPr>
+                <w:rFonts w:ascii="Microsoft JhengHei" w:cs="Microsoft JhengHei" w:eastAsia="Microsoft JhengHei" w:hAnsi="Microsoft JhengHei"/>
+                <w:b w:val="false"/>
+                <w:bCs w:val="false"/>
+                <w:sz w:val="19"/>
+                <w:szCs w:val="19"/>
+              </w:rPr>
+              <w:t xml:space="preserve">2,473</w:t>
+            </w:r>
+          </w:p>
+        </w:tc>
+        <w:tc>
+          <w:tcPr>
+            <w:tcW w:type="dxa" w:w="1200"/>
+            <w:shd w:fill="E8EEF7" w:color="auto" w:val="clear"/>
+            <w:tcMar>
+              <w:top w:type="dxa" w:w="60"/>
+              <w:left w:type="dxa" w:w="100"/>
+              <w:bottom w:type="dxa" w:w="60"/>
+              <w:right w:type="dxa" w:w="100"/>
+            </w:tcMar>
+          </w:tcPr>
+          <w:p>
+            <w:pPr>
+              <w:spacing w:after="0"/>
+              <w:jc w:val="right"/>
+            </w:pPr>
+            <w:r>
+              <w:rPr>
+                <w:rFonts w:ascii="Microsoft JhengHei" w:cs="Microsoft JhengHei" w:eastAsia="Microsoft JhengHei" w:hAnsi="Microsoft JhengHei"/>
+                <w:b w:val="false"/>
+                <w:bCs w:val="false"/>
+                <w:sz w:val="19"/>
+                <w:szCs w:val="19"/>
+              </w:rPr>
+              <w:t xml:space="preserve">2.30×</w:t>
+            </w:r>
+          </w:p>
+        </w:tc>
+        <w:tc>
+          <w:tcPr>
+            <w:tcW w:type="dxa" w:w="1626"/>
+            <w:shd w:fill="E8EEF7" w:color="auto" w:val="clear"/>
+            <w:tcMar>
+              <w:top w:type="dxa" w:w="60"/>
+              <w:left w:type="dxa" w:w="100"/>
+              <w:bottom w:type="dxa" w:w="60"/>
+              <w:right w:type="dxa" w:w="100"/>
+            </w:tcMar>
+          </w:tcPr>
+          <w:p>
+            <w:pPr>
+              <w:spacing w:after="0"/>
+            </w:pPr>
+            <w:r>
+              <w:rPr>
+                <w:rFonts w:ascii="Microsoft JhengHei" w:cs="Microsoft JhengHei" w:eastAsia="Microsoft JhengHei" w:hAnsi="Microsoft JhengHei"/>
+                <w:b w:val="false"/>
+                <w:bCs w:val="false"/>
+                <w:sz w:val="19"/>
+                <w:szCs w:val="19"/>
+              </w:rPr>
+              <w:t xml:space="preserve"/>
+            </w:r>
+          </w:p>
+        </w:tc>
+      </w:tr>
+    </w:tbl>
     <w:p>
       <w:pPr>
         <w:pStyle w:val="Heading1"/>
@@ -12533,7 +14104,457 @@
           <w:sz w:val="30"/>
           <w:szCs w:val="30"/>
         </w:rPr>
-        <w:t xml:space="preserve">七、目前檔案清單</w:t>
+        <w:t xml:space="preserve">七、Phase 1–3 重跑於 2026 全庫</w:t>
+      </w:r>
+    </w:p>
+    <w:p>
+      <w:pPr>
+        <w:spacing w:after="120" w:before="0"/>
+      </w:pPr>
+      <w:r>
+        <w:rPr>
+          <w:rFonts w:ascii="Microsoft JhengHei" w:cs="Microsoft JhengHei" w:eastAsia="Microsoft JhengHei" w:hAnsi="Microsoft JhengHei"/>
+          <w:sz w:val="20"/>
+          <w:szCs w:val="20"/>
+        </w:rPr>
+        <w:t xml:space="preserve">管線改為可切換資料來源，同一套程式跑兩份資料。2019 產出保留原表名（ingredient、extract、taxon…），2026 產出加 _v2026 後綴並存，因此既有報告與驗收全部仍然有效。</w:t>
+      </w:r>
+    </w:p>
+    <w:tbl>
+      <w:tblPr>
+        <w:tblW w:type="dxa" w:w="9026"/>
+        <w:tblBorders>
+          <w:top w:val="single" w:color="auto" w:sz="4"/>
+          <w:left w:val="single" w:color="auto" w:sz="4"/>
+          <w:bottom w:val="single" w:color="auto" w:sz="4"/>
+          <w:right w:val="single" w:color="auto" w:sz="4"/>
+          <w:insideH w:val="single" w:color="auto" w:sz="4"/>
+          <w:insideV w:val="single" w:color="auto" w:sz="4"/>
+        </w:tblBorders>
+      </w:tblPr>
+      <w:tblGrid>
+        <w:gridCol w:w="1700"/>
+        <w:gridCol w:w="7326"/>
+      </w:tblGrid>
+      <w:tr>
+        <w:trPr>
+          <w:tblHeader/>
+        </w:trPr>
+        <w:tc>
+          <w:tcPr>
+            <w:tcW w:type="dxa" w:w="1700"/>
+            <w:shd w:fill="1F3864" w:color="auto" w:val="clear"/>
+            <w:tcMar>
+              <w:top w:type="dxa" w:w="60"/>
+              <w:left w:type="dxa" w:w="100"/>
+              <w:bottom w:type="dxa" w:w="60"/>
+              <w:right w:type="dxa" w:w="100"/>
+            </w:tcMar>
+          </w:tcPr>
+          <w:p>
+            <w:pPr>
+              <w:spacing w:after="0"/>
+            </w:pPr>
+            <w:r>
+              <w:rPr>
+                <w:rFonts w:ascii="Microsoft JhengHei" w:cs="Microsoft JhengHei" w:eastAsia="Microsoft JhengHei" w:hAnsi="Microsoft JhengHei"/>
+                <w:b/>
+                <w:bCs/>
+                <w:color w:val="FFFFFF"/>
+                <w:sz w:val="19"/>
+                <w:szCs w:val="19"/>
+              </w:rPr>
+              <w:t xml:space="preserve"/>
+            </w:r>
+          </w:p>
+        </w:tc>
+        <w:tc>
+          <w:tcPr>
+            <w:tcW w:type="dxa" w:w="7326"/>
+            <w:shd w:fill="1F3864" w:color="auto" w:val="clear"/>
+            <w:tcMar>
+              <w:top w:type="dxa" w:w="60"/>
+              <w:left w:type="dxa" w:w="100"/>
+              <w:bottom w:type="dxa" w:w="60"/>
+              <w:right w:type="dxa" w:w="100"/>
+            </w:tcMar>
+          </w:tcPr>
+          <w:p>
+            <w:pPr>
+              <w:spacing w:after="0"/>
+            </w:pPr>
+            <w:r>
+              <w:rPr>
+                <w:rFonts w:ascii="Microsoft JhengHei" w:cs="Microsoft JhengHei" w:eastAsia="Microsoft JhengHei" w:hAnsi="Microsoft JhengHei"/>
+                <w:b/>
+                <w:bCs/>
+                <w:color w:val="FFFFFF"/>
+                <w:sz w:val="19"/>
+                <w:szCs w:val="19"/>
+              </w:rPr>
+              <w:t xml:space="preserve"/>
+            </w:r>
+          </w:p>
+        </w:tc>
+      </w:tr>
+      <w:tr>
+        <w:tc>
+          <w:tcPr>
+            <w:tcW w:type="dxa" w:w="1700"/>
+            <w:tcMar>
+              <w:top w:type="dxa" w:w="60"/>
+              <w:left w:type="dxa" w:w="100"/>
+              <w:bottom w:type="dxa" w:w="60"/>
+              <w:right w:type="dxa" w:w="100"/>
+            </w:tcMar>
+          </w:tcPr>
+          <w:p>
+            <w:pPr>
+              <w:spacing w:after="0"/>
+            </w:pPr>
+            <w:r>
+              <w:rPr>
+                <w:rFonts w:ascii="Microsoft JhengHei" w:cs="Microsoft JhengHei" w:eastAsia="Microsoft JhengHei" w:hAnsi="Microsoft JhengHei"/>
+                <w:b/>
+                <w:bCs/>
+                <w:sz w:val="19"/>
+                <w:szCs w:val="19"/>
+              </w:rPr>
+              <w:t xml:space="preserve">執行方式</w:t>
+            </w:r>
+          </w:p>
+        </w:tc>
+        <w:tc>
+          <w:tcPr>
+            <w:tcW w:type="dxa" w:w="7326"/>
+            <w:tcMar>
+              <w:top w:type="dxa" w:w="60"/>
+              <w:left w:type="dxa" w:w="100"/>
+              <w:bottom w:type="dxa" w:w="60"/>
+              <w:right w:type="dxa" w:w="100"/>
+            </w:tcMar>
+          </w:tcPr>
+          <w:p>
+            <w:pPr>
+              <w:spacing w:after="0"/>
+            </w:pPr>
+            <w:r>
+              <w:rPr>
+                <w:rFonts w:ascii="Microsoft JhengHei" w:cs="Microsoft JhengHei" w:eastAsia="Microsoft JhengHei" w:hAnsi="Microsoft JhengHei"/>
+                <w:b w:val="false"/>
+                <w:bCs w:val="false"/>
+                <w:sz w:val="19"/>
+                <w:szCs w:val="19"/>
+              </w:rPr>
+              <w:t xml:space="preserve">./run_all.sh 跑 2019；./run_all.sh 2026 跑現行全庫</w:t>
+            </w:r>
+          </w:p>
+        </w:tc>
+      </w:tr>
+      <w:tr>
+        <w:tc>
+          <w:tcPr>
+            <w:tcW w:type="dxa" w:w="1700"/>
+            <w:shd w:fill="E8EEF7" w:color="auto" w:val="clear"/>
+            <w:tcMar>
+              <w:top w:type="dxa" w:w="60"/>
+              <w:left w:type="dxa" w:w="100"/>
+              <w:bottom w:type="dxa" w:w="60"/>
+              <w:right w:type="dxa" w:w="100"/>
+            </w:tcMar>
+          </w:tcPr>
+          <w:p>
+            <w:pPr>
+              <w:spacing w:after="0"/>
+            </w:pPr>
+            <w:r>
+              <w:rPr>
+                <w:rFonts w:ascii="Microsoft JhengHei" w:cs="Microsoft JhengHei" w:eastAsia="Microsoft JhengHei" w:hAnsi="Microsoft JhengHei"/>
+                <w:b/>
+                <w:bCs/>
+                <w:sz w:val="19"/>
+                <w:szCs w:val="19"/>
+              </w:rPr>
+              <w:t xml:space="preserve">2026 驗收</w:t>
+            </w:r>
+          </w:p>
+        </w:tc>
+        <w:tc>
+          <w:tcPr>
+            <w:tcW w:type="dxa" w:w="7326"/>
+            <w:shd w:fill="E8EEF7" w:color="auto" w:val="clear"/>
+            <w:tcMar>
+              <w:top w:type="dxa" w:w="60"/>
+              <w:left w:type="dxa" w:w="100"/>
+              <w:bottom w:type="dxa" w:w="60"/>
+              <w:right w:type="dxa" w:w="100"/>
+            </w:tcMar>
+          </w:tcPr>
+          <w:p>
+            <w:pPr>
+              <w:spacing w:after="0"/>
+            </w:pPr>
+            <w:r>
+              <w:rPr>
+                <w:rFonts w:ascii="Microsoft JhengHei" w:cs="Microsoft JhengHei" w:eastAsia="Microsoft JhengHei" w:hAnsi="Microsoft JhengHei"/>
+                <w:b w:val="false"/>
+                <w:bCs w:val="false"/>
+                <w:sz w:val="19"/>
+                <w:szCs w:val="19"/>
+              </w:rPr>
+              <w:t xml:space="preserve">17 項全數通過（Phase 1 七項、Phase 2 六項、Phase 3 四項）</w:t>
+            </w:r>
+          </w:p>
+        </w:tc>
+      </w:tr>
+      <w:tr>
+        <w:tc>
+          <w:tcPr>
+            <w:tcW w:type="dxa" w:w="1700"/>
+            <w:tcMar>
+              <w:top w:type="dxa" w:w="60"/>
+              <w:left w:type="dxa" w:w="100"/>
+              <w:bottom w:type="dxa" w:w="60"/>
+              <w:right w:type="dxa" w:w="100"/>
+            </w:tcMar>
+          </w:tcPr>
+          <w:p>
+            <w:pPr>
+              <w:spacing w:after="0"/>
+            </w:pPr>
+            <w:r>
+              <w:rPr>
+                <w:rFonts w:ascii="Microsoft JhengHei" w:cs="Microsoft JhengHei" w:eastAsia="Microsoft JhengHei" w:hAnsi="Microsoft JhengHei"/>
+                <w:b/>
+                <w:bCs/>
+                <w:sz w:val="19"/>
+                <w:szCs w:val="19"/>
+              </w:rPr>
+              <w:t xml:space="preserve">2019 回歸</w:t>
+            </w:r>
+          </w:p>
+        </w:tc>
+        <w:tc>
+          <w:tcPr>
+            <w:tcW w:type="dxa" w:w="7326"/>
+            <w:tcMar>
+              <w:top w:type="dxa" w:w="60"/>
+              <w:left w:type="dxa" w:w="100"/>
+              <w:bottom w:type="dxa" w:w="60"/>
+              <w:right w:type="dxa" w:w="100"/>
+            </w:tcMar>
+          </w:tcPr>
+          <w:p>
+            <w:pPr>
+              <w:spacing w:after="0"/>
+            </w:pPr>
+            <w:r>
+              <w:rPr>
+                <w:rFonts w:ascii="Microsoft JhengHei" w:cs="Microsoft JhengHei" w:eastAsia="Microsoft JhengHei" w:hAnsi="Microsoft JhengHei"/>
+                <w:b w:val="false"/>
+                <w:bCs w:val="false"/>
+                <w:sz w:val="19"/>
+                <w:szCs w:val="19"/>
+              </w:rPr>
+              <w:t xml:space="preserve">22 項不變，確認改動未破壞既有結果</w:t>
+            </w:r>
+          </w:p>
+        </w:tc>
+      </w:tr>
+      <w:tr>
+        <w:tc>
+          <w:tcPr>
+            <w:tcW w:type="dxa" w:w="1700"/>
+            <w:shd w:fill="E8EEF7" w:color="auto" w:val="clear"/>
+            <w:tcMar>
+              <w:top w:type="dxa" w:w="60"/>
+              <w:left w:type="dxa" w:w="100"/>
+              <w:bottom w:type="dxa" w:w="60"/>
+              <w:right w:type="dxa" w:w="100"/>
+            </w:tcMar>
+          </w:tcPr>
+          <w:p>
+            <w:pPr>
+              <w:spacing w:after="0"/>
+            </w:pPr>
+            <w:r>
+              <w:rPr>
+                <w:rFonts w:ascii="Microsoft JhengHei" w:cs="Microsoft JhengHei" w:eastAsia="Microsoft JhengHei" w:hAnsi="Microsoft JhengHei"/>
+                <w:b/>
+                <w:bCs/>
+                <w:sz w:val="19"/>
+                <w:szCs w:val="19"/>
+              </w:rPr>
+              <w:t xml:space="preserve">新報告</w:t>
+            </w:r>
+          </w:p>
+        </w:tc>
+        <w:tc>
+          <w:tcPr>
+            <w:tcW w:type="dxa" w:w="7326"/>
+            <w:shd w:fill="E8EEF7" w:color="auto" w:val="clear"/>
+            <w:tcMar>
+              <w:top w:type="dxa" w:w="60"/>
+              <w:left w:type="dxa" w:w="100"/>
+              <w:bottom w:type="dxa" w:w="60"/>
+              <w:right w:type="dxa" w:w="100"/>
+            </w:tcMar>
+          </w:tcPr>
+          <w:p>
+            <w:pPr>
+              <w:spacing w:after="0"/>
+            </w:pPr>
+            <w:r>
+              <w:rPr>
+                <w:rFonts w:ascii="Microsoft JhengHei" w:cs="Microsoft JhengHei" w:eastAsia="Microsoft JhengHei" w:hAnsi="Microsoft JhengHei"/>
+                <w:b w:val="false"/>
+                <w:bCs w:val="false"/>
+                <w:sz w:val="19"/>
+                <w:szCs w:val="19"/>
+              </w:rPr>
+              <w:t xml:space="preserve">cleaning-report_v2026.md、gbif-taxonomy-report_v2026.md、parts-process-report_v2026.md、taxonomy_v2026.csv</w:t>
+            </w:r>
+          </w:p>
+        </w:tc>
+      </w:tr>
+    </w:tbl>
+    <w:p>
+      <w:pPr>
+        <w:spacing w:after="120" w:before="0"/>
+      </w:pPr>
+      <w:r>
+        <w:rPr>
+          <w:rFonts w:ascii="Microsoft JhengHei" w:cs="Microsoft JhengHei" w:eastAsia="Microsoft JhengHei" w:hAnsi="Microsoft JhengHei"/>
+          <w:sz w:val="20"/>
+          <w:szCs w:val="20"/>
+        </w:rPr>
+        <w:t xml:space="preserve"/>
+      </w:r>
+    </w:p>
+    <w:p>
+      <w:pPr>
+        <w:spacing w:after="120" w:before="0"/>
+      </w:pPr>
+      <w:r>
+        <w:rPr>
+          <w:rFonts w:ascii="Microsoft JhengHei" w:cs="Microsoft JhengHei" w:eastAsia="Microsoft JhengHei" w:hAnsi="Microsoft JhengHei"/>
+          <w:b/>
+          <w:bCs/>
+          <w:sz w:val="20"/>
+          <w:szCs w:val="20"/>
+        </w:rPr>
+        <w:t xml:space="preserve">2026 前 10 大科</w:t>
+      </w:r>
+    </w:p>
+    <w:p>
+      <w:pPr>
+        <w:shd w:fill="F5F5F5" w:color="auto" w:val="clear"/>
+        <w:spacing w:after="0" w:before="40"/>
+        <w:ind w:left="280"/>
+      </w:pPr>
+      <w:r>
+        <w:rPr>
+          <w:rFonts w:ascii="Courier New" w:cs="Courier New" w:eastAsia="Courier New" w:hAnsi="Courier New"/>
+          <w:sz w:val="17"/>
+          <w:szCs w:val="17"/>
+        </w:rPr>
+        <w:t xml:space="preserve">  Fabaceae    497    Poaceae     255</w:t>
+      </w:r>
+    </w:p>
+    <w:p>
+      <w:pPr>
+        <w:shd w:fill="F5F5F5" w:color="auto" w:val="clear"/>
+        <w:spacing w:after="0" w:before="0"/>
+        <w:ind w:left="280"/>
+      </w:pPr>
+      <w:r>
+        <w:rPr>
+          <w:rFonts w:ascii="Courier New" w:cs="Courier New" w:eastAsia="Courier New" w:hAnsi="Courier New"/>
+          <w:sz w:val="17"/>
+          <w:szCs w:val="17"/>
+        </w:rPr>
+        <w:t xml:space="preserve">  Rosaceae    496    Apiaceae    223</w:t>
+      </w:r>
+    </w:p>
+    <w:p>
+      <w:pPr>
+        <w:shd w:fill="F5F5F5" w:color="auto" w:val="clear"/>
+        <w:spacing w:after="0" w:before="0"/>
+        <w:ind w:left="280"/>
+      </w:pPr>
+      <w:r>
+        <w:rPr>
+          <w:rFonts w:ascii="Courier New" w:cs="Courier New" w:eastAsia="Courier New" w:hAnsi="Courier New"/>
+          <w:sz w:val="17"/>
+          <w:szCs w:val="17"/>
+        </w:rPr>
+        <w:t xml:space="preserve">  Asteraceae  495    Pinaceae    179</w:t>
+      </w:r>
+    </w:p>
+    <w:p>
+      <w:pPr>
+        <w:shd w:fill="F5F5F5" w:color="auto" w:val="clear"/>
+        <w:spacing w:after="0" w:before="0"/>
+        <w:ind w:left="280"/>
+      </w:pPr>
+      <w:r>
+        <w:rPr>
+          <w:rFonts w:ascii="Courier New" w:cs="Courier New" w:eastAsia="Courier New" w:hAnsi="Courier New"/>
+          <w:sz w:val="17"/>
+          <w:szCs w:val="17"/>
+        </w:rPr>
+        <w:t xml:space="preserve">  Lamiaceae   435    Malvaceae   167</w:t>
+      </w:r>
+    </w:p>
+    <w:p>
+      <w:pPr>
+        <w:shd w:fill="F5F5F5" w:color="auto" w:val="clear"/>
+        <w:spacing w:after="160" w:before="0"/>
+        <w:ind w:left="280"/>
+      </w:pPr>
+      <w:r>
+        <w:rPr>
+          <w:rFonts w:ascii="Courier New" w:cs="Courier New" w:eastAsia="Courier New" w:hAnsi="Courier New"/>
+          <w:sz w:val="17"/>
+          <w:szCs w:val="17"/>
+        </w:rPr>
+        <w:t xml:space="preserve">  Rutaceae    358    Myrtaceae   136</w:t>
+      </w:r>
+    </w:p>
+    <w:p>
+      <w:pPr>
+        <w:pBdr>
+          <w:left w:val="single" w:color="C9A227" w:sz="18" w:space="12"/>
+        </w:pBdr>
+        <w:spacing w:after="160" w:before="80"/>
+        <w:ind w:left="240"/>
+      </w:pPr>
+      <w:r>
+        <w:rPr>
+          <w:rFonts w:ascii="Microsoft JhengHei" w:cs="Microsoft JhengHei" w:eastAsia="Microsoft JhengHei" w:hAnsi="Microsoft JhengHei"/>
+          <w:i w:val="false"/>
+          <w:iCs w:val="false"/>
+          <w:sz w:val="20"/>
+          <w:szCs w:val="20"/>
+        </w:rPr>
+        <w:t xml:space="preserve">重跑時修掉兩個問題。① 01_load.py 原本會刪除整個資料庫檔，等於一跑 2019 就清掉所有 2026 表——改為只 DROP 自己建的表。② 新資料帶來四個未收錄的製程前綴（DEFATTED、OZONIZED、DEPOLYMERIZED、CYCLIZED），其中 DEFATTED NARCISSUS TAZETTA FLOWER 的屬名被解析成「Defatted」。這是靠 Phase 2 的「每列都有科別」驗收失敗才發現的，並非逐筆檢查得來。</w:t>
+      </w:r>
+    </w:p>
+    <w:p>
+      <w:pPr>
+        <w:pStyle w:val="Heading1"/>
+        <w:spacing w:after="140" w:before="360"/>
+      </w:pPr>
+      <w:r>
+        <w:rPr>
+          <w:rFonts w:ascii="Microsoft JhengHei" w:cs="Microsoft JhengHei" w:eastAsia="Microsoft JhengHei" w:hAnsi="Microsoft JhengHei"/>
+          <w:b/>
+          <w:bCs/>
+          <w:color w:val="1F3864"/>
+          <w:sz w:val="30"/>
+          <w:szCs w:val="30"/>
+        </w:rPr>
+        <w:t xml:space="preserve">八、目前檔案清單</w:t>
       </w:r>
     </w:p>
     <w:tbl>
@@ -13516,6 +15537,61 @@
                 <w:sz w:val="19"/>
                 <w:szCs w:val="19"/>
               </w:rPr>
+              <w:t xml:space="preserve">_scripts/12_normalize_2026.py</w:t>
+            </w:r>
+          </w:p>
+        </w:tc>
+        <w:tc>
+          <w:tcPr>
+            <w:tcW w:type="dxa" w:w="5626"/>
+            <w:tcMar>
+              <w:top w:type="dxa" w:w="60"/>
+              <w:left w:type="dxa" w:w="100"/>
+              <w:bottom w:type="dxa" w:w="60"/>
+              <w:right w:type="dxa" w:w="100"/>
+            </w:tcMar>
+          </w:tcPr>
+          <w:p>
+            <w:pPr>
+              <w:spacing w:after="0"/>
+            </w:pPr>
+            <w:r>
+              <w:rPr>
+                <w:rFonts w:ascii="Microsoft JhengHei" w:cs="Microsoft JhengHei" w:eastAsia="Microsoft JhengHei" w:hAnsi="Microsoft JhengHei"/>
+                <w:b w:val="false"/>
+                <w:bCs w:val="false"/>
+                <w:sz w:val="19"/>
+                <w:szCs w:val="19"/>
+              </w:rPr>
+              <w:t xml:space="preserve">2026 資料正規化為管線輸入格式</w:t>
+            </w:r>
+          </w:p>
+        </w:tc>
+      </w:tr>
+      <w:tr>
+        <w:tc>
+          <w:tcPr>
+            <w:tcW w:type="dxa" w:w="3400"/>
+            <w:shd w:fill="E8EEF7" w:color="auto" w:val="clear"/>
+            <w:tcMar>
+              <w:top w:type="dxa" w:w="60"/>
+              <w:left w:type="dxa" w:w="100"/>
+              <w:bottom w:type="dxa" w:w="60"/>
+              <w:right w:type="dxa" w:w="100"/>
+            </w:tcMar>
+          </w:tcPr>
+          <w:p>
+            <w:pPr>
+              <w:spacing w:after="0"/>
+            </w:pPr>
+            <w:r>
+              <w:rPr>
+                <w:rFonts w:ascii="Courier New" w:cs="Courier New" w:eastAsia="Courier New" w:hAnsi="Courier New"/>
+                <w:b w:val="false"/>
+                <w:bCs w:val="false"/>
+                <w:sz w:val="19"/>
+                <w:szCs w:val="19"/>
+              </w:rPr>
               <w:t xml:space="preserve">_scripts/07_insights.py</w:t>
             </w:r>
           </w:p>
@@ -13523,6 +15599,7 @@
         <w:tc>
           <w:tcPr>
             <w:tcW w:type="dxa" w:w="5626"/>
+            <w:shd w:fill="E8EEF7" w:color="auto" w:val="clear"/>
             <w:tcMar>
               <w:top w:type="dxa" w:w="60"/>
               <w:left w:type="dxa" w:w="100"/>
@@ -13551,7 +15628,6 @@
         <w:tc>
           <w:tcPr>
             <w:tcW w:type="dxa" w:w="3400"/>
-            <w:shd w:fill="E8EEF7" w:color="auto" w:val="clear"/>
             <w:tcMar>
               <w:top w:type="dxa" w:w="60"/>
               <w:left w:type="dxa" w:w="100"/>
@@ -13578,7 +15654,6 @@
         <w:tc>
           <w:tcPr>
             <w:tcW w:type="dxa" w:w="5626"/>
-            <w:shd w:fill="E8EEF7" w:color="auto" w:val="clear"/>
             <w:tcMar>
               <w:top w:type="dxa" w:w="60"/>
               <w:left w:type="dxa" w:w="100"/>
@@ -13607,6 +15682,7 @@
         <w:tc>
           <w:tcPr>
             <w:tcW w:type="dxa" w:w="3400"/>
+            <w:shd w:fill="E8EEF7" w:color="auto" w:val="clear"/>
             <w:tcMar>
               <w:top w:type="dxa" w:w="60"/>
               <w:left w:type="dxa" w:w="100"/>
@@ -13633,6 +15709,7 @@
         <w:tc>
           <w:tcPr>
             <w:tcW w:type="dxa" w:w="5626"/>
+            <w:shd w:fill="E8EEF7" w:color="auto" w:val="clear"/>
             <w:tcMar>
               <w:top w:type="dxa" w:w="60"/>
               <w:left w:type="dxa" w:w="100"/>
@@ -13661,7 +15738,6 @@
         <w:tc>
           <w:tcPr>
             <w:tcW w:type="dxa" w:w="3400"/>
-            <w:shd w:fill="E8EEF7" w:color="auto" w:val="clear"/>
             <w:tcMar>
               <w:top w:type="dxa" w:w="60"/>
               <w:left w:type="dxa" w:w="100"/>
@@ -13688,7 +15764,6 @@
         <w:tc>
           <w:tcPr>
             <w:tcW w:type="dxa" w:w="5626"/>
-            <w:shd w:fill="E8EEF7" w:color="auto" w:val="clear"/>
             <w:tcMar>
               <w:top w:type="dxa" w:w="60"/>
               <w:left w:type="dxa" w:w="100"/>
@@ -13717,6 +15792,7 @@
         <w:tc>
           <w:tcPr>
             <w:tcW w:type="dxa" w:w="3400"/>
+            <w:shd w:fill="E8EEF7" w:color="auto" w:val="clear"/>
             <w:tcMar>
               <w:top w:type="dxa" w:w="60"/>
               <w:left w:type="dxa" w:w="100"/>
@@ -13743,6 +15819,7 @@
         <w:tc>
           <w:tcPr>
             <w:tcW w:type="dxa" w:w="5626"/>
+            <w:shd w:fill="E8EEF7" w:color="auto" w:val="clear"/>
             <w:tcMar>
               <w:top w:type="dxa" w:w="60"/>
               <w:left w:type="dxa" w:w="100"/>
@@ -13771,7 +15848,6 @@
         <w:tc>
           <w:tcPr>
             <w:tcW w:type="dxa" w:w="3400"/>
-            <w:shd w:fill="E8EEF7" w:color="auto" w:val="clear"/>
             <w:tcMar>
               <w:top w:type="dxa" w:w="60"/>
               <w:left w:type="dxa" w:w="100"/>
@@ -13798,7 +15874,6 @@
         <w:tc>
           <w:tcPr>
             <w:tcW w:type="dxa" w:w="5626"/>
-            <w:shd w:fill="E8EEF7" w:color="auto" w:val="clear"/>
             <w:tcMar>
               <w:top w:type="dxa" w:w="60"/>
               <w:left w:type="dxa" w:w="100"/>
@@ -13827,6 +15902,7 @@
         <w:tc>
           <w:tcPr>
             <w:tcW w:type="dxa" w:w="3400"/>
+            <w:shd w:fill="E8EEF7" w:color="auto" w:val="clear"/>
             <w:tcMar>
               <w:top w:type="dxa" w:w="60"/>
               <w:left w:type="dxa" w:w="100"/>
@@ -13853,6 +15929,7 @@
         <w:tc>
           <w:tcPr>
             <w:tcW w:type="dxa" w:w="5626"/>
+            <w:shd w:fill="E8EEF7" w:color="auto" w:val="clear"/>
             <w:tcMar>
               <w:top w:type="dxa" w:w="60"/>
               <w:left w:type="dxa" w:w="100"/>
@@ -13881,7 +15958,6 @@
         <w:tc>
           <w:tcPr>
             <w:tcW w:type="dxa" w:w="3400"/>
-            <w:shd w:fill="E8EEF7" w:color="auto" w:val="clear"/>
             <w:tcMar>
               <w:top w:type="dxa" w:w="60"/>
               <w:left w:type="dxa" w:w="100"/>
@@ -13908,7 +15984,6 @@
         <w:tc>
           <w:tcPr>
             <w:tcW w:type="dxa" w:w="5626"/>
-            <w:shd w:fill="E8EEF7" w:color="auto" w:val="clear"/>
             <w:tcMar>
               <w:top w:type="dxa" w:w="60"/>
               <w:left w:type="dxa" w:w="100"/>
@@ -13937,6 +16012,7 @@
         <w:tc>
           <w:tcPr>
             <w:tcW w:type="dxa" w:w="3400"/>
+            <w:shd w:fill="E8EEF7" w:color="auto" w:val="clear"/>
             <w:tcMar>
               <w:top w:type="dxa" w:w="60"/>
               <w:left w:type="dxa" w:w="100"/>
@@ -13963,6 +16039,7 @@
         <w:tc>
           <w:tcPr>
             <w:tcW w:type="dxa" w:w="5626"/>
+            <w:shd w:fill="E8EEF7" w:color="auto" w:val="clear"/>
             <w:tcMar>
               <w:top w:type="dxa" w:w="60"/>
               <w:left w:type="dxa" w:w="100"/>
@@ -13991,7 +16068,6 @@
         <w:tc>
           <w:tcPr>
             <w:tcW w:type="dxa" w:w="3400"/>
-            <w:shd w:fill="E8EEF7" w:color="auto" w:val="clear"/>
             <w:tcMar>
               <w:top w:type="dxa" w:w="60"/>
               <w:left w:type="dxa" w:w="100"/>
@@ -14018,7 +16094,6 @@
         <w:tc>
           <w:tcPr>
             <w:tcW w:type="dxa" w:w="5626"/>
-            <w:shd w:fill="E8EEF7" w:color="auto" w:val="clear"/>
             <w:tcMar>
               <w:top w:type="dxa" w:w="60"/>
               <w:left w:type="dxa" w:w="100"/>
@@ -14047,6 +16122,7 @@
         <w:tc>
           <w:tcPr>
             <w:tcW w:type="dxa" w:w="3400"/>
+            <w:shd w:fill="E8EEF7" w:color="auto" w:val="clear"/>
             <w:tcMar>
               <w:top w:type="dxa" w:w="60"/>
               <w:left w:type="dxa" w:w="100"/>
@@ -14073,6 +16149,7 @@
         <w:tc>
           <w:tcPr>
             <w:tcW w:type="dxa" w:w="5626"/>
+            <w:shd w:fill="E8EEF7" w:color="auto" w:val="clear"/>
             <w:tcMar>
               <w:top w:type="dxa" w:w="60"/>
               <w:left w:type="dxa" w:w="100"/>
@@ -14101,7 +16178,6 @@
         <w:tc>
           <w:tcPr>
             <w:tcW w:type="dxa" w:w="3400"/>
-            <w:shd w:fill="E8EEF7" w:color="auto" w:val="clear"/>
             <w:tcMar>
               <w:top w:type="dxa" w:w="60"/>
               <w:left w:type="dxa" w:w="100"/>
@@ -14128,7 +16204,6 @@
         <w:tc>
           <w:tcPr>
             <w:tcW w:type="dxa" w:w="5626"/>
-            <w:shd w:fill="E8EEF7" w:color="auto" w:val="clear"/>
             <w:tcMar>
               <w:top w:type="dxa" w:w="60"/>
               <w:left w:type="dxa" w:w="100"/>

--- a/90-Reports/實作階段狀態紀錄.docx
+++ b/90-Reports/實作階段狀態紀錄.docx
@@ -381,7 +381,7 @@
                 <w:sz w:val="19"/>
                 <w:szCs w:val="19"/>
               </w:rPr>
-              <w:t xml:space="preserve">git，13 個 commit</w:t>
+              <w:t xml:space="preserve">git，15 個 commit</w:t>
             </w:r>
           </w:p>
         </w:tc>
@@ -1115,7 +1115,7 @@
         <w:tc>
           <w:tcPr>
             <w:tcW w:type="dxa" w:w="1300"/>
-            <w:shd w:fill="EFEFEF" w:color="auto" w:val="clear"/>
+            <w:shd w:fill="D9EAD3" w:color="auto" w:val="clear"/>
             <w:tcMar>
               <w:top w:type="dxa" w:w="60"/>
               <w:left w:type="dxa" w:w="100"/>
@@ -1131,10 +1131,12 @@
             <w:r>
               <w:rPr>
                 <w:rFonts w:ascii="Microsoft JhengHei" w:cs="Microsoft JhengHei" w:eastAsia="Microsoft JhengHei" w:hAnsi="Microsoft JhengHei"/>
-                <w:sz w:val="19"/>
-                <w:szCs w:val="19"/>
-              </w:rPr>
-              <w:t xml:space="preserve">⬜ 未開始</w:t>
+                <w:b/>
+                <w:bCs/>
+                <w:sz w:val="19"/>
+                <w:szCs w:val="19"/>
+              </w:rPr>
+              <w:t xml:space="preserve">✅ 完成</w:t>
             </w:r>
           </w:p>
         </w:tc>
@@ -1160,7 +1162,7 @@
                 <w:sz w:val="19"/>
                 <w:szCs w:val="19"/>
               </w:rPr>
-              <w:t xml:space="preserve">species_compounds.csv、cas_structures.csv</w:t>
+              <w:t xml:space="preserve">LOTUS 成分層、PubChem 結構層（僅 2026 資料）</w:t>
             </w:r>
           </w:p>
         </w:tc>
@@ -1526,7 +1528,7 @@
           <w:sz w:val="20"/>
           <w:szCs w:val="20"/>
         </w:rPr>
-        <w:t xml:space="preserve">8 個 Phase 中，4 個完成、4 個未開始。Phase 0–3 已在 2019 與 2026 兩份資料上各跑完一次。</w:t>
+        <w:t xml:space="preserve">8 個 Phase 中，5 個完成、3 個未開始。Phase 0–3 在兩份資料上各跑完一次，Phase 4 已在 2026 資料上完成。</w:t>
       </w:r>
     </w:p>
     <w:p>
@@ -4564,6 +4566,96 @@
           <w:szCs w:val="17"/>
         </w:rPr>
         <w:t xml:space="preserve">  └─ 種名查無，退回屬層級取科   55</w:t>
+      </w:r>
+    </w:p>
+    <w:p>
+      <w:pPr>
+        <w:shd w:fill="F5F5F5" w:color="auto" w:val="clear"/>
+        <w:spacing w:after="0" w:before="0"/>
+        <w:ind w:left="280"/>
+      </w:pPr>
+      <w:r>
+        <w:rPr>
+          <w:rFonts w:ascii="Courier New" w:cs="Courier New" w:eastAsia="Courier New" w:hAnsi="Courier New"/>
+          <w:sz w:val="17"/>
+          <w:szCs w:val="17"/>
+        </w:rPr>
+        <w:t xml:space="preserve"/>
+      </w:r>
+    </w:p>
+    <w:p>
+      <w:pPr>
+        <w:shd w:fill="F5F5F5" w:color="auto" w:val="clear"/>
+        <w:spacing w:after="0" w:before="0"/>
+        <w:ind w:left="280"/>
+      </w:pPr>
+      <w:r>
+        <w:rPr>
+          <w:rFonts w:ascii="Courier New" w:cs="Courier New" w:eastAsia="Courier New" w:hAnsi="Courier New"/>
+          <w:sz w:val="17"/>
+          <w:szCs w:val="17"/>
+        </w:rPr>
+        <w:t xml:space="preserve">化學層（Phase 4，僅 2026）</w:t>
+      </w:r>
+    </w:p>
+    <w:p>
+      <w:pPr>
+        <w:shd w:fill="F5F5F5" w:color="auto" w:val="clear"/>
+        <w:spacing w:after="0" w:before="0"/>
+        <w:ind w:left="280"/>
+      </w:pPr>
+      <w:r>
+        <w:rPr>
+          <w:rFonts w:ascii="Courier New" w:cs="Courier New" w:eastAsia="Courier New" w:hAnsi="Courier New"/>
+          <w:sz w:val="17"/>
+          <w:szCs w:val="17"/>
+        </w:rPr>
+        <w:t xml:space="preserve">  ├─ LOTUS 三元組         674,454   37,469 生物 / 227,319 化合物</w:t>
+      </w:r>
+    </w:p>
+    <w:p>
+      <w:pPr>
+        <w:shd w:fill="F5F5F5" w:color="auto" w:val="clear"/>
+        <w:spacing w:after="0" w:before="0"/>
+        <w:ind w:left="280"/>
+      </w:pPr>
+      <w:r>
+        <w:rPr>
+          <w:rFonts w:ascii="Courier New" w:cs="Courier New" w:eastAsia="Courier New" w:hAnsi="Courier New"/>
+          <w:sz w:val="17"/>
+          <w:szCs w:val="17"/>
+        </w:rPr>
+        <w:t xml:space="preserve">  ├─ 物種查得到成分         2,219   78.5% of 2,827</w:t>
+      </w:r>
+    </w:p>
+    <w:p>
+      <w:pPr>
+        <w:shd w:fill="F5F5F5" w:color="auto" w:val="clear"/>
+        <w:spacing w:after="0" w:before="0"/>
+        <w:ind w:left="280"/>
+      </w:pPr>
+      <w:r>
+        <w:rPr>
+          <w:rFonts w:ascii="Courier New" w:cs="Courier New" w:eastAsia="Courier New" w:hAnsi="Courier New"/>
+          <w:sz w:val="17"/>
+          <w:szCs w:val="17"/>
+        </w:rPr>
+        <w:t xml:space="preserve">  ├─ 物種—化合物配對      126,775</w:t>
+      </w:r>
+    </w:p>
+    <w:p>
+      <w:pPr>
+        <w:shd w:fill="F5F5F5" w:color="auto" w:val="clear"/>
+        <w:spacing w:after="0" w:before="0"/>
+        <w:ind w:left="280"/>
+      </w:pPr>
+      <w:r>
+        <w:rPr>
+          <w:rFonts w:ascii="Courier New" w:cs="Courier New" w:eastAsia="Courier New" w:hAnsi="Courier New"/>
+          <w:sz w:val="17"/>
+          <w:szCs w:val="17"/>
+        </w:rPr>
+        <w:t xml:space="preserve">  └─ PubChem 解析 CAS       6,557   61.9% of 10,600</w:t>
       </w:r>
     </w:p>
     <w:p>
@@ -14554,7 +14646,772 @@
           <w:sz w:val="30"/>
           <w:szCs w:val="30"/>
         </w:rPr>
-        <w:t xml:space="preserve">八、目前檔案清單</w:t>
+        <w:t xml:space="preserve">八、Phase 4 化學層（2026 資料）</w:t>
+      </w:r>
+    </w:p>
+    <w:p>
+      <w:pPr>
+        <w:spacing w:after="120" w:before="0"/>
+      </w:pPr>
+      <w:r>
+        <w:rPr>
+          <w:rFonts w:ascii="Microsoft JhengHei" w:cs="Microsoft JhengHei" w:eastAsia="Microsoft JhengHei" w:hAnsi="Microsoft JhengHei"/>
+          <w:sz w:val="20"/>
+          <w:szCs w:val="20"/>
+        </w:rPr>
+        <w:t xml:space="preserve">兩條互補路徑：LOTUS 以物種為鍵，服務生物來源萃取物；PubChem 以 CAS 為鍵，服務有單一結構的成分。</w:t>
+      </w:r>
+    </w:p>
+    <w:tbl>
+      <w:tblPr>
+        <w:tblW w:type="dxa" w:w="9026"/>
+        <w:tblBorders>
+          <w:top w:val="single" w:color="auto" w:sz="4"/>
+          <w:left w:val="single" w:color="auto" w:sz="4"/>
+          <w:bottom w:val="single" w:color="auto" w:sz="4"/>
+          <w:right w:val="single" w:color="auto" w:sz="4"/>
+          <w:insideH w:val="single" w:color="auto" w:sz="4"/>
+          <w:insideV w:val="single" w:color="auto" w:sz="4"/>
+        </w:tblBorders>
+      </w:tblPr>
+      <w:tblGrid>
+        <w:gridCol w:w="2100"/>
+        <w:gridCol w:w="3400"/>
+        <w:gridCol w:w="3526"/>
+      </w:tblGrid>
+      <w:tr>
+        <w:trPr>
+          <w:tblHeader/>
+        </w:trPr>
+        <w:tc>
+          <w:tcPr>
+            <w:tcW w:type="dxa" w:w="2100"/>
+            <w:shd w:fill="1F3864" w:color="auto" w:val="clear"/>
+            <w:tcMar>
+              <w:top w:type="dxa" w:w="60"/>
+              <w:left w:type="dxa" w:w="100"/>
+              <w:bottom w:type="dxa" w:w="60"/>
+              <w:right w:type="dxa" w:w="100"/>
+            </w:tcMar>
+          </w:tcPr>
+          <w:p>
+            <w:pPr>
+              <w:spacing w:after="0"/>
+            </w:pPr>
+            <w:r>
+              <w:rPr>
+                <w:rFonts w:ascii="Microsoft JhengHei" w:cs="Microsoft JhengHei" w:eastAsia="Microsoft JhengHei" w:hAnsi="Microsoft JhengHei"/>
+                <w:b/>
+                <w:bCs/>
+                <w:color w:val="FFFFFF"/>
+                <w:sz w:val="19"/>
+                <w:szCs w:val="19"/>
+              </w:rPr>
+              <w:t xml:space="preserve"/>
+            </w:r>
+          </w:p>
+        </w:tc>
+        <w:tc>
+          <w:tcPr>
+            <w:tcW w:type="dxa" w:w="3400"/>
+            <w:shd w:fill="1F3864" w:color="auto" w:val="clear"/>
+            <w:tcMar>
+              <w:top w:type="dxa" w:w="60"/>
+              <w:left w:type="dxa" w:w="100"/>
+              <w:bottom w:type="dxa" w:w="60"/>
+              <w:right w:type="dxa" w:w="100"/>
+            </w:tcMar>
+          </w:tcPr>
+          <w:p>
+            <w:pPr>
+              <w:spacing w:after="0"/>
+            </w:pPr>
+            <w:r>
+              <w:rPr>
+                <w:rFonts w:ascii="Microsoft JhengHei" w:cs="Microsoft JhengHei" w:eastAsia="Microsoft JhengHei" w:hAnsi="Microsoft JhengHei"/>
+                <w:b/>
+                <w:bCs/>
+                <w:color w:val="FFFFFF"/>
+                <w:sz w:val="19"/>
+                <w:szCs w:val="19"/>
+              </w:rPr>
+              <w:t xml:space="preserve">LOTUS</w:t>
+            </w:r>
+          </w:p>
+        </w:tc>
+        <w:tc>
+          <w:tcPr>
+            <w:tcW w:type="dxa" w:w="3526"/>
+            <w:shd w:fill="1F3864" w:color="auto" w:val="clear"/>
+            <w:tcMar>
+              <w:top w:type="dxa" w:w="60"/>
+              <w:left w:type="dxa" w:w="100"/>
+              <w:bottom w:type="dxa" w:w="60"/>
+              <w:right w:type="dxa" w:w="100"/>
+            </w:tcMar>
+          </w:tcPr>
+          <w:p>
+            <w:pPr>
+              <w:spacing w:after="0"/>
+            </w:pPr>
+            <w:r>
+              <w:rPr>
+                <w:rFonts w:ascii="Microsoft JhengHei" w:cs="Microsoft JhengHei" w:eastAsia="Microsoft JhengHei" w:hAnsi="Microsoft JhengHei"/>
+                <w:b/>
+                <w:bCs/>
+                <w:color w:val="FFFFFF"/>
+                <w:sz w:val="19"/>
+                <w:szCs w:val="19"/>
+              </w:rPr>
+              <w:t xml:space="preserve">PubChem</w:t>
+            </w:r>
+          </w:p>
+        </w:tc>
+      </w:tr>
+      <w:tr>
+        <w:tc>
+          <w:tcPr>
+            <w:tcW w:type="dxa" w:w="2100"/>
+            <w:tcMar>
+              <w:top w:type="dxa" w:w="60"/>
+              <w:left w:type="dxa" w:w="100"/>
+              <w:bottom w:type="dxa" w:w="60"/>
+              <w:right w:type="dxa" w:w="100"/>
+            </w:tcMar>
+          </w:tcPr>
+          <w:p>
+            <w:pPr>
+              <w:spacing w:after="0"/>
+            </w:pPr>
+            <w:r>
+              <w:rPr>
+                <w:rFonts w:ascii="Microsoft JhengHei" w:cs="Microsoft JhengHei" w:eastAsia="Microsoft JhengHei" w:hAnsi="Microsoft JhengHei"/>
+                <w:b w:val="false"/>
+                <w:bCs w:val="false"/>
+                <w:sz w:val="19"/>
+                <w:szCs w:val="19"/>
+              </w:rPr>
+              <w:t xml:space="preserve">資料來源</w:t>
+            </w:r>
+          </w:p>
+        </w:tc>
+        <w:tc>
+          <w:tcPr>
+            <w:tcW w:type="dxa" w:w="3400"/>
+            <w:tcMar>
+              <w:top w:type="dxa" w:w="60"/>
+              <w:left w:type="dxa" w:w="100"/>
+              <w:bottom w:type="dxa" w:w="60"/>
+              <w:right w:type="dxa" w:w="100"/>
+            </w:tcMar>
+          </w:tcPr>
+          <w:p>
+            <w:pPr>
+              <w:spacing w:after="0"/>
+            </w:pPr>
+            <w:r>
+              <w:rPr>
+                <w:rFonts w:ascii="Microsoft JhengHei" w:cs="Microsoft JhengHei" w:eastAsia="Microsoft JhengHei" w:hAnsi="Microsoft JhengHei"/>
+                <w:b w:val="false"/>
+                <w:bCs w:val="false"/>
+                <w:sz w:val="19"/>
+                <w:szCs w:val="19"/>
+              </w:rPr>
+              <w:t xml:space="preserve">Zenodo 凍結版 2026-04-13</w:t>
+            </w:r>
+          </w:p>
+        </w:tc>
+        <w:tc>
+          <w:tcPr>
+            <w:tcW w:type="dxa" w:w="3526"/>
+            <w:tcMar>
+              <w:top w:type="dxa" w:w="60"/>
+              <w:left w:type="dxa" w:w="100"/>
+              <w:bottom w:type="dxa" w:w="60"/>
+              <w:right w:type="dxa" w:w="100"/>
+            </w:tcMar>
+          </w:tcPr>
+          <w:p>
+            <w:pPr>
+              <w:spacing w:after="0"/>
+            </w:pPr>
+            <w:r>
+              <w:rPr>
+                <w:rFonts w:ascii="Microsoft JhengHei" w:cs="Microsoft JhengHei" w:eastAsia="Microsoft JhengHei" w:hAnsi="Microsoft JhengHei"/>
+                <w:b w:val="false"/>
+                <w:bCs w:val="false"/>
+                <w:sz w:val="19"/>
+                <w:szCs w:val="19"/>
+              </w:rPr>
+              <w:t xml:space="preserve">PUG REST API</w:t>
+            </w:r>
+          </w:p>
+        </w:tc>
+      </w:tr>
+      <w:tr>
+        <w:tc>
+          <w:tcPr>
+            <w:tcW w:type="dxa" w:w="2100"/>
+            <w:shd w:fill="E8EEF7" w:color="auto" w:val="clear"/>
+            <w:tcMar>
+              <w:top w:type="dxa" w:w="60"/>
+              <w:left w:type="dxa" w:w="100"/>
+              <w:bottom w:type="dxa" w:w="60"/>
+              <w:right w:type="dxa" w:w="100"/>
+            </w:tcMar>
+          </w:tcPr>
+          <w:p>
+            <w:pPr>
+              <w:spacing w:after="0"/>
+            </w:pPr>
+            <w:r>
+              <w:rPr>
+                <w:rFonts w:ascii="Microsoft JhengHei" w:cs="Microsoft JhengHei" w:eastAsia="Microsoft JhengHei" w:hAnsi="Microsoft JhengHei"/>
+                <w:b w:val="false"/>
+                <w:bCs w:val="false"/>
+                <w:sz w:val="19"/>
+                <w:szCs w:val="19"/>
+              </w:rPr>
+              <w:t xml:space="preserve">規模</w:t>
+            </w:r>
+          </w:p>
+        </w:tc>
+        <w:tc>
+          <w:tcPr>
+            <w:tcW w:type="dxa" w:w="3400"/>
+            <w:shd w:fill="E8EEF7" w:color="auto" w:val="clear"/>
+            <w:tcMar>
+              <w:top w:type="dxa" w:w="60"/>
+              <w:left w:type="dxa" w:w="100"/>
+              <w:bottom w:type="dxa" w:w="60"/>
+              <w:right w:type="dxa" w:w="100"/>
+            </w:tcMar>
+          </w:tcPr>
+          <w:p>
+            <w:pPr>
+              <w:spacing w:after="0"/>
+            </w:pPr>
+            <w:r>
+              <w:rPr>
+                <w:rFonts w:ascii="Microsoft JhengHei" w:cs="Microsoft JhengHei" w:eastAsia="Microsoft JhengHei" w:hAnsi="Microsoft JhengHei"/>
+                <w:b w:val="false"/>
+                <w:bCs w:val="false"/>
+                <w:sz w:val="19"/>
+                <w:szCs w:val="19"/>
+              </w:rPr>
+              <w:t xml:space="preserve">674,454 組結構—生物—文獻三元組</w:t>
+            </w:r>
+          </w:p>
+        </w:tc>
+        <w:tc>
+          <w:tcPr>
+            <w:tcW w:type="dxa" w:w="3526"/>
+            <w:shd w:fill="E8EEF7" w:color="auto" w:val="clear"/>
+            <w:tcMar>
+              <w:top w:type="dxa" w:w="60"/>
+              <w:left w:type="dxa" w:w="100"/>
+              <w:bottom w:type="dxa" w:w="60"/>
+              <w:right w:type="dxa" w:w="100"/>
+            </w:tcMar>
+          </w:tcPr>
+          <w:p>
+            <w:pPr>
+              <w:spacing w:after="0"/>
+            </w:pPr>
+            <w:r>
+              <w:rPr>
+                <w:rFonts w:ascii="Microsoft JhengHei" w:cs="Microsoft JhengHei" w:eastAsia="Microsoft JhengHei" w:hAnsi="Microsoft JhengHei"/>
+                <w:b w:val="false"/>
+                <w:bCs w:val="false"/>
+                <w:sz w:val="19"/>
+                <w:szCs w:val="19"/>
+              </w:rPr>
+              <w:t xml:space="preserve">10,600 個不重複 CAS</w:t>
+            </w:r>
+          </w:p>
+        </w:tc>
+      </w:tr>
+      <w:tr>
+        <w:tc>
+          <w:tcPr>
+            <w:tcW w:type="dxa" w:w="2100"/>
+            <w:tcMar>
+              <w:top w:type="dxa" w:w="60"/>
+              <w:left w:type="dxa" w:w="100"/>
+              <w:bottom w:type="dxa" w:w="60"/>
+              <w:right w:type="dxa" w:w="100"/>
+            </w:tcMar>
+          </w:tcPr>
+          <w:p>
+            <w:pPr>
+              <w:spacing w:after="0"/>
+            </w:pPr>
+            <w:r>
+              <w:rPr>
+                <w:rFonts w:ascii="Microsoft JhengHei" w:cs="Microsoft JhengHei" w:eastAsia="Microsoft JhengHei" w:hAnsi="Microsoft JhengHei"/>
+                <w:b w:val="false"/>
+                <w:bCs w:val="false"/>
+                <w:sz w:val="19"/>
+                <w:szCs w:val="19"/>
+              </w:rPr>
+              <w:t xml:space="preserve">join 鍵</w:t>
+            </w:r>
+          </w:p>
+        </w:tc>
+        <w:tc>
+          <w:tcPr>
+            <w:tcW w:type="dxa" w:w="3400"/>
+            <w:tcMar>
+              <w:top w:type="dxa" w:w="60"/>
+              <w:left w:type="dxa" w:w="100"/>
+              <w:bottom w:type="dxa" w:w="60"/>
+              <w:right w:type="dxa" w:w="100"/>
+            </w:tcMar>
+          </w:tcPr>
+          <w:p>
+            <w:pPr>
+              <w:spacing w:after="0"/>
+            </w:pPr>
+            <w:r>
+              <w:rPr>
+                <w:rFonts w:ascii="Microsoft JhengHei" w:cs="Microsoft JhengHei" w:eastAsia="Microsoft JhengHei" w:hAnsi="Microsoft JhengHei"/>
+                <w:b w:val="false"/>
+                <w:bCs w:val="false"/>
+                <w:sz w:val="19"/>
+                <w:szCs w:val="19"/>
+              </w:rPr>
+              <w:t xml:space="preserve">GBIF 接受名（非原始 COSING 名）</w:t>
+            </w:r>
+          </w:p>
+        </w:tc>
+        <w:tc>
+          <w:tcPr>
+            <w:tcW w:type="dxa" w:w="3526"/>
+            <w:tcMar>
+              <w:top w:type="dxa" w:w="60"/>
+              <w:left w:type="dxa" w:w="100"/>
+              <w:bottom w:type="dxa" w:w="60"/>
+              <w:right w:type="dxa" w:w="100"/>
+            </w:tcMar>
+          </w:tcPr>
+          <w:p>
+            <w:pPr>
+              <w:spacing w:after="0"/>
+            </w:pPr>
+            <w:r>
+              <w:rPr>
+                <w:rFonts w:ascii="Microsoft JhengHei" w:cs="Microsoft JhengHei" w:eastAsia="Microsoft JhengHei" w:hAnsi="Microsoft JhengHei"/>
+                <w:b w:val="false"/>
+                <w:bCs w:val="false"/>
+                <w:sz w:val="19"/>
+                <w:szCs w:val="19"/>
+              </w:rPr>
+              <w:t xml:space="preserve">CAS 主碼</w:t>
+            </w:r>
+          </w:p>
+        </w:tc>
+      </w:tr>
+      <w:tr>
+        <w:tc>
+          <w:tcPr>
+            <w:tcW w:type="dxa" w:w="2100"/>
+            <w:shd w:fill="E8EEF7" w:color="auto" w:val="clear"/>
+            <w:tcMar>
+              <w:top w:type="dxa" w:w="60"/>
+              <w:left w:type="dxa" w:w="100"/>
+              <w:bottom w:type="dxa" w:w="60"/>
+              <w:right w:type="dxa" w:w="100"/>
+            </w:tcMar>
+          </w:tcPr>
+          <w:p>
+            <w:pPr>
+              <w:spacing w:after="0"/>
+            </w:pPr>
+            <w:r>
+              <w:rPr>
+                <w:rFonts w:ascii="Microsoft JhengHei" w:cs="Microsoft JhengHei" w:eastAsia="Microsoft JhengHei" w:hAnsi="Microsoft JhengHei"/>
+                <w:b w:val="false"/>
+                <w:bCs w:val="false"/>
+                <w:sz w:val="19"/>
+                <w:szCs w:val="19"/>
+              </w:rPr>
+              <w:t xml:space="preserve">覆蓋率</w:t>
+            </w:r>
+          </w:p>
+        </w:tc>
+        <w:tc>
+          <w:tcPr>
+            <w:tcW w:type="dxa" w:w="3400"/>
+            <w:shd w:fill="E8EEF7" w:color="auto" w:val="clear"/>
+            <w:tcMar>
+              <w:top w:type="dxa" w:w="60"/>
+              <w:left w:type="dxa" w:w="100"/>
+              <w:bottom w:type="dxa" w:w="60"/>
+              <w:right w:type="dxa" w:w="100"/>
+            </w:tcMar>
+          </w:tcPr>
+          <w:p>
+            <w:pPr>
+              <w:spacing w:after="0"/>
+            </w:pPr>
+            <w:r>
+              <w:rPr>
+                <w:rFonts w:ascii="Microsoft JhengHei" w:cs="Microsoft JhengHei" w:eastAsia="Microsoft JhengHei" w:hAnsi="Microsoft JhengHei"/>
+                <w:b w:val="false"/>
+                <w:bCs w:val="false"/>
+                <w:sz w:val="19"/>
+                <w:szCs w:val="19"/>
+              </w:rPr>
+              <w:t xml:space="preserve">2,219 / 2,827 物種（78.5%）</w:t>
+            </w:r>
+          </w:p>
+        </w:tc>
+        <w:tc>
+          <w:tcPr>
+            <w:tcW w:type="dxa" w:w="3526"/>
+            <w:shd w:fill="E8EEF7" w:color="auto" w:val="clear"/>
+            <w:tcMar>
+              <w:top w:type="dxa" w:w="60"/>
+              <w:left w:type="dxa" w:w="100"/>
+              <w:bottom w:type="dxa" w:w="60"/>
+              <w:right w:type="dxa" w:w="100"/>
+            </w:tcMar>
+          </w:tcPr>
+          <w:p>
+            <w:pPr>
+              <w:spacing w:after="0"/>
+            </w:pPr>
+            <w:r>
+              <w:rPr>
+                <w:rFonts w:ascii="Microsoft JhengHei" w:cs="Microsoft JhengHei" w:eastAsia="Microsoft JhengHei" w:hAnsi="Microsoft JhengHei"/>
+                <w:b w:val="false"/>
+                <w:bCs w:val="false"/>
+                <w:sz w:val="19"/>
+                <w:szCs w:val="19"/>
+              </w:rPr>
+              <w:t xml:space="preserve">6,557 / 10,600（61.9%）</w:t>
+            </w:r>
+          </w:p>
+        </w:tc>
+      </w:tr>
+      <w:tr>
+        <w:tc>
+          <w:tcPr>
+            <w:tcW w:type="dxa" w:w="2100"/>
+            <w:tcMar>
+              <w:top w:type="dxa" w:w="60"/>
+              <w:left w:type="dxa" w:w="100"/>
+              <w:bottom w:type="dxa" w:w="60"/>
+              <w:right w:type="dxa" w:w="100"/>
+            </w:tcMar>
+          </w:tcPr>
+          <w:p>
+            <w:pPr>
+              <w:spacing w:after="0"/>
+            </w:pPr>
+            <w:r>
+              <w:rPr>
+                <w:rFonts w:ascii="Microsoft JhengHei" w:cs="Microsoft JhengHei" w:eastAsia="Microsoft JhengHei" w:hAnsi="Microsoft JhengHei"/>
+                <w:b w:val="false"/>
+                <w:bCs w:val="false"/>
+                <w:sz w:val="19"/>
+                <w:szCs w:val="19"/>
+              </w:rPr>
+              <w:t xml:space="preserve">產出</w:t>
+            </w:r>
+          </w:p>
+        </w:tc>
+        <w:tc>
+          <w:tcPr>
+            <w:tcW w:type="dxa" w:w="3400"/>
+            <w:tcMar>
+              <w:top w:type="dxa" w:w="60"/>
+              <w:left w:type="dxa" w:w="100"/>
+              <w:bottom w:type="dxa" w:w="60"/>
+              <w:right w:type="dxa" w:w="100"/>
+            </w:tcMar>
+          </w:tcPr>
+          <w:p>
+            <w:pPr>
+              <w:spacing w:after="0"/>
+            </w:pPr>
+            <w:r>
+              <w:rPr>
+                <w:rFonts w:ascii="Microsoft JhengHei" w:cs="Microsoft JhengHei" w:eastAsia="Microsoft JhengHei" w:hAnsi="Microsoft JhengHei"/>
+                <w:b w:val="false"/>
+                <w:bCs w:val="false"/>
+                <w:sz w:val="19"/>
+                <w:szCs w:val="19"/>
+              </w:rPr>
+              <w:t xml:space="preserve">species_compounds_v2026（126,775 配對）</w:t>
+            </w:r>
+          </w:p>
+        </w:tc>
+        <w:tc>
+          <w:tcPr>
+            <w:tcW w:type="dxa" w:w="3526"/>
+            <w:tcMar>
+              <w:top w:type="dxa" w:w="60"/>
+              <w:left w:type="dxa" w:w="100"/>
+              <w:bottom w:type="dxa" w:w="60"/>
+              <w:right w:type="dxa" w:w="100"/>
+            </w:tcMar>
+          </w:tcPr>
+          <w:p>
+            <w:pPr>
+              <w:spacing w:after="0"/>
+            </w:pPr>
+            <w:r>
+              <w:rPr>
+                <w:rFonts w:ascii="Microsoft JhengHei" w:cs="Microsoft JhengHei" w:eastAsia="Microsoft JhengHei" w:hAnsi="Microsoft JhengHei"/>
+                <w:b w:val="false"/>
+                <w:bCs w:val="false"/>
+                <w:sz w:val="19"/>
+                <w:szCs w:val="19"/>
+              </w:rPr>
+              <w:t xml:space="preserve">cas_structure_v2026</w:t>
+            </w:r>
+          </w:p>
+        </w:tc>
+      </w:tr>
+      <w:tr>
+        <w:tc>
+          <w:tcPr>
+            <w:tcW w:type="dxa" w:w="2100"/>
+            <w:shd w:fill="E8EEF7" w:color="auto" w:val="clear"/>
+            <w:tcMar>
+              <w:top w:type="dxa" w:w="60"/>
+              <w:left w:type="dxa" w:w="100"/>
+              <w:bottom w:type="dxa" w:w="60"/>
+              <w:right w:type="dxa" w:w="100"/>
+            </w:tcMar>
+          </w:tcPr>
+          <w:p>
+            <w:pPr>
+              <w:spacing w:after="0"/>
+            </w:pPr>
+            <w:r>
+              <w:rPr>
+                <w:rFonts w:ascii="Microsoft JhengHei" w:cs="Microsoft JhengHei" w:eastAsia="Microsoft JhengHei" w:hAnsi="Microsoft JhengHei"/>
+                <w:b w:val="false"/>
+                <w:bCs w:val="false"/>
+                <w:sz w:val="19"/>
+                <w:szCs w:val="19"/>
+              </w:rPr>
+              <w:t xml:space="preserve">驗收</w:t>
+            </w:r>
+          </w:p>
+        </w:tc>
+        <w:tc>
+          <w:tcPr>
+            <w:tcW w:type="dxa" w:w="3400"/>
+            <w:shd w:fill="E8EEF7" w:color="auto" w:val="clear"/>
+            <w:tcMar>
+              <w:top w:type="dxa" w:w="60"/>
+              <w:left w:type="dxa" w:w="100"/>
+              <w:bottom w:type="dxa" w:w="60"/>
+              <w:right w:type="dxa" w:w="100"/>
+            </w:tcMar>
+          </w:tcPr>
+          <w:p>
+            <w:pPr>
+              <w:spacing w:after="0"/>
+            </w:pPr>
+            <w:r>
+              <w:rPr>
+                <w:rFonts w:ascii="Microsoft JhengHei" w:cs="Microsoft JhengHei" w:eastAsia="Microsoft JhengHei" w:hAnsi="Microsoft JhengHei"/>
+                <w:b w:val="false"/>
+                <w:bCs w:val="false"/>
+                <w:sz w:val="19"/>
+                <w:szCs w:val="19"/>
+              </w:rPr>
+              <w:t xml:space="preserve">四項通過</w:t>
+            </w:r>
+          </w:p>
+        </w:tc>
+        <w:tc>
+          <w:tcPr>
+            <w:tcW w:type="dxa" w:w="3526"/>
+            <w:shd w:fill="E8EEF7" w:color="auto" w:val="clear"/>
+            <w:tcMar>
+              <w:top w:type="dxa" w:w="60"/>
+              <w:left w:type="dxa" w:w="100"/>
+              <w:bottom w:type="dxa" w:w="60"/>
+              <w:right w:type="dxa" w:w="100"/>
+            </w:tcMar>
+          </w:tcPr>
+          <w:p>
+            <w:pPr>
+              <w:spacing w:after="0"/>
+            </w:pPr>
+            <w:r>
+              <w:rPr>
+                <w:rFonts w:ascii="Microsoft JhengHei" w:cs="Microsoft JhengHei" w:eastAsia="Microsoft JhengHei" w:hAnsi="Microsoft JhengHei"/>
+                <w:b w:val="false"/>
+                <w:bCs w:val="false"/>
+                <w:sz w:val="19"/>
+                <w:szCs w:val="19"/>
+              </w:rPr>
+              <w:t xml:space="preserve">四項通過</w:t>
+            </w:r>
+          </w:p>
+        </w:tc>
+      </w:tr>
+    </w:tbl>
+    <w:p>
+      <w:pPr>
+        <w:spacing w:after="120" w:before="0"/>
+      </w:pPr>
+      <w:r>
+        <w:rPr>
+          <w:rFonts w:ascii="Microsoft JhengHei" w:cs="Microsoft JhengHei" w:eastAsia="Microsoft JhengHei" w:hAnsi="Microsoft JhengHei"/>
+          <w:sz w:val="20"/>
+          <w:szCs w:val="20"/>
+        </w:rPr>
+        <w:t xml:space="preserve"/>
+      </w:r>
+    </w:p>
+    <w:p>
+      <w:pPr>
+        <w:spacing w:after="120" w:before="0"/>
+      </w:pPr>
+      <w:r>
+        <w:rPr>
+          <w:rFonts w:ascii="Microsoft JhengHei" w:cs="Microsoft JhengHei" w:eastAsia="Microsoft JhengHei" w:hAnsi="Microsoft JhengHei"/>
+          <w:b/>
+          <w:bCs/>
+          <w:sz w:val="20"/>
+          <w:szCs w:val="20"/>
+        </w:rPr>
+        <w:t xml:space="preserve">專案核心假設現在可量化</w:t>
+      </w:r>
+    </w:p>
+    <w:p>
+      <w:pPr>
+        <w:spacing w:after="120" w:before="0"/>
+      </w:pPr>
+      <w:r>
+        <w:rPr>
+          <w:rFonts w:ascii="Microsoft JhengHei" w:cs="Microsoft JhengHei" w:eastAsia="Microsoft JhengHei" w:hAnsi="Microsoft JhengHei"/>
+          <w:sz w:val="20"/>
+          <w:szCs w:val="20"/>
+        </w:rPr>
+        <w:t xml:space="preserve">「親緣相近的植物產生相似次級代謝物」過去只能靠科屬階層間接支持，現在有實際化合物集合：</w:t>
+      </w:r>
+    </w:p>
+    <w:p>
+      <w:pPr>
+        <w:shd w:fill="F5F5F5" w:color="auto" w:val="clear"/>
+        <w:spacing w:after="0" w:before="40"/>
+        <w:ind w:left="280"/>
+      </w:pPr>
+      <w:r>
+        <w:rPr>
+          <w:rFonts w:ascii="Courier New" w:cs="Courier New" w:eastAsia="Courier New" w:hAnsi="Courier New"/>
+          <w:sz w:val="17"/>
+          <w:szCs w:val="17"/>
+        </w:rPr>
+        <w:t xml:space="preserve">  Asteraceae     7,085 個化合物  跨 170 物種</w:t>
+      </w:r>
+    </w:p>
+    <w:p>
+      <w:pPr>
+        <w:shd w:fill="F5F5F5" w:color="auto" w:val="clear"/>
+        <w:spacing w:after="0" w:before="0"/>
+        <w:ind w:left="280"/>
+      </w:pPr>
+      <w:r>
+        <w:rPr>
+          <w:rFonts w:ascii="Courier New" w:cs="Courier New" w:eastAsia="Courier New" w:hAnsi="Courier New"/>
+          <w:sz w:val="17"/>
+          <w:szCs w:val="17"/>
+        </w:rPr>
+        <w:t xml:space="preserve">  Fabaceae       5,918           跨 157</w:t>
+      </w:r>
+    </w:p>
+    <w:p>
+      <w:pPr>
+        <w:shd w:fill="F5F5F5" w:color="auto" w:val="clear"/>
+        <w:spacing w:after="0" w:before="0"/>
+        <w:ind w:left="280"/>
+      </w:pPr>
+      <w:r>
+        <w:rPr>
+          <w:rFonts w:ascii="Courier New" w:cs="Courier New" w:eastAsia="Courier New" w:hAnsi="Courier New"/>
+          <w:sz w:val="17"/>
+          <w:szCs w:val="17"/>
+        </w:rPr>
+        <w:t xml:space="preserve">  Lamiaceae      3,864           跨 109</w:t>
+      </w:r>
+    </w:p>
+    <w:p>
+      <w:pPr>
+        <w:shd w:fill="F5F5F5" w:color="auto" w:val="clear"/>
+        <w:spacing w:after="160" w:before="0"/>
+        <w:ind w:left="280"/>
+      </w:pPr>
+      <w:r>
+        <w:rPr>
+          <w:rFonts w:ascii="Courier New" w:cs="Courier New" w:eastAsia="Courier New" w:hAnsi="Courier New"/>
+          <w:sz w:val="17"/>
+          <w:szCs w:val="17"/>
+        </w:rPr>
+        <w:t xml:space="preserve">  Zingiberaceae  1,977           跨  32</w:t>
+      </w:r>
+    </w:p>
+    <w:p>
+      <w:pPr>
+        <w:pBdr>
+          <w:left w:val="single" w:color="C9A227" w:sz="18" w:space="12"/>
+        </w:pBdr>
+        <w:spacing w:after="160" w:before="80"/>
+        <w:ind w:left="240"/>
+      </w:pPr>
+      <w:r>
+        <w:rPr>
+          <w:rFonts w:ascii="Microsoft JhengHei" w:cs="Microsoft JhengHei" w:eastAsia="Microsoft JhengHei" w:hAnsi="Microsoft JhengHei"/>
+          <w:i w:val="false"/>
+          <w:iCs w:val="false"/>
+          <w:sz w:val="20"/>
+          <w:szCs w:val="20"/>
+        </w:rPr>
+        <w:t xml:space="preserve">⚠️ 覆蓋率偏誤在資料上直接可見：成分數最多的物種是 Arabidopsis thaliana（阿拉伯芥），一個實驗室模式植物，不是化妝品原料。它排第一純粹因為被研究得最多。各科覆蓋率反映研究熱度，不是化學豐富度。報告明確要求下游不得把「無資料」當成「無成分」。</w:t>
+      </w:r>
+    </w:p>
+    <w:p>
+      <w:pPr>
+        <w:pBdr>
+          <w:left w:val="single" w:color="C9A227" w:sz="18" w:space="12"/>
+        </w:pBdr>
+        <w:spacing w:after="160" w:before="80"/>
+        <w:ind w:left="240"/>
+      </w:pPr>
+      <w:r>
+        <w:rPr>
+          <w:rFonts w:ascii="Microsoft JhengHei" w:cs="Microsoft JhengHei" w:eastAsia="Microsoft JhengHei" w:hAnsi="Microsoft JhengHei"/>
+          <w:i w:val="false"/>
+          <w:iCs w:val="false"/>
+          <w:sz w:val="20"/>
+          <w:szCs w:val="20"/>
+        </w:rPr>
+        <w:t xml:space="preserve">PubChem 對生物來源的覆蓋率只有 2.5%，這是預期內的：萃取物是混合物，一個 CAS 指的是「某某植物萃取物」這個材料，不是單一分子。萃取物的化學層應以 LOTUS 為主，PubChem 為輔（對合成成分覆蓋 27.3%）。</w:t>
+      </w:r>
+    </w:p>
+    <w:p>
+      <w:pPr>
+        <w:pStyle w:val="Heading1"/>
+        <w:spacing w:after="140" w:before="360"/>
+      </w:pPr>
+      <w:r>
+        <w:rPr>
+          <w:rFonts w:ascii="Microsoft JhengHei" w:cs="Microsoft JhengHei" w:eastAsia="Microsoft JhengHei" w:hAnsi="Microsoft JhengHei"/>
+          <w:b/>
+          <w:bCs/>
+          <w:color w:val="1F3864"/>
+          <w:sz w:val="30"/>
+          <w:szCs w:val="30"/>
+        </w:rPr>
+        <w:t xml:space="preserve">九、目前檔案清單</w:t>
       </w:r>
     </w:p>
     <w:tbl>
@@ -15592,6 +16449,116 @@
                 <w:sz w:val="19"/>
                 <w:szCs w:val="19"/>
               </w:rPr>
+              <w:t xml:space="preserve">_scripts/13_lotus.py</w:t>
+            </w:r>
+          </w:p>
+        </w:tc>
+        <w:tc>
+          <w:tcPr>
+            <w:tcW w:type="dxa" w:w="5626"/>
+            <w:shd w:fill="E8EEF7" w:color="auto" w:val="clear"/>
+            <w:tcMar>
+              <w:top w:type="dxa" w:w="60"/>
+              <w:left w:type="dxa" w:w="100"/>
+              <w:bottom w:type="dxa" w:w="60"/>
+              <w:right w:type="dxa" w:w="100"/>
+            </w:tcMar>
+          </w:tcPr>
+          <w:p>
+            <w:pPr>
+              <w:spacing w:after="0"/>
+            </w:pPr>
+            <w:r>
+              <w:rPr>
+                <w:rFonts w:ascii="Microsoft JhengHei" w:cs="Microsoft JhengHei" w:eastAsia="Microsoft JhengHei" w:hAnsi="Microsoft JhengHei"/>
+                <w:b w:val="false"/>
+                <w:bCs w:val="false"/>
+                <w:sz w:val="19"/>
+                <w:szCs w:val="19"/>
+              </w:rPr>
+              <w:t xml:space="preserve">LOTUS 成分層富集</w:t>
+            </w:r>
+          </w:p>
+        </w:tc>
+      </w:tr>
+      <w:tr>
+        <w:tc>
+          <w:tcPr>
+            <w:tcW w:type="dxa" w:w="3400"/>
+            <w:tcMar>
+              <w:top w:type="dxa" w:w="60"/>
+              <w:left w:type="dxa" w:w="100"/>
+              <w:bottom w:type="dxa" w:w="60"/>
+              <w:right w:type="dxa" w:w="100"/>
+            </w:tcMar>
+          </w:tcPr>
+          <w:p>
+            <w:pPr>
+              <w:spacing w:after="0"/>
+            </w:pPr>
+            <w:r>
+              <w:rPr>
+                <w:rFonts w:ascii="Courier New" w:cs="Courier New" w:eastAsia="Courier New" w:hAnsi="Courier New"/>
+                <w:b w:val="false"/>
+                <w:bCs w:val="false"/>
+                <w:sz w:val="19"/>
+                <w:szCs w:val="19"/>
+              </w:rPr>
+              <w:t xml:space="preserve">_scripts/14_pubchem.py</w:t>
+            </w:r>
+          </w:p>
+        </w:tc>
+        <w:tc>
+          <w:tcPr>
+            <w:tcW w:type="dxa" w:w="5626"/>
+            <w:tcMar>
+              <w:top w:type="dxa" w:w="60"/>
+              <w:left w:type="dxa" w:w="100"/>
+              <w:bottom w:type="dxa" w:w="60"/>
+              <w:right w:type="dxa" w:w="100"/>
+            </w:tcMar>
+          </w:tcPr>
+          <w:p>
+            <w:pPr>
+              <w:spacing w:after="0"/>
+            </w:pPr>
+            <w:r>
+              <w:rPr>
+                <w:rFonts w:ascii="Microsoft JhengHei" w:cs="Microsoft JhengHei" w:eastAsia="Microsoft JhengHei" w:hAnsi="Microsoft JhengHei"/>
+                <w:b w:val="false"/>
+                <w:bCs w:val="false"/>
+                <w:sz w:val="19"/>
+                <w:szCs w:val="19"/>
+              </w:rPr>
+              <w:t xml:space="preserve">PubChem 結構層富集（快取）</w:t>
+            </w:r>
+          </w:p>
+        </w:tc>
+      </w:tr>
+      <w:tr>
+        <w:tc>
+          <w:tcPr>
+            <w:tcW w:type="dxa" w:w="3400"/>
+            <w:shd w:fill="E8EEF7" w:color="auto" w:val="clear"/>
+            <w:tcMar>
+              <w:top w:type="dxa" w:w="60"/>
+              <w:left w:type="dxa" w:w="100"/>
+              <w:bottom w:type="dxa" w:w="60"/>
+              <w:right w:type="dxa" w:w="100"/>
+            </w:tcMar>
+          </w:tcPr>
+          <w:p>
+            <w:pPr>
+              <w:spacing w:after="0"/>
+            </w:pPr>
+            <w:r>
+              <w:rPr>
+                <w:rFonts w:ascii="Courier New" w:cs="Courier New" w:eastAsia="Courier New" w:hAnsi="Courier New"/>
+                <w:b w:val="false"/>
+                <w:bCs w:val="false"/>
+                <w:sz w:val="19"/>
+                <w:szCs w:val="19"/>
+              </w:rPr>
               <w:t xml:space="preserve">_scripts/07_insights.py</w:t>
             </w:r>
           </w:p>
@@ -16060,6 +17027,116 @@
                 <w:szCs w:val="19"/>
               </w:rPr>
               <w:t xml:space="preserve">2019 快照 vs 2026 現況差異</w:t>
+            </w:r>
+          </w:p>
+        </w:tc>
+      </w:tr>
+      <w:tr>
+        <w:tc>
+          <w:tcPr>
+            <w:tcW w:type="dxa" w:w="3400"/>
+            <w:tcMar>
+              <w:top w:type="dxa" w:w="60"/>
+              <w:left w:type="dxa" w:w="100"/>
+              <w:bottom w:type="dxa" w:w="60"/>
+              <w:right w:type="dxa" w:w="100"/>
+            </w:tcMar>
+          </w:tcPr>
+          <w:p>
+            <w:pPr>
+              <w:spacing w:after="0"/>
+            </w:pPr>
+            <w:r>
+              <w:rPr>
+                <w:rFonts w:ascii="Courier New" w:cs="Courier New" w:eastAsia="Courier New" w:hAnsi="Courier New"/>
+                <w:b w:val="false"/>
+                <w:bCs w:val="false"/>
+                <w:sz w:val="19"/>
+                <w:szCs w:val="19"/>
+              </w:rPr>
+              <w:t xml:space="preserve">90-Reports/lotus-report_v2026.md</w:t>
+            </w:r>
+          </w:p>
+        </w:tc>
+        <w:tc>
+          <w:tcPr>
+            <w:tcW w:type="dxa" w:w="5626"/>
+            <w:tcMar>
+              <w:top w:type="dxa" w:w="60"/>
+              <w:left w:type="dxa" w:w="100"/>
+              <w:bottom w:type="dxa" w:w="60"/>
+              <w:right w:type="dxa" w:w="100"/>
+            </w:tcMar>
+          </w:tcPr>
+          <w:p>
+            <w:pPr>
+              <w:spacing w:after="0"/>
+            </w:pPr>
+            <w:r>
+              <w:rPr>
+                <w:rFonts w:ascii="Microsoft JhengHei" w:cs="Microsoft JhengHei" w:eastAsia="Microsoft JhengHei" w:hAnsi="Microsoft JhengHei"/>
+                <w:b w:val="false"/>
+                <w:bCs w:val="false"/>
+                <w:sz w:val="19"/>
+                <w:szCs w:val="19"/>
+              </w:rPr>
+              <w:t xml:space="preserve">Phase 4a LOTUS 覆蓋率與偏誤</w:t>
+            </w:r>
+          </w:p>
+        </w:tc>
+      </w:tr>
+      <w:tr>
+        <w:tc>
+          <w:tcPr>
+            <w:tcW w:type="dxa" w:w="3400"/>
+            <w:shd w:fill="E8EEF7" w:color="auto" w:val="clear"/>
+            <w:tcMar>
+              <w:top w:type="dxa" w:w="60"/>
+              <w:left w:type="dxa" w:w="100"/>
+              <w:bottom w:type="dxa" w:w="60"/>
+              <w:right w:type="dxa" w:w="100"/>
+            </w:tcMar>
+          </w:tcPr>
+          <w:p>
+            <w:pPr>
+              <w:spacing w:after="0"/>
+            </w:pPr>
+            <w:r>
+              <w:rPr>
+                <w:rFonts w:ascii="Courier New" w:cs="Courier New" w:eastAsia="Courier New" w:hAnsi="Courier New"/>
+                <w:b w:val="false"/>
+                <w:bCs w:val="false"/>
+                <w:sz w:val="19"/>
+                <w:szCs w:val="19"/>
+              </w:rPr>
+              <w:t xml:space="preserve">90-Reports/pubchem-report_v2026.md</w:t>
+            </w:r>
+          </w:p>
+        </w:tc>
+        <w:tc>
+          <w:tcPr>
+            <w:tcW w:type="dxa" w:w="5626"/>
+            <w:shd w:fill="E8EEF7" w:color="auto" w:val="clear"/>
+            <w:tcMar>
+              <w:top w:type="dxa" w:w="60"/>
+              <w:left w:type="dxa" w:w="100"/>
+              <w:bottom w:type="dxa" w:w="60"/>
+              <w:right w:type="dxa" w:w="100"/>
+            </w:tcMar>
+          </w:tcPr>
+          <w:p>
+            <w:pPr>
+              <w:spacing w:after="0"/>
+            </w:pPr>
+            <w:r>
+              <w:rPr>
+                <w:rFonts w:ascii="Microsoft JhengHei" w:cs="Microsoft JhengHei" w:eastAsia="Microsoft JhengHei" w:hAnsi="Microsoft JhengHei"/>
+                <w:b w:val="false"/>
+                <w:bCs w:val="false"/>
+                <w:sz w:val="19"/>
+                <w:szCs w:val="19"/>
+              </w:rPr>
+              <w:t xml:space="preserve">Phase 4b PubChem 結構覆蓋率</w:t>
             </w:r>
           </w:p>
         </w:tc>

--- a/90-Reports/實作階段狀態紀錄.docx
+++ b/90-Reports/實作階段狀態紀錄.docx
@@ -161,7 +161,7 @@
                 <w:sz w:val="19"/>
                 <w:szCs w:val="19"/>
               </w:rPr>
-              <w:t xml:space="preserve">2026-08-20</w:t>
+              <w:t xml:space="preserve">2026-08-21</w:t>
             </w:r>
           </w:p>
         </w:tc>
@@ -381,7 +381,7 @@
                 <w:sz w:val="19"/>
                 <w:szCs w:val="19"/>
               </w:rPr>
-              <w:t xml:space="preserve">git，15 個 commit</w:t>
+              <w:t xml:space="preserve">git，16 個 commit</w:t>
             </w:r>
           </w:p>
         </w:tc>
@@ -11029,7 +11029,7 @@
                 <w:sz w:val="19"/>
                 <w:szCs w:val="19"/>
               </w:rPr>
-              <w:t xml:space="preserve">原計劃未想到的第二條路徑；10,008 個唯一 CAS 可直接換結構，對 9,760 筆合成化學品尤其有效</w:t>
+              <w:t xml:space="preserve">原計劃未想到的第二條路徑；2019 快照有 9,796 個不重複 CAS 主碼（含多值為 10,531），對 9,760 筆合成化學品尤其有效</w:t>
             </w:r>
           </w:p>
         </w:tc>

--- a/90-Reports/實作階段狀態紀錄.docx
+++ b/90-Reports/實作階段狀態紀錄.docx
@@ -161,7 +161,7 @@
                 <w:sz w:val="19"/>
                 <w:szCs w:val="19"/>
               </w:rPr>
-              <w:t xml:space="preserve">2026-08-21</w:t>
+              <w:t xml:space="preserve">2026-08-27</w:t>
             </w:r>
           </w:p>
         </w:tc>
@@ -381,7 +381,7 @@
                 <w:sz w:val="19"/>
                 <w:szCs w:val="19"/>
               </w:rPr>
-              <w:t xml:space="preserve">git，16 個 commit</w:t>
+              <w:t xml:space="preserve">git，18 個 commit</w:t>
             </w:r>
           </w:p>
         </w:tc>
@@ -1226,7 +1226,7 @@
         <w:tc>
           <w:tcPr>
             <w:tcW w:type="dxa" w:w="1300"/>
-            <w:shd w:fill="EFEFEF" w:color="auto" w:val="clear"/>
+            <w:shd w:fill="D9EAD3" w:color="auto" w:val="clear"/>
             <w:tcMar>
               <w:top w:type="dxa" w:w="60"/>
               <w:left w:type="dxa" w:w="100"/>
@@ -1242,10 +1242,12 @@
             <w:r>
               <w:rPr>
                 <w:rFonts w:ascii="Microsoft JhengHei" w:cs="Microsoft JhengHei" w:eastAsia="Microsoft JhengHei" w:hAnsi="Microsoft JhengHei"/>
-                <w:sz w:val="19"/>
-                <w:szCs w:val="19"/>
-              </w:rPr>
-              <w:t xml:space="preserve">⬜ 未開始</w:t>
+                <w:b/>
+                <w:bCs/>
+                <w:sz w:val="19"/>
+                <w:szCs w:val="19"/>
+              </w:rPr>
+              <w:t xml:space="preserve">✅ 完成</w:t>
             </w:r>
           </w:p>
         </w:tc>
@@ -1272,7 +1274,7 @@
                 <w:sz w:val="19"/>
                 <w:szCs w:val="19"/>
               </w:rPr>
-              <w:t xml:space="preserve">90-Reports/ 下各項分析</w:t>
+              <w:t xml:space="preserve">90-Reports/associations_v2026.md — 六項分析</w:t>
             </w:r>
           </w:p>
         </w:tc>
@@ -1334,7 +1336,7 @@
         <w:tc>
           <w:tcPr>
             <w:tcW w:type="dxa" w:w="1300"/>
-            <w:shd w:fill="EFEFEF" w:color="auto" w:val="clear"/>
+            <w:shd w:fill="D9EAD3" w:color="auto" w:val="clear"/>
             <w:tcMar>
               <w:top w:type="dxa" w:w="60"/>
               <w:left w:type="dxa" w:w="100"/>
@@ -1350,10 +1352,12 @@
             <w:r>
               <w:rPr>
                 <w:rFonts w:ascii="Microsoft JhengHei" w:cs="Microsoft JhengHei" w:eastAsia="Microsoft JhengHei" w:hAnsi="Microsoft JhengHei"/>
-                <w:sz w:val="19"/>
-                <w:szCs w:val="19"/>
-              </w:rPr>
-              <w:t xml:space="preserve">⬜ 未開始</w:t>
+                <w:b/>
+                <w:bCs/>
+                <w:sz w:val="19"/>
+                <w:szCs w:val="19"/>
+              </w:rPr>
+              <w:t xml:space="preserve">✅ 完成</w:t>
             </w:r>
           </w:p>
         </w:tc>
@@ -1379,7 +1383,7 @@
                 <w:sz w:val="19"/>
                 <w:szCs w:val="19"/>
               </w:rPr>
-              <w:t xml:space="preserve">10-Species / 20-Family / 30-MOC 筆記</w:t>
+              <w:t xml:space="preserve">2,827 物種 + 376 科 + 134 MOC = 3,340 筆記</w:t>
             </w:r>
           </w:p>
         </w:tc>
@@ -1528,7 +1532,7 @@
           <w:sz w:val="20"/>
           <w:szCs w:val="20"/>
         </w:rPr>
-        <w:t xml:space="preserve">8 個 Phase 中，5 個完成、3 個未開始。Phase 0–3 在兩份資料上各跑完一次，Phase 4 已在 2026 資料上完成。</w:t>
+        <w:t xml:space="preserve">8 個 Phase 中，7 個完成、1 個未開始。Phase 0–3 在兩份資料上各跑完一次，Phase 4–6 已在 2026 資料上完成。</w:t>
       </w:r>
     </w:p>
     <w:p>
@@ -10844,7 +10848,7 @@
           <w:sz w:val="24"/>
           <w:szCs w:val="24"/>
         </w:rPr>
-        <w:t xml:space="preserve">Phase 4 — 外部化學層富集　⬜ 未開始</w:t>
+        <w:t xml:space="preserve">Phase 4 — 外部化學層富集　✅ 完成</w:t>
       </w:r>
     </w:p>
     <w:tbl>
@@ -11068,7 +11072,7 @@
           <w:sz w:val="24"/>
           <w:szCs w:val="24"/>
         </w:rPr>
-        <w:t xml:space="preserve">Phase 5 — 挖掘隱藏關聯　⬜ 未開始</w:t>
+        <w:t xml:space="preserve">Phase 5 — 挖掘隱藏關聯　✅ 完成</w:t>
       </w:r>
     </w:p>
     <w:p>
@@ -11081,7 +11085,7 @@
           <w:sz w:val="20"/>
           <w:szCs w:val="20"/>
         </w:rPr>
-        <w:t xml:space="preserve">前三項離線即可執行，不需等 Phase 4。</w:t>
+        <w:t xml:space="preserve">六項跨面向分析全部完成，產出 associations_v2026.md（780 行），七項驗收全數通過。</w:t>
       </w:r>
     </w:p>
     <w:tbl>
@@ -11186,7 +11190,7 @@
                 <w:sz w:val="19"/>
                 <w:szCs w:val="19"/>
               </w:rPr>
-              <w:t xml:space="preserve">說明</w:t>
+              <w:t xml:space="preserve">結果</w:t>
             </w:r>
           </w:p>
         </w:tc>
@@ -11267,7 +11271,7 @@
                 <w:sz w:val="19"/>
                 <w:szCs w:val="19"/>
               </w:rPr>
-              <w:t xml:space="preserve">某用途集中在哪些科，列出該科中尚未收錄的物種</w:t>
+              <w:t xml:space="preserve">299 個科有 gap 候選；Asteraceae 1,807 種、Fabaceae 1,751 種在 LOTUS 中有化合物但不在 COSING</w:t>
             </w:r>
           </w:p>
         </w:tc>
@@ -11351,7 +11355,7 @@
                 <w:sz w:val="19"/>
                 <w:szCs w:val="19"/>
               </w:rPr>
-              <w:t xml:space="preserve">交叉 Restriction 與科屬階層；原計劃完全沒有，對化妝品應用最直接</w:t>
+              <w:t xml:space="preserve">Pinaceae 31.3%、Rutaceae 25.1% 受限率最高；II/358 呋喃香豆素驅動 Rutaceae</w:t>
             </w:r>
           </w:p>
         </w:tc>
@@ -11406,7 +11410,7 @@
                 <w:sz w:val="19"/>
                 <w:szCs w:val="19"/>
               </w:rPr>
-              <w:t xml:space="preserve">用途相同但親緣極遠</w:t>
+              <w:t xml:space="preserve">趨同用途檢測</w:t>
             </w:r>
           </w:p>
         </w:tc>
@@ -11432,7 +11436,7 @@
                 <w:sz w:val="19"/>
                 <w:szCs w:val="19"/>
               </w:rPr>
-              <w:t xml:space="preserve">趨同演化，或 Function 標錯，兩者都值得查核</w:t>
+              <w:t xml:space="preserve">跨科 Function 聚類：Skin Conditioning 橫跨 308 科，Antioxidant 橫跨 171 科</w:t>
             </w:r>
           </w:p>
         </w:tc>
@@ -11489,7 +11493,7 @@
                 <w:sz w:val="19"/>
                 <w:szCs w:val="19"/>
               </w:rPr>
-              <w:t xml:space="preserve">同科不同屬但用途一致</w:t>
+              <w:t xml:space="preserve">化學分類學一致性</w:t>
             </w:r>
           </w:p>
         </w:tc>
@@ -11516,7 +11520,7 @@
                 <w:sz w:val="19"/>
                 <w:szCs w:val="19"/>
               </w:rPr>
-              <w:t xml:space="preserve">化學分類學支持，可信度最高</w:t>
+              <w:t xml:space="preserve">Cucurbitaceae、Solanaceae、Theaceae 100% 家族一致性；前五鄰居全為同科</w:t>
             </w:r>
           </w:p>
         </w:tc>
@@ -11571,7 +11575,7 @@
                 <w:sz w:val="19"/>
                 <w:szCs w:val="19"/>
               </w:rPr>
-              <w:t xml:space="preserve">同物種橫向比較群組</w:t>
+              <w:t xml:space="preserve">同物種部位比較</w:t>
             </w:r>
           </w:p>
         </w:tc>
@@ -11597,7 +11601,7 @@
                 <w:sz w:val="19"/>
                 <w:szCs w:val="19"/>
               </w:rPr>
-              <w:t xml:space="preserve">Phase 3 產出直接支援</w:t>
+              <w:t xml:space="preserve">同物種不同部位/製程的組合自動成組</w:t>
             </w:r>
           </w:p>
         </w:tc>
@@ -11654,7 +11658,7 @@
                 <w:sz w:val="19"/>
                 <w:szCs w:val="19"/>
               </w:rPr>
-              <w:t xml:space="preserve">成分集合相似度</w:t>
+              <w:t xml:space="preserve">成分集合 Jaccard 相似度</w:t>
             </w:r>
           </w:p>
         </w:tc>
@@ -11681,7 +11685,7 @@
                 <w:sz w:val="19"/>
                 <w:szCs w:val="19"/>
               </w:rPr>
-              <w:t xml:space="preserve">需 Phase 4；只留 top-k 鄰居，不建全連接圖</w:t>
+              <w:t xml:space="preserve">2,017 對（J≥0.15 且 ≥5 共享），1,498 為跨科對；Eucalyptus dives × Lagarostrobos franklinii J=0.789</w:t>
             </w:r>
           </w:p>
         </w:tc>
@@ -11701,7 +11705,20 @@
           <w:sz w:val="24"/>
           <w:szCs w:val="24"/>
         </w:rPr>
-        <w:t xml:space="preserve">Phase 6 — Vault 生成　⬜ 未開始</w:t>
+        <w:t xml:space="preserve">Phase 6 — Vault 生成　✅ 完成</w:t>
+      </w:r>
+    </w:p>
+    <w:p>
+      <w:pPr>
+        <w:spacing w:after="120" w:before="0"/>
+      </w:pPr>
+      <w:r>
+        <w:rPr>
+          <w:rFonts w:ascii="Microsoft JhengHei" w:cs="Microsoft JhengHei" w:eastAsia="Microsoft JhengHei" w:hAnsi="Microsoft JhengHei"/>
+          <w:sz w:val="20"/>
+          <w:szCs w:val="20"/>
+        </w:rPr>
+        <w:t xml:space="preserve">3,340 則 Markdown 筆記，以 2026 全庫資料生成。重跑 16_gen_vault.py 只覆寫 AUTO 區塊，人工筆記區永不觸碰。</w:t>
       </w:r>
     </w:p>
     <w:tbl>
@@ -11719,8 +11736,7 @@
       <w:tblGrid>
         <w:gridCol w:w="2200"/>
         <w:gridCol w:w="1200"/>
-        <w:gridCol w:w="1400"/>
-        <w:gridCol w:w="4226"/>
+        <w:gridCol w:w="5626"/>
       </w:tblGrid>
       <w:tr>
         <w:trPr>
@@ -11779,13 +11795,13 @@
                 <w:sz w:val="19"/>
                 <w:szCs w:val="19"/>
               </w:rPr>
-              <w:t xml:space="preserve">目前</w:t>
-            </w:r>
-          </w:p>
-        </w:tc>
-        <w:tc>
-          <w:tcPr>
-            <w:tcW w:type="dxa" w:w="1400"/>
+              <w:t xml:space="preserve">筆數</w:t>
+            </w:r>
+          </w:p>
+        </w:tc>
+        <w:tc>
+          <w:tcPr>
+            <w:tcW w:type="dxa" w:w="5626"/>
             <w:shd w:fill="1F3864" w:color="auto" w:val="clear"/>
             <w:tcMar>
               <w:top w:type="dxa" w:w="60"/>
@@ -11797,7 +11813,6 @@
           <w:p>
             <w:pPr>
               <w:spacing w:after="0"/>
-              <w:jc w:val="right"/>
             </w:pPr>
             <w:r>
               <w:rPr>
@@ -11808,34 +11823,6 @@
                 <w:sz w:val="19"/>
                 <w:szCs w:val="19"/>
               </w:rPr>
-              <w:t xml:space="preserve">預計</w:t>
-            </w:r>
-          </w:p>
-        </w:tc>
-        <w:tc>
-          <w:tcPr>
-            <w:tcW w:type="dxa" w:w="4226"/>
-            <w:shd w:fill="1F3864" w:color="auto" w:val="clear"/>
-            <w:tcMar>
-              <w:top w:type="dxa" w:w="60"/>
-              <w:left w:type="dxa" w:w="100"/>
-              <w:bottom w:type="dxa" w:w="60"/>
-              <w:right w:type="dxa" w:w="100"/>
-            </w:tcMar>
-          </w:tcPr>
-          <w:p>
-            <w:pPr>
-              <w:spacing w:after="0"/>
-            </w:pPr>
-            <w:r>
-              <w:rPr>
-                <w:rFonts w:ascii="Microsoft JhengHei" w:cs="Microsoft JhengHei" w:eastAsia="Microsoft JhengHei" w:hAnsi="Microsoft JhengHei"/>
-                <w:b/>
-                <w:bCs/>
-                <w:color w:val="FFFFFF"/>
-                <w:sz w:val="19"/>
-                <w:szCs w:val="19"/>
-              </w:rPr>
               <w:t xml:space="preserve">內容</w:t>
             </w:r>
           </w:p>
@@ -11891,13 +11878,69 @@
                 <w:sz w:val="19"/>
                 <w:szCs w:val="19"/>
               </w:rPr>
-              <w:t xml:space="preserve">0</w:t>
-            </w:r>
-          </w:p>
-        </w:tc>
-        <w:tc>
-          <w:tcPr>
-            <w:tcW w:type="dxa" w:w="1400"/>
+              <w:t xml:space="preserve">2,827</w:t>
+            </w:r>
+          </w:p>
+        </w:tc>
+        <w:tc>
+          <w:tcPr>
+            <w:tcW w:type="dxa" w:w="5626"/>
+            <w:tcMar>
+              <w:top w:type="dxa" w:w="60"/>
+              <w:left w:type="dxa" w:w="100"/>
+              <w:bottom w:type="dxa" w:w="60"/>
+              <w:right w:type="dxa" w:w="100"/>
+            </w:tcMar>
+          </w:tcPr>
+          <w:p>
+            <w:pPr>
+              <w:spacing w:after="0"/>
+            </w:pPr>
+            <w:r>
+              <w:rPr>
+                <w:rFonts w:ascii="Microsoft JhengHei" w:cs="Microsoft JhengHei" w:eastAsia="Microsoft JhengHei" w:hAnsi="Microsoft JhengHei"/>
+                <w:b w:val="false"/>
+                <w:bCs w:val="false"/>
+                <w:sz w:val="19"/>
+                <w:szCs w:val="19"/>
+              </w:rPr>
+              <w:t xml:space="preserve">物種筆記：分類、INCI 名、部位、製程、用途、化合物數、法規</w:t>
+            </w:r>
+          </w:p>
+        </w:tc>
+      </w:tr>
+      <w:tr>
+        <w:tc>
+          <w:tcPr>
+            <w:tcW w:type="dxa" w:w="2200"/>
+            <w:shd w:fill="E8EEF7" w:color="auto" w:val="clear"/>
+            <w:tcMar>
+              <w:top w:type="dxa" w:w="60"/>
+              <w:left w:type="dxa" w:w="100"/>
+              <w:bottom w:type="dxa" w:w="60"/>
+              <w:right w:type="dxa" w:w="100"/>
+            </w:tcMar>
+          </w:tcPr>
+          <w:p>
+            <w:pPr>
+              <w:spacing w:after="0"/>
+            </w:pPr>
+            <w:r>
+              <w:rPr>
+                <w:rFonts w:ascii="Courier New" w:cs="Courier New" w:eastAsia="Courier New" w:hAnsi="Courier New"/>
+                <w:b w:val="false"/>
+                <w:bCs w:val="false"/>
+                <w:sz w:val="19"/>
+                <w:szCs w:val="19"/>
+              </w:rPr>
+              <w:t xml:space="preserve">20-Family/</w:t>
+            </w:r>
+          </w:p>
+        </w:tc>
+        <w:tc>
+          <w:tcPr>
+            <w:tcW w:type="dxa" w:w="1200"/>
+            <w:shd w:fill="E8EEF7" w:color="auto" w:val="clear"/>
             <w:tcMar>
               <w:top w:type="dxa" w:w="60"/>
               <w:left w:type="dxa" w:w="100"/>
@@ -11918,33 +11961,34 @@
                 <w:sz w:val="19"/>
                 <w:szCs w:val="19"/>
               </w:rPr>
-              <w:t xml:space="preserve">約 1,263</w:t>
-            </w:r>
-          </w:p>
-        </w:tc>
-        <w:tc>
-          <w:tcPr>
-            <w:tcW w:type="dxa" w:w="4226"/>
-            <w:tcMar>
-              <w:top w:type="dxa" w:w="60"/>
-              <w:left w:type="dxa" w:w="100"/>
-              <w:bottom w:type="dxa" w:w="60"/>
-              <w:right w:type="dxa" w:w="100"/>
-            </w:tcMar>
-          </w:tcPr>
-          <w:p>
-            <w:pPr>
-              <w:spacing w:after="0"/>
-            </w:pPr>
-            <w:r>
-              <w:rPr>
-                <w:rFonts w:ascii="Microsoft JhengHei" w:cs="Microsoft JhengHei" w:eastAsia="Microsoft JhengHei" w:hAnsi="Microsoft JhengHei"/>
-                <w:b w:val="false"/>
-                <w:bCs w:val="false"/>
-                <w:sz w:val="19"/>
-                <w:szCs w:val="19"/>
-              </w:rPr>
-              <w:t xml:space="preserve">物種筆記，檔名為 GBIF accepted name</w:t>
+              <w:t xml:space="preserve">376</w:t>
+            </w:r>
+          </w:p>
+        </w:tc>
+        <w:tc>
+          <w:tcPr>
+            <w:tcW w:type="dxa" w:w="5626"/>
+            <w:shd w:fill="E8EEF7" w:color="auto" w:val="clear"/>
+            <w:tcMar>
+              <w:top w:type="dxa" w:w="60"/>
+              <w:left w:type="dxa" w:w="100"/>
+              <w:bottom w:type="dxa" w:w="60"/>
+              <w:right w:type="dxa" w:w="100"/>
+            </w:tcMar>
+          </w:tcPr>
+          <w:p>
+            <w:pPr>
+              <w:spacing w:after="0"/>
+            </w:pPr>
+            <w:r>
+              <w:rPr>
+                <w:rFonts w:ascii="Microsoft JhengHei" w:cs="Microsoft JhengHei" w:eastAsia="Microsoft JhengHei" w:hAnsi="Microsoft JhengHei"/>
+                <w:b w:val="false"/>
+                <w:bCs w:val="false"/>
+                <w:sz w:val="19"/>
+                <w:szCs w:val="19"/>
+              </w:rPr>
+              <w:t xml:space="preserve">科筆記：物種清單、用途分布、受限率、化合物概覽</w:t>
             </w:r>
           </w:p>
         </w:tc>
@@ -11953,7 +11997,6 @@
         <w:tc>
           <w:tcPr>
             <w:tcW w:type="dxa" w:w="2200"/>
-            <w:shd w:fill="E8EEF7" w:color="auto" w:val="clear"/>
             <w:tcMar>
               <w:top w:type="dxa" w:w="60"/>
               <w:left w:type="dxa" w:w="100"/>
@@ -11973,14 +12016,13 @@
                 <w:sz w:val="19"/>
                 <w:szCs w:val="19"/>
               </w:rPr>
-              <w:t xml:space="preserve">20-Family/</w:t>
+              <w:t xml:space="preserve">30-MOC/</w:t>
             </w:r>
           </w:p>
         </w:tc>
         <w:tc>
           <w:tcPr>
             <w:tcW w:type="dxa" w:w="1200"/>
-            <w:shd w:fill="E8EEF7" w:color="auto" w:val="clear"/>
             <w:tcMar>
               <w:top w:type="dxa" w:w="60"/>
               <w:left w:type="dxa" w:w="100"/>
@@ -12001,170 +12043,33 @@
                 <w:sz w:val="19"/>
                 <w:szCs w:val="19"/>
               </w:rPr>
-              <w:t xml:space="preserve">0</w:t>
-            </w:r>
-          </w:p>
-        </w:tc>
-        <w:tc>
-          <w:tcPr>
-            <w:tcW w:type="dxa" w:w="1400"/>
-            <w:shd w:fill="E8EEF7" w:color="auto" w:val="clear"/>
-            <w:tcMar>
-              <w:top w:type="dxa" w:w="60"/>
-              <w:left w:type="dxa" w:w="100"/>
-              <w:bottom w:type="dxa" w:w="60"/>
-              <w:right w:type="dxa" w:w="100"/>
-            </w:tcMar>
-          </w:tcPr>
-          <w:p>
-            <w:pPr>
-              <w:spacing w:after="0"/>
-              <w:jc w:val="right"/>
-            </w:pPr>
-            <w:r>
-              <w:rPr>
-                <w:rFonts w:ascii="Microsoft JhengHei" w:cs="Microsoft JhengHei" w:eastAsia="Microsoft JhengHei" w:hAnsi="Microsoft JhengHei"/>
-                <w:b w:val="false"/>
-                <w:bCs w:val="false"/>
-                <w:sz w:val="19"/>
-                <w:szCs w:val="19"/>
-              </w:rPr>
-              <w:t xml:space="preserve">約 189</w:t>
-            </w:r>
-          </w:p>
-        </w:tc>
-        <w:tc>
-          <w:tcPr>
-            <w:tcW w:type="dxa" w:w="4226"/>
-            <w:shd w:fill="E8EEF7" w:color="auto" w:val="clear"/>
-            <w:tcMar>
-              <w:top w:type="dxa" w:w="60"/>
-              <w:left w:type="dxa" w:w="100"/>
-              <w:bottom w:type="dxa" w:w="60"/>
-              <w:right w:type="dxa" w:w="100"/>
-            </w:tcMar>
-          </w:tcPr>
-          <w:p>
-            <w:pPr>
-              <w:spacing w:after="0"/>
-            </w:pPr>
-            <w:r>
-              <w:rPr>
-                <w:rFonts w:ascii="Microsoft JhengHei" w:cs="Microsoft JhengHei" w:eastAsia="Microsoft JhengHei" w:hAnsi="Microsoft JhengHei"/>
-                <w:b w:val="false"/>
-                <w:bCs w:val="false"/>
-                <w:sz w:val="19"/>
-                <w:szCs w:val="19"/>
-              </w:rPr>
-              <w:t xml:space="preserve">科筆記，本專案最有價值的產出</w:t>
-            </w:r>
-          </w:p>
-        </w:tc>
-      </w:tr>
-      <w:tr>
-        <w:tc>
-          <w:tcPr>
-            <w:tcW w:type="dxa" w:w="2200"/>
-            <w:tcMar>
-              <w:top w:type="dxa" w:w="60"/>
-              <w:left w:type="dxa" w:w="100"/>
-              <w:bottom w:type="dxa" w:w="60"/>
-              <w:right w:type="dxa" w:w="100"/>
-            </w:tcMar>
-          </w:tcPr>
-          <w:p>
-            <w:pPr>
-              <w:spacing w:after="0"/>
-            </w:pPr>
-            <w:r>
-              <w:rPr>
-                <w:rFonts w:ascii="Courier New" w:cs="Courier New" w:eastAsia="Courier New" w:hAnsi="Courier New"/>
-                <w:b w:val="false"/>
-                <w:bCs w:val="false"/>
-                <w:sz w:val="19"/>
-                <w:szCs w:val="19"/>
-              </w:rPr>
-              <w:t xml:space="preserve">30-MOC/</w:t>
-            </w:r>
-          </w:p>
-        </w:tc>
-        <w:tc>
-          <w:tcPr>
-            <w:tcW w:type="dxa" w:w="1200"/>
-            <w:tcMar>
-              <w:top w:type="dxa" w:w="60"/>
-              <w:left w:type="dxa" w:w="100"/>
-              <w:bottom w:type="dxa" w:w="60"/>
-              <w:right w:type="dxa" w:w="100"/>
-            </w:tcMar>
-          </w:tcPr>
-          <w:p>
-            <w:pPr>
-              <w:spacing w:after="0"/>
-              <w:jc w:val="right"/>
-            </w:pPr>
-            <w:r>
-              <w:rPr>
-                <w:rFonts w:ascii="Microsoft JhengHei" w:cs="Microsoft JhengHei" w:eastAsia="Microsoft JhengHei" w:hAnsi="Microsoft JhengHei"/>
-                <w:b w:val="false"/>
-                <w:bCs w:val="false"/>
-                <w:sz w:val="19"/>
-                <w:szCs w:val="19"/>
-              </w:rPr>
-              <w:t xml:space="preserve">0</w:t>
-            </w:r>
-          </w:p>
-        </w:tc>
-        <w:tc>
-          <w:tcPr>
-            <w:tcW w:type="dxa" w:w="1400"/>
-            <w:tcMar>
-              <w:top w:type="dxa" w:w="60"/>
-              <w:left w:type="dxa" w:w="100"/>
-              <w:bottom w:type="dxa" w:w="60"/>
-              <w:right w:type="dxa" w:w="100"/>
-            </w:tcMar>
-          </w:tcPr>
-          <w:p>
-            <w:pPr>
-              <w:spacing w:after="0"/>
-              <w:jc w:val="right"/>
-            </w:pPr>
-            <w:r>
-              <w:rPr>
-                <w:rFonts w:ascii="Microsoft JhengHei" w:cs="Microsoft JhengHei" w:eastAsia="Microsoft JhengHei" w:hAnsi="Microsoft JhengHei"/>
-                <w:b w:val="false"/>
-                <w:bCs w:val="false"/>
-                <w:sz w:val="19"/>
-                <w:szCs w:val="19"/>
-              </w:rPr>
-              <w:t xml:space="preserve">約 125</w:t>
-            </w:r>
-          </w:p>
-        </w:tc>
-        <w:tc>
-          <w:tcPr>
-            <w:tcW w:type="dxa" w:w="4226"/>
-            <w:tcMar>
-              <w:top w:type="dxa" w:w="60"/>
-              <w:left w:type="dxa" w:w="100"/>
-              <w:bottom w:type="dxa" w:w="60"/>
-              <w:right w:type="dxa" w:w="100"/>
-            </w:tcMar>
-          </w:tcPr>
-          <w:p>
-            <w:pPr>
-              <w:spacing w:after="0"/>
-            </w:pPr>
-            <w:r>
-              <w:rPr>
-                <w:rFonts w:ascii="Microsoft JhengHei" w:cs="Microsoft JhengHei" w:eastAsia="Microsoft JhengHei" w:hAnsi="Microsoft JhengHei"/>
-                <w:b w:val="false"/>
-                <w:bCs w:val="false"/>
-                <w:sz w:val="19"/>
-                <w:szCs w:val="19"/>
-              </w:rPr>
-              <w:t xml:space="preserve">用途 70 / 部位 30 / 製程 25 的樞紐頁</w:t>
+              <w:t xml:space="preserve">137</w:t>
+            </w:r>
+          </w:p>
+        </w:tc>
+        <w:tc>
+          <w:tcPr>
+            <w:tcW w:type="dxa" w:w="5626"/>
+            <w:tcMar>
+              <w:top w:type="dxa" w:w="60"/>
+              <w:left w:type="dxa" w:w="100"/>
+              <w:bottom w:type="dxa" w:w="60"/>
+              <w:right w:type="dxa" w:w="100"/>
+            </w:tcMar>
+          </w:tcPr>
+          <w:p>
+            <w:pPr>
+              <w:spacing w:after="0"/>
+            </w:pPr>
+            <w:r>
+              <w:rPr>
+                <w:rFonts w:ascii="Microsoft JhengHei" w:cs="Microsoft JhengHei" w:eastAsia="Microsoft JhengHei" w:hAnsi="Microsoft JhengHei"/>
+                <w:b w:val="false"/>
+                <w:bCs w:val="false"/>
+                <w:sz w:val="19"/>
+                <w:szCs w:val="19"/>
+              </w:rPr>
+              <w:t xml:space="preserve">用途 82 + 部位 27 + 製程 25 + 索引頁 3</w:t>
             </w:r>
           </w:p>
         </w:tc>
@@ -12186,7 +12091,7 @@
           <w:sz w:val="20"/>
           <w:szCs w:val="20"/>
         </w:rPr>
-        <w:t xml:space="preserve">機器生成區與人工撰寫區必須以 AUTO-START / AUTO-END 標記分隔，腳本永不觸碰人工區。</w:t>
+        <w:t xml:space="preserve">AUTO-START / AUTO-END 標記已驗證：重跑後人工區塊零變動。所有科筆記中的 wikilink 均指向實際存在的物種筆記（0 斷鏈）。</w:t>
       </w:r>
     </w:p>
     <w:p>
@@ -12867,7 +12772,7 @@
                 <w:sz w:val="19"/>
                 <w:szCs w:val="19"/>
               </w:rPr>
-              <w:t xml:space="preserve">Phase 4：LOTUS（物種→成分）與 PubChem（CAS→結構）富集</w:t>
+              <w:t xml:space="preserve">Phase 7：AI 問答層</w:t>
             </w:r>
           </w:p>
         </w:tc>
@@ -12893,345 +12798,13 @@
                 <w:sz w:val="19"/>
                 <w:szCs w:val="19"/>
               </w:rPr>
-              <w:t xml:space="preserve">species_compounds.csv、cas_structures.csv</w:t>
+              <w:t xml:space="preserve">四層混合檢索工具組</w:t>
             </w:r>
           </w:p>
         </w:tc>
         <w:tc>
           <w:tcPr>
             <w:tcW w:type="dxa" w:w="1400"/>
-            <w:tcMar>
-              <w:top w:type="dxa" w:w="60"/>
-              <w:left w:type="dxa" w:w="100"/>
-              <w:bottom w:type="dxa" w:w="60"/>
-              <w:right w:type="dxa" w:w="100"/>
-            </w:tcMar>
-          </w:tcPr>
-          <w:p>
-            <w:pPr>
-              <w:spacing w:after="0"/>
-              <w:jc w:val="center"/>
-            </w:pPr>
-            <w:r>
-              <w:rPr>
-                <w:rFonts w:ascii="Microsoft JhengHei" w:cs="Microsoft JhengHei" w:eastAsia="Microsoft JhengHei" w:hAnsi="Microsoft JhengHei"/>
-                <w:b w:val="false"/>
-                <w:bCs w:val="false"/>
-                <w:sz w:val="19"/>
-                <w:szCs w:val="19"/>
-              </w:rPr>
-              <w:t xml:space="preserve">1 天</w:t>
-            </w:r>
-          </w:p>
-        </w:tc>
-      </w:tr>
-      <w:tr>
-        <w:tc>
-          <w:tcPr>
-            <w:tcW w:type="dxa" w:w="700"/>
-            <w:shd w:fill="E8EEF7" w:color="auto" w:val="clear"/>
-            <w:tcMar>
-              <w:top w:type="dxa" w:w="60"/>
-              <w:left w:type="dxa" w:w="100"/>
-              <w:bottom w:type="dxa" w:w="60"/>
-              <w:right w:type="dxa" w:w="100"/>
-            </w:tcMar>
-          </w:tcPr>
-          <w:p>
-            <w:pPr>
-              <w:spacing w:after="0"/>
-              <w:jc w:val="center"/>
-            </w:pPr>
-            <w:r>
-              <w:rPr>
-                <w:rFonts w:ascii="Microsoft JhengHei" w:cs="Microsoft JhengHei" w:eastAsia="Microsoft JhengHei" w:hAnsi="Microsoft JhengHei"/>
-                <w:b w:val="false"/>
-                <w:bCs w:val="false"/>
-                <w:sz w:val="19"/>
-                <w:szCs w:val="19"/>
-              </w:rPr>
-              <w:t xml:space="preserve">2</w:t>
-            </w:r>
-          </w:p>
-        </w:tc>
-        <w:tc>
-          <w:tcPr>
-            <w:tcW w:type="dxa" w:w="4400"/>
-            <w:shd w:fill="E8EEF7" w:color="auto" w:val="clear"/>
-            <w:tcMar>
-              <w:top w:type="dxa" w:w="60"/>
-              <w:left w:type="dxa" w:w="100"/>
-              <w:bottom w:type="dxa" w:w="60"/>
-              <w:right w:type="dxa" w:w="100"/>
-            </w:tcMar>
-          </w:tcPr>
-          <w:p>
-            <w:pPr>
-              <w:spacing w:after="0"/>
-            </w:pPr>
-            <w:r>
-              <w:rPr>
-                <w:rFonts w:ascii="Microsoft JhengHei" w:cs="Microsoft JhengHei" w:eastAsia="Microsoft JhengHei" w:hAnsi="Microsoft JhengHei"/>
-                <w:b w:val="false"/>
-                <w:bCs w:val="false"/>
-                <w:sz w:val="19"/>
-                <w:szCs w:val="19"/>
-              </w:rPr>
-              <w:t xml:space="preserve">Phase 5：關聯分析（可與 1 平行）</w:t>
-            </w:r>
-          </w:p>
-        </w:tc>
-        <w:tc>
-          <w:tcPr>
-            <w:tcW w:type="dxa" w:w="2526"/>
-            <w:shd w:fill="E8EEF7" w:color="auto" w:val="clear"/>
-            <w:tcMar>
-              <w:top w:type="dxa" w:w="60"/>
-              <w:left w:type="dxa" w:w="100"/>
-              <w:bottom w:type="dxa" w:w="60"/>
-              <w:right w:type="dxa" w:w="100"/>
-            </w:tcMar>
-          </w:tcPr>
-          <w:p>
-            <w:pPr>
-              <w:spacing w:after="0"/>
-            </w:pPr>
-            <w:r>
-              <w:rPr>
-                <w:rFonts w:ascii="Microsoft JhengHei" w:cs="Microsoft JhengHei" w:eastAsia="Microsoft JhengHei" w:hAnsi="Microsoft JhengHei"/>
-                <w:b w:val="false"/>
-                <w:bCs w:val="false"/>
-                <w:sz w:val="19"/>
-                <w:szCs w:val="19"/>
-              </w:rPr>
-              <w:t xml:space="preserve">90-Reports/ 各項分析</w:t>
-            </w:r>
-          </w:p>
-        </w:tc>
-        <w:tc>
-          <w:tcPr>
-            <w:tcW w:type="dxa" w:w="1400"/>
-            <w:shd w:fill="E8EEF7" w:color="auto" w:val="clear"/>
-            <w:tcMar>
-              <w:top w:type="dxa" w:w="60"/>
-              <w:left w:type="dxa" w:w="100"/>
-              <w:bottom w:type="dxa" w:w="60"/>
-              <w:right w:type="dxa" w:w="100"/>
-            </w:tcMar>
-          </w:tcPr>
-          <w:p>
-            <w:pPr>
-              <w:spacing w:after="0"/>
-              <w:jc w:val="center"/>
-            </w:pPr>
-            <w:r>
-              <w:rPr>
-                <w:rFonts w:ascii="Microsoft JhengHei" w:cs="Microsoft JhengHei" w:eastAsia="Microsoft JhengHei" w:hAnsi="Microsoft JhengHei"/>
-                <w:b w:val="false"/>
-                <w:bCs w:val="false"/>
-                <w:sz w:val="19"/>
-                <w:szCs w:val="19"/>
-              </w:rPr>
-              <w:t xml:space="preserve">1.5–2 天</w:t>
-            </w:r>
-          </w:p>
-        </w:tc>
-      </w:tr>
-      <w:tr>
-        <w:tc>
-          <w:tcPr>
-            <w:tcW w:type="dxa" w:w="700"/>
-            <w:tcMar>
-              <w:top w:type="dxa" w:w="60"/>
-              <w:left w:type="dxa" w:w="100"/>
-              <w:bottom w:type="dxa" w:w="60"/>
-              <w:right w:type="dxa" w:w="100"/>
-            </w:tcMar>
-          </w:tcPr>
-          <w:p>
-            <w:pPr>
-              <w:spacing w:after="0"/>
-              <w:jc w:val="center"/>
-            </w:pPr>
-            <w:r>
-              <w:rPr>
-                <w:rFonts w:ascii="Microsoft JhengHei" w:cs="Microsoft JhengHei" w:eastAsia="Microsoft JhengHei" w:hAnsi="Microsoft JhengHei"/>
-                <w:b w:val="false"/>
-                <w:bCs w:val="false"/>
-                <w:sz w:val="19"/>
-                <w:szCs w:val="19"/>
-              </w:rPr>
-              <w:t xml:space="preserve">3</w:t>
-            </w:r>
-          </w:p>
-        </w:tc>
-        <w:tc>
-          <w:tcPr>
-            <w:tcW w:type="dxa" w:w="4400"/>
-            <w:tcMar>
-              <w:top w:type="dxa" w:w="60"/>
-              <w:left w:type="dxa" w:w="100"/>
-              <w:bottom w:type="dxa" w:w="60"/>
-              <w:right w:type="dxa" w:w="100"/>
-            </w:tcMar>
-          </w:tcPr>
-          <w:p>
-            <w:pPr>
-              <w:spacing w:after="0"/>
-            </w:pPr>
-            <w:r>
-              <w:rPr>
-                <w:rFonts w:ascii="Microsoft JhengHei" w:cs="Microsoft JhengHei" w:eastAsia="Microsoft JhengHei" w:hAnsi="Microsoft JhengHei"/>
-                <w:b w:val="false"/>
-                <w:bCs w:val="false"/>
-                <w:sz w:val="19"/>
-                <w:szCs w:val="19"/>
-              </w:rPr>
-              <w:t xml:space="preserve">Phase 6：Vault 筆記生成</w:t>
-            </w:r>
-          </w:p>
-        </w:tc>
-        <w:tc>
-          <w:tcPr>
-            <w:tcW w:type="dxa" w:w="2526"/>
-            <w:tcMar>
-              <w:top w:type="dxa" w:w="60"/>
-              <w:left w:type="dxa" w:w="100"/>
-              <w:bottom w:type="dxa" w:w="60"/>
-              <w:right w:type="dxa" w:w="100"/>
-            </w:tcMar>
-          </w:tcPr>
-          <w:p>
-            <w:pPr>
-              <w:spacing w:after="0"/>
-            </w:pPr>
-            <w:r>
-              <w:rPr>
-                <w:rFonts w:ascii="Microsoft JhengHei" w:cs="Microsoft JhengHei" w:eastAsia="Microsoft JhengHei" w:hAnsi="Microsoft JhengHei"/>
-                <w:b w:val="false"/>
-                <w:bCs w:val="false"/>
-                <w:sz w:val="19"/>
-                <w:szCs w:val="19"/>
-              </w:rPr>
-              <w:t xml:space="preserve">10-Species / 20-Family / 30-MOC</w:t>
-            </w:r>
-          </w:p>
-        </w:tc>
-        <w:tc>
-          <w:tcPr>
-            <w:tcW w:type="dxa" w:w="1400"/>
-            <w:tcMar>
-              <w:top w:type="dxa" w:w="60"/>
-              <w:left w:type="dxa" w:w="100"/>
-              <w:bottom w:type="dxa" w:w="60"/>
-              <w:right w:type="dxa" w:w="100"/>
-            </w:tcMar>
-          </w:tcPr>
-          <w:p>
-            <w:pPr>
-              <w:spacing w:after="0"/>
-              <w:jc w:val="center"/>
-            </w:pPr>
-            <w:r>
-              <w:rPr>
-                <w:rFonts w:ascii="Microsoft JhengHei" w:cs="Microsoft JhengHei" w:eastAsia="Microsoft JhengHei" w:hAnsi="Microsoft JhengHei"/>
-                <w:b w:val="false"/>
-                <w:bCs w:val="false"/>
-                <w:sz w:val="19"/>
-                <w:szCs w:val="19"/>
-              </w:rPr>
-              <w:t xml:space="preserve">1 天</w:t>
-            </w:r>
-          </w:p>
-        </w:tc>
-      </w:tr>
-      <w:tr>
-        <w:tc>
-          <w:tcPr>
-            <w:tcW w:type="dxa" w:w="700"/>
-            <w:shd w:fill="E8EEF7" w:color="auto" w:val="clear"/>
-            <w:tcMar>
-              <w:top w:type="dxa" w:w="60"/>
-              <w:left w:type="dxa" w:w="100"/>
-              <w:bottom w:type="dxa" w:w="60"/>
-              <w:right w:type="dxa" w:w="100"/>
-            </w:tcMar>
-          </w:tcPr>
-          <w:p>
-            <w:pPr>
-              <w:spacing w:after="0"/>
-              <w:jc w:val="center"/>
-            </w:pPr>
-            <w:r>
-              <w:rPr>
-                <w:rFonts w:ascii="Microsoft JhengHei" w:cs="Microsoft JhengHei" w:eastAsia="Microsoft JhengHei" w:hAnsi="Microsoft JhengHei"/>
-                <w:b w:val="false"/>
-                <w:bCs w:val="false"/>
-                <w:sz w:val="19"/>
-                <w:szCs w:val="19"/>
-              </w:rPr>
-              <w:t xml:space="preserve">4</w:t>
-            </w:r>
-          </w:p>
-        </w:tc>
-        <w:tc>
-          <w:tcPr>
-            <w:tcW w:type="dxa" w:w="4400"/>
-            <w:shd w:fill="E8EEF7" w:color="auto" w:val="clear"/>
-            <w:tcMar>
-              <w:top w:type="dxa" w:w="60"/>
-              <w:left w:type="dxa" w:w="100"/>
-              <w:bottom w:type="dxa" w:w="60"/>
-              <w:right w:type="dxa" w:w="100"/>
-            </w:tcMar>
-          </w:tcPr>
-          <w:p>
-            <w:pPr>
-              <w:spacing w:after="0"/>
-            </w:pPr>
-            <w:r>
-              <w:rPr>
-                <w:rFonts w:ascii="Microsoft JhengHei" w:cs="Microsoft JhengHei" w:eastAsia="Microsoft JhengHei" w:hAnsi="Microsoft JhengHei"/>
-                <w:b w:val="false"/>
-                <w:bCs w:val="false"/>
-                <w:sz w:val="19"/>
-                <w:szCs w:val="19"/>
-              </w:rPr>
-              <w:t xml:space="preserve">Phase 7：AI 問答層</w:t>
-            </w:r>
-          </w:p>
-        </w:tc>
-        <w:tc>
-          <w:tcPr>
-            <w:tcW w:type="dxa" w:w="2526"/>
-            <w:shd w:fill="E8EEF7" w:color="auto" w:val="clear"/>
-            <w:tcMar>
-              <w:top w:type="dxa" w:w="60"/>
-              <w:left w:type="dxa" w:w="100"/>
-              <w:bottom w:type="dxa" w:w="60"/>
-              <w:right w:type="dxa" w:w="100"/>
-            </w:tcMar>
-          </w:tcPr>
-          <w:p>
-            <w:pPr>
-              <w:spacing w:after="0"/>
-            </w:pPr>
-            <w:r>
-              <w:rPr>
-                <w:rFonts w:ascii="Microsoft JhengHei" w:cs="Microsoft JhengHei" w:eastAsia="Microsoft JhengHei" w:hAnsi="Microsoft JhengHei"/>
-                <w:b w:val="false"/>
-                <w:bCs w:val="false"/>
-                <w:sz w:val="19"/>
-                <w:szCs w:val="19"/>
-              </w:rPr>
-              <w:t xml:space="preserve">四層混合檢索工具組</w:t>
-            </w:r>
-          </w:p>
-        </w:tc>
-        <w:tc>
-          <w:tcPr>
-            <w:tcW w:type="dxa" w:w="1400"/>
-            <w:shd w:fill="E8EEF7" w:color="auto" w:val="clear"/>
             <w:tcMar>
               <w:top w:type="dxa" w:w="60"/>
               <w:left w:type="dxa" w:w="100"/>
@@ -16559,6 +16132,116 @@
                 <w:sz w:val="19"/>
                 <w:szCs w:val="19"/>
               </w:rPr>
+              <w:t xml:space="preserve">_scripts/15_associations.py</w:t>
+            </w:r>
+          </w:p>
+        </w:tc>
+        <w:tc>
+          <w:tcPr>
+            <w:tcW w:type="dxa" w:w="5626"/>
+            <w:shd w:fill="E8EEF7" w:color="auto" w:val="clear"/>
+            <w:tcMar>
+              <w:top w:type="dxa" w:w="60"/>
+              <w:left w:type="dxa" w:w="100"/>
+              <w:bottom w:type="dxa" w:w="60"/>
+              <w:right w:type="dxa" w:w="100"/>
+            </w:tcMar>
+          </w:tcPr>
+          <w:p>
+            <w:pPr>
+              <w:spacing w:after="0"/>
+            </w:pPr>
+            <w:r>
+              <w:rPr>
+                <w:rFonts w:ascii="Microsoft JhengHei" w:cs="Microsoft JhengHei" w:eastAsia="Microsoft JhengHei" w:hAnsi="Microsoft JhengHei"/>
+                <w:b w:val="false"/>
+                <w:bCs w:val="false"/>
+                <w:sz w:val="19"/>
+                <w:szCs w:val="19"/>
+              </w:rPr>
+              <w:t xml:space="preserve">Phase 5 六項跨面向關聯分析</w:t>
+            </w:r>
+          </w:p>
+        </w:tc>
+      </w:tr>
+      <w:tr>
+        <w:tc>
+          <w:tcPr>
+            <w:tcW w:type="dxa" w:w="3400"/>
+            <w:tcMar>
+              <w:top w:type="dxa" w:w="60"/>
+              <w:left w:type="dxa" w:w="100"/>
+              <w:bottom w:type="dxa" w:w="60"/>
+              <w:right w:type="dxa" w:w="100"/>
+            </w:tcMar>
+          </w:tcPr>
+          <w:p>
+            <w:pPr>
+              <w:spacing w:after="0"/>
+            </w:pPr>
+            <w:r>
+              <w:rPr>
+                <w:rFonts w:ascii="Courier New" w:cs="Courier New" w:eastAsia="Courier New" w:hAnsi="Courier New"/>
+                <w:b w:val="false"/>
+                <w:bCs w:val="false"/>
+                <w:sz w:val="19"/>
+                <w:szCs w:val="19"/>
+              </w:rPr>
+              <w:t xml:space="preserve">_scripts/16_gen_vault.py</w:t>
+            </w:r>
+          </w:p>
+        </w:tc>
+        <w:tc>
+          <w:tcPr>
+            <w:tcW w:type="dxa" w:w="5626"/>
+            <w:tcMar>
+              <w:top w:type="dxa" w:w="60"/>
+              <w:left w:type="dxa" w:w="100"/>
+              <w:bottom w:type="dxa" w:w="60"/>
+              <w:right w:type="dxa" w:w="100"/>
+            </w:tcMar>
+          </w:tcPr>
+          <w:p>
+            <w:pPr>
+              <w:spacing w:after="0"/>
+            </w:pPr>
+            <w:r>
+              <w:rPr>
+                <w:rFonts w:ascii="Microsoft JhengHei" w:cs="Microsoft JhengHei" w:eastAsia="Microsoft JhengHei" w:hAnsi="Microsoft JhengHei"/>
+                <w:b w:val="false"/>
+                <w:bCs w:val="false"/>
+                <w:sz w:val="19"/>
+                <w:szCs w:val="19"/>
+              </w:rPr>
+              <w:t xml:space="preserve">Phase 6 Vault 筆記生成（3,340 則）</w:t>
+            </w:r>
+          </w:p>
+        </w:tc>
+      </w:tr>
+      <w:tr>
+        <w:tc>
+          <w:tcPr>
+            <w:tcW w:type="dxa" w:w="3400"/>
+            <w:shd w:fill="E8EEF7" w:color="auto" w:val="clear"/>
+            <w:tcMar>
+              <w:top w:type="dxa" w:w="60"/>
+              <w:left w:type="dxa" w:w="100"/>
+              <w:bottom w:type="dxa" w:w="60"/>
+              <w:right w:type="dxa" w:w="100"/>
+            </w:tcMar>
+          </w:tcPr>
+          <w:p>
+            <w:pPr>
+              <w:spacing w:after="0"/>
+            </w:pPr>
+            <w:r>
+              <w:rPr>
+                <w:rFonts w:ascii="Courier New" w:cs="Courier New" w:eastAsia="Courier New" w:hAnsi="Courier New"/>
+                <w:b w:val="false"/>
+                <w:bCs w:val="false"/>
+                <w:sz w:val="19"/>
+                <w:szCs w:val="19"/>
+              </w:rPr>
               <w:t xml:space="preserve">_scripts/07_insights.py</w:t>
             </w:r>
           </w:p>
@@ -17137,6 +16820,226 @@
                 <w:szCs w:val="19"/>
               </w:rPr>
               <w:t xml:space="preserve">Phase 4b PubChem 結構覆蓋率</w:t>
+            </w:r>
+          </w:p>
+        </w:tc>
+      </w:tr>
+      <w:tr>
+        <w:tc>
+          <w:tcPr>
+            <w:tcW w:type="dxa" w:w="3400"/>
+            <w:tcMar>
+              <w:top w:type="dxa" w:w="60"/>
+              <w:left w:type="dxa" w:w="100"/>
+              <w:bottom w:type="dxa" w:w="60"/>
+              <w:right w:type="dxa" w:w="100"/>
+            </w:tcMar>
+          </w:tcPr>
+          <w:p>
+            <w:pPr>
+              <w:spacing w:after="0"/>
+            </w:pPr>
+            <w:r>
+              <w:rPr>
+                <w:rFonts w:ascii="Courier New" w:cs="Courier New" w:eastAsia="Courier New" w:hAnsi="Courier New"/>
+                <w:b w:val="false"/>
+                <w:bCs w:val="false"/>
+                <w:sz w:val="19"/>
+                <w:szCs w:val="19"/>
+              </w:rPr>
+              <w:t xml:space="preserve">90-Reports/associations_v2026.md</w:t>
+            </w:r>
+          </w:p>
+        </w:tc>
+        <w:tc>
+          <w:tcPr>
+            <w:tcW w:type="dxa" w:w="5626"/>
+            <w:tcMar>
+              <w:top w:type="dxa" w:w="60"/>
+              <w:left w:type="dxa" w:w="100"/>
+              <w:bottom w:type="dxa" w:w="60"/>
+              <w:right w:type="dxa" w:w="100"/>
+            </w:tcMar>
+          </w:tcPr>
+          <w:p>
+            <w:pPr>
+              <w:spacing w:after="0"/>
+            </w:pPr>
+            <w:r>
+              <w:rPr>
+                <w:rFonts w:ascii="Microsoft JhengHei" w:cs="Microsoft JhengHei" w:eastAsia="Microsoft JhengHei" w:hAnsi="Microsoft JhengHei"/>
+                <w:b w:val="false"/>
+                <w:bCs w:val="false"/>
+                <w:sz w:val="19"/>
+                <w:szCs w:val="19"/>
+              </w:rPr>
+              <w:t xml:space="preserve">Phase 5 關聯分析（780 行，六項分析 + 驗收）</w:t>
+            </w:r>
+          </w:p>
+        </w:tc>
+      </w:tr>
+      <w:tr>
+        <w:tc>
+          <w:tcPr>
+            <w:tcW w:type="dxa" w:w="3400"/>
+            <w:shd w:fill="E8EEF7" w:color="auto" w:val="clear"/>
+            <w:tcMar>
+              <w:top w:type="dxa" w:w="60"/>
+              <w:left w:type="dxa" w:w="100"/>
+              <w:bottom w:type="dxa" w:w="60"/>
+              <w:right w:type="dxa" w:w="100"/>
+            </w:tcMar>
+          </w:tcPr>
+          <w:p>
+            <w:pPr>
+              <w:spacing w:after="0"/>
+            </w:pPr>
+            <w:r>
+              <w:rPr>
+                <w:rFonts w:ascii="Courier New" w:cs="Courier New" w:eastAsia="Courier New" w:hAnsi="Courier New"/>
+                <w:b w:val="false"/>
+                <w:bCs w:val="false"/>
+                <w:sz w:val="19"/>
+                <w:szCs w:val="19"/>
+              </w:rPr>
+              <w:t xml:space="preserve">10-Species/</w:t>
+            </w:r>
+          </w:p>
+        </w:tc>
+        <w:tc>
+          <w:tcPr>
+            <w:tcW w:type="dxa" w:w="5626"/>
+            <w:shd w:fill="E8EEF7" w:color="auto" w:val="clear"/>
+            <w:tcMar>
+              <w:top w:type="dxa" w:w="60"/>
+              <w:left w:type="dxa" w:w="100"/>
+              <w:bottom w:type="dxa" w:w="60"/>
+              <w:right w:type="dxa" w:w="100"/>
+            </w:tcMar>
+          </w:tcPr>
+          <w:p>
+            <w:pPr>
+              <w:spacing w:after="0"/>
+            </w:pPr>
+            <w:r>
+              <w:rPr>
+                <w:rFonts w:ascii="Microsoft JhengHei" w:cs="Microsoft JhengHei" w:eastAsia="Microsoft JhengHei" w:hAnsi="Microsoft JhengHei"/>
+                <w:b w:val="false"/>
+                <w:bCs w:val="false"/>
+                <w:sz w:val="19"/>
+                <w:szCs w:val="19"/>
+              </w:rPr>
+              <w:t xml:space="preserve">Phase 6 物種筆記（2,827 則）</w:t>
+            </w:r>
+          </w:p>
+        </w:tc>
+      </w:tr>
+      <w:tr>
+        <w:tc>
+          <w:tcPr>
+            <w:tcW w:type="dxa" w:w="3400"/>
+            <w:tcMar>
+              <w:top w:type="dxa" w:w="60"/>
+              <w:left w:type="dxa" w:w="100"/>
+              <w:bottom w:type="dxa" w:w="60"/>
+              <w:right w:type="dxa" w:w="100"/>
+            </w:tcMar>
+          </w:tcPr>
+          <w:p>
+            <w:pPr>
+              <w:spacing w:after="0"/>
+            </w:pPr>
+            <w:r>
+              <w:rPr>
+                <w:rFonts w:ascii="Courier New" w:cs="Courier New" w:eastAsia="Courier New" w:hAnsi="Courier New"/>
+                <w:b w:val="false"/>
+                <w:bCs w:val="false"/>
+                <w:sz w:val="19"/>
+                <w:szCs w:val="19"/>
+              </w:rPr>
+              <w:t xml:space="preserve">20-Family/</w:t>
+            </w:r>
+          </w:p>
+        </w:tc>
+        <w:tc>
+          <w:tcPr>
+            <w:tcW w:type="dxa" w:w="5626"/>
+            <w:tcMar>
+              <w:top w:type="dxa" w:w="60"/>
+              <w:left w:type="dxa" w:w="100"/>
+              <w:bottom w:type="dxa" w:w="60"/>
+              <w:right w:type="dxa" w:w="100"/>
+            </w:tcMar>
+          </w:tcPr>
+          <w:p>
+            <w:pPr>
+              <w:spacing w:after="0"/>
+            </w:pPr>
+            <w:r>
+              <w:rPr>
+                <w:rFonts w:ascii="Microsoft JhengHei" w:cs="Microsoft JhengHei" w:eastAsia="Microsoft JhengHei" w:hAnsi="Microsoft JhengHei"/>
+                <w:b w:val="false"/>
+                <w:bCs w:val="false"/>
+                <w:sz w:val="19"/>
+                <w:szCs w:val="19"/>
+              </w:rPr>
+              <w:t xml:space="preserve">Phase 6 科筆記（376 則）</w:t>
+            </w:r>
+          </w:p>
+        </w:tc>
+      </w:tr>
+      <w:tr>
+        <w:tc>
+          <w:tcPr>
+            <w:tcW w:type="dxa" w:w="3400"/>
+            <w:shd w:fill="E8EEF7" w:color="auto" w:val="clear"/>
+            <w:tcMar>
+              <w:top w:type="dxa" w:w="60"/>
+              <w:left w:type="dxa" w:w="100"/>
+              <w:bottom w:type="dxa" w:w="60"/>
+              <w:right w:type="dxa" w:w="100"/>
+            </w:tcMar>
+          </w:tcPr>
+          <w:p>
+            <w:pPr>
+              <w:spacing w:after="0"/>
+            </w:pPr>
+            <w:r>
+              <w:rPr>
+                <w:rFonts w:ascii="Courier New" w:cs="Courier New" w:eastAsia="Courier New" w:hAnsi="Courier New"/>
+                <w:b w:val="false"/>
+                <w:bCs w:val="false"/>
+                <w:sz w:val="19"/>
+                <w:szCs w:val="19"/>
+              </w:rPr>
+              <w:t xml:space="preserve">30-MOC/</w:t>
+            </w:r>
+          </w:p>
+        </w:tc>
+        <w:tc>
+          <w:tcPr>
+            <w:tcW w:type="dxa" w:w="5626"/>
+            <w:shd w:fill="E8EEF7" w:color="auto" w:val="clear"/>
+            <w:tcMar>
+              <w:top w:type="dxa" w:w="60"/>
+              <w:left w:type="dxa" w:w="100"/>
+              <w:bottom w:type="dxa" w:w="60"/>
+              <w:right w:type="dxa" w:w="100"/>
+            </w:tcMar>
+          </w:tcPr>
+          <w:p>
+            <w:pPr>
+              <w:spacing w:after="0"/>
+            </w:pPr>
+            <w:r>
+              <w:rPr>
+                <w:rFonts w:ascii="Microsoft JhengHei" w:cs="Microsoft JhengHei" w:eastAsia="Microsoft JhengHei" w:hAnsi="Microsoft JhengHei"/>
+                <w:b w:val="false"/>
+                <w:bCs w:val="false"/>
+                <w:sz w:val="19"/>
+                <w:szCs w:val="19"/>
+              </w:rPr>
+              <w:t xml:space="preserve">Phase 6 用途/部位/製程 MOC（137 則）</w:t>
             </w:r>
           </w:p>
         </w:tc>
